--- a/projects/components/fabric-gen-ip/bridge/docs/Bridge_GAS_v1.1.docx
+++ b/projects/components/fabric-gen-ip/bridge/docs/Bridge_GAS_v1.1.docx
@@ -160,7 +160,7 @@
             </w:rPr>
             <w:fldChar w:fldCharType="separate"/>
           </w:r>
-          <w:hyperlink w:anchor="__RefHeading___Toc9672_3942027358">
+          <w:hyperlink w:anchor="__RefHeading___Toc9754_1812932864">
             <w:r>
               <w:rPr>
                 <w:webHidden/>
@@ -181,7 +181,7 @@
             </w:tabs>
             <w:rPr/>
           </w:pPr>
-          <w:hyperlink w:anchor="__RefHeading___Toc9674_3942027358">
+          <w:hyperlink w:anchor="__RefHeading___Toc9756_1812932864">
             <w:r>
               <w:rPr>
                 <w:webHidden/>
@@ -202,7 +202,7 @@
             </w:tabs>
             <w:rPr/>
           </w:pPr>
-          <w:hyperlink w:anchor="__RefHeading___Toc9676_3942027358">
+          <w:hyperlink w:anchor="__RefHeading___Toc9758_1812932864">
             <w:r>
               <w:rPr>
                 <w:webHidden/>
@@ -223,7 +223,7 @@
             </w:tabs>
             <w:rPr/>
           </w:pPr>
-          <w:hyperlink w:anchor="__RefHeading___Toc9678_3942027358">
+          <w:hyperlink w:anchor="__RefHeading___Toc9760_1812932864">
             <w:r>
               <w:rPr>
                 <w:webHidden/>
@@ -244,7 +244,7 @@
             </w:tabs>
             <w:rPr/>
           </w:pPr>
-          <w:hyperlink w:anchor="__RefHeading___Toc9680_3942027358">
+          <w:hyperlink w:anchor="__RefHeading___Toc9762_1812932864">
             <w:r>
               <w:rPr>
                 <w:webHidden/>
@@ -252,7 +252,7 @@
               </w:rPr>
               <w:t>2.3 Document Purpose</w:t>
               <w:tab/>
-              <w:t>14</w:t>
+              <w:t>15</w:t>
             </w:r>
           </w:hyperlink>
         </w:p>
@@ -265,7 +265,7 @@
             </w:tabs>
             <w:rPr/>
           </w:pPr>
-          <w:hyperlink w:anchor="__RefHeading___Toc9682_3942027358">
+          <w:hyperlink w:anchor="__RefHeading___Toc9764_1812932864">
             <w:r>
               <w:rPr>
                 <w:webHidden/>
@@ -273,7 +273,7 @@
               </w:rPr>
               <w:t>2.4 Intended Audience</w:t>
               <w:tab/>
-              <w:t>15</w:t>
+              <w:t>16</w:t>
             </w:r>
           </w:hyperlink>
         </w:p>
@@ -286,7 +286,7 @@
             </w:tabs>
             <w:rPr/>
           </w:pPr>
-          <w:hyperlink w:anchor="__RefHeading___Toc9684_3942027358">
+          <w:hyperlink w:anchor="__RefHeading___Toc9766_1812932864">
             <w:r>
               <w:rPr>
                 <w:webHidden/>
@@ -294,7 +294,7 @@
               </w:rPr>
               <w:t>2.5 Related Documents</w:t>
               <w:tab/>
-              <w:t>16</w:t>
+              <w:t>17</w:t>
             </w:r>
           </w:hyperlink>
         </w:p>
@@ -307,7 +307,7 @@
             </w:tabs>
             <w:rPr/>
           </w:pPr>
-          <w:hyperlink w:anchor="__RefHeading___Toc9686_3942027358">
+          <w:hyperlink w:anchor="__RefHeading___Toc9768_1812932864">
             <w:r>
               <w:rPr>
                 <w:webHidden/>
@@ -315,7 +315,7 @@
               </w:rPr>
               <w:t>3 What the Generator Produces</w:t>
               <w:tab/>
-              <w:t>17</w:t>
+              <w:t>18</w:t>
             </w:r>
           </w:hyperlink>
         </w:p>
@@ -328,7 +328,7 @@
             </w:tabs>
             <w:rPr/>
           </w:pPr>
-          <w:hyperlink w:anchor="__RefHeading___Toc9688_3942027358">
+          <w:hyperlink w:anchor="__RefHeading___Toc9770_1812932864">
             <w:r>
               <w:rPr>
                 <w:webHidden/>
@@ -336,7 +336,7 @@
               </w:rPr>
               <w:t>3.1 Generated Artifact Family</w:t>
               <w:tab/>
-              <w:t>18</w:t>
+              <w:t>19</w:t>
             </w:r>
           </w:hyperlink>
         </w:p>
@@ -349,7 +349,7 @@
             </w:tabs>
             <w:rPr/>
           </w:pPr>
-          <w:hyperlink w:anchor="__RefHeading___Toc9690_3942027358">
+          <w:hyperlink w:anchor="__RefHeading___Toc9772_1812932864">
             <w:r>
               <w:rPr>
                 <w:webHidden/>
@@ -357,7 +357,7 @@
               </w:rPr>
               <w:t>3.2 What Each Variant Means</w:t>
               <w:tab/>
-              <w:t>19</w:t>
+              <w:t>20</w:t>
             </w:r>
           </w:hyperlink>
         </w:p>
@@ -370,7 +370,7 @@
             </w:tabs>
             <w:rPr/>
           </w:pPr>
-          <w:hyperlink w:anchor="__RefHeading___Toc9692_3942027358">
+          <w:hyperlink w:anchor="__RefHeading___Toc9774_1812932864">
             <w:r>
               <w:rPr>
                 <w:webHidden/>
@@ -378,7 +378,7 @@
               </w:rPr>
               <w:t>3.3 Scope of Generation</w:t>
               <w:tab/>
-              <w:t>20</w:t>
+              <w:t>21</w:t>
             </w:r>
           </w:hyperlink>
         </w:p>
@@ -391,7 +391,7 @@
             </w:tabs>
             <w:rPr/>
           </w:pPr>
-          <w:hyperlink w:anchor="__RefHeading___Toc9694_3942027358">
+          <w:hyperlink w:anchor="__RefHeading___Toc9776_1812932864">
             <w:r>
               <w:rPr>
                 <w:webHidden/>
@@ -399,7 +399,7 @@
               </w:rPr>
               <w:t>4 When to Regenerate</w:t>
               <w:tab/>
-              <w:t>21</w:t>
+              <w:t>22</w:t>
             </w:r>
           </w:hyperlink>
         </w:p>
@@ -412,7 +412,7 @@
             </w:tabs>
             <w:rPr/>
           </w:pPr>
-          <w:hyperlink w:anchor="__RefHeading___Toc9696_3942027358">
+          <w:hyperlink w:anchor="__RefHeading___Toc9778_1812932864">
             <w:r>
               <w:rPr>
                 <w:webHidden/>
@@ -420,7 +420,7 @@
               </w:rPr>
               <w:t>4.1 Triggers for Full Regeneration</w:t>
               <w:tab/>
-              <w:t>22</w:t>
+              <w:t>23</w:t>
             </w:r>
           </w:hyperlink>
         </w:p>
@@ -433,7 +433,7 @@
             </w:tabs>
             <w:rPr/>
           </w:pPr>
-          <w:hyperlink w:anchor="__RefHeading___Toc9698_3942027358">
+          <w:hyperlink w:anchor="__RefHeading___Toc9780_1812932864">
             <w:r>
               <w:rPr>
                 <w:webHidden/>
@@ -441,7 +441,7 @@
               </w:rPr>
               <w:t>4.2 Regeneration Workflow</w:t>
               <w:tab/>
-              <w:t>23</w:t>
+              <w:t>24</w:t>
             </w:r>
           </w:hyperlink>
         </w:p>
@@ -454,7 +454,7 @@
             </w:tabs>
             <w:rPr/>
           </w:pPr>
-          <w:hyperlink w:anchor="__RefHeading___Toc9700_3942027358">
+          <w:hyperlink w:anchor="__RefHeading___Toc9782_1812932864">
             <w:r>
               <w:rPr>
                 <w:webHidden/>
@@ -462,7 +462,7 @@
               </w:rPr>
               <w:t>4.3 When Inputs (Not Code) Change</w:t>
               <w:tab/>
-              <w:t>24</w:t>
+              <w:t>25</w:t>
             </w:r>
           </w:hyperlink>
         </w:p>
@@ -475,7 +475,7 @@
             </w:tabs>
             <w:rPr/>
           </w:pPr>
-          <w:hyperlink w:anchor="__RefHeading___Toc9702_3942027358">
+          <w:hyperlink w:anchor="__RefHeading___Toc9784_1812932864">
             <w:r>
               <w:rPr>
                 <w:webHidden/>
@@ -483,7 +483,7 @@
               </w:rPr>
               <w:t>4.4 Identifying Generated Files</w:t>
               <w:tab/>
-              <w:t>25</w:t>
+              <w:t>26</w:t>
             </w:r>
           </w:hyperlink>
         </w:p>
@@ -496,7 +496,7 @@
             </w:tabs>
             <w:rPr/>
           </w:pPr>
-          <w:hyperlink w:anchor="__RefHeading___Toc9704_3942027358">
+          <w:hyperlink w:anchor="__RefHeading___Toc9786_1812932864">
             <w:r>
               <w:rPr>
                 <w:webHidden/>
@@ -504,7 +504,7 @@
               </w:rPr>
               <w:t>5 Generator Entry Points</w:t>
               <w:tab/>
-              <w:t>26</w:t>
+              <w:t>27</w:t>
             </w:r>
           </w:hyperlink>
         </w:p>
@@ -517,7 +517,7 @@
             </w:tabs>
             <w:rPr/>
           </w:pPr>
-          <w:hyperlink w:anchor="__RefHeading___Toc9706_3942027358">
+          <w:hyperlink w:anchor="__RefHeading___Toc9788_1812932864">
             <w:r>
               <w:rPr>
                 <w:webHidden/>
@@ -525,7 +525,7 @@
               </w:rPr>
               <w:t>5.1 Single-Bridge Mode</w:t>
               <w:tab/>
-              <w:t>27</w:t>
+              <w:t>28</w:t>
             </w:r>
           </w:hyperlink>
         </w:p>
@@ -538,7 +538,7 @@
             </w:tabs>
             <w:rPr/>
           </w:pPr>
-          <w:hyperlink w:anchor="__RefHeading___Toc9708_3942027358">
+          <w:hyperlink w:anchor="__RefHeading___Toc9790_1812932864">
             <w:r>
               <w:rPr>
                 <w:webHidden/>
@@ -546,7 +546,7 @@
               </w:rPr>
               <w:t>5.2 Bulk Mode</w:t>
               <w:tab/>
-              <w:t>28</w:t>
+              <w:t>29</w:t>
             </w:r>
           </w:hyperlink>
         </w:p>
@@ -559,7 +559,7 @@
             </w:tabs>
             <w:rPr/>
           </w:pPr>
-          <w:hyperlink w:anchor="__RefHeading___Toc9710_3942027358">
+          <w:hyperlink w:anchor="__RefHeading___Toc9792_1812932864">
             <w:r>
               <w:rPr>
                 <w:webHidden/>
@@ -567,7 +567,7 @@
               </w:rPr>
               <w:t>5.3 Makefile Targets</w:t>
               <w:tab/>
-              <w:t>29</w:t>
+              <w:t>30</w:t>
             </w:r>
           </w:hyperlink>
         </w:p>
@@ -580,7 +580,7 @@
             </w:tabs>
             <w:rPr/>
           </w:pPr>
-          <w:hyperlink w:anchor="__RefHeading___Toc9712_3942027358">
+          <w:hyperlink w:anchor="__RefHeading___Toc9794_1812932864">
             <w:r>
               <w:rPr>
                 <w:webHidden/>
@@ -588,7 +588,7 @@
               </w:rPr>
               <w:t>5.4 Return Value</w:t>
               <w:tab/>
-              <w:t>30</w:t>
+              <w:t>31</w:t>
             </w:r>
           </w:hyperlink>
         </w:p>
@@ -601,7 +601,7 @@
             </w:tabs>
             <w:rPr/>
           </w:pPr>
-          <w:hyperlink w:anchor="__RefHeading___Toc9714_3942027358">
+          <w:hyperlink w:anchor="__RefHeading___Toc9796_1812932864">
             <w:r>
               <w:rPr>
                 <w:webHidden/>
@@ -609,7 +609,7 @@
               </w:rPr>
               <w:t>6 Bridge-Level TOML Keys</w:t>
               <w:tab/>
-              <w:t>31</w:t>
+              <w:t>32</w:t>
             </w:r>
           </w:hyperlink>
         </w:p>
@@ -622,7 +622,7 @@
             </w:tabs>
             <w:rPr/>
           </w:pPr>
-          <w:hyperlink w:anchor="__RefHeading___Toc9716_3942027358">
+          <w:hyperlink w:anchor="__RefHeading___Toc9798_1812932864">
             <w:r>
               <w:rPr>
                 <w:webHidden/>
@@ -630,7 +630,7 @@
               </w:rPr>
               <w:t>6.1 [bridge] scalar keys</w:t>
               <w:tab/>
-              <w:t>32</w:t>
+              <w:t>33</w:t>
             </w:r>
           </w:hyperlink>
         </w:p>
@@ -643,7 +643,7 @@
             </w:tabs>
             <w:rPr/>
           </w:pPr>
-          <w:hyperlink w:anchor="__RefHeading___Toc9718_3942027358">
+          <w:hyperlink w:anchor="__RefHeading___Toc9800_1812932864">
             <w:r>
               <w:rPr>
                 <w:webHidden/>
@@ -651,7 +651,7 @@
               </w:rPr>
               <w:t>6.2 [bridge.clock] table</w:t>
               <w:tab/>
-              <w:t>33</w:t>
+              <w:t>34</w:t>
             </w:r>
           </w:hyperlink>
         </w:p>
@@ -664,7 +664,7 @@
             </w:tabs>
             <w:rPr/>
           </w:pPr>
-          <w:hyperlink w:anchor="__RefHeading___Toc9720_3942027358">
+          <w:hyperlink w:anchor="__RefHeading___Toc9802_1812932864">
             <w:r>
               <w:rPr>
                 <w:webHidden/>
@@ -672,7 +672,7 @@
               </w:rPr>
               <w:t>6.3 Crossbar and arbitration keys</w:t>
               <w:tab/>
-              <w:t>34</w:t>
+              <w:t>35</w:t>
             </w:r>
           </w:hyperlink>
         </w:p>
@@ -685,7 +685,7 @@
             </w:tabs>
             <w:rPr/>
           </w:pPr>
-          <w:hyperlink w:anchor="__RefHeading___Toc9722_3942027358">
+          <w:hyperlink w:anchor="__RefHeading___Toc9804_1812932864">
             <w:r>
               <w:rPr>
                 <w:webHidden/>
@@ -693,7 +693,7 @@
               </w:rPr>
               <w:t>6.4 Monitor and cfg subsystem keys</w:t>
               <w:tab/>
-              <w:t>36</w:t>
+              <w:t>37</w:t>
             </w:r>
           </w:hyperlink>
         </w:p>
@@ -706,7 +706,7 @@
             </w:tabs>
             <w:rPr/>
           </w:pPr>
-          <w:hyperlink w:anchor="__RefHeading___Toc9724_3942027358">
+          <w:hyperlink w:anchor="__RefHeading___Toc9806_1812932864">
             <w:r>
               <w:rPr>
                 <w:webHidden/>
@@ -714,7 +714,7 @@
               </w:rPr>
               <w:t>6.5 [bridge.mon_group] table</w:t>
               <w:tab/>
-              <w:t>38</w:t>
+              <w:t>39</w:t>
             </w:r>
           </w:hyperlink>
         </w:p>
@@ -727,7 +727,7 @@
             </w:tabs>
             <w:rPr/>
           </w:pPr>
-          <w:hyperlink w:anchor="__RefHeading___Toc9726_3942027358">
+          <w:hyperlink w:anchor="__RefHeading___Toc9808_1812932864">
             <w:r>
               <w:rPr>
                 <w:webHidden/>
@@ -735,7 +735,7 @@
               </w:rPr>
               <w:t>6.6 [bridge.defaults] table</w:t>
               <w:tab/>
-              <w:t>39</w:t>
+              <w:t>40</w:t>
             </w:r>
           </w:hyperlink>
         </w:p>
@@ -748,7 +748,7 @@
             </w:tabs>
             <w:rPr/>
           </w:pPr>
-          <w:hyperlink w:anchor="__RefHeading___Toc9728_3942027358">
+          <w:hyperlink w:anchor="__RefHeading___Toc9810_1812932864">
             <w:r>
               <w:rPr>
                 <w:webHidden/>
@@ -756,7 +756,7 @@
               </w:rPr>
               <w:t>7 Port Specification Schema</w:t>
               <w:tab/>
-              <w:t>40</w:t>
+              <w:t>41</w:t>
             </w:r>
           </w:hyperlink>
         </w:p>
@@ -769,7 +769,7 @@
             </w:tabs>
             <w:rPr/>
           </w:pPr>
-          <w:hyperlink w:anchor="__RefHeading___Toc9730_3942027358">
+          <w:hyperlink w:anchor="__RefHeading___Toc9812_1812932864">
             <w:r>
               <w:rPr>
                 <w:webHidden/>
@@ -777,7 +777,7 @@
               </w:rPr>
               <w:t>7.1 Common port fields</w:t>
               <w:tab/>
-              <w:t>41</w:t>
+              <w:t>42</w:t>
             </w:r>
           </w:hyperlink>
         </w:p>
@@ -790,7 +790,7 @@
             </w:tabs>
             <w:rPr/>
           </w:pPr>
-          <w:hyperlink w:anchor="__RefHeading___Toc9732_3942027358">
+          <w:hyperlink w:anchor="__RefHeading___Toc9814_1812932864">
             <w:r>
               <w:rPr>
                 <w:webHidden/>
@@ -798,7 +798,7 @@
               </w:rPr>
               <w:t>7.2 Slave-only fields</w:t>
               <w:tab/>
-              <w:t>43</w:t>
+              <w:t>44</w:t>
             </w:r>
           </w:hyperlink>
         </w:p>
@@ -811,7 +811,7 @@
             </w:tabs>
             <w:rPr/>
           </w:pPr>
-          <w:hyperlink w:anchor="__RefHeading___Toc9734_3942027358">
+          <w:hyperlink w:anchor="__RefHeading___Toc9816_1812932864">
             <w:r>
               <w:rPr>
                 <w:webHidden/>
@@ -819,7 +819,7 @@
               </w:rPr>
               <w:t>7.3 Optional behavior fields</w:t>
               <w:tab/>
-              <w:t>44</w:t>
+              <w:t>45</w:t>
             </w:r>
           </w:hyperlink>
         </w:p>
@@ -832,7 +832,7 @@
             </w:tabs>
             <w:rPr/>
           </w:pPr>
-          <w:hyperlink w:anchor="__RefHeading___Toc9736_3942027358">
+          <w:hyperlink w:anchor="__RefHeading___Toc9818_1812932864">
             <w:r>
               <w:rPr>
                 <w:webHidden/>
@@ -840,7 +840,7 @@
               </w:rPr>
               <w:t>7.4 axi5_features values</w:t>
               <w:tab/>
-              <w:t>46</w:t>
+              <w:t>47</w:t>
             </w:r>
           </w:hyperlink>
         </w:p>
@@ -853,7 +853,7 @@
             </w:tabs>
             <w:rPr/>
           </w:pPr>
-          <w:hyperlink w:anchor="__RefHeading___Toc9738_3942027358">
+          <w:hyperlink w:anchor="__RefHeading___Toc9820_1812932864">
             <w:r>
               <w:rPr>
                 <w:webHidden/>
@@ -861,7 +861,7 @@
               </w:rPr>
               <w:t>7.5 Channel semantics</w:t>
               <w:tab/>
-              <w:t>47</w:t>
+              <w:t>48</w:t>
             </w:r>
           </w:hyperlink>
         </w:p>
@@ -874,7 +874,7 @@
             </w:tabs>
             <w:rPr/>
           </w:pPr>
-          <w:hyperlink w:anchor="__RefHeading___Toc9740_3942027358">
+          <w:hyperlink w:anchor="__RefHeading___Toc9822_1812932864">
             <w:r>
               <w:rPr>
                 <w:webHidden/>
@@ -882,7 +882,7 @@
               </w:rPr>
               <w:t>7.6 Example</w:t>
               <w:tab/>
-              <w:t>48</w:t>
+              <w:t>49</w:t>
             </w:r>
           </w:hyperlink>
         </w:p>
@@ -895,7 +895,7 @@
             </w:tabs>
             <w:rPr/>
           </w:pPr>
-          <w:hyperlink w:anchor="__RefHeading___Toc9742_3942027358">
+          <w:hyperlink w:anchor="__RefHeading___Toc9824_1812932864">
             <w:r>
               <w:rPr>
                 <w:webHidden/>
@@ -903,7 +903,7 @@
               </w:rPr>
               <w:t>8 Interface Wrapper Configuration</w:t>
               <w:tab/>
-              <w:t>49</w:t>
+              <w:t>50</w:t>
             </w:r>
           </w:hyperlink>
         </w:p>
@@ -916,7 +916,7 @@
             </w:tabs>
             <w:rPr/>
           </w:pPr>
-          <w:hyperlink w:anchor="__RefHeading___Toc9744_3942027358">
+          <w:hyperlink w:anchor="__RefHeading___Toc9826_1812932864">
             <w:r>
               <w:rPr>
                 <w:webHidden/>
@@ -924,7 +924,7 @@
               </w:rPr>
               <w:t>8.1 interface.type values</w:t>
               <w:tab/>
-              <w:t>50</w:t>
+              <w:t>51</w:t>
             </w:r>
           </w:hyperlink>
         </w:p>
@@ -937,7 +937,7 @@
             </w:tabs>
             <w:rPr/>
           </w:pPr>
-          <w:hyperlink w:anchor="__RefHeading___Toc9746_3942027358">
+          <w:hyperlink w:anchor="__RefHeading___Toc9828_1812932864">
             <w:r>
               <w:rPr>
                 <w:webHidden/>
@@ -945,7 +945,7 @@
               </w:rPr>
               <w:t>8.2 interface.skid_depths table</w:t>
               <w:tab/>
-              <w:t>51</w:t>
+              <w:t>52</w:t>
             </w:r>
           </w:hyperlink>
         </w:p>
@@ -958,7 +958,7 @@
             </w:tabs>
             <w:rPr/>
           </w:pPr>
-          <w:hyperlink w:anchor="__RefHeading___Toc9748_3942027358">
+          <w:hyperlink w:anchor="__RefHeading___Toc9830_1812932864">
             <w:r>
               <w:rPr>
                 <w:webHidden/>
@@ -966,7 +966,7 @@
               </w:rPr>
               <w:t>8.3 How the wrapper selection flows</w:t>
               <w:tab/>
-              <w:t>52</w:t>
+              <w:t>53</w:t>
             </w:r>
           </w:hyperlink>
         </w:p>
@@ -979,7 +979,7 @@
             </w:tabs>
             <w:rPr/>
           </w:pPr>
-          <w:hyperlink w:anchor="__RefHeading___Toc9750_3942027358">
+          <w:hyperlink w:anchor="__RefHeading___Toc9832_1812932864">
             <w:r>
               <w:rPr>
                 <w:webHidden/>
@@ -987,7 +987,7 @@
               </w:rPr>
               <w:t>8.4 Protocol-specific wrapper notes</w:t>
               <w:tab/>
-              <w:t>53</w:t>
+              <w:t>54</w:t>
             </w:r>
           </w:hyperlink>
         </w:p>
@@ -1000,7 +1000,7 @@
             </w:tabs>
             <w:rPr/>
           </w:pPr>
-          <w:hyperlink w:anchor="__RefHeading___Toc9752_3942027358">
+          <w:hyperlink w:anchor="__RefHeading___Toc9834_1812932864">
             <w:r>
               <w:rPr>
                 <w:webHidden/>
@@ -1008,7 +1008,7 @@
               </w:rPr>
               <w:t>9 Monitor and CFG Subsystem Keys</w:t>
               <w:tab/>
-              <w:t>54</w:t>
+              <w:t>55</w:t>
             </w:r>
           </w:hyperlink>
         </w:p>
@@ -1021,7 +1021,7 @@
             </w:tabs>
             <w:rPr/>
           </w:pPr>
-          <w:hyperlink w:anchor="__RefHeading___Toc9754_3942027358">
+          <w:hyperlink w:anchor="__RefHeading___Toc9836_1812932864">
             <w:r>
               <w:rPr>
                 <w:webHidden/>
@@ -1029,7 +1029,7 @@
               </w:rPr>
               <w:t>9.1 Monitor subsystem</w:t>
               <w:tab/>
-              <w:t>55</w:t>
+              <w:t>56</w:t>
             </w:r>
           </w:hyperlink>
         </w:p>
@@ -1042,7 +1042,7 @@
             </w:tabs>
             <w:rPr/>
           </w:pPr>
-          <w:hyperlink w:anchor="__RefHeading___Toc9756_3942027358">
+          <w:hyperlink w:anchor="__RefHeading___Toc9838_1812932864">
             <w:r>
               <w:rPr>
                 <w:webHidden/>
@@ -1050,7 +1050,7 @@
               </w:rPr>
               <w:t>9.1.1 Bridge-level monitor keys</w:t>
               <w:tab/>
-              <w:t>55</w:t>
+              <w:t>56</w:t>
             </w:r>
           </w:hyperlink>
         </w:p>
@@ -1063,7 +1063,7 @@
             </w:tabs>
             <w:rPr/>
           </w:pPr>
-          <w:hyperlink w:anchor="__RefHeading___Toc9758_3942027358">
+          <w:hyperlink w:anchor="__RefHeading___Toc9840_1812932864">
             <w:r>
               <w:rPr>
                 <w:webHidden/>
@@ -1071,7 +1071,7 @@
               </w:rPr>
               <w:t>9.1.2 Per-port monitor keys</w:t>
               <w:tab/>
-              <w:t>55</w:t>
+              <w:t>56</w:t>
             </w:r>
           </w:hyperlink>
         </w:p>
@@ -1084,7 +1084,7 @@
             </w:tabs>
             <w:rPr/>
           </w:pPr>
-          <w:hyperlink w:anchor="__RefHeading___Toc9760_3942027358">
+          <w:hyperlink w:anchor="__RefHeading___Toc9842_1812932864">
             <w:r>
               <w:rPr>
                 <w:webHidden/>
@@ -1092,7 +1092,7 @@
               </w:rPr>
               <w:t>9.1.3 [bridge.mon_group] table</w:t>
               <w:tab/>
-              <w:t>56</w:t>
+              <w:t>57</w:t>
             </w:r>
           </w:hyperlink>
         </w:p>
@@ -1105,7 +1105,7 @@
             </w:tabs>
             <w:rPr/>
           </w:pPr>
-          <w:hyperlink w:anchor="__RefHeading___Toc9762_3942027358">
+          <w:hyperlink w:anchor="__RefHeading___Toc9844_1812932864">
             <w:r>
               <w:rPr>
                 <w:webHidden/>
@@ -1113,7 +1113,7 @@
               </w:rPr>
               <w:t>9.2 CFG register block</w:t>
               <w:tab/>
-              <w:t>57</w:t>
+              <w:t>58</w:t>
             </w:r>
           </w:hyperlink>
         </w:p>
@@ -1126,7 +1126,7 @@
             </w:tabs>
             <w:rPr/>
           </w:pPr>
-          <w:hyperlink w:anchor="__RefHeading___Toc9764_3942027358">
+          <w:hyperlink w:anchor="__RefHeading___Toc9846_1812932864">
             <w:r>
               <w:rPr>
                 <w:webHidden/>
@@ -1134,7 +1134,7 @@
               </w:rPr>
               <w:t>9.2.1 What changes</w:t>
               <w:tab/>
-              <w:t>57</w:t>
+              <w:t>58</w:t>
             </w:r>
           </w:hyperlink>
         </w:p>
@@ -1147,7 +1147,7 @@
             </w:tabs>
             <w:rPr/>
           </w:pPr>
-          <w:hyperlink w:anchor="__RefHeading___Toc9766_3942027358">
+          <w:hyperlink w:anchor="__RefHeading___Toc9848_1812932864">
             <w:r>
               <w:rPr>
                 <w:webHidden/>
@@ -1155,7 +1155,7 @@
               </w:rPr>
               <w:t>9.2.2 Per-port cfg fields</w:t>
               <w:tab/>
-              <w:t>57</w:t>
+              <w:t>58</w:t>
             </w:r>
           </w:hyperlink>
         </w:p>
@@ -1168,7 +1168,7 @@
             </w:tabs>
             <w:rPr/>
           </w:pPr>
-          <w:hyperlink w:anchor="__RefHeading___Toc9768_3942027358">
+          <w:hyperlink w:anchor="__RefHeading___Toc9850_1812932864">
             <w:r>
               <w:rPr>
                 <w:webHidden/>
@@ -1176,7 +1176,7 @@
               </w:rPr>
               <w:t>10 Validation Rules</w:t>
               <w:tab/>
-              <w:t>59</w:t>
+              <w:t>60</w:t>
             </w:r>
           </w:hyperlink>
         </w:p>
@@ -1189,7 +1189,7 @@
             </w:tabs>
             <w:rPr/>
           </w:pPr>
-          <w:hyperlink w:anchor="__RefHeading___Toc9770_3942027358">
+          <w:hyperlink w:anchor="__RefHeading___Toc9852_1812932864">
             <w:r>
               <w:rPr>
                 <w:webHidden/>
@@ -1197,7 +1197,7 @@
               </w:rPr>
               <w:t>10.1 Field validation (validate_required_fields)</w:t>
               <w:tab/>
-              <w:t>60</w:t>
+              <w:t>61</w:t>
             </w:r>
           </w:hyperlink>
         </w:p>
@@ -1210,7 +1210,7 @@
             </w:tabs>
             <w:rPr/>
           </w:pPr>
-          <w:hyperlink w:anchor="__RefHeading___Toc9772_3942027358">
+          <w:hyperlink w:anchor="__RefHeading___Toc9854_1812932864">
             <w:r>
               <w:rPr>
                 <w:webHidden/>
@@ -1218,7 +1218,7 @@
               </w:rPr>
               <w:t>10.2 Channel and protocol validation</w:t>
               <w:tab/>
-              <w:t>61</w:t>
+              <w:t>62</w:t>
             </w:r>
           </w:hyperlink>
         </w:p>
@@ -1231,7 +1231,7 @@
             </w:tabs>
             <w:rPr/>
           </w:pPr>
-          <w:hyperlink w:anchor="__RefHeading___Toc9774_3942027358">
+          <w:hyperlink w:anchor="__RefHeading___Toc9856_1812932864">
             <w:r>
               <w:rPr>
                 <w:webHidden/>
@@ -1239,7 +1239,7 @@
               </w:rPr>
               <w:t>10.3 Protocol-specific constraints</w:t>
               <w:tab/>
-              <w:t>62</w:t>
+              <w:t>63</w:t>
             </w:r>
           </w:hyperlink>
         </w:p>
@@ -1252,7 +1252,7 @@
             </w:tabs>
             <w:rPr/>
           </w:pPr>
-          <w:hyperlink w:anchor="__RefHeading___Toc9776_3942027358">
+          <w:hyperlink w:anchor="__RefHeading___Toc9858_1812932864">
             <w:r>
               <w:rPr>
                 <w:webHidden/>
@@ -1260,7 +1260,7 @@
               </w:rPr>
               <w:t>10.3.1 APB / APB5 (validate_apb_constraints)</w:t>
               <w:tab/>
-              <w:t>62</w:t>
+              <w:t>63</w:t>
             </w:r>
           </w:hyperlink>
         </w:p>
@@ -1273,7 +1273,7 @@
             </w:tabs>
             <w:rPr/>
           </w:pPr>
-          <w:hyperlink w:anchor="__RefHeading___Toc9778_3942027358">
+          <w:hyperlink w:anchor="__RefHeading___Toc9860_1812932864">
             <w:r>
               <w:rPr>
                 <w:webHidden/>
@@ -1281,7 +1281,7 @@
               </w:rPr>
               <w:t>10.3.2 Wishbone B4 (validate_wb4_constraints)</w:t>
               <w:tab/>
-              <w:t>62</w:t>
+              <w:t>63</w:t>
             </w:r>
           </w:hyperlink>
         </w:p>
@@ -1294,7 +1294,7 @@
             </w:tabs>
             <w:rPr/>
           </w:pPr>
-          <w:hyperlink w:anchor="__RefHeading___Toc9780_3942027358">
+          <w:hyperlink w:anchor="__RefHeading___Toc9862_1812932864">
             <w:r>
               <w:rPr>
                 <w:webHidden/>
@@ -1302,7 +1302,7 @@
               </w:rPr>
               <w:t>10.3.3 AXI3 (validate_axi3)</w:t>
               <w:tab/>
-              <w:t>62</w:t>
+              <w:t>63</w:t>
             </w:r>
           </w:hyperlink>
         </w:p>
@@ -1315,7 +1315,7 @@
             </w:tabs>
             <w:rPr/>
           </w:pPr>
-          <w:hyperlink w:anchor="__RefHeading___Toc9782_3942027358">
+          <w:hyperlink w:anchor="__RefHeading___Toc9864_1812932864">
             <w:r>
               <w:rPr>
                 <w:webHidden/>
@@ -1323,7 +1323,7 @@
               </w:rPr>
               <w:t>10.3.4 AXI5 (validate_axi5)</w:t>
               <w:tab/>
-              <w:t>62</w:t>
+              <w:t>63</w:t>
             </w:r>
           </w:hyperlink>
         </w:p>
@@ -1336,7 +1336,7 @@
             </w:tabs>
             <w:rPr/>
           </w:pPr>
-          <w:hyperlink w:anchor="__RefHeading___Toc9784_3942027358">
+          <w:hyperlink w:anchor="__RefHeading___Toc9866_1812932864">
             <w:r>
               <w:rPr>
                 <w:webHidden/>
@@ -1344,7 +1344,7 @@
               </w:rPr>
               <w:t>10.4 Master-slave compatibility (validate_master_slave_compatibility)</w:t>
               <w:tab/>
-              <w:t>63</w:t>
+              <w:t>64</w:t>
             </w:r>
           </w:hyperlink>
         </w:p>
@@ -1357,7 +1357,7 @@
             </w:tabs>
             <w:rPr/>
           </w:pPr>
-          <w:hyperlink w:anchor="__RefHeading___Toc9786_3942027358">
+          <w:hyperlink w:anchor="__RefHeading___Toc9868_1812932864">
             <w:r>
               <w:rPr>
                 <w:webHidden/>
@@ -1365,7 +1365,7 @@
               </w:rPr>
               <w:t>10.5 Address map validation (validate_address_map)</w:t>
               <w:tab/>
-              <w:t>64</w:t>
+              <w:t>65</w:t>
             </w:r>
           </w:hyperlink>
         </w:p>
@@ -1378,7 +1378,7 @@
             </w:tabs>
             <w:rPr/>
           </w:pPr>
-          <w:hyperlink w:anchor="__RefHeading___Toc9788_3942027358">
+          <w:hyperlink w:anchor="__RefHeading___Toc9870_1812932864">
             <w:r>
               <w:rPr>
                 <w:webHidden/>
@@ -1386,7 +1386,7 @@
               </w:rPr>
               <w:t>10.6 Slave ID width (validate_slave_id_widths)</w:t>
               <w:tab/>
-              <w:t>65</w:t>
+              <w:t>66</w:t>
             </w:r>
           </w:hyperlink>
         </w:p>
@@ -1399,7 +1399,7 @@
             </w:tabs>
             <w:rPr/>
           </w:pPr>
-          <w:hyperlink w:anchor="__RefHeading___Toc9790_3942027358">
+          <w:hyperlink w:anchor="__RefHeading___Toc9872_1812932864">
             <w:r>
               <w:rPr>
                 <w:webHidden/>
@@ -1407,7 +1407,7 @@
               </w:rPr>
               <w:t>10.7 CDC constraints (validate_cdc_constraints)</w:t>
               <w:tab/>
-              <w:t>66</w:t>
+              <w:t>67</w:t>
             </w:r>
           </w:hyperlink>
         </w:p>
@@ -1420,7 +1420,7 @@
             </w:tabs>
             <w:rPr/>
           </w:pPr>
-          <w:hyperlink w:anchor="__RefHeading___Toc9792_3942027358">
+          <w:hyperlink w:anchor="__RefHeading___Toc9874_1812932864">
             <w:r>
               <w:rPr>
                 <w:webHidden/>
@@ -1428,7 +1428,7 @@
               </w:rPr>
               <w:t>10.8 Warning for dropped sideband (warn_axi5_dropped_sideband)</w:t>
               <w:tab/>
-              <w:t>67</w:t>
+              <w:t>68</w:t>
             </w:r>
           </w:hyperlink>
         </w:p>
@@ -1441,7 +1441,7 @@
             </w:tabs>
             <w:rPr/>
           </w:pPr>
-          <w:hyperlink w:anchor="__RefHeading___Toc9794_3942027358">
+          <w:hyperlink w:anchor="__RefHeading___Toc9876_1812932864">
             <w:r>
               <w:rPr>
                 <w:webHidden/>
@@ -1449,7 +1449,7 @@
               </w:rPr>
               <w:t>11 Pipeline Overview</w:t>
               <w:tab/>
-              <w:t>68</w:t>
+              <w:t>69</w:t>
             </w:r>
           </w:hyperlink>
         </w:p>
@@ -1462,7 +1462,7 @@
             </w:tabs>
             <w:rPr/>
           </w:pPr>
-          <w:hyperlink w:anchor="__RefHeading___Toc9796_3942027358">
+          <w:hyperlink w:anchor="__RefHeading___Toc9878_1812932864">
             <w:r>
               <w:rPr>
                 <w:webHidden/>
@@ -1470,7 +1470,7 @@
               </w:rPr>
               <w:t>11.1 Pipeline diagram</w:t>
               <w:tab/>
-              <w:t>69</w:t>
+              <w:t>70</w:t>
             </w:r>
           </w:hyperlink>
         </w:p>
@@ -1483,7 +1483,7 @@
             </w:tabs>
             <w:rPr/>
           </w:pPr>
-          <w:hyperlink w:anchor="__RefHeading___Toc9798_3942027358">
+          <w:hyperlink w:anchor="__RefHeading___Toc9880_1812932864">
             <w:r>
               <w:rPr>
                 <w:webHidden/>
@@ -1491,7 +1491,7 @@
               </w:rPr>
               <w:t>11.1.1 Figure 3.1: Bridge Generator Pipeline</w:t>
               <w:tab/>
-              <w:t>69</w:t>
+              <w:t>70</w:t>
             </w:r>
           </w:hyperlink>
         </w:p>
@@ -1504,7 +1504,7 @@
             </w:tabs>
             <w:rPr/>
           </w:pPr>
-          <w:hyperlink w:anchor="__RefHeading___Toc9800_3942027358">
+          <w:hyperlink w:anchor="__RefHeading___Toc9882_1812932864">
             <w:r>
               <w:rPr>
                 <w:webHidden/>
@@ -1512,7 +1512,7 @@
               </w:rPr>
               <w:t>11.2 Key files by stage</w:t>
               <w:tab/>
-              <w:t>70</w:t>
+              <w:t>71</w:t>
             </w:r>
           </w:hyperlink>
         </w:p>
@@ -1525,7 +1525,7 @@
             </w:tabs>
             <w:rPr/>
           </w:pPr>
-          <w:hyperlink w:anchor="__RefHeading___Toc9802_3942027358">
+          <w:hyperlink w:anchor="__RefHeading___Toc9884_1812932864">
             <w:r>
               <w:rPr>
                 <w:webHidden/>
@@ -1533,7 +1533,7 @@
               </w:rPr>
               <w:t>12 Configuration Loading</w:t>
               <w:tab/>
-              <w:t>72</w:t>
+              <w:t>73</w:t>
             </w:r>
           </w:hyperlink>
         </w:p>
@@ -1546,7 +1546,7 @@
             </w:tabs>
             <w:rPr/>
           </w:pPr>
-          <w:hyperlink w:anchor="__RefHeading___Toc9804_3942027358">
+          <w:hyperlink w:anchor="__RefHeading___Toc9886_1812932864">
             <w:r>
               <w:rPr>
                 <w:webHidden/>
@@ -1554,7 +1554,7 @@
               </w:rPr>
               <w:t>12.1 TOML parsing</w:t>
               <w:tab/>
-              <w:t>73</w:t>
+              <w:t>74</w:t>
             </w:r>
           </w:hyperlink>
         </w:p>
@@ -1567,7 +1567,7 @@
             </w:tabs>
             <w:rPr/>
           </w:pPr>
-          <w:hyperlink w:anchor="__RefHeading___Toc9806_3942027358">
+          <w:hyperlink w:anchor="__RefHeading___Toc9888_1812932864">
             <w:r>
               <w:rPr>
                 <w:webHidden/>
@@ -1575,7 +1575,7 @@
               </w:rPr>
               <w:t>12.2 Connectivity CSV</w:t>
               <w:tab/>
-              <w:t>74</w:t>
+              <w:t>75</w:t>
             </w:r>
           </w:hyperlink>
         </w:p>
@@ -1588,7 +1588,7 @@
             </w:tabs>
             <w:rPr/>
           </w:pPr>
-          <w:hyperlink w:anchor="__RefHeading___Toc9808_3942027358">
+          <w:hyperlink w:anchor="__RefHeading___Toc9890_1812932864">
             <w:r>
               <w:rPr>
                 <w:webHidden/>
@@ -1596,7 +1596,7 @@
               </w:rPr>
               <w:t>12.3 BridgeConfig construction</w:t>
               <w:tab/>
-              <w:t>75</w:t>
+              <w:t>76</w:t>
             </w:r>
           </w:hyperlink>
         </w:p>
@@ -1609,7 +1609,7 @@
             </w:tabs>
             <w:rPr/>
           </w:pPr>
-          <w:hyperlink w:anchor="__RefHeading___Toc9810_3942027358">
+          <w:hyperlink w:anchor="__RefHeading___Toc9892_1812932864">
             <w:r>
               <w:rPr>
                 <w:webHidden/>
@@ -1617,7 +1617,7 @@
               </w:rPr>
               <w:t>12.4 Normalization</w:t>
               <w:tab/>
-              <w:t>76</w:t>
+              <w:t>77</w:t>
             </w:r>
           </w:hyperlink>
         </w:p>
@@ -1630,7 +1630,7 @@
             </w:tabs>
             <w:rPr/>
           </w:pPr>
-          <w:hyperlink w:anchor="__RefHeading___Toc9812_3942027358">
+          <w:hyperlink w:anchor="__RefHeading___Toc9894_1812932864">
             <w:r>
               <w:rPr>
                 <w:webHidden/>
@@ -1638,7 +1638,7 @@
               </w:rPr>
               <w:t>13 Validation</w:t>
               <w:tab/>
-              <w:t>77</w:t>
+              <w:t>78</w:t>
             </w:r>
           </w:hyperlink>
         </w:p>
@@ -1651,7 +1651,7 @@
             </w:tabs>
             <w:rPr/>
           </w:pPr>
-          <w:hyperlink w:anchor="__RefHeading___Toc9814_3942027358">
+          <w:hyperlink w:anchor="__RefHeading___Toc9896_1812932864">
             <w:r>
               <w:rPr>
                 <w:webHidden/>
@@ -1659,7 +1659,7 @@
               </w:rPr>
               <w:t>13.1 Validation order</w:t>
               <w:tab/>
-              <w:t>78</w:t>
+              <w:t>79</w:t>
             </w:r>
           </w:hyperlink>
         </w:p>
@@ -1672,7 +1672,7 @@
             </w:tabs>
             <w:rPr/>
           </w:pPr>
-          <w:hyperlink w:anchor="__RefHeading___Toc9816_3942027358">
+          <w:hyperlink w:anchor="__RefHeading___Toc9898_1812932864">
             <w:r>
               <w:rPr>
                 <w:webHidden/>
@@ -1680,7 +1680,7 @@
               </w:rPr>
               <w:t>13.2 Error behavior</w:t>
               <w:tab/>
-              <w:t>79</w:t>
+              <w:t>80</w:t>
             </w:r>
           </w:hyperlink>
         </w:p>
@@ -1693,7 +1693,7 @@
             </w:tabs>
             <w:rPr/>
           </w:pPr>
-          <w:hyperlink w:anchor="__RefHeading___Toc9818_3942027358">
+          <w:hyperlink w:anchor="__RefHeading___Toc9900_1812932864">
             <w:r>
               <w:rPr>
                 <w:webHidden/>
@@ -1701,7 +1701,7 @@
               </w:rPr>
               <w:t>13.3 Examples of validation failures</w:t>
               <w:tab/>
-              <w:t>80</w:t>
+              <w:t>81</w:t>
             </w:r>
           </w:hyperlink>
         </w:p>
@@ -1714,7 +1714,7 @@
             </w:tabs>
             <w:rPr/>
           </w:pPr>
-          <w:hyperlink w:anchor="__RefHeading___Toc9820_3942027358">
+          <w:hyperlink w:anchor="__RefHeading___Toc9902_1812932864">
             <w:r>
               <w:rPr>
                 <w:webHidden/>
@@ -1722,7 +1722,7 @@
               </w:rPr>
               <w:t>13.4 Adding a new validation rule</w:t>
               <w:tab/>
-              <w:t>81</w:t>
+              <w:t>82</w:t>
             </w:r>
           </w:hyperlink>
         </w:p>
@@ -1735,7 +1735,7 @@
             </w:tabs>
             <w:rPr/>
           </w:pPr>
-          <w:hyperlink w:anchor="__RefHeading___Toc9822_3942027358">
+          <w:hyperlink w:anchor="__RefHeading___Toc9904_1812932864">
             <w:r>
               <w:rPr>
                 <w:webHidden/>
@@ -1743,7 +1743,7 @@
               </w:rPr>
               <w:t>14 Adapter and Crossbar Emission</w:t>
               <w:tab/>
-              <w:t>82</w:t>
+              <w:t>83</w:t>
             </w:r>
           </w:hyperlink>
         </w:p>
@@ -1756,7 +1756,7 @@
             </w:tabs>
             <w:rPr/>
           </w:pPr>
-          <w:hyperlink w:anchor="__RefHeading___Toc9824_3942027358">
+          <w:hyperlink w:anchor="__RefHeading___Toc9906_1812932864">
             <w:r>
               <w:rPr>
                 <w:webHidden/>
@@ -1764,7 +1764,7 @@
               </w:rPr>
               <w:t>14.1 Translation to emitter structs</w:t>
               <w:tab/>
-              <w:t>83</w:t>
+              <w:t>84</w:t>
             </w:r>
           </w:hyperlink>
         </w:p>
@@ -1777,7 +1777,7 @@
             </w:tabs>
             <w:rPr/>
           </w:pPr>
-          <w:hyperlink w:anchor="__RefHeading___Toc9826_3942027358">
+          <w:hyperlink w:anchor="__RefHeading___Toc9908_1812932864">
             <w:r>
               <w:rPr>
                 <w:webHidden/>
@@ -1785,7 +1785,7 @@
               </w:rPr>
               <w:t>14.2 BridgeModuleGenerator construction</w:t>
               <w:tab/>
-              <w:t>84</w:t>
+              <w:t>85</w:t>
             </w:r>
           </w:hyperlink>
         </w:p>
@@ -1798,7 +1798,7 @@
             </w:tabs>
             <w:rPr/>
           </w:pPr>
-          <w:hyperlink w:anchor="__RefHeading___Toc9828_3942027358">
+          <w:hyperlink w:anchor="__RefHeading___Toc9910_1812932864">
             <w:r>
               <w:rPr>
                 <w:webHidden/>
@@ -1806,7 +1806,7 @@
               </w:rPr>
               <w:t>14.3 Sub-generators</w:t>
               <w:tab/>
-              <w:t>85</w:t>
+              <w:t>86</w:t>
             </w:r>
           </w:hyperlink>
         </w:p>
@@ -1819,7 +1819,7 @@
             </w:tabs>
             <w:rPr/>
           </w:pPr>
-          <w:hyperlink w:anchor="__RefHeading___Toc9830_3942027358">
+          <w:hyperlink w:anchor="__RefHeading___Toc9912_1812932864">
             <w:r>
               <w:rPr>
                 <w:webHidden/>
@@ -1827,7 +1827,7 @@
               </w:rPr>
               <w:t>14.4 Master adapter (AdapterGenerator)</w:t>
               <w:tab/>
-              <w:t>86</w:t>
+              <w:t>87</w:t>
             </w:r>
           </w:hyperlink>
         </w:p>
@@ -1840,7 +1840,7 @@
             </w:tabs>
             <w:rPr/>
           </w:pPr>
-          <w:hyperlink w:anchor="__RefHeading___Toc9832_3942027358">
+          <w:hyperlink w:anchor="__RefHeading___Toc9914_1812932864">
             <w:r>
               <w:rPr>
                 <w:webHidden/>
@@ -1848,7 +1848,7 @@
               </w:rPr>
               <w:t>14.5 Slave adapter (SlaveAdapterGenerator)</w:t>
               <w:tab/>
-              <w:t>87</w:t>
+              <w:t>88</w:t>
             </w:r>
           </w:hyperlink>
         </w:p>
@@ -1861,7 +1861,7 @@
             </w:tabs>
             <w:rPr/>
           </w:pPr>
-          <w:hyperlink w:anchor="__RefHeading___Toc9834_3942027358">
+          <w:hyperlink w:anchor="__RefHeading___Toc9916_1812932864">
             <w:r>
               <w:rPr>
                 <w:webHidden/>
@@ -1869,7 +1869,7 @@
               </w:rPr>
               <w:t>14.6 Crossbar (CrossbarGenerator)</w:t>
               <w:tab/>
-              <w:t>88</w:t>
+              <w:t>89</w:t>
             </w:r>
           </w:hyperlink>
         </w:p>
@@ -1882,7 +1882,7 @@
             </w:tabs>
             <w:rPr/>
           </w:pPr>
-          <w:hyperlink w:anchor="__RefHeading___Toc9836_3942027358">
+          <w:hyperlink w:anchor="__RefHeading___Toc9918_1812932864">
             <w:r>
               <w:rPr>
                 <w:webHidden/>
@@ -1890,7 +1890,7 @@
               </w:rPr>
               <w:t>15 Filelist and Test Generation</w:t>
               <w:tab/>
-              <w:t>89</w:t>
+              <w:t>90</w:t>
             </w:r>
           </w:hyperlink>
         </w:p>
@@ -1903,7 +1903,7 @@
             </w:tabs>
             <w:rPr/>
           </w:pPr>
-          <w:hyperlink w:anchor="__RefHeading___Toc9838_3942027358">
+          <w:hyperlink w:anchor="__RefHeading___Toc9920_1812932864">
             <w:r>
               <w:rPr>
                 <w:webHidden/>
@@ -1911,7 +1911,7 @@
               </w:rPr>
               <w:t>15.1 Filelist generation</w:t>
               <w:tab/>
-              <w:t>90</w:t>
+              <w:t>91</w:t>
             </w:r>
           </w:hyperlink>
         </w:p>
@@ -1924,7 +1924,7 @@
             </w:tabs>
             <w:rPr/>
           </w:pPr>
-          <w:hyperlink w:anchor="__RefHeading___Toc9840_3942027358">
+          <w:hyperlink w:anchor="__RefHeading___Toc9922_1812932864">
             <w:r>
               <w:rPr>
                 <w:webHidden/>
@@ -1932,7 +1932,7 @@
               </w:rPr>
               <w:t>15.1.1 Filelist sections</w:t>
               <w:tab/>
-              <w:t>90</w:t>
+              <w:t>91</w:t>
             </w:r>
           </w:hyperlink>
         </w:p>
@@ -1945,7 +1945,7 @@
             </w:tabs>
             <w:rPr/>
           </w:pPr>
-          <w:hyperlink w:anchor="__RefHeading___Toc9842_3942027358">
+          <w:hyperlink w:anchor="__RefHeading___Toc9924_1812932864">
             <w:r>
               <w:rPr>
                 <w:webHidden/>
@@ -1953,7 +1953,7 @@
               </w:rPr>
               <w:t>15.2 Test generation</w:t>
               <w:tab/>
-              <w:t>91</w:t>
+              <w:t>92</w:t>
             </w:r>
           </w:hyperlink>
         </w:p>
@@ -1966,7 +1966,7 @@
             </w:tabs>
             <w:rPr/>
           </w:pPr>
-          <w:hyperlink w:anchor="__RefHeading___Toc9844_3942027358">
+          <w:hyperlink w:anchor="__RefHeading___Toc9926_1812932864">
             <w:r>
               <w:rPr>
                 <w:webHidden/>
@@ -1974,7 +1974,7 @@
               </w:rPr>
               <w:t>16 Directory Layout</w:t>
               <w:tab/>
-              <w:t>92</w:t>
+              <w:t>93</w:t>
             </w:r>
           </w:hyperlink>
         </w:p>
@@ -1987,7 +1987,7 @@
             </w:tabs>
             <w:rPr/>
           </w:pPr>
-          <w:hyperlink w:anchor="__RefHeading___Toc9846_3942027358">
+          <w:hyperlink w:anchor="__RefHeading___Toc9928_1812932864">
             <w:r>
               <w:rPr>
                 <w:webHidden/>
@@ -1995,7 +1995,7 @@
               </w:rPr>
               <w:t>16.1 Variant directories</w:t>
               <w:tab/>
-              <w:t>93</w:t>
+              <w:t>94</w:t>
             </w:r>
           </w:hyperlink>
         </w:p>
@@ -2008,7 +2008,7 @@
             </w:tabs>
             <w:rPr/>
           </w:pPr>
-          <w:hyperlink w:anchor="__RefHeading___Toc9848_3942027358">
+          <w:hyperlink w:anchor="__RefHeading___Toc9930_1812932864">
             <w:r>
               <w:rPr>
                 <w:webHidden/>
@@ -2016,7 +2016,7 @@
               </w:rPr>
               <w:t>17 Package File</w:t>
               <w:tab/>
-              <w:t>94</w:t>
+              <w:t>95</w:t>
             </w:r>
           </w:hyperlink>
         </w:p>
@@ -2029,7 +2029,7 @@
             </w:tabs>
             <w:rPr/>
           </w:pPr>
-          <w:hyperlink w:anchor="__RefHeading___Toc9850_3942027358">
+          <w:hyperlink w:anchor="__RefHeading___Toc9932_1812932864">
             <w:r>
               <w:rPr>
                 <w:webHidden/>
@@ -2037,7 +2037,7 @@
               </w:rPr>
               <w:t>17.1 What it contains</w:t>
               <w:tab/>
-              <w:t>95</w:t>
+              <w:t>96</w:t>
             </w:r>
           </w:hyperlink>
         </w:p>
@@ -2050,7 +2050,7 @@
             </w:tabs>
             <w:rPr/>
           </w:pPr>
-          <w:hyperlink w:anchor="__RefHeading___Toc9852_3942027358">
+          <w:hyperlink w:anchor="__RefHeading___Toc9934_1812932864">
             <w:r>
               <w:rPr>
                 <w:webHidden/>
@@ -2058,7 +2058,7 @@
               </w:rPr>
               <w:t>17.2 Excerpt from a generated package</w:t>
               <w:tab/>
-              <w:t>96</w:t>
+              <w:t>97</w:t>
             </w:r>
           </w:hyperlink>
         </w:p>
@@ -2071,7 +2071,7 @@
             </w:tabs>
             <w:rPr/>
           </w:pPr>
-          <w:hyperlink w:anchor="__RefHeading___Toc9854_3942027358">
+          <w:hyperlink w:anchor="__RefHeading___Toc9936_1812932864">
             <w:r>
               <w:rPr>
                 <w:webHidden/>
@@ -2079,7 +2079,7 @@
               </w:rPr>
               <w:t>17.3 Why it matters</w:t>
               <w:tab/>
-              <w:t>97</w:t>
+              <w:t>98</w:t>
             </w:r>
           </w:hyperlink>
         </w:p>
@@ -2092,7 +2092,7 @@
             </w:tabs>
             <w:rPr/>
           </w:pPr>
-          <w:hyperlink w:anchor="__RefHeading___Toc9856_3942027358">
+          <w:hyperlink w:anchor="__RefHeading___Toc9938_1812932864">
             <w:r>
               <w:rPr>
                 <w:webHidden/>
@@ -2100,7 +2100,7 @@
               </w:rPr>
               <w:t>18 Top Module</w:t>
               <w:tab/>
-              <w:t>98</w:t>
+              <w:t>99</w:t>
             </w:r>
           </w:hyperlink>
         </w:p>
@@ -2113,7 +2113,7 @@
             </w:tabs>
             <w:rPr/>
           </w:pPr>
-          <w:hyperlink w:anchor="__RefHeading___Toc9858_3942027358">
+          <w:hyperlink w:anchor="__RefHeading___Toc9940_1812932864">
             <w:r>
               <w:rPr>
                 <w:webHidden/>
@@ -2121,7 +2121,7 @@
               </w:rPr>
               <w:t>18.1 Module signature</w:t>
               <w:tab/>
-              <w:t>99</w:t>
+              <w:t>100</w:t>
             </w:r>
           </w:hyperlink>
         </w:p>
@@ -2134,7 +2134,7 @@
             </w:tabs>
             <w:rPr/>
           </w:pPr>
-          <w:hyperlink w:anchor="__RefHeading___Toc9860_3942027358">
+          <w:hyperlink w:anchor="__RefHeading___Toc9942_1812932864">
             <w:r>
               <w:rPr>
                 <w:webHidden/>
@@ -2142,7 +2142,7 @@
               </w:rPr>
               <w:t>18.2 Internal structure</w:t>
               <w:tab/>
-              <w:t>100</w:t>
+              <w:t>101</w:t>
             </w:r>
           </w:hyperlink>
         </w:p>
@@ -2155,7 +2155,7 @@
             </w:tabs>
             <w:rPr/>
           </w:pPr>
-          <w:hyperlink w:anchor="__RefHeading___Toc9862_3942027358">
+          <w:hyperlink w:anchor="__RefHeading___Toc9944_1812932864">
             <w:r>
               <w:rPr>
                 <w:webHidden/>
@@ -2163,7 +2163,7 @@
               </w:rPr>
               <w:t>18.3 Excerpt: subtractive catch-all instantiation</w:t>
               <w:tab/>
-              <w:t>101</w:t>
+              <w:t>102</w:t>
             </w:r>
           </w:hyperlink>
         </w:p>
@@ -2176,7 +2176,7 @@
             </w:tabs>
             <w:rPr/>
           </w:pPr>
-          <w:hyperlink w:anchor="__RefHeading___Toc9864_3942027358">
+          <w:hyperlink w:anchor="__RefHeading___Toc9946_1812932864">
             <w:r>
               <w:rPr>
                 <w:webHidden/>
@@ -2184,7 +2184,7 @@
               </w:rPr>
               <w:t>18.4 Excerpt: adapter wiring pattern</w:t>
               <w:tab/>
-              <w:t>102</w:t>
+              <w:t>103</w:t>
             </w:r>
           </w:hyperlink>
         </w:p>
@@ -2197,7 +2197,7 @@
             </w:tabs>
             <w:rPr/>
           </w:pPr>
-          <w:hyperlink w:anchor="__RefHeading___Toc9866_3942027358">
+          <w:hyperlink w:anchor="__RefHeading___Toc9948_1812932864">
             <w:r>
               <w:rPr>
                 <w:webHidden/>
@@ -2205,7 +2205,7 @@
               </w:rPr>
               <w:t>19 Adapters and Crossbar</w:t>
               <w:tab/>
-              <w:t>103</w:t>
+              <w:t>104</w:t>
             </w:r>
           </w:hyperlink>
         </w:p>
@@ -2218,7 +2218,7 @@
             </w:tabs>
             <w:rPr/>
           </w:pPr>
-          <w:hyperlink w:anchor="__RefHeading___Toc9868_3942027358">
+          <w:hyperlink w:anchor="__RefHeading___Toc9950_1812932864">
             <w:r>
               <w:rPr>
                 <w:webHidden/>
@@ -2226,7 +2226,7 @@
               </w:rPr>
               <w:t>19.1 Master adapter (&lt;name&gt;_adapter.sv)</w:t>
               <w:tab/>
-              <w:t>103</w:t>
+              <w:t>104</w:t>
             </w:r>
           </w:hyperlink>
         </w:p>
@@ -2239,7 +2239,7 @@
             </w:tabs>
             <w:rPr/>
           </w:pPr>
-          <w:hyperlink w:anchor="__RefHeading___Toc9870_3942027358">
+          <w:hyperlink w:anchor="__RefHeading___Toc9952_1812932864">
             <w:r>
               <w:rPr>
                 <w:webHidden/>
@@ -2247,7 +2247,7 @@
               </w:rPr>
               <w:t>19.1.1 Per-width paths</w:t>
               <w:tab/>
-              <w:t>103</w:t>
+              <w:t>104</w:t>
             </w:r>
           </w:hyperlink>
         </w:p>
@@ -2260,7 +2260,7 @@
             </w:tabs>
             <w:rPr/>
           </w:pPr>
-          <w:hyperlink w:anchor="__RefHeading___Toc9872_3942027358">
+          <w:hyperlink w:anchor="__RefHeading___Toc9954_1812932864">
             <w:r>
               <w:rPr>
                 <w:webHidden/>
@@ -2268,7 +2268,7 @@
               </w:rPr>
               <w:t>19.2 Slave adapter (&lt;name&gt;_adapter.sv)</w:t>
               <w:tab/>
-              <w:t>104</w:t>
+              <w:t>105</w:t>
             </w:r>
           </w:hyperlink>
         </w:p>
@@ -2281,7 +2281,7 @@
             </w:tabs>
             <w:rPr/>
           </w:pPr>
-          <w:hyperlink w:anchor="__RefHeading___Toc9874_3942027358">
+          <w:hyperlink w:anchor="__RefHeading___Toc9956_1812932864">
             <w:r>
               <w:rPr>
                 <w:webHidden/>
@@ -2289,7 +2289,7 @@
               </w:rPr>
               <w:t>19.2.1 Response routing</w:t>
               <w:tab/>
-              <w:t>104</w:t>
+              <w:t>105</w:t>
             </w:r>
           </w:hyperlink>
         </w:p>
@@ -2302,7 +2302,7 @@
             </w:tabs>
             <w:rPr/>
           </w:pPr>
-          <w:hyperlink w:anchor="__RefHeading___Toc9876_3942027358">
+          <w:hyperlink w:anchor="__RefHeading___Toc9958_1812932864">
             <w:r>
               <w:rPr>
                 <w:webHidden/>
@@ -2310,7 +2310,7 @@
               </w:rPr>
               <w:t>19.3 Crossbar (&lt;bridge_name&gt;_xbar.sv)</w:t>
               <w:tab/>
-              <w:t>105</w:t>
+              <w:t>106</w:t>
             </w:r>
           </w:hyperlink>
         </w:p>
@@ -2323,7 +2323,7 @@
             </w:tabs>
             <w:rPr/>
           </w:pPr>
-          <w:hyperlink w:anchor="__RefHeading___Toc9878_3942027358">
+          <w:hyperlink w:anchor="__RefHeading___Toc9960_1812932864">
             <w:r>
               <w:rPr>
                 <w:webHidden/>
@@ -2331,7 +2331,7 @@
               </w:rPr>
               <w:t>20 Filelist</w:t>
               <w:tab/>
-              <w:t>106</w:t>
+              <w:t>107</w:t>
             </w:r>
           </w:hyperlink>
         </w:p>
@@ -2344,7 +2344,7 @@
             </w:tabs>
             <w:rPr/>
           </w:pPr>
-          <w:hyperlink w:anchor="__RefHeading___Toc9880_3942027358">
+          <w:hyperlink w:anchor="__RefHeading___Toc9962_1812932864">
             <w:r>
               <w:rPr>
                 <w:webHidden/>
@@ -2352,7 +2352,7 @@
               </w:rPr>
               <w:t>20.1 Path convention</w:t>
               <w:tab/>
-              <w:t>107</w:t>
+              <w:t>108</w:t>
             </w:r>
           </w:hyperlink>
         </w:p>
@@ -2365,7 +2365,7 @@
             </w:tabs>
             <w:rPr/>
           </w:pPr>
-          <w:hyperlink w:anchor="__RefHeading___Toc9882_3942027358">
+          <w:hyperlink w:anchor="__RefHeading___Toc9964_1812932864">
             <w:r>
               <w:rPr>
                 <w:webHidden/>
@@ -2373,7 +2373,7 @@
               </w:rPr>
               <w:t>20.2 Example filelist head</w:t>
               <w:tab/>
-              <w:t>108</w:t>
+              <w:t>109</w:t>
             </w:r>
           </w:hyperlink>
         </w:p>
@@ -2386,7 +2386,7 @@
             </w:tabs>
             <w:rPr/>
           </w:pPr>
-          <w:hyperlink w:anchor="__RefHeading___Toc9884_3942027358">
+          <w:hyperlink w:anchor="__RefHeading___Toc9966_1812932864">
             <w:r>
               <w:rPr>
                 <w:webHidden/>
@@ -2394,7 +2394,7 @@
               </w:rPr>
               <w:t>20.3 Filelist is generated, not hand-maintained</w:t>
               <w:tab/>
-              <w:t>109</w:t>
+              <w:t>110</w:t>
             </w:r>
           </w:hyperlink>
         </w:p>
@@ -2407,7 +2407,7 @@
             </w:tabs>
             <w:rPr/>
           </w:pPr>
-          <w:hyperlink w:anchor="__RefHeading___Toc9886_3942027358">
+          <w:hyperlink w:anchor="__RefHeading___Toc9968_1812932864">
             <w:r>
               <w:rPr>
                 <w:webHidden/>
@@ -2415,7 +2415,7 @@
               </w:rPr>
               <w:t>21 Generated Tests</w:t>
               <w:tab/>
-              <w:t>110</w:t>
+              <w:t>111</w:t>
             </w:r>
           </w:hyperlink>
         </w:p>
@@ -2428,7 +2428,7 @@
             </w:tabs>
             <w:rPr/>
           </w:pPr>
-          <w:hyperlink w:anchor="__RefHeading___Toc9888_3942027358">
+          <w:hyperlink w:anchor="__RefHeading___Toc9970_1812932864">
             <w:r>
               <w:rPr>
                 <w:webHidden/>
@@ -2436,7 +2436,7 @@
               </w:rPr>
               <w:t>21.1 TB class</w:t>
               <w:tab/>
-              <w:t>111</w:t>
+              <w:t>112</w:t>
             </w:r>
           </w:hyperlink>
         </w:p>
@@ -2449,7 +2449,7 @@
             </w:tabs>
             <w:rPr/>
           </w:pPr>
-          <w:hyperlink w:anchor="__RefHeading___Toc9890_3942027358">
+          <w:hyperlink w:anchor="__RefHeading___Toc9972_1812932864">
             <w:r>
               <w:rPr>
                 <w:webHidden/>
@@ -2457,7 +2457,7 @@
               </w:rPr>
               <w:t>21.2 Test runner</w:t>
               <w:tab/>
-              <w:t>112</w:t>
+              <w:t>113</w:t>
             </w:r>
           </w:hyperlink>
         </w:p>
@@ -2470,7 +2470,7 @@
             </w:tabs>
             <w:rPr/>
           </w:pPr>
-          <w:hyperlink w:anchor="__RefHeading___Toc9892_3942027358">
+          <w:hyperlink w:anchor="__RefHeading___Toc9974_1812932864">
             <w:r>
               <w:rPr>
                 <w:webHidden/>
@@ -2478,7 +2478,7 @@
               </w:rPr>
               <w:t>21.3 Monitor stress test</w:t>
               <w:tab/>
-              <w:t>113</w:t>
+              <w:t>114</w:t>
             </w:r>
           </w:hyperlink>
         </w:p>
@@ -2491,7 +2491,7 @@
             </w:tabs>
             <w:rPr/>
           </w:pPr>
-          <w:hyperlink w:anchor="__RefHeading___Toc9894_3942027358">
+          <w:hyperlink w:anchor="__RefHeading___Toc9976_1812932864">
             <w:r>
               <w:rPr>
                 <w:webHidden/>
@@ -2499,7 +2499,7 @@
               </w:rPr>
               <w:t>21.4 Regeneration discipline for tests</w:t>
               <w:tab/>
-              <w:t>114</w:t>
+              <w:t>115</w:t>
             </w:r>
           </w:hyperlink>
         </w:p>
@@ -2512,7 +2512,7 @@
             </w:tabs>
             <w:rPr/>
           </w:pPr>
-          <w:hyperlink w:anchor="__RefHeading___Toc9896_3942027358">
+          <w:hyperlink w:anchor="__RefHeading___Toc9978_1812932864">
             <w:r>
               <w:rPr>
                 <w:webHidden/>
@@ -2520,7 +2520,7 @@
               </w:rPr>
               <w:t>22 Full Regeneration Rule</w:t>
               <w:tab/>
-              <w:t>115</w:t>
+              <w:t>116</w:t>
             </w:r>
           </w:hyperlink>
         </w:p>
@@ -2533,7 +2533,7 @@
             </w:tabs>
             <w:rPr/>
           </w:pPr>
-          <w:hyperlink w:anchor="__RefHeading___Toc9898_3942027358">
+          <w:hyperlink w:anchor="__RefHeading___Toc9980_1812932864">
             <w:r>
               <w:rPr>
                 <w:webHidden/>
@@ -2541,7 +2541,7 @@
               </w:rPr>
               <w:t>22.1 Why partial regeneration is dangerous</w:t>
               <w:tab/>
-              <w:t>116</w:t>
+              <w:t>117</w:t>
             </w:r>
           </w:hyperlink>
         </w:p>
@@ -2554,7 +2554,7 @@
             </w:tabs>
             <w:rPr/>
           </w:pPr>
-          <w:hyperlink w:anchor="__RefHeading___Toc9900_3942027358">
+          <w:hyperlink w:anchor="__RefHeading___Toc9982_1812932864">
             <w:r>
               <w:rPr>
                 <w:webHidden/>
@@ -2562,7 +2562,7 @@
               </w:rPr>
               <w:t>22.2 Required workflow</w:t>
               <w:tab/>
-              <w:t>117</w:t>
+              <w:t>118</w:t>
             </w:r>
           </w:hyperlink>
         </w:p>
@@ -2575,7 +2575,7 @@
             </w:tabs>
             <w:rPr/>
           </w:pPr>
-          <w:hyperlink w:anchor="__RefHeading___Toc9902_3942027358">
+          <w:hyperlink w:anchor="__RefHeading___Toc9984_1812932864">
             <w:r>
               <w:rPr>
                 <w:webHidden/>
@@ -2583,7 +2583,7 @@
               </w:rPr>
               <w:t>22.3 Code changes that trigger full regeneration</w:t>
               <w:tab/>
-              <w:t>118</w:t>
+              <w:t>119</w:t>
             </w:r>
           </w:hyperlink>
         </w:p>
@@ -2596,7 +2596,7 @@
             </w:tabs>
             <w:rPr/>
           </w:pPr>
-          <w:hyperlink w:anchor="__RefHeading___Toc9904_3942027358">
+          <w:hyperlink w:anchor="__RefHeading___Toc9986_1812932864">
             <w:r>
               <w:rPr>
                 <w:webHidden/>
@@ -2604,7 +2604,7 @@
               </w:rPr>
               <w:t>22.4 Files that are never regenerated</w:t>
               <w:tab/>
-              <w:t>119</w:t>
+              <w:t>120</w:t>
             </w:r>
           </w:hyperlink>
         </w:p>
@@ -2617,7 +2617,7 @@
             </w:tabs>
             <w:rPr/>
           </w:pPr>
-          <w:hyperlink w:anchor="__RefHeading___Toc9906_3942027358">
+          <w:hyperlink w:anchor="__RefHeading___Toc9988_1812932864">
             <w:r>
               <w:rPr>
                 <w:webHidden/>
@@ -2625,7 +2625,7 @@
               </w:rPr>
               <w:t>22.5 Version-mismatch symptoms</w:t>
               <w:tab/>
-              <w:t>120</w:t>
+              <w:t>121</w:t>
             </w:r>
           </w:hyperlink>
         </w:p>
@@ -2638,7 +2638,7 @@
             </w:tabs>
             <w:rPr/>
           </w:pPr>
-          <w:hyperlink w:anchor="__RefHeading___Toc9908_3942027358">
+          <w:hyperlink w:anchor="__RefHeading___Toc9990_1812932864">
             <w:r>
               <w:rPr>
                 <w:webHidden/>
@@ -2646,7 +2646,7 @@
               </w:rPr>
               <w:t>23 Generated Examples</w:t>
               <w:tab/>
-              <w:t>121</w:t>
+              <w:t>122</w:t>
             </w:r>
           </w:hyperlink>
         </w:p>
@@ -2659,7 +2659,7 @@
             </w:tabs>
             <w:rPr/>
           </w:pPr>
-          <w:hyperlink w:anchor="__RefHeading___Toc9910_3942027358">
+          <w:hyperlink w:anchor="__RefHeading___Toc9992_1812932864">
             <w:r>
               <w:rPr>
                 <w:webHidden/>
@@ -2667,7 +2667,7 @@
               </w:rPr>
               <w:t>23.1 Representative fixtures</w:t>
               <w:tab/>
-              <w:t>122</w:t>
+              <w:t>123</w:t>
             </w:r>
           </w:hyperlink>
         </w:p>
@@ -2680,7 +2680,7 @@
             </w:tabs>
             <w:rPr/>
           </w:pPr>
-          <w:hyperlink w:anchor="__RefHeading___Toc9912_3942027358">
+          <w:hyperlink w:anchor="__RefHeading___Toc9994_1812932864">
             <w:r>
               <w:rPr>
                 <w:webHidden/>
@@ -2688,7 +2688,7 @@
               </w:rPr>
               <w:t>23.2 How to verify a regeneration</w:t>
               <w:tab/>
-              <w:t>123</w:t>
+              <w:t>124</w:t>
             </w:r>
           </w:hyperlink>
         </w:p>
@@ -2701,7 +2701,7 @@
             </w:tabs>
             <w:rPr/>
           </w:pPr>
-          <w:hyperlink w:anchor="__RefHeading___Toc9914_3942027358">
+          <w:hyperlink w:anchor="__RefHeading___Toc9996_1812932864">
             <w:r>
               <w:rPr>
                 <w:webHidden/>
@@ -2709,7 +2709,7 @@
               </w:rPr>
               <w:t>23.3 Fixture as documentation</w:t>
               <w:tab/>
-              <w:t>124</w:t>
+              <w:t>125</w:t>
             </w:r>
           </w:hyperlink>
         </w:p>
@@ -2722,7 +2722,7 @@
             </w:tabs>
             <w:rPr/>
           </w:pPr>
-          <w:hyperlink w:anchor="__RefHeading___Toc9916_3942027358">
+          <w:hyperlink w:anchor="__RefHeading___Toc9998_1812932864">
             <w:r>
               <w:rPr>
                 <w:webHidden/>
@@ -2730,7 +2730,7 @@
               </w:rPr>
               <w:t>24 DV Suite</w:t>
               <w:tab/>
-              <w:t>125</w:t>
+              <w:t>126</w:t>
             </w:r>
           </w:hyperlink>
         </w:p>
@@ -2743,7 +2743,7 @@
             </w:tabs>
             <w:rPr/>
           </w:pPr>
-          <w:hyperlink w:anchor="__RefHeading___Toc9918_3942027358">
+          <w:hyperlink w:anchor="__RefHeading___Toc10000_1812932864">
             <w:r>
               <w:rPr>
                 <w:webHidden/>
@@ -2751,7 +2751,7 @@
               </w:rPr>
               <w:t>24.1 Test structure</w:t>
               <w:tab/>
-              <w:t>126</w:t>
+              <w:t>127</w:t>
             </w:r>
           </w:hyperlink>
         </w:p>
@@ -2764,7 +2764,7 @@
             </w:tabs>
             <w:rPr/>
           </w:pPr>
-          <w:hyperlink w:anchor="__RefHeading___Toc9920_3942027358">
+          <w:hyperlink w:anchor="__RefHeading___Toc10002_1812932864">
             <w:r>
               <w:rPr>
                 <w:webHidden/>
@@ -2772,7 +2772,7 @@
               </w:rPr>
               <w:t>24.2 Running tests</w:t>
               <w:tab/>
-              <w:t>127</w:t>
+              <w:t>128</w:t>
             </w:r>
           </w:hyperlink>
         </w:p>
@@ -2785,7 +2785,7 @@
             </w:tabs>
             <w:rPr/>
           </w:pPr>
-          <w:hyperlink w:anchor="__RefHeading___Toc9922_3942027358">
+          <w:hyperlink w:anchor="__RefHeading___Toc10004_1812932864">
             <w:r>
               <w:rPr>
                 <w:webHidden/>
@@ -2793,7 +2793,7 @@
               </w:rPr>
               <w:t>24.3 Test levels</w:t>
               <w:tab/>
-              <w:t>128</w:t>
+              <w:t>129</w:t>
             </w:r>
           </w:hyperlink>
         </w:p>
@@ -2806,7 +2806,7 @@
             </w:tabs>
             <w:rPr/>
           </w:pPr>
-          <w:hyperlink w:anchor="__RefHeading___Toc9924_3942027358">
+          <w:hyperlink w:anchor="__RefHeading___Toc10006_1812932864">
             <w:r>
               <w:rPr>
                 <w:webHidden/>
@@ -2814,7 +2814,7 @@
               </w:rPr>
               <w:t>24.4 Verification coverage</w:t>
               <w:tab/>
-              <w:t>129</w:t>
+              <w:t>130</w:t>
             </w:r>
           </w:hyperlink>
         </w:p>
@@ -2827,7 +2827,7 @@
             </w:tabs>
             <w:rPr/>
           </w:pPr>
-          <w:hyperlink w:anchor="__RefHeading___Toc9926_3942027358">
+          <w:hyperlink w:anchor="__RefHeading___Toc10008_1812932864">
             <w:r>
               <w:rPr>
                 <w:webHidden/>
@@ -2835,7 +2835,7 @@
               </w:rPr>
               <w:t>24.5 When generator changes affect DV</w:t>
               <w:tab/>
-              <w:t>130</w:t>
+              <w:t>131</w:t>
             </w:r>
           </w:hyperlink>
         </w:p>
@@ -2848,7 +2848,7 @@
             </w:tabs>
             <w:rPr/>
           </w:pPr>
-          <w:hyperlink w:anchor="__RefHeading___Toc9928_3942027358">
+          <w:hyperlink w:anchor="__RefHeading___Toc10010_1812932864">
             <w:r>
               <w:rPr>
                 <w:webHidden/>
@@ -2856,7 +2856,7 @@
               </w:rPr>
               <w:t>25 Lint and Synthesis Checks</w:t>
               <w:tab/>
-              <w:t>131</w:t>
+              <w:t>132</w:t>
             </w:r>
           </w:hyperlink>
         </w:p>
@@ -2869,7 +2869,7 @@
             </w:tabs>
             <w:rPr/>
           </w:pPr>
-          <w:hyperlink w:anchor="__RefHeading___Toc9930_3942027358">
+          <w:hyperlink w:anchor="__RefHeading___Toc10012_1812932864">
             <w:r>
               <w:rPr>
                 <w:webHidden/>
@@ -2877,7 +2877,7 @@
               </w:rPr>
               <w:t>25.1 Verilator lint</w:t>
               <w:tab/>
-              <w:t>132</w:t>
+              <w:t>133</w:t>
             </w:r>
           </w:hyperlink>
         </w:p>
@@ -2890,7 +2890,7 @@
             </w:tabs>
             <w:rPr/>
           </w:pPr>
-          <w:hyperlink w:anchor="__RefHeading___Toc9932_3942027358">
+          <w:hyperlink w:anchor="__RefHeading___Toc10014_1812932864">
             <w:r>
               <w:rPr>
                 <w:webHidden/>
@@ -2898,7 +2898,7 @@
               </w:rPr>
               <w:t>25.2 Out-of-context synthesis</w:t>
               <w:tab/>
-              <w:t>133</w:t>
+              <w:t>134</w:t>
             </w:r>
           </w:hyperlink>
         </w:p>
@@ -2911,7 +2911,7 @@
             </w:tabs>
             <w:rPr/>
           </w:pPr>
-          <w:hyperlink w:anchor="__RefHeading___Toc9934_3942027358">
+          <w:hyperlink w:anchor="__RefHeading___Toc10016_1812932864">
             <w:r>
               <w:rPr>
                 <w:webHidden/>
@@ -2919,7 +2919,7 @@
               </w:rPr>
               <w:t>25.3 When to run checks</w:t>
               <w:tab/>
-              <w:t>134</w:t>
+              <w:t>135</w:t>
             </w:r>
           </w:hyperlink>
         </w:p>
@@ -2932,7 +2932,7 @@
             </w:tabs>
             <w:rPr/>
           </w:pPr>
-          <w:hyperlink w:anchor="__RefHeading___Toc9936_3942027358">
+          <w:hyperlink w:anchor="__RefHeading___Toc10018_1812932864">
             <w:r>
               <w:rPr>
                 <w:webHidden/>
@@ -2940,7 +2940,7 @@
               </w:rPr>
               <w:t>26 Adding a Protocol</w:t>
               <w:tab/>
-              <w:t>135</w:t>
+              <w:t>136</w:t>
             </w:r>
           </w:hyperlink>
         </w:p>
@@ -2953,7 +2953,7 @@
             </w:tabs>
             <w:rPr/>
           </w:pPr>
-          <w:hyperlink w:anchor="__RefHeading___Toc9938_3942027358">
+          <w:hyperlink w:anchor="__RefHeading___Toc10020_1812932864">
             <w:r>
               <w:rPr>
                 <w:webHidden/>
@@ -2961,7 +2961,7 @@
               </w:rPr>
               <w:t>26.1 Step 1: Add the protocol to the validator</w:t>
               <w:tab/>
-              <w:t>136</w:t>
+              <w:t>137</w:t>
             </w:r>
           </w:hyperlink>
         </w:p>
@@ -2974,7 +2974,7 @@
             </w:tabs>
             <w:rPr/>
           </w:pPr>
-          <w:hyperlink w:anchor="__RefHeading___Toc9940_3942027358">
+          <w:hyperlink w:anchor="__RefHeading___Toc10022_1812932864">
             <w:r>
               <w:rPr>
                 <w:webHidden/>
@@ -2982,7 +2982,7 @@
               </w:rPr>
               <w:t>26.2 Step 2: Add converter/wrapper selection</w:t>
               <w:tab/>
-              <w:t>137</w:t>
+              <w:t>138</w:t>
             </w:r>
           </w:hyperlink>
         </w:p>
@@ -2995,7 +2995,7 @@
             </w:tabs>
             <w:rPr/>
           </w:pPr>
-          <w:hyperlink w:anchor="__RefHeading___Toc9942_3942027358">
+          <w:hyperlink w:anchor="__RefHeading___Toc10024_1812932864">
             <w:r>
               <w:rPr>
                 <w:webHidden/>
@@ -3003,7 +3003,7 @@
               </w:rPr>
               <w:t>26.3 Step 3: Update the filelist</w:t>
               <w:tab/>
-              <w:t>138</w:t>
+              <w:t>139</w:t>
             </w:r>
           </w:hyperlink>
         </w:p>
@@ -3016,7 +3016,7 @@
             </w:tabs>
             <w:rPr/>
           </w:pPr>
-          <w:hyperlink w:anchor="__RefHeading___Toc9944_3942027358">
+          <w:hyperlink w:anchor="__RefHeading___Toc10026_1812932864">
             <w:r>
               <w:rPr>
                 <w:webHidden/>
@@ -3024,7 +3024,7 @@
               </w:rPr>
               <w:t>26.4 Step 4: Add a representative fixture</w:t>
               <w:tab/>
-              <w:t>139</w:t>
+              <w:t>140</w:t>
             </w:r>
           </w:hyperlink>
         </w:p>
@@ -3037,7 +3037,7 @@
             </w:tabs>
             <w:rPr/>
           </w:pPr>
-          <w:hyperlink w:anchor="__RefHeading___Toc9946_3942027358">
+          <w:hyperlink w:anchor="__RefHeading___Toc10028_1812932864">
             <w:r>
               <w:rPr>
                 <w:webHidden/>
@@ -3045,7 +3045,7 @@
               </w:rPr>
               <w:t>26.5 Step 5: Run the full regeneration and test</w:t>
               <w:tab/>
-              <w:t>140</w:t>
+              <w:t>141</w:t>
             </w:r>
           </w:hyperlink>
         </w:p>
@@ -3058,7 +3058,7 @@
             </w:tabs>
             <w:rPr/>
           </w:pPr>
-          <w:hyperlink w:anchor="__RefHeading___Toc9948_3942027358">
+          <w:hyperlink w:anchor="__RefHeading___Toc10030_1812932864">
             <w:r>
               <w:rPr>
                 <w:webHidden/>
@@ -3066,7 +3066,7 @@
               </w:rPr>
               <w:t>26.6 Example: how APB was added</w:t>
               <w:tab/>
-              <w:t>141</w:t>
+              <w:t>142</w:t>
             </w:r>
           </w:hyperlink>
         </w:p>
@@ -3079,7 +3079,7 @@
             </w:tabs>
             <w:rPr/>
           </w:pPr>
-          <w:hyperlink w:anchor="__RefHeading___Toc9950_3942027358">
+          <w:hyperlink w:anchor="__RefHeading___Toc10032_1812932864">
             <w:r>
               <w:rPr>
                 <w:webHidden/>
@@ -3087,7 +3087,7 @@
               </w:rPr>
               <w:t>27 Adding a Bridge-Level Option</w:t>
               <w:tab/>
-              <w:t>142</w:t>
+              <w:t>143</w:t>
             </w:r>
           </w:hyperlink>
         </w:p>
@@ -3100,7 +3100,7 @@
             </w:tabs>
             <w:rPr/>
           </w:pPr>
-          <w:hyperlink w:anchor="__RefHeading___Toc9952_3942027358">
+          <w:hyperlink w:anchor="__RefHeading___Toc10034_1812932864">
             <w:r>
               <w:rPr>
                 <w:webHidden/>
@@ -3108,7 +3108,7 @@
               </w:rPr>
               <w:t>27.1 Step 1: Add the dataclass field</w:t>
               <w:tab/>
-              <w:t>143</w:t>
+              <w:t>144</w:t>
             </w:r>
           </w:hyperlink>
         </w:p>
@@ -3121,7 +3121,7 @@
             </w:tabs>
             <w:rPr/>
           </w:pPr>
-          <w:hyperlink w:anchor="__RefHeading___Toc9954_3942027358">
+          <w:hyperlink w:anchor="__RefHeading___Toc10036_1812932864">
             <w:r>
               <w:rPr>
                 <w:webHidden/>
@@ -3129,7 +3129,7 @@
               </w:rPr>
               <w:t>27.2 Step 2: Add the TOML loader mapping</w:t>
               <w:tab/>
-              <w:t>144</w:t>
+              <w:t>145</w:t>
             </w:r>
           </w:hyperlink>
         </w:p>
@@ -3142,7 +3142,7 @@
             </w:tabs>
             <w:rPr/>
           </w:pPr>
-          <w:hyperlink w:anchor="__RefHeading___Toc9956_3942027358">
+          <w:hyperlink w:anchor="__RefHeading___Toc10038_1812932864">
             <w:r>
               <w:rPr>
                 <w:webHidden/>
@@ -3150,7 +3150,7 @@
               </w:rPr>
               <w:t>27.3 Step 3: Validate if necessary</w:t>
               <w:tab/>
-              <w:t>145</w:t>
+              <w:t>146</w:t>
             </w:r>
           </w:hyperlink>
         </w:p>
@@ -3163,7 +3163,7 @@
             </w:tabs>
             <w:rPr/>
           </w:pPr>
-          <w:hyperlink w:anchor="__RefHeading___Toc9958_3942027358">
+          <w:hyperlink w:anchor="__RefHeading___Toc10040_1812932864">
             <w:r>
               <w:rPr>
                 <w:webHidden/>
@@ -3171,7 +3171,7 @@
               </w:rPr>
               <w:t>27.4 Step 4: Thread it into the emitter</w:t>
               <w:tab/>
-              <w:t>146</w:t>
+              <w:t>147</w:t>
             </w:r>
           </w:hyperlink>
         </w:p>
@@ -3184,7 +3184,7 @@
             </w:tabs>
             <w:rPr/>
           </w:pPr>
-          <w:hyperlink w:anchor="__RefHeading___Toc9960_3942027358">
+          <w:hyperlink w:anchor="__RefHeading___Toc10042_1812932864">
             <w:r>
               <w:rPr>
                 <w:webHidden/>
@@ -3192,7 +3192,7 @@
               </w:rPr>
               <w:t>27.5 Step 5: Use the option in BridgeModuleGenerator</w:t>
               <w:tab/>
-              <w:t>147</w:t>
+              <w:t>148</w:t>
             </w:r>
           </w:hyperlink>
         </w:p>
@@ -3205,7 +3205,7 @@
             </w:tabs>
             <w:rPr/>
           </w:pPr>
-          <w:hyperlink w:anchor="__RefHeading___Toc9962_3942027358">
+          <w:hyperlink w:anchor="__RefHeading___Toc10044_1812932864">
             <w:r>
               <w:rPr>
                 <w:webHidden/>
@@ -3213,7 +3213,7 @@
               </w:rPr>
               <w:t>27.6 Step 6: Document and test</w:t>
               <w:tab/>
-              <w:t>148</w:t>
+              <w:t>149</w:t>
             </w:r>
           </w:hyperlink>
         </w:p>
@@ -3226,7 +3226,7 @@
             </w:tabs>
             <w:rPr/>
           </w:pPr>
-          <w:hyperlink w:anchor="__RefHeading___Toc9964_3942027358">
+          <w:hyperlink w:anchor="__RefHeading___Toc10046_1812932864">
             <w:r>
               <w:rPr>
                 <w:webHidden/>
@@ -3234,7 +3234,7 @@
               </w:rPr>
               <w:t>27.7 Example: xbar_pipeline</w:t>
               <w:tab/>
-              <w:t>149</w:t>
+              <w:t>150</w:t>
             </w:r>
           </w:hyperlink>
         </w:p>
@@ -3247,7 +3247,7 @@
             </w:tabs>
             <w:rPr/>
           </w:pPr>
-          <w:hyperlink w:anchor="__RefHeading___Toc9966_3942027358">
+          <w:hyperlink w:anchor="__RefHeading___Toc10048_1812932864">
             <w:r>
               <w:rPr>
                 <w:webHidden/>
@@ -3255,7 +3255,7 @@
               </w:rPr>
               <w:t>28 Adding a Port-Level Option</w:t>
               <w:tab/>
-              <w:t>150</w:t>
+              <w:t>151</w:t>
             </w:r>
           </w:hyperlink>
         </w:p>
@@ -3268,7 +3268,7 @@
             </w:tabs>
             <w:rPr/>
           </w:pPr>
-          <w:hyperlink w:anchor="__RefHeading___Toc9968_3942027358">
+          <w:hyperlink w:anchor="__RefHeading___Toc10050_1812932864">
             <w:r>
               <w:rPr>
                 <w:webHidden/>
@@ -3276,7 +3276,7 @@
               </w:rPr>
               <w:t>28.1 Step 1: Add the PortSpec field</w:t>
               <w:tab/>
-              <w:t>151</w:t>
+              <w:t>152</w:t>
             </w:r>
           </w:hyperlink>
         </w:p>
@@ -3289,7 +3289,7 @@
             </w:tabs>
             <w:rPr/>
           </w:pPr>
-          <w:hyperlink w:anchor="__RefHeading___Toc9970_3942027358">
+          <w:hyperlink w:anchor="__RefHeading___Toc10052_1812932864">
             <w:r>
               <w:rPr>
                 <w:webHidden/>
@@ -3297,7 +3297,7 @@
               </w:rPr>
               <w:t>28.2 Step 2: Load it from TOML</w:t>
               <w:tab/>
-              <w:t>152</w:t>
+              <w:t>153</w:t>
             </w:r>
           </w:hyperlink>
         </w:p>
@@ -3310,7 +3310,7 @@
             </w:tabs>
             <w:rPr/>
           </w:pPr>
-          <w:hyperlink w:anchor="__RefHeading___Toc9972_3942027358">
+          <w:hyperlink w:anchor="__RefHeading___Toc10054_1812932864">
             <w:r>
               <w:rPr>
                 <w:webHidden/>
@@ -3318,7 +3318,7 @@
               </w:rPr>
               <w:t>28.3 Step 3: Validate it</w:t>
               <w:tab/>
-              <w:t>153</w:t>
+              <w:t>154</w:t>
             </w:r>
           </w:hyperlink>
         </w:p>
@@ -3331,7 +3331,7 @@
             </w:tabs>
             <w:rPr/>
           </w:pPr>
-          <w:hyperlink w:anchor="__RefHeading___Toc9974_3942027358">
+          <w:hyperlink w:anchor="__RefHeading___Toc10056_1812932864">
             <w:r>
               <w:rPr>
                 <w:webHidden/>
@@ -3339,7 +3339,7 @@
               </w:rPr>
               <w:t>28.4 Step 4: Thread it into MasterConfig / SlaveInfo</w:t>
               <w:tab/>
-              <w:t>154</w:t>
+              <w:t>155</w:t>
             </w:r>
           </w:hyperlink>
         </w:p>
@@ -3352,7 +3352,7 @@
             </w:tabs>
             <w:rPr/>
           </w:pPr>
-          <w:hyperlink w:anchor="__RefHeading___Toc9976_3942027358">
+          <w:hyperlink w:anchor="__RefHeading___Toc10058_1812932864">
             <w:r>
               <w:rPr>
                 <w:webHidden/>
@@ -3360,7 +3360,7 @@
               </w:rPr>
               <w:t>28.5 Step 5: Use it in the adapter generator</w:t>
               <w:tab/>
-              <w:t>155</w:t>
+              <w:t>156</w:t>
             </w:r>
           </w:hyperlink>
         </w:p>
@@ -3373,7 +3373,7 @@
             </w:tabs>
             <w:rPr/>
           </w:pPr>
-          <w:hyperlink w:anchor="__RefHeading___Toc9978_3942027358">
+          <w:hyperlink w:anchor="__RefHeading___Toc10060_1812932864">
             <w:r>
               <w:rPr>
                 <w:webHidden/>
@@ -3381,7 +3381,7 @@
               </w:rPr>
               <w:t>28.6 Step 6: Update the filelist if needed</w:t>
               <w:tab/>
-              <w:t>156</w:t>
+              <w:t>157</w:t>
             </w:r>
           </w:hyperlink>
         </w:p>
@@ -3394,7 +3394,7 @@
             </w:tabs>
             <w:rPr/>
           </w:pPr>
-          <w:hyperlink w:anchor="__RefHeading___Toc9980_3942027358">
+          <w:hyperlink w:anchor="__RefHeading___Toc10062_1812932864">
             <w:r>
               <w:rPr>
                 <w:webHidden/>
@@ -3402,7 +3402,7 @@
               </w:rPr>
               <w:t>28.7 Example: cdc</w:t>
               <w:tab/>
-              <w:t>157</w:t>
+              <w:t>158</w:t>
             </w:r>
           </w:hyperlink>
         </w:p>
@@ -3415,7 +3415,7 @@
             </w:tabs>
             <w:rPr/>
           </w:pPr>
-          <w:hyperlink w:anchor="__RefHeading___Toc9982_3942027358">
+          <w:hyperlink w:anchor="__RefHeading___Toc10064_1812932864">
             <w:r>
               <w:rPr>
                 <w:webHidden/>
@@ -3423,7 +3423,7 @@
               </w:rPr>
               <w:t>29 Testing an Extension</w:t>
               <w:tab/>
-              <w:t>158</w:t>
+              <w:t>159</w:t>
             </w:r>
           </w:hyperlink>
         </w:p>
@@ -3436,7 +3436,7 @@
             </w:tabs>
             <w:rPr/>
           </w:pPr>
-          <w:hyperlink w:anchor="__RefHeading___Toc9984_3942027358">
+          <w:hyperlink w:anchor="__RefHeading___Toc10066_1812932864">
             <w:r>
               <w:rPr>
                 <w:webHidden/>
@@ -3444,7 +3444,7 @@
               </w:rPr>
               <w:t>29.1 Minimum test plan</w:t>
               <w:tab/>
-              <w:t>159</w:t>
+              <w:t>160</w:t>
             </w:r>
           </w:hyperlink>
         </w:p>
@@ -3457,7 +3457,7 @@
             </w:tabs>
             <w:rPr/>
           </w:pPr>
-          <w:hyperlink w:anchor="__RefHeading___Toc9986_3942027358">
+          <w:hyperlink w:anchor="__RefHeading___Toc10068_1812932864">
             <w:r>
               <w:rPr>
                 <w:webHidden/>
@@ -3465,7 +3465,7 @@
               </w:rPr>
               <w:t>29.2 Regression fixtures</w:t>
               <w:tab/>
-              <w:t>160</w:t>
+              <w:t>161</w:t>
             </w:r>
           </w:hyperlink>
         </w:p>
@@ -3478,7 +3478,7 @@
             </w:tabs>
             <w:rPr/>
           </w:pPr>
-          <w:hyperlink w:anchor="__RefHeading___Toc9988_3942027358">
+          <w:hyperlink w:anchor="__RefHeading___Toc10070_1812932864">
             <w:r>
               <w:rPr>
                 <w:webHidden/>
@@ -3486,7 +3486,7 @@
               </w:rPr>
               <w:t>29.3 Documentation</w:t>
               <w:tab/>
-              <w:t>161</w:t>
+              <w:t>162</w:t>
             </w:r>
           </w:hyperlink>
           <w:r>
@@ -3575,7 +3575,7 @@
           <w:rPr>
             <w:rStyle w:val="ListLabel1"/>
           </w:rPr>
-          <w:t>69</w:t>
+          <w:t>70</w:t>
         </w:r>
         <w:r>
           <w:rPr>
@@ -3774,7 +3774,7 @@
           <w:rPr>
             <w:rStyle w:val="ListLabel1"/>
           </w:rPr>
-          <w:t>18</w:t>
+          <w:t>19</w:t>
         </w:r>
         <w:r>
           <w:rPr>
@@ -3831,7 +3831,7 @@
           <w:rPr>
             <w:rStyle w:val="ListLabel1"/>
           </w:rPr>
-          <w:t>25</w:t>
+          <w:t>26</w:t>
         </w:r>
         <w:r>
           <w:rPr>
@@ -3888,7 +3888,7 @@
           <w:rPr>
             <w:rStyle w:val="ListLabel1"/>
           </w:rPr>
-          <w:t>27</w:t>
+          <w:t>28</w:t>
         </w:r>
         <w:r>
           <w:rPr>
@@ -3945,7 +3945,7 @@
           <w:rPr>
             <w:rStyle w:val="ListLabel1"/>
           </w:rPr>
-          <w:t>29</w:t>
+          <w:t>30</w:t>
         </w:r>
         <w:r>
           <w:rPr>
@@ -4002,7 +4002,7 @@
           <w:rPr>
             <w:rStyle w:val="ListLabel1"/>
           </w:rPr>
-          <w:t>32</w:t>
+          <w:t>33</w:t>
         </w:r>
         <w:r>
           <w:rPr>
@@ -4059,7 +4059,7 @@
           <w:rPr>
             <w:rStyle w:val="ListLabel1"/>
           </w:rPr>
-          <w:t>33</w:t>
+          <w:t>34</w:t>
         </w:r>
         <w:r>
           <w:rPr>
@@ -4116,7 +4116,7 @@
           <w:rPr>
             <w:rStyle w:val="ListLabel1"/>
           </w:rPr>
-          <w:t>34</w:t>
+          <w:t>35</w:t>
         </w:r>
         <w:r>
           <w:rPr>
@@ -4173,7 +4173,7 @@
           <w:rPr>
             <w:rStyle w:val="ListLabel1"/>
           </w:rPr>
-          <w:t>36</w:t>
+          <w:t>37</w:t>
         </w:r>
         <w:r>
           <w:rPr>
@@ -4230,7 +4230,7 @@
           <w:rPr>
             <w:rStyle w:val="ListLabel1"/>
           </w:rPr>
-          <w:t>38</w:t>
+          <w:t>39</w:t>
         </w:r>
         <w:r>
           <w:rPr>
@@ -4287,7 +4287,7 @@
           <w:rPr>
             <w:rStyle w:val="ListLabel1"/>
           </w:rPr>
-          <w:t>41</w:t>
+          <w:t>42</w:t>
         </w:r>
         <w:r>
           <w:rPr>
@@ -4344,7 +4344,7 @@
           <w:rPr>
             <w:rStyle w:val="ListLabel1"/>
           </w:rPr>
-          <w:t>43</w:t>
+          <w:t>44</w:t>
         </w:r>
         <w:r>
           <w:rPr>
@@ -4401,7 +4401,7 @@
           <w:rPr>
             <w:rStyle w:val="ListLabel1"/>
           </w:rPr>
-          <w:t>44</w:t>
+          <w:t>45</w:t>
         </w:r>
         <w:r>
           <w:rPr>
@@ -4458,7 +4458,7 @@
           <w:rPr>
             <w:rStyle w:val="ListLabel1"/>
           </w:rPr>
-          <w:t>47</w:t>
+          <w:t>48</w:t>
         </w:r>
         <w:r>
           <w:rPr>
@@ -4515,7 +4515,7 @@
           <w:rPr>
             <w:rStyle w:val="ListLabel1"/>
           </w:rPr>
-          <w:t>50</w:t>
+          <w:t>51</w:t>
         </w:r>
         <w:r>
           <w:rPr>
@@ -4572,7 +4572,7 @@
           <w:rPr>
             <w:rStyle w:val="ListLabel1"/>
           </w:rPr>
-          <w:t>51</w:t>
+          <w:t>52</w:t>
         </w:r>
         <w:r>
           <w:rPr>
@@ -4629,7 +4629,7 @@
           <w:rPr>
             <w:rStyle w:val="ListLabel1"/>
           </w:rPr>
-          <w:t>55</w:t>
+          <w:t>56</w:t>
         </w:r>
         <w:r>
           <w:rPr>
@@ -4686,7 +4686,7 @@
           <w:rPr>
             <w:rStyle w:val="ListLabel1"/>
           </w:rPr>
-          <w:t>55</w:t>
+          <w:t>56</w:t>
         </w:r>
         <w:r>
           <w:rPr>
@@ -4743,7 +4743,7 @@
           <w:rPr>
             <w:rStyle w:val="ListLabel1"/>
           </w:rPr>
-          <w:t>57</w:t>
+          <w:t>58</w:t>
         </w:r>
         <w:r>
           <w:rPr>
@@ -4800,7 +4800,7 @@
           <w:rPr>
             <w:rStyle w:val="ListLabel1"/>
           </w:rPr>
-          <w:t>70</w:t>
+          <w:t>71</w:t>
         </w:r>
         <w:r>
           <w:rPr>
@@ -4857,7 +4857,7 @@
           <w:rPr>
             <w:rStyle w:val="ListLabel1"/>
           </w:rPr>
-          <w:t>80</w:t>
+          <w:t>81</w:t>
         </w:r>
         <w:r>
           <w:rPr>
@@ -4914,7 +4914,7 @@
           <w:rPr>
             <w:rStyle w:val="ListLabel1"/>
           </w:rPr>
-          <w:t>83</w:t>
+          <w:t>84</w:t>
         </w:r>
         <w:r>
           <w:rPr>
@@ -4971,7 +4971,7 @@
           <w:rPr>
             <w:rStyle w:val="ListLabel1"/>
           </w:rPr>
-          <w:t>85</w:t>
+          <w:t>86</w:t>
         </w:r>
         <w:r>
           <w:rPr>
@@ -5028,7 +5028,7 @@
           <w:rPr>
             <w:rStyle w:val="ListLabel1"/>
           </w:rPr>
-          <w:t>91</w:t>
+          <w:t>92</w:t>
         </w:r>
         <w:r>
           <w:rPr>
@@ -5085,7 +5085,7 @@
           <w:rPr>
             <w:rStyle w:val="ListLabel1"/>
           </w:rPr>
-          <w:t>122</w:t>
+          <w:t>123</w:t>
         </w:r>
         <w:r>
           <w:rPr>
@@ -5142,7 +5142,7 @@
           <w:rPr>
             <w:rStyle w:val="ListLabel1"/>
           </w:rPr>
-          <w:t>128</w:t>
+          <w:t>129</w:t>
         </w:r>
         <w:r>
           <w:rPr>
@@ -5171,7 +5171,7 @@
         <w:spacing w:before="0" w:after="120"/>
         <w:rPr/>
       </w:pPr>
-      <w:bookmarkStart w:id="2" w:name="__RefHeading___Toc9672_3942027358"/>
+      <w:bookmarkStart w:id="2" w:name="__RefHeading___Toc9754_1812932864"/>
       <w:bookmarkEnd w:id="2"/>
       <w:r>
         <w:rPr>
@@ -5309,7 +5309,7 @@
         <w:spacing w:before="360" w:after="120"/>
         <w:rPr/>
       </w:pPr>
-      <w:bookmarkStart w:id="4" w:name="__RefHeading___Toc9674_3942027358"/>
+      <w:bookmarkStart w:id="4" w:name="__RefHeading___Toc9756_1812932864"/>
       <w:bookmarkStart w:id="5" w:name="document-information"/>
       <w:bookmarkEnd w:id="4"/>
       <w:r>
@@ -5341,7 +5341,7 @@
         <w:spacing w:before="280" w:after="80"/>
         <w:rPr/>
       </w:pPr>
-      <w:bookmarkStart w:id="6" w:name="__RefHeading___Toc9676_3942027358"/>
+      <w:bookmarkStart w:id="6" w:name="__RefHeading___Toc9758_1812932864"/>
       <w:bookmarkEnd w:id="6"/>
       <w:r>
         <w:rPr>
@@ -5810,7 +5810,7 @@
       <w:r>
         <w:br w:type="page"/>
       </w:r>
-      <w:bookmarkStart w:id="9" w:name="__RefHeading___Toc9678_3942027358"/>
+      <w:bookmarkStart w:id="9" w:name="__RefHeading___Toc9760_1812932864"/>
       <w:bookmarkEnd w:id="9"/>
       <w:r>
         <w:rPr>
@@ -6382,7 +6382,27 @@
                 <w:szCs w:val="24"/>
                 <w:lang w:val="en-US" w:eastAsia="en-US" w:bidi="ar-SA"/>
               </w:rPr>
-              <w:t>), B/R response arbiters per master width path, the crossed-W hold; the generated TB carries its connectivity map and the generator emits the AXIL narrow-to-wide alignment test (GitHub #119 L8).</w:t>
+              <w:t xml:space="preserve">), B/R response arbiters per master width path, the crossed-W hold; the generated TB carries its connectivity map and the generator emits the AXIL narrow-to-wide alignment test (GitHub #119 L8); per-port outstanding limits, </w:t>
+            </w:r>
+            <w:r>
+              <w:rPr>
+                <w:rStyle w:val="VerbatimChar"/>
+                <w:rFonts w:eastAsia="Cambria" w:cs=""/>
+                <w:kern w:val="0"/>
+                <w:szCs w:val="24"/>
+                <w:lang w:val="en-US" w:eastAsia="en-US" w:bidi="ar-SA"/>
+              </w:rPr>
+              <w:t>max_outstanding</w:t>
+            </w:r>
+            <w:r>
+              <w:rPr>
+                <w:rFonts w:eastAsia="Cambria" w:cs=""/>
+                <w:kern w:val="0"/>
+                <w:sz w:val="24"/>
+                <w:szCs w:val="24"/>
+                <w:lang w:val="en-US" w:eastAsia="en-US" w:bidi="ar-SA"/>
+              </w:rPr>
+              <w:t xml:space="preserve"> (power of two 2..64, default 16), size every tracker – the fixed 16 removed (GitHub #119 L5).</w:t>
             </w:r>
           </w:p>
         </w:tc>
@@ -6400,7 +6420,7 @@
       <w:r>
         <w:br w:type="page"/>
       </w:r>
-      <w:bookmarkStart w:id="11" w:name="__RefHeading___Toc9680_3942027358"/>
+      <w:bookmarkStart w:id="11" w:name="__RefHeading___Toc9762_1812932864"/>
       <w:bookmarkEnd w:id="11"/>
       <w:r>
         <w:rPr>
@@ -6581,7 +6601,7 @@
         <w:spacing w:before="280" w:after="80"/>
         <w:rPr/>
       </w:pPr>
-      <w:bookmarkStart w:id="12" w:name="__RefHeading___Toc9682_3942027358"/>
+      <w:bookmarkStart w:id="12" w:name="__RefHeading___Toc9764_1812932864"/>
       <w:bookmarkStart w:id="13" w:name="intended-audience"/>
       <w:bookmarkEnd w:id="12"/>
       <w:r>
@@ -6673,7 +6693,7 @@
         <w:spacing w:before="280" w:after="80"/>
         <w:rPr/>
       </w:pPr>
-      <w:bookmarkStart w:id="15" w:name="__RefHeading___Toc9684_3942027358"/>
+      <w:bookmarkStart w:id="15" w:name="__RefHeading___Toc9766_1812932864"/>
       <w:bookmarkStart w:id="16" w:name="related-documents"/>
       <w:bookmarkEnd w:id="15"/>
       <w:r>
@@ -6878,7 +6898,7 @@
         <w:spacing w:before="360" w:after="120"/>
         <w:rPr/>
       </w:pPr>
-      <w:bookmarkStart w:id="19" w:name="__RefHeading___Toc9686_3942027358"/>
+      <w:bookmarkStart w:id="19" w:name="__RefHeading___Toc9768_1812932864"/>
       <w:bookmarkStart w:id="20" w:name="what-the-generator-produces"/>
       <w:bookmarkEnd w:id="19"/>
       <w:r>
@@ -6951,7 +6971,7 @@
         <w:spacing w:before="280" w:after="80"/>
         <w:rPr/>
       </w:pPr>
-      <w:bookmarkStart w:id="21" w:name="__RefHeading___Toc9688_3942027358"/>
+      <w:bookmarkStart w:id="21" w:name="__RefHeading___Toc9770_1812932864"/>
       <w:bookmarkStart w:id="22" w:name="generated-artifact-family"/>
       <w:bookmarkEnd w:id="21"/>
       <w:r>
@@ -7836,7 +7856,7 @@
         <w:spacing w:before="280" w:after="80"/>
         <w:rPr/>
       </w:pPr>
-      <w:bookmarkStart w:id="24" w:name="__RefHeading___Toc9690_3942027358"/>
+      <w:bookmarkStart w:id="24" w:name="__RefHeading___Toc9772_1812932864"/>
       <w:bookmarkStart w:id="25" w:name="what-each-variant-means"/>
       <w:bookmarkEnd w:id="24"/>
       <w:r>
@@ -7969,7 +7989,7 @@
         <w:spacing w:before="280" w:after="80"/>
         <w:rPr/>
       </w:pPr>
-      <w:bookmarkStart w:id="27" w:name="__RefHeading___Toc9692_3942027358"/>
+      <w:bookmarkStart w:id="27" w:name="__RefHeading___Toc9774_1812932864"/>
       <w:bookmarkStart w:id="28" w:name="scope-of-generation"/>
       <w:bookmarkEnd w:id="27"/>
       <w:r>
@@ -8331,7 +8351,7 @@
         <w:spacing w:before="360" w:after="120"/>
         <w:rPr/>
       </w:pPr>
-      <w:bookmarkStart w:id="31" w:name="__RefHeading___Toc9694_3942027358"/>
+      <w:bookmarkStart w:id="31" w:name="__RefHeading___Toc9776_1812932864"/>
       <w:bookmarkStart w:id="32" w:name="when-to-regenerate"/>
       <w:bookmarkEnd w:id="31"/>
       <w:r>
@@ -8391,7 +8411,7 @@
         <w:spacing w:before="280" w:after="80"/>
         <w:rPr/>
       </w:pPr>
-      <w:bookmarkStart w:id="33" w:name="__RefHeading___Toc9696_3942027358"/>
+      <w:bookmarkStart w:id="33" w:name="__RefHeading___Toc9778_1812932864"/>
       <w:bookmarkStart w:id="34" w:name="triggers-for-full-regeneration"/>
       <w:bookmarkEnd w:id="33"/>
       <w:r>
@@ -8547,7 +8567,7 @@
         <w:spacing w:before="280" w:after="80"/>
         <w:rPr/>
       </w:pPr>
-      <w:bookmarkStart w:id="35" w:name="__RefHeading___Toc9698_3942027358"/>
+      <w:bookmarkStart w:id="35" w:name="__RefHeading___Toc9780_1812932864"/>
       <w:bookmarkStart w:id="36" w:name="regeneration-workflow"/>
       <w:bookmarkEnd w:id="35"/>
       <w:r>
@@ -8762,7 +8782,7 @@
         <w:spacing w:before="280" w:after="80"/>
         <w:rPr/>
       </w:pPr>
-      <w:bookmarkStart w:id="37" w:name="__RefHeading___Toc9700_3942027358"/>
+      <w:bookmarkStart w:id="37" w:name="__RefHeading___Toc9782_1812932864"/>
       <w:bookmarkStart w:id="38" w:name="when-inputs-not-code-change"/>
       <w:bookmarkEnd w:id="37"/>
       <w:r>
@@ -8878,7 +8898,7 @@
         <w:spacing w:before="280" w:after="80"/>
         <w:rPr/>
       </w:pPr>
-      <w:bookmarkStart w:id="39" w:name="__RefHeading___Toc9702_3942027358"/>
+      <w:bookmarkStart w:id="39" w:name="__RefHeading___Toc9784_1812932864"/>
       <w:bookmarkStart w:id="40" w:name="identifying-generated-files"/>
       <w:bookmarkEnd w:id="39"/>
       <w:r>
@@ -9509,7 +9529,7 @@
         <w:spacing w:before="360" w:after="120"/>
         <w:rPr/>
       </w:pPr>
-      <w:bookmarkStart w:id="44" w:name="__RefHeading___Toc9704_3942027358"/>
+      <w:bookmarkStart w:id="44" w:name="__RefHeading___Toc9786_1812932864"/>
       <w:bookmarkStart w:id="45" w:name="generator-entry-points"/>
       <w:bookmarkEnd w:id="44"/>
       <w:r>
@@ -9555,7 +9575,7 @@
         <w:spacing w:before="280" w:after="80"/>
         <w:rPr/>
       </w:pPr>
-      <w:bookmarkStart w:id="46" w:name="__RefHeading___Toc9706_3942027358"/>
+      <w:bookmarkStart w:id="46" w:name="__RefHeading___Toc9788_1812932864"/>
       <w:bookmarkEnd w:id="46"/>
       <w:r>
         <w:rPr>
@@ -10568,7 +10588,7 @@
       <w:r>
         <w:br w:type="page"/>
       </w:r>
-      <w:bookmarkStart w:id="49" w:name="__RefHeading___Toc9708_3942027358"/>
+      <w:bookmarkStart w:id="49" w:name="__RefHeading___Toc9790_1812932864"/>
       <w:bookmarkEnd w:id="49"/>
       <w:r>
         <w:rPr>
@@ -10706,7 +10726,7 @@
         <w:spacing w:before="280" w:after="80"/>
         <w:rPr/>
       </w:pPr>
-      <w:bookmarkStart w:id="50" w:name="__RefHeading___Toc9710_3942027358"/>
+      <w:bookmarkStart w:id="50" w:name="__RefHeading___Toc9792_1812932864"/>
       <w:bookmarkEnd w:id="50"/>
       <w:r>
         <w:rPr>
@@ -11110,7 +11130,7 @@
       <w:r>
         <w:br w:type="page"/>
       </w:r>
-      <w:bookmarkStart w:id="53" w:name="__RefHeading___Toc9712_3942027358"/>
+      <w:bookmarkStart w:id="53" w:name="__RefHeading___Toc9794_1812932864"/>
       <w:bookmarkEnd w:id="53"/>
       <w:r>
         <w:rPr>
@@ -11273,7 +11293,7 @@
         <w:spacing w:before="360" w:after="120"/>
         <w:rPr/>
       </w:pPr>
-      <w:bookmarkStart w:id="55" w:name="__RefHeading___Toc9714_3942027358"/>
+      <w:bookmarkStart w:id="55" w:name="__RefHeading___Toc9796_1812932864"/>
       <w:bookmarkStart w:id="56" w:name="bridge-level-toml-keys"/>
       <w:bookmarkEnd w:id="55"/>
       <w:r>
@@ -11371,7 +11391,7 @@
         <w:spacing w:before="280" w:after="80"/>
         <w:rPr/>
       </w:pPr>
-      <w:bookmarkStart w:id="57" w:name="__RefHeading___Toc9716_3942027358"/>
+      <w:bookmarkStart w:id="57" w:name="__RefHeading___Toc9798_1812932864"/>
       <w:bookmarkEnd w:id="57"/>
       <w:r>
         <w:rPr>
@@ -12176,7 +12196,7 @@
       <w:r>
         <w:br w:type="page"/>
       </w:r>
-      <w:bookmarkStart w:id="60" w:name="__RefHeading___Toc9718_3942027358"/>
+      <w:bookmarkStart w:id="60" w:name="__RefHeading___Toc9800_1812932864"/>
       <w:bookmarkEnd w:id="60"/>
       <w:r>
         <w:rPr>
@@ -12761,7 +12781,7 @@
       <w:r>
         <w:br w:type="page"/>
       </w:r>
-      <w:bookmarkStart w:id="62" w:name="__RefHeading___Toc9720_3942027358"/>
+      <w:bookmarkStart w:id="62" w:name="__RefHeading___Toc9802_1812932864"/>
       <w:bookmarkEnd w:id="62"/>
       <w:r>
         <w:rPr>
@@ -13753,6 +13773,194 @@
           </w:p>
         </w:tc>
       </w:tr>
+      <w:tr>
+        <w:trPr/>
+        <w:tc>
+          <w:tcPr>
+            <w:tcW w:w="935" w:type="dxa"/>
+            <w:tcBorders/>
+          </w:tcPr>
+          <w:p>
+            <w:pPr>
+              <w:pStyle w:val="Compact"/>
+              <w:widowControl/>
+              <w:spacing w:before="36" w:after="36"/>
+              <w:jc w:val="left"/>
+              <w:rPr>
+                <w:rFonts w:ascii="Cambria" w:hAnsi="Cambria" w:eastAsia="Cambria" w:cs=""/>
+                <w:kern w:val="0"/>
+                <w:sz w:val="24"/>
+                <w:szCs w:val="24"/>
+                <w:lang w:val="en-US" w:eastAsia="en-US" w:bidi="ar-SA"/>
+              </w:rPr>
+            </w:pPr>
+            <w:r>
+              <w:rPr>
+                <w:rStyle w:val="VerbatimChar"/>
+                <w:rFonts w:eastAsia="Cambria" w:cs=""/>
+                <w:kern w:val="0"/>
+                <w:szCs w:val="24"/>
+                <w:lang w:val="en-US" w:eastAsia="en-US" w:bidi="ar-SA"/>
+              </w:rPr>
+              <w:t>max_outstanding</w:t>
+            </w:r>
+          </w:p>
+        </w:tc>
+        <w:tc>
+          <w:tcPr>
+            <w:tcW w:w="1124" w:type="dxa"/>
+            <w:tcBorders/>
+          </w:tcPr>
+          <w:p>
+            <w:pPr>
+              <w:pStyle w:val="Compact"/>
+              <w:widowControl/>
+              <w:spacing w:before="36" w:after="36"/>
+              <w:jc w:val="left"/>
+              <w:rPr>
+                <w:rFonts w:ascii="Cambria" w:hAnsi="Cambria" w:eastAsia="Cambria" w:cs=""/>
+                <w:kern w:val="0"/>
+                <w:sz w:val="24"/>
+                <w:szCs w:val="24"/>
+                <w:lang w:val="en-US" w:eastAsia="en-US" w:bidi="ar-SA"/>
+              </w:rPr>
+            </w:pPr>
+            <w:r>
+              <w:rPr>
+                <w:rFonts w:eastAsia="Cambria" w:cs=""/>
+                <w:kern w:val="0"/>
+                <w:sz w:val="24"/>
+                <w:szCs w:val="24"/>
+                <w:lang w:val="en-US" w:eastAsia="en-US" w:bidi="ar-SA"/>
+              </w:rPr>
+              <w:t>int, power of two 2..64</w:t>
+            </w:r>
+          </w:p>
+        </w:tc>
+        <w:tc>
+          <w:tcPr>
+            <w:tcW w:w="1685" w:type="dxa"/>
+            <w:tcBorders/>
+          </w:tcPr>
+          <w:p>
+            <w:pPr>
+              <w:pStyle w:val="Compact"/>
+              <w:widowControl/>
+              <w:spacing w:before="36" w:after="36"/>
+              <w:jc w:val="left"/>
+              <w:rPr>
+                <w:rFonts w:ascii="Cambria" w:hAnsi="Cambria" w:eastAsia="Cambria" w:cs=""/>
+                <w:kern w:val="0"/>
+                <w:sz w:val="24"/>
+                <w:szCs w:val="24"/>
+                <w:lang w:val="en-US" w:eastAsia="en-US" w:bidi="ar-SA"/>
+              </w:rPr>
+            </w:pPr>
+            <w:r>
+              <w:rPr>
+                <w:rStyle w:val="VerbatimChar"/>
+                <w:rFonts w:eastAsia="Cambria" w:cs=""/>
+                <w:kern w:val="0"/>
+                <w:szCs w:val="24"/>
+                <w:lang w:val="en-US" w:eastAsia="en-US" w:bidi="ar-SA"/>
+              </w:rPr>
+              <w:t>16</w:t>
+            </w:r>
+          </w:p>
+        </w:tc>
+        <w:tc>
+          <w:tcPr>
+            <w:tcW w:w="3182" w:type="dxa"/>
+            <w:tcBorders/>
+          </w:tcPr>
+          <w:p>
+            <w:pPr>
+              <w:pStyle w:val="Compact"/>
+              <w:widowControl/>
+              <w:spacing w:before="36" w:after="36"/>
+              <w:jc w:val="left"/>
+              <w:rPr>
+                <w:rFonts w:ascii="Cambria" w:hAnsi="Cambria" w:eastAsia="Cambria" w:cs=""/>
+                <w:kern w:val="0"/>
+                <w:sz w:val="24"/>
+                <w:szCs w:val="24"/>
+                <w:lang w:val="en-US" w:eastAsia="en-US" w:bidi="ar-SA"/>
+              </w:rPr>
+            </w:pPr>
+            <w:r>
+              <w:rPr>
+                <w:rStyle w:val="VerbatimChar"/>
+                <w:rFonts w:eastAsia="Cambria" w:cs=""/>
+                <w:kern w:val="0"/>
+                <w:szCs w:val="24"/>
+                <w:lang w:val="en-US" w:eastAsia="en-US" w:bidi="ar-SA"/>
+              </w:rPr>
+              <w:t>PortSpec.max_outstanding</w:t>
+            </w:r>
+            <w:r>
+              <w:rPr>
+                <w:rFonts w:eastAsia="Cambria" w:cs=""/>
+                <w:kern w:val="0"/>
+                <w:sz w:val="24"/>
+                <w:szCs w:val="24"/>
+                <w:lang w:val="en-US" w:eastAsia="en-US" w:bidi="ar-SA"/>
+              </w:rPr>
+              <w:t xml:space="preserve"> (default for every port)</w:t>
+            </w:r>
+          </w:p>
+        </w:tc>
+        <w:tc>
+          <w:tcPr>
+            <w:tcW w:w="2434" w:type="dxa"/>
+            <w:tcBorders/>
+          </w:tcPr>
+          <w:p>
+            <w:pPr>
+              <w:pStyle w:val="Compact"/>
+              <w:widowControl/>
+              <w:spacing w:before="36" w:after="36"/>
+              <w:jc w:val="left"/>
+              <w:rPr>
+                <w:rFonts w:ascii="Cambria" w:hAnsi="Cambria" w:eastAsia="Cambria" w:cs=""/>
+                <w:kern w:val="0"/>
+                <w:sz w:val="24"/>
+                <w:szCs w:val="24"/>
+                <w:lang w:val="en-US" w:eastAsia="en-US" w:bidi="ar-SA"/>
+              </w:rPr>
+            </w:pPr>
+            <w:r>
+              <w:rPr>
+                <w:rFonts w:eastAsia="Cambria" w:cs=""/>
+                <w:kern w:val="0"/>
+                <w:sz w:val="24"/>
+                <w:szCs w:val="24"/>
+                <w:lang w:val="en-US" w:eastAsia="en-US" w:bidi="ar-SA"/>
+              </w:rPr>
+              <w:t xml:space="preserve">Outstanding-transaction limit per direction for every port that does not set its own: master-adapter tracker depth and per-ID count width; slave-adapter </w:t>
+            </w:r>
+            <w:r>
+              <w:rPr>
+                <w:rStyle w:val="VerbatimChar"/>
+                <w:rFonts w:eastAsia="Cambria" w:cs=""/>
+                <w:kern w:val="0"/>
+                <w:szCs w:val="24"/>
+                <w:lang w:val="en-US" w:eastAsia="en-US" w:bidi="ar-SA"/>
+              </w:rPr>
+              <w:t>bridge_cam</w:t>
+            </w:r>
+            <w:r>
+              <w:rPr>
+                <w:rFonts w:eastAsia="Cambria" w:cs=""/>
+                <w:kern w:val="0"/>
+                <w:sz w:val="24"/>
+                <w:szCs w:val="24"/>
+                <w:lang w:val="en-US" w:eastAsia="en-US" w:bidi="ar-SA"/>
+              </w:rPr>
+              <w:t xml:space="preserve"> / in-order FIFO depth; the crossbar’s W-destination (per master path) and W-owner (per slave, plus 2 on a registered crossbar) FIFOs follow. Fixes the fixed 16 (GitHub #119 L5).</w:t>
+            </w:r>
+          </w:p>
+        </w:tc>
+      </w:tr>
     </w:tbl>
     <w:p>
       <w:pPr>
@@ -13766,7 +13974,7 @@
       <w:r>
         <w:br w:type="page"/>
       </w:r>
-      <w:bookmarkStart w:id="64" w:name="__RefHeading___Toc9722_3942027358"/>
+      <w:bookmarkStart w:id="64" w:name="__RefHeading___Toc9804_1812932864"/>
       <w:bookmarkEnd w:id="64"/>
       <w:r>
         <w:rPr>
@@ -15089,7 +15297,7 @@
       <w:r>
         <w:br w:type="page"/>
       </w:r>
-      <w:bookmarkStart w:id="66" w:name="__RefHeading___Toc9724_3942027358"/>
+      <w:bookmarkStart w:id="66" w:name="__RefHeading___Toc9806_1812932864"/>
       <w:bookmarkEnd w:id="66"/>
       <w:r>
         <w:rPr>
@@ -16782,7 +16990,7 @@
       <w:r>
         <w:br w:type="page"/>
       </w:r>
-      <w:bookmarkStart w:id="68" w:name="__RefHeading___Toc9726_3942027358"/>
+      <w:bookmarkStart w:id="68" w:name="__RefHeading___Toc9808_1812932864"/>
       <w:bookmarkEnd w:id="68"/>
       <w:r>
         <w:rPr>
@@ -17175,7 +17383,7 @@
         <w:spacing w:before="360" w:after="120"/>
         <w:rPr/>
       </w:pPr>
-      <w:bookmarkStart w:id="70" w:name="__RefHeading___Toc9728_3942027358"/>
+      <w:bookmarkStart w:id="70" w:name="__RefHeading___Toc9810_1812932864"/>
       <w:bookmarkStart w:id="71" w:name="port-specification-schema"/>
       <w:bookmarkEnd w:id="70"/>
       <w:r>
@@ -17273,7 +17481,7 @@
         <w:spacing w:before="280" w:after="80"/>
         <w:rPr/>
       </w:pPr>
-      <w:bookmarkStart w:id="72" w:name="__RefHeading___Toc9730_3942027358"/>
+      <w:bookmarkStart w:id="72" w:name="__RefHeading___Toc9812_1812932864"/>
       <w:bookmarkEnd w:id="72"/>
       <w:r>
         <w:rPr>
@@ -19104,7 +19312,7 @@
       <w:r>
         <w:br w:type="page"/>
       </w:r>
-      <w:bookmarkStart w:id="75" w:name="__RefHeading___Toc9732_3942027358"/>
+      <w:bookmarkStart w:id="75" w:name="__RefHeading___Toc9814_1812932864"/>
       <w:bookmarkEnd w:id="75"/>
       <w:r>
         <w:rPr>
@@ -19685,7 +19893,7 @@
       <w:r>
         <w:br w:type="page"/>
       </w:r>
-      <w:bookmarkStart w:id="77" w:name="__RefHeading___Toc9734_3942027358"/>
+      <w:bookmarkStart w:id="77" w:name="__RefHeading___Toc9816_1812932864"/>
       <w:bookmarkEnd w:id="77"/>
       <w:r>
         <w:rPr>
@@ -20480,7 +20688,7 @@
                 <w:szCs w:val="24"/>
                 <w:lang w:val="en-US" w:eastAsia="en-US" w:bidi="ar-SA"/>
               </w:rPr>
-              <w:t>use_monitor</w:t>
+              <w:t>max_outstanding</w:t>
             </w:r>
           </w:p>
         </w:tc>
@@ -20511,7 +20719,7 @@
                 <w:szCs w:val="24"/>
                 <w:lang w:val="en-US" w:eastAsia="en-US" w:bidi="ar-SA"/>
               </w:rPr>
-              <w:t>boolean</w:t>
+              <w:t>int, power of two 2..64</w:t>
             </w:r>
           </w:p>
         </w:tc>
@@ -20542,7 +20750,17 @@
                 <w:szCs w:val="24"/>
                 <w:lang w:val="en-US" w:eastAsia="en-US" w:bidi="ar-SA"/>
               </w:rPr>
-              <w:t>true</w:t>
+              <w:t>[bridge].max_outstanding</w:t>
+            </w:r>
+            <w:r>
+              <w:rPr>
+                <w:rFonts w:eastAsia="Cambria" w:cs=""/>
+                <w:kern w:val="0"/>
+                <w:sz w:val="24"/>
+                <w:szCs w:val="24"/>
+                <w:lang w:val="en-US" w:eastAsia="en-US" w:bidi="ar-SA"/>
+              </w:rPr>
+              <w:t xml:space="preserve"> (16)</w:t>
             </w:r>
           </w:p>
         </w:tc>
@@ -20573,7 +20791,7 @@
                 <w:szCs w:val="24"/>
                 <w:lang w:val="en-US" w:eastAsia="en-US" w:bidi="ar-SA"/>
               </w:rPr>
-              <w:t>use_monitor</w:t>
+              <w:t>max_outstanding</w:t>
             </w:r>
           </w:p>
         </w:tc>
@@ -20604,27 +20822,7 @@
                 <w:szCs w:val="24"/>
                 <w:lang w:val="en-US" w:eastAsia="en-US" w:bidi="ar-SA"/>
               </w:rPr>
-              <w:t xml:space="preserve">Per-port monitor enable; meaningful only for </w:t>
-            </w:r>
-            <w:r>
-              <w:rPr>
-                <w:rStyle w:val="VerbatimChar"/>
-                <w:rFonts w:eastAsia="Cambria" w:cs=""/>
-                <w:kern w:val="0"/>
-                <w:szCs w:val="24"/>
-                <w:lang w:val="en-US" w:eastAsia="en-US" w:bidi="ar-SA"/>
-              </w:rPr>
-              <w:t>"mon"</w:t>
-            </w:r>
-            <w:r>
-              <w:rPr>
-                <w:rFonts w:eastAsia="Cambria" w:cs=""/>
-                <w:kern w:val="0"/>
-                <w:sz w:val="24"/>
-                <w:szCs w:val="24"/>
-                <w:lang w:val="en-US" w:eastAsia="en-US" w:bidi="ar-SA"/>
-              </w:rPr>
-              <w:t xml:space="preserve"> variants.</w:t>
+              <w:t>This port’s outstanding limit per direction (master: tracker depth; slave: response-tracker depth). The internal subtractive slave stays at 16.</w:t>
             </w:r>
           </w:p>
         </w:tc>
@@ -20658,7 +20856,7 @@
                 <w:szCs w:val="24"/>
                 <w:lang w:val="en-US" w:eastAsia="en-US" w:bidi="ar-SA"/>
               </w:rPr>
-              <w:t>mon_add</w:t>
+              <w:t>use_monitor</w:t>
             </w:r>
           </w:p>
         </w:tc>
@@ -20689,7 +20887,7 @@
                 <w:szCs w:val="24"/>
                 <w:lang w:val="en-US" w:eastAsia="en-US" w:bidi="ar-SA"/>
               </w:rPr>
-              <w:t>list of strings</w:t>
+              <w:t>boolean</w:t>
             </w:r>
           </w:p>
         </w:tc>
@@ -20720,7 +20918,7 @@
                 <w:szCs w:val="24"/>
                 <w:lang w:val="en-US" w:eastAsia="en-US" w:bidi="ar-SA"/>
               </w:rPr>
-              <w:t>[]</w:t>
+              <w:t>true</w:t>
             </w:r>
           </w:p>
         </w:tc>
@@ -20751,7 +20949,7 @@
                 <w:szCs w:val="24"/>
                 <w:lang w:val="en-US" w:eastAsia="en-US" w:bidi="ar-SA"/>
               </w:rPr>
-              <w:t>mon_add</w:t>
+              <w:t>use_monitor</w:t>
             </w:r>
           </w:p>
         </w:tc>
@@ -20782,7 +20980,7 @@
                 <w:szCs w:val="24"/>
                 <w:lang w:val="en-US" w:eastAsia="en-US" w:bidi="ar-SA"/>
               </w:rPr>
-              <w:t xml:space="preserve">Additive reporter cones beyond the preset. Names come from </w:t>
+              <w:t xml:space="preserve">Per-port monitor enable; meaningful only for </w:t>
             </w:r>
             <w:r>
               <w:rPr>
@@ -20792,137 +20990,17 @@
                 <w:szCs w:val="24"/>
                 <w:lang w:val="en-US" w:eastAsia="en-US" w:bidi="ar-SA"/>
               </w:rPr>
-              <w:t>MON_CONES</w:t>
-            </w:r>
-            <w:r>
-              <w:rPr>
-                <w:rFonts w:eastAsia="Cambria" w:cs=""/>
-                <w:kern w:val="0"/>
-                <w:sz w:val="24"/>
-                <w:szCs w:val="24"/>
-                <w:lang w:val="en-US" w:eastAsia="en-US" w:bidi="ar-SA"/>
-              </w:rPr>
-              <w:t xml:space="preserve">: </w:t>
-            </w:r>
-            <w:r>
-              <w:rPr>
-                <w:rStyle w:val="VerbatimChar"/>
-                <w:rFonts w:eastAsia="Cambria" w:cs=""/>
-                <w:kern w:val="0"/>
-                <w:szCs w:val="24"/>
-                <w:lang w:val="en-US" w:eastAsia="en-US" w:bidi="ar-SA"/>
-              </w:rPr>
-              <w:t>error</w:t>
-            </w:r>
-            <w:r>
-              <w:rPr>
-                <w:rFonts w:eastAsia="Cambria" w:cs=""/>
-                <w:kern w:val="0"/>
-                <w:sz w:val="24"/>
-                <w:szCs w:val="24"/>
-                <w:lang w:val="en-US" w:eastAsia="en-US" w:bidi="ar-SA"/>
-              </w:rPr>
-              <w:t xml:space="preserve">, </w:t>
-            </w:r>
-            <w:r>
-              <w:rPr>
-                <w:rStyle w:val="VerbatimChar"/>
-                <w:rFonts w:eastAsia="Cambria" w:cs=""/>
-                <w:kern w:val="0"/>
-                <w:szCs w:val="24"/>
-                <w:lang w:val="en-US" w:eastAsia="en-US" w:bidi="ar-SA"/>
-              </w:rPr>
-              <w:t>timeout</w:t>
-            </w:r>
-            <w:r>
-              <w:rPr>
-                <w:rFonts w:eastAsia="Cambria" w:cs=""/>
-                <w:kern w:val="0"/>
-                <w:sz w:val="24"/>
-                <w:szCs w:val="24"/>
-                <w:lang w:val="en-US" w:eastAsia="en-US" w:bidi="ar-SA"/>
-              </w:rPr>
-              <w:t xml:space="preserve">, </w:t>
-            </w:r>
-            <w:r>
-              <w:rPr>
-                <w:rStyle w:val="VerbatimChar"/>
-                <w:rFonts w:eastAsia="Cambria" w:cs=""/>
-                <w:kern w:val="0"/>
-                <w:szCs w:val="24"/>
-                <w:lang w:val="en-US" w:eastAsia="en-US" w:bidi="ar-SA"/>
-              </w:rPr>
-              <w:t>compl</w:t>
-            </w:r>
-            <w:r>
-              <w:rPr>
-                <w:rFonts w:eastAsia="Cambria" w:cs=""/>
-                <w:kern w:val="0"/>
-                <w:sz w:val="24"/>
-                <w:szCs w:val="24"/>
-                <w:lang w:val="en-US" w:eastAsia="en-US" w:bidi="ar-SA"/>
-              </w:rPr>
-              <w:t xml:space="preserve">, </w:t>
-            </w:r>
-            <w:r>
-              <w:rPr>
-                <w:rStyle w:val="VerbatimChar"/>
-                <w:rFonts w:eastAsia="Cambria" w:cs=""/>
-                <w:kern w:val="0"/>
-                <w:szCs w:val="24"/>
-                <w:lang w:val="en-US" w:eastAsia="en-US" w:bidi="ar-SA"/>
-              </w:rPr>
-              <w:t>threshold</w:t>
-            </w:r>
-            <w:r>
-              <w:rPr>
-                <w:rFonts w:eastAsia="Cambria" w:cs=""/>
-                <w:kern w:val="0"/>
-                <w:sz w:val="24"/>
-                <w:szCs w:val="24"/>
-                <w:lang w:val="en-US" w:eastAsia="en-US" w:bidi="ar-SA"/>
-              </w:rPr>
-              <w:t xml:space="preserve">, </w:t>
-            </w:r>
-            <w:r>
-              <w:rPr>
-                <w:rStyle w:val="VerbatimChar"/>
-                <w:rFonts w:eastAsia="Cambria" w:cs=""/>
-                <w:kern w:val="0"/>
-                <w:szCs w:val="24"/>
-                <w:lang w:val="en-US" w:eastAsia="en-US" w:bidi="ar-SA"/>
-              </w:rPr>
-              <w:t>perf</w:t>
-            </w:r>
-            <w:r>
-              <w:rPr>
-                <w:rFonts w:eastAsia="Cambria" w:cs=""/>
-                <w:kern w:val="0"/>
-                <w:sz w:val="24"/>
-                <w:szCs w:val="24"/>
-                <w:lang w:val="en-US" w:eastAsia="en-US" w:bidi="ar-SA"/>
-              </w:rPr>
-              <w:t xml:space="preserve">, </w:t>
-            </w:r>
-            <w:r>
-              <w:rPr>
-                <w:rStyle w:val="VerbatimChar"/>
-                <w:rFonts w:eastAsia="Cambria" w:cs=""/>
-                <w:kern w:val="0"/>
-                <w:szCs w:val="24"/>
-                <w:lang w:val="en-US" w:eastAsia="en-US" w:bidi="ar-SA"/>
-              </w:rPr>
-              <w:t>debug</w:t>
-            </w:r>
-            <w:r>
-              <w:rPr>
-                <w:rFonts w:eastAsia="Cambria" w:cs=""/>
-                <w:kern w:val="0"/>
-                <w:sz w:val="24"/>
-                <w:szCs w:val="24"/>
-                <w:lang w:val="en-US" w:eastAsia="en-US" w:bidi="ar-SA"/>
-              </w:rPr>
-              <w:t>.</w:t>
+              <w:t>"mon"</w:t>
+            </w:r>
+            <w:r>
+              <w:rPr>
+                <w:rFonts w:eastAsia="Cambria" w:cs=""/>
+                <w:kern w:val="0"/>
+                <w:sz w:val="24"/>
+                <w:szCs w:val="24"/>
+                <w:lang w:val="en-US" w:eastAsia="en-US" w:bidi="ar-SA"/>
+              </w:rPr>
+              <w:t xml:space="preserve"> variants.</w:t>
             </w:r>
           </w:p>
         </w:tc>
@@ -20956,7 +21034,7 @@
                 <w:szCs w:val="24"/>
                 <w:lang w:val="en-US" w:eastAsia="en-US" w:bidi="ar-SA"/>
               </w:rPr>
-              <w:t>mon_remove</w:t>
+              <w:t>mon_add</w:t>
             </w:r>
           </w:p>
         </w:tc>
@@ -21049,7 +21127,7 @@
                 <w:szCs w:val="24"/>
                 <w:lang w:val="en-US" w:eastAsia="en-US" w:bidi="ar-SA"/>
               </w:rPr>
-              <w:t>mon_remove</w:t>
+              <w:t>mon_add</w:t>
             </w:r>
           </w:p>
         </w:tc>
@@ -21080,7 +21158,147 @@
                 <w:szCs w:val="24"/>
                 <w:lang w:val="en-US" w:eastAsia="en-US" w:bidi="ar-SA"/>
               </w:rPr>
-              <w:t>Reporter cones to remove from the preset.</w:t>
+              <w:t xml:space="preserve">Additive reporter cones beyond the preset. Names come from </w:t>
+            </w:r>
+            <w:r>
+              <w:rPr>
+                <w:rStyle w:val="VerbatimChar"/>
+                <w:rFonts w:eastAsia="Cambria" w:cs=""/>
+                <w:kern w:val="0"/>
+                <w:szCs w:val="24"/>
+                <w:lang w:val="en-US" w:eastAsia="en-US" w:bidi="ar-SA"/>
+              </w:rPr>
+              <w:t>MON_CONES</w:t>
+            </w:r>
+            <w:r>
+              <w:rPr>
+                <w:rFonts w:eastAsia="Cambria" w:cs=""/>
+                <w:kern w:val="0"/>
+                <w:sz w:val="24"/>
+                <w:szCs w:val="24"/>
+                <w:lang w:val="en-US" w:eastAsia="en-US" w:bidi="ar-SA"/>
+              </w:rPr>
+              <w:t xml:space="preserve">: </w:t>
+            </w:r>
+            <w:r>
+              <w:rPr>
+                <w:rStyle w:val="VerbatimChar"/>
+                <w:rFonts w:eastAsia="Cambria" w:cs=""/>
+                <w:kern w:val="0"/>
+                <w:szCs w:val="24"/>
+                <w:lang w:val="en-US" w:eastAsia="en-US" w:bidi="ar-SA"/>
+              </w:rPr>
+              <w:t>error</w:t>
+            </w:r>
+            <w:r>
+              <w:rPr>
+                <w:rFonts w:eastAsia="Cambria" w:cs=""/>
+                <w:kern w:val="0"/>
+                <w:sz w:val="24"/>
+                <w:szCs w:val="24"/>
+                <w:lang w:val="en-US" w:eastAsia="en-US" w:bidi="ar-SA"/>
+              </w:rPr>
+              <w:t xml:space="preserve">, </w:t>
+            </w:r>
+            <w:r>
+              <w:rPr>
+                <w:rStyle w:val="VerbatimChar"/>
+                <w:rFonts w:eastAsia="Cambria" w:cs=""/>
+                <w:kern w:val="0"/>
+                <w:szCs w:val="24"/>
+                <w:lang w:val="en-US" w:eastAsia="en-US" w:bidi="ar-SA"/>
+              </w:rPr>
+              <w:t>timeout</w:t>
+            </w:r>
+            <w:r>
+              <w:rPr>
+                <w:rFonts w:eastAsia="Cambria" w:cs=""/>
+                <w:kern w:val="0"/>
+                <w:sz w:val="24"/>
+                <w:szCs w:val="24"/>
+                <w:lang w:val="en-US" w:eastAsia="en-US" w:bidi="ar-SA"/>
+              </w:rPr>
+              <w:t xml:space="preserve">, </w:t>
+            </w:r>
+            <w:r>
+              <w:rPr>
+                <w:rStyle w:val="VerbatimChar"/>
+                <w:rFonts w:eastAsia="Cambria" w:cs=""/>
+                <w:kern w:val="0"/>
+                <w:szCs w:val="24"/>
+                <w:lang w:val="en-US" w:eastAsia="en-US" w:bidi="ar-SA"/>
+              </w:rPr>
+              <w:t>compl</w:t>
+            </w:r>
+            <w:r>
+              <w:rPr>
+                <w:rFonts w:eastAsia="Cambria" w:cs=""/>
+                <w:kern w:val="0"/>
+                <w:sz w:val="24"/>
+                <w:szCs w:val="24"/>
+                <w:lang w:val="en-US" w:eastAsia="en-US" w:bidi="ar-SA"/>
+              </w:rPr>
+              <w:t xml:space="preserve">, </w:t>
+            </w:r>
+            <w:r>
+              <w:rPr>
+                <w:rStyle w:val="VerbatimChar"/>
+                <w:rFonts w:eastAsia="Cambria" w:cs=""/>
+                <w:kern w:val="0"/>
+                <w:szCs w:val="24"/>
+                <w:lang w:val="en-US" w:eastAsia="en-US" w:bidi="ar-SA"/>
+              </w:rPr>
+              <w:t>threshold</w:t>
+            </w:r>
+            <w:r>
+              <w:rPr>
+                <w:rFonts w:eastAsia="Cambria" w:cs=""/>
+                <w:kern w:val="0"/>
+                <w:sz w:val="24"/>
+                <w:szCs w:val="24"/>
+                <w:lang w:val="en-US" w:eastAsia="en-US" w:bidi="ar-SA"/>
+              </w:rPr>
+              <w:t xml:space="preserve">, </w:t>
+            </w:r>
+            <w:r>
+              <w:rPr>
+                <w:rStyle w:val="VerbatimChar"/>
+                <w:rFonts w:eastAsia="Cambria" w:cs=""/>
+                <w:kern w:val="0"/>
+                <w:szCs w:val="24"/>
+                <w:lang w:val="en-US" w:eastAsia="en-US" w:bidi="ar-SA"/>
+              </w:rPr>
+              <w:t>perf</w:t>
+            </w:r>
+            <w:r>
+              <w:rPr>
+                <w:rFonts w:eastAsia="Cambria" w:cs=""/>
+                <w:kern w:val="0"/>
+                <w:sz w:val="24"/>
+                <w:szCs w:val="24"/>
+                <w:lang w:val="en-US" w:eastAsia="en-US" w:bidi="ar-SA"/>
+              </w:rPr>
+              <w:t xml:space="preserve">, </w:t>
+            </w:r>
+            <w:r>
+              <w:rPr>
+                <w:rStyle w:val="VerbatimChar"/>
+                <w:rFonts w:eastAsia="Cambria" w:cs=""/>
+                <w:kern w:val="0"/>
+                <w:szCs w:val="24"/>
+                <w:lang w:val="en-US" w:eastAsia="en-US" w:bidi="ar-SA"/>
+              </w:rPr>
+              <w:t>debug</w:t>
+            </w:r>
+            <w:r>
+              <w:rPr>
+                <w:rFonts w:eastAsia="Cambria" w:cs=""/>
+                <w:kern w:val="0"/>
+                <w:sz w:val="24"/>
+                <w:szCs w:val="24"/>
+                <w:lang w:val="en-US" w:eastAsia="en-US" w:bidi="ar-SA"/>
+              </w:rPr>
+              <w:t>.</w:t>
             </w:r>
           </w:p>
         </w:tc>
@@ -21114,7 +21332,7 @@
                 <w:szCs w:val="24"/>
                 <w:lang w:val="en-US" w:eastAsia="en-US" w:bidi="ar-SA"/>
               </w:rPr>
-              <w:t>axi5_features</w:t>
+              <w:t>mon_remove</w:t>
             </w:r>
           </w:p>
         </w:tc>
@@ -21207,7 +21425,7 @@
                 <w:szCs w:val="24"/>
                 <w:lang w:val="en-US" w:eastAsia="en-US" w:bidi="ar-SA"/>
               </w:rPr>
-              <w:t>axi5_features</w:t>
+              <w:t>mon_remove</w:t>
             </w:r>
           </w:p>
         </w:tc>
@@ -21238,47 +21456,7 @@
                 <w:szCs w:val="24"/>
                 <w:lang w:val="en-US" w:eastAsia="en-US" w:bidi="ar-SA"/>
               </w:rPr>
-              <w:t xml:space="preserve">AXI5 sideband feature list. Legal only on </w:t>
-            </w:r>
-            <w:r>
-              <w:rPr>
-                <w:rStyle w:val="VerbatimChar"/>
-                <w:rFonts w:eastAsia="Cambria" w:cs=""/>
-                <w:kern w:val="0"/>
-                <w:szCs w:val="24"/>
-                <w:lang w:val="en-US" w:eastAsia="en-US" w:bidi="ar-SA"/>
-              </w:rPr>
-              <w:t>axi5</w:t>
-            </w:r>
-            <w:r>
-              <w:rPr>
-                <w:rFonts w:eastAsia="Cambria" w:cs=""/>
-                <w:kern w:val="0"/>
-                <w:sz w:val="24"/>
-                <w:szCs w:val="24"/>
-                <w:lang w:val="en-US" w:eastAsia="en-US" w:bidi="ar-SA"/>
-              </w:rPr>
-              <w:t xml:space="preserve"> or </w:t>
-            </w:r>
-            <w:r>
-              <w:rPr>
-                <w:rStyle w:val="VerbatimChar"/>
-                <w:rFonts w:eastAsia="Cambria" w:cs=""/>
-                <w:kern w:val="0"/>
-                <w:szCs w:val="24"/>
-                <w:lang w:val="en-US" w:eastAsia="en-US" w:bidi="ar-SA"/>
-              </w:rPr>
-              <w:t>axil5</w:t>
-            </w:r>
-            <w:r>
-              <w:rPr>
-                <w:rFonts w:eastAsia="Cambria" w:cs=""/>
-                <w:kern w:val="0"/>
-                <w:sz w:val="24"/>
-                <w:szCs w:val="24"/>
-                <w:lang w:val="en-US" w:eastAsia="en-US" w:bidi="ar-SA"/>
-              </w:rPr>
-              <w:t xml:space="preserve"> ports.</w:t>
+              <w:t>Reporter cones to remove from the preset.</w:t>
             </w:r>
           </w:p>
         </w:tc>
@@ -21312,7 +21490,7 @@
                 <w:szCs w:val="24"/>
                 <w:lang w:val="en-US" w:eastAsia="en-US" w:bidi="ar-SA"/>
               </w:rPr>
-              <w:t>internal</w:t>
+              <w:t>axi5_features</w:t>
             </w:r>
           </w:p>
         </w:tc>
@@ -21343,7 +21521,7 @@
                 <w:szCs w:val="24"/>
                 <w:lang w:val="en-US" w:eastAsia="en-US" w:bidi="ar-SA"/>
               </w:rPr>
-              <w:t>boolean</w:t>
+              <w:t>list of strings</w:t>
             </w:r>
           </w:p>
         </w:tc>
@@ -21374,7 +21552,7 @@
                 <w:szCs w:val="24"/>
                 <w:lang w:val="en-US" w:eastAsia="en-US" w:bidi="ar-SA"/>
               </w:rPr>
-              <w:t>false</w:t>
+              <w:t>[]</w:t>
             </w:r>
           </w:p>
         </w:tc>
@@ -21405,7 +21583,7 @@
                 <w:szCs w:val="24"/>
                 <w:lang w:val="en-US" w:eastAsia="en-US" w:bidi="ar-SA"/>
               </w:rPr>
-              <w:t>internal</w:t>
+              <w:t>axi5_features</w:t>
             </w:r>
           </w:p>
         </w:tc>
@@ -21436,6 +21614,204 @@
                 <w:szCs w:val="24"/>
                 <w:lang w:val="en-US" w:eastAsia="en-US" w:bidi="ar-SA"/>
               </w:rPr>
+              <w:t xml:space="preserve">AXI5 sideband feature list. Legal only on </w:t>
+            </w:r>
+            <w:r>
+              <w:rPr>
+                <w:rStyle w:val="VerbatimChar"/>
+                <w:rFonts w:eastAsia="Cambria" w:cs=""/>
+                <w:kern w:val="0"/>
+                <w:szCs w:val="24"/>
+                <w:lang w:val="en-US" w:eastAsia="en-US" w:bidi="ar-SA"/>
+              </w:rPr>
+              <w:t>axi5</w:t>
+            </w:r>
+            <w:r>
+              <w:rPr>
+                <w:rFonts w:eastAsia="Cambria" w:cs=""/>
+                <w:kern w:val="0"/>
+                <w:sz w:val="24"/>
+                <w:szCs w:val="24"/>
+                <w:lang w:val="en-US" w:eastAsia="en-US" w:bidi="ar-SA"/>
+              </w:rPr>
+              <w:t xml:space="preserve"> or </w:t>
+            </w:r>
+            <w:r>
+              <w:rPr>
+                <w:rStyle w:val="VerbatimChar"/>
+                <w:rFonts w:eastAsia="Cambria" w:cs=""/>
+                <w:kern w:val="0"/>
+                <w:szCs w:val="24"/>
+                <w:lang w:val="en-US" w:eastAsia="en-US" w:bidi="ar-SA"/>
+              </w:rPr>
+              <w:t>axil5</w:t>
+            </w:r>
+            <w:r>
+              <w:rPr>
+                <w:rFonts w:eastAsia="Cambria" w:cs=""/>
+                <w:kern w:val="0"/>
+                <w:sz w:val="24"/>
+                <w:szCs w:val="24"/>
+                <w:lang w:val="en-US" w:eastAsia="en-US" w:bidi="ar-SA"/>
+              </w:rPr>
+              <w:t xml:space="preserve"> ports.</w:t>
+            </w:r>
+          </w:p>
+        </w:tc>
+      </w:tr>
+      <w:tr>
+        <w:trPr/>
+        <w:tc>
+          <w:tcPr>
+            <w:tcW w:w="1149" w:type="dxa"/>
+            <w:tcBorders/>
+          </w:tcPr>
+          <w:p>
+            <w:pPr>
+              <w:pStyle w:val="Compact"/>
+              <w:widowControl/>
+              <w:spacing w:before="36" w:after="36"/>
+              <w:jc w:val="left"/>
+              <w:rPr>
+                <w:rFonts w:ascii="Cambria" w:hAnsi="Cambria" w:eastAsia="Cambria" w:cs=""/>
+                <w:kern w:val="0"/>
+                <w:sz w:val="24"/>
+                <w:szCs w:val="24"/>
+                <w:lang w:val="en-US" w:eastAsia="en-US" w:bidi="ar-SA"/>
+              </w:rPr>
+            </w:pPr>
+            <w:r>
+              <w:rPr>
+                <w:rStyle w:val="VerbatimChar"/>
+                <w:rFonts w:eastAsia="Cambria" w:cs=""/>
+                <w:kern w:val="0"/>
+                <w:szCs w:val="24"/>
+                <w:lang w:val="en-US" w:eastAsia="en-US" w:bidi="ar-SA"/>
+              </w:rPr>
+              <w:t>internal</w:t>
+            </w:r>
+          </w:p>
+        </w:tc>
+        <w:tc>
+          <w:tcPr>
+            <w:tcW w:w="984" w:type="dxa"/>
+            <w:tcBorders/>
+          </w:tcPr>
+          <w:p>
+            <w:pPr>
+              <w:pStyle w:val="Compact"/>
+              <w:widowControl/>
+              <w:spacing w:before="36" w:after="36"/>
+              <w:jc w:val="left"/>
+              <w:rPr>
+                <w:rFonts w:ascii="Cambria" w:hAnsi="Cambria" w:eastAsia="Cambria" w:cs=""/>
+                <w:kern w:val="0"/>
+                <w:sz w:val="24"/>
+                <w:szCs w:val="24"/>
+                <w:lang w:val="en-US" w:eastAsia="en-US" w:bidi="ar-SA"/>
+              </w:rPr>
+            </w:pPr>
+            <w:r>
+              <w:rPr>
+                <w:rFonts w:eastAsia="Cambria" w:cs=""/>
+                <w:kern w:val="0"/>
+                <w:sz w:val="24"/>
+                <w:szCs w:val="24"/>
+                <w:lang w:val="en-US" w:eastAsia="en-US" w:bidi="ar-SA"/>
+              </w:rPr>
+              <w:t>boolean</w:t>
+            </w:r>
+          </w:p>
+        </w:tc>
+        <w:tc>
+          <w:tcPr>
+            <w:tcW w:w="1478" w:type="dxa"/>
+            <w:tcBorders/>
+          </w:tcPr>
+          <w:p>
+            <w:pPr>
+              <w:pStyle w:val="Compact"/>
+              <w:widowControl/>
+              <w:spacing w:before="36" w:after="36"/>
+              <w:jc w:val="left"/>
+              <w:rPr>
+                <w:rFonts w:ascii="Cambria" w:hAnsi="Cambria" w:eastAsia="Cambria" w:cs=""/>
+                <w:kern w:val="0"/>
+                <w:sz w:val="24"/>
+                <w:szCs w:val="24"/>
+                <w:lang w:val="en-US" w:eastAsia="en-US" w:bidi="ar-SA"/>
+              </w:rPr>
+            </w:pPr>
+            <w:r>
+              <w:rPr>
+                <w:rStyle w:val="VerbatimChar"/>
+                <w:rFonts w:eastAsia="Cambria" w:cs=""/>
+                <w:kern w:val="0"/>
+                <w:szCs w:val="24"/>
+                <w:lang w:val="en-US" w:eastAsia="en-US" w:bidi="ar-SA"/>
+              </w:rPr>
+              <w:t>false</w:t>
+            </w:r>
+          </w:p>
+        </w:tc>
+        <w:tc>
+          <w:tcPr>
+            <w:tcW w:w="3613" w:type="dxa"/>
+            <w:tcBorders/>
+          </w:tcPr>
+          <w:p>
+            <w:pPr>
+              <w:pStyle w:val="Compact"/>
+              <w:widowControl/>
+              <w:spacing w:before="36" w:after="36"/>
+              <w:jc w:val="left"/>
+              <w:rPr>
+                <w:rFonts w:ascii="Cambria" w:hAnsi="Cambria" w:eastAsia="Cambria" w:cs=""/>
+                <w:kern w:val="0"/>
+                <w:sz w:val="24"/>
+                <w:szCs w:val="24"/>
+                <w:lang w:val="en-US" w:eastAsia="en-US" w:bidi="ar-SA"/>
+              </w:rPr>
+            </w:pPr>
+            <w:r>
+              <w:rPr>
+                <w:rStyle w:val="VerbatimChar"/>
+                <w:rFonts w:eastAsia="Cambria" w:cs=""/>
+                <w:kern w:val="0"/>
+                <w:szCs w:val="24"/>
+                <w:lang w:val="en-US" w:eastAsia="en-US" w:bidi="ar-SA"/>
+              </w:rPr>
+              <w:t>internal</w:t>
+            </w:r>
+          </w:p>
+        </w:tc>
+        <w:tc>
+          <w:tcPr>
+            <w:tcW w:w="2136" w:type="dxa"/>
+            <w:tcBorders/>
+          </w:tcPr>
+          <w:p>
+            <w:pPr>
+              <w:pStyle w:val="Compact"/>
+              <w:widowControl/>
+              <w:spacing w:before="36" w:after="36"/>
+              <w:jc w:val="left"/>
+              <w:rPr>
+                <w:rFonts w:ascii="Cambria" w:hAnsi="Cambria" w:eastAsia="Cambria" w:cs=""/>
+                <w:kern w:val="0"/>
+                <w:sz w:val="24"/>
+                <w:szCs w:val="24"/>
+                <w:lang w:val="en-US" w:eastAsia="en-US" w:bidi="ar-SA"/>
+              </w:rPr>
+            </w:pPr>
+            <w:r>
+              <w:rPr>
+                <w:rFonts w:eastAsia="Cambria" w:cs=""/>
+                <w:kern w:val="0"/>
+                <w:sz w:val="24"/>
+                <w:szCs w:val="24"/>
+                <w:lang w:val="en-US" w:eastAsia="en-US" w:bidi="ar-SA"/>
+              </w:rPr>
               <w:t>Port has no top-level pins. Used automatically for the subtractive catch-all.</w:t>
             </w:r>
           </w:p>
@@ -21454,7 +21830,7 @@
       <w:r>
         <w:br w:type="page"/>
       </w:r>
-      <w:bookmarkStart w:id="79" w:name="__RefHeading___Toc9736_3942027358"/>
+      <w:bookmarkStart w:id="79" w:name="__RefHeading___Toc9818_1812932864"/>
       <w:bookmarkEnd w:id="79"/>
       <w:r>
         <w:rPr>
@@ -21775,7 +22151,7 @@
         <w:spacing w:before="280" w:after="80"/>
         <w:rPr/>
       </w:pPr>
-      <w:bookmarkStart w:id="80" w:name="__RefHeading___Toc9738_3942027358"/>
+      <w:bookmarkStart w:id="80" w:name="__RefHeading___Toc9820_1812932864"/>
       <w:bookmarkStart w:id="81" w:name="channel-semantics"/>
       <w:bookmarkEnd w:id="80"/>
       <w:r>
@@ -22361,7 +22737,7 @@
         <w:spacing w:before="280" w:after="80"/>
         <w:rPr/>
       </w:pPr>
-      <w:bookmarkStart w:id="83" w:name="__RefHeading___Toc9740_3942027358"/>
+      <w:bookmarkStart w:id="83" w:name="__RefHeading___Toc9822_1812932864"/>
       <w:bookmarkStart w:id="84" w:name="example"/>
       <w:bookmarkEnd w:id="83"/>
       <w:r>
@@ -23117,7 +23493,7 @@
         <w:spacing w:before="360" w:after="120"/>
         <w:rPr/>
       </w:pPr>
-      <w:bookmarkStart w:id="87" w:name="__RefHeading___Toc9742_3942027358"/>
+      <w:bookmarkStart w:id="87" w:name="__RefHeading___Toc9824_1812932864"/>
       <w:bookmarkStart w:id="88" w:name="interface-wrapper-configuration"/>
       <w:bookmarkEnd w:id="87"/>
       <w:r>
@@ -23176,7 +23552,7 @@
         <w:spacing w:before="280" w:after="80"/>
         <w:rPr/>
       </w:pPr>
-      <w:bookmarkStart w:id="89" w:name="__RefHeading___Toc9744_3942027358"/>
+      <w:bookmarkStart w:id="89" w:name="__RefHeading___Toc9826_1812932864"/>
       <w:bookmarkStart w:id="90" w:name="interface.type-values"/>
       <w:bookmarkEnd w:id="89"/>
       <w:r>
@@ -23701,7 +24077,7 @@
         <w:spacing w:before="280" w:after="80"/>
         <w:rPr/>
       </w:pPr>
-      <w:bookmarkStart w:id="92" w:name="__RefHeading___Toc9746_3942027358"/>
+      <w:bookmarkStart w:id="92" w:name="__RefHeading___Toc9828_1812932864"/>
       <w:bookmarkStart w:id="93" w:name="interface.skid_depths-table"/>
       <w:bookmarkEnd w:id="92"/>
       <w:r>
@@ -25306,7 +25682,7 @@
         <w:spacing w:before="280" w:after="80"/>
         <w:rPr/>
       </w:pPr>
-      <w:bookmarkStart w:id="95" w:name="__RefHeading___Toc9748_3942027358"/>
+      <w:bookmarkStart w:id="95" w:name="__RefHeading___Toc9830_1812932864"/>
       <w:bookmarkStart w:id="96" w:name="how-the-wrapper-selection-flows"/>
       <w:bookmarkEnd w:id="95"/>
       <w:r>
@@ -25495,7 +25871,7 @@
         <w:spacing w:before="280" w:after="80"/>
         <w:rPr/>
       </w:pPr>
-      <w:bookmarkStart w:id="97" w:name="__RefHeading___Toc9750_3942027358"/>
+      <w:bookmarkStart w:id="97" w:name="__RefHeading___Toc9832_1812932864"/>
       <w:bookmarkStart w:id="98" w:name="protocol-specific-wrapper-notes"/>
       <w:bookmarkEnd w:id="97"/>
       <w:r>
@@ -25846,7 +26222,7 @@
         <w:spacing w:before="360" w:after="120"/>
         <w:rPr/>
       </w:pPr>
-      <w:bookmarkStart w:id="101" w:name="__RefHeading___Toc9752_3942027358"/>
+      <w:bookmarkStart w:id="101" w:name="__RefHeading___Toc9834_1812932864"/>
       <w:bookmarkStart w:id="102" w:name="monitor-and-cfg-subsystem-keys-1"/>
       <w:bookmarkEnd w:id="101"/>
       <w:r>
@@ -25892,7 +26268,7 @@
         <w:spacing w:before="280" w:after="80"/>
         <w:rPr/>
       </w:pPr>
-      <w:bookmarkStart w:id="103" w:name="__RefHeading___Toc9754_3942027358"/>
+      <w:bookmarkStart w:id="103" w:name="__RefHeading___Toc9836_1812932864"/>
       <w:bookmarkStart w:id="104" w:name="monitor-subsystem"/>
       <w:bookmarkEnd w:id="103"/>
       <w:r>
@@ -25997,7 +26373,7 @@
         <w:spacing w:before="200" w:after="80"/>
         <w:rPr/>
       </w:pPr>
-      <w:bookmarkStart w:id="105" w:name="__RefHeading___Toc9756_3942027358"/>
+      <w:bookmarkStart w:id="105" w:name="__RefHeading___Toc9838_1812932864"/>
       <w:bookmarkEnd w:id="105"/>
       <w:r>
         <w:rPr>
@@ -26710,7 +27086,7 @@
         <w:spacing w:before="200" w:after="80"/>
         <w:rPr/>
       </w:pPr>
-      <w:bookmarkStart w:id="108" w:name="__RefHeading___Toc9758_3942027358"/>
+      <w:bookmarkStart w:id="108" w:name="__RefHeading___Toc9840_1812932864"/>
       <w:bookmarkEnd w:id="108"/>
       <w:r>
         <w:rPr>
@@ -27451,7 +27827,7 @@
         <w:spacing w:before="200" w:after="80"/>
         <w:rPr/>
       </w:pPr>
-      <w:bookmarkStart w:id="110" w:name="__RefHeading___Toc9760_3942027358"/>
+      <w:bookmarkStart w:id="110" w:name="__RefHeading___Toc9842_1812932864"/>
       <w:bookmarkStart w:id="111" w:name="bridge.mon_group-table-1"/>
       <w:bookmarkEnd w:id="110"/>
       <w:r>
@@ -27664,7 +28040,7 @@
         <w:spacing w:before="280" w:after="80"/>
         <w:rPr/>
       </w:pPr>
-      <w:bookmarkStart w:id="112" w:name="__RefHeading___Toc9762_3942027358"/>
+      <w:bookmarkStart w:id="112" w:name="__RefHeading___Toc9844_1812932864"/>
       <w:bookmarkStart w:id="113" w:name="cfg-register-block"/>
       <w:bookmarkEnd w:id="112"/>
       <w:r>
@@ -27730,7 +28106,7 @@
         <w:spacing w:before="200" w:after="80"/>
         <w:rPr/>
       </w:pPr>
-      <w:bookmarkStart w:id="114" w:name="__RefHeading___Toc9764_3942027358"/>
+      <w:bookmarkStart w:id="114" w:name="__RefHeading___Toc9846_1812932864"/>
       <w:bookmarkStart w:id="115" w:name="what-changes"/>
       <w:bookmarkEnd w:id="114"/>
       <w:r>
@@ -27897,7 +28273,7 @@
         <w:spacing w:before="200" w:after="80"/>
         <w:rPr/>
       </w:pPr>
-      <w:bookmarkStart w:id="116" w:name="__RefHeading___Toc9766_3942027358"/>
+      <w:bookmarkStart w:id="116" w:name="__RefHeading___Toc9848_1812932864"/>
       <w:bookmarkStart w:id="117" w:name="per-port-cfg-fields"/>
       <w:bookmarkEnd w:id="116"/>
       <w:r>
@@ -28583,7 +28959,7 @@
         <w:spacing w:before="360" w:after="120"/>
         <w:rPr/>
       </w:pPr>
-      <w:bookmarkStart w:id="122" w:name="__RefHeading___Toc9768_3942027358"/>
+      <w:bookmarkStart w:id="122" w:name="__RefHeading___Toc9850_1812932864"/>
       <w:bookmarkStart w:id="123" w:name="validation-rules"/>
       <w:bookmarkEnd w:id="122"/>
       <w:r>
@@ -28668,7 +29044,7 @@
         <w:spacing w:before="280" w:after="80"/>
         <w:rPr/>
       </w:pPr>
-      <w:bookmarkStart w:id="124" w:name="__RefHeading___Toc9770_3942027358"/>
+      <w:bookmarkStart w:id="124" w:name="__RefHeading___Toc9852_1812932864"/>
       <w:bookmarkStart w:id="125" w:name="Xea64be3efc9962b6440e10f92efcd348d1e0c00"/>
       <w:bookmarkEnd w:id="124"/>
       <w:r>
@@ -28982,7 +29358,7 @@
         <w:spacing w:before="280" w:after="80"/>
         <w:rPr/>
       </w:pPr>
-      <w:bookmarkStart w:id="126" w:name="__RefHeading___Toc9772_3942027358"/>
+      <w:bookmarkStart w:id="126" w:name="__RefHeading___Toc9854_1812932864"/>
       <w:bookmarkStart w:id="127" w:name="channel-and-protocol-validation"/>
       <w:bookmarkEnd w:id="126"/>
       <w:r>
@@ -29221,7 +29597,7 @@
         <w:spacing w:before="280" w:after="80"/>
         <w:rPr/>
       </w:pPr>
-      <w:bookmarkStart w:id="128" w:name="__RefHeading___Toc9774_3942027358"/>
+      <w:bookmarkStart w:id="128" w:name="__RefHeading___Toc9856_1812932864"/>
       <w:bookmarkStart w:id="129" w:name="protocol-specific-constraints"/>
       <w:bookmarkEnd w:id="128"/>
       <w:r>
@@ -29249,7 +29625,7 @@
         <w:spacing w:before="200" w:after="80"/>
         <w:rPr/>
       </w:pPr>
-      <w:bookmarkStart w:id="130" w:name="__RefHeading___Toc9776_3942027358"/>
+      <w:bookmarkStart w:id="130" w:name="__RefHeading___Toc9858_1812932864"/>
       <w:bookmarkStart w:id="131" w:name="apb-apb5-validate_apb_constraints"/>
       <w:bookmarkEnd w:id="130"/>
       <w:r>
@@ -29365,7 +29741,7 @@
         <w:spacing w:before="200" w:after="80"/>
         <w:rPr/>
       </w:pPr>
-      <w:bookmarkStart w:id="132" w:name="__RefHeading___Toc9778_3942027358"/>
+      <w:bookmarkStart w:id="132" w:name="__RefHeading___Toc9860_1812932864"/>
       <w:bookmarkStart w:id="133" w:name="wishbone-b4-validate_wb4_constraints"/>
       <w:bookmarkEnd w:id="132"/>
       <w:r>
@@ -29481,7 +29857,7 @@
         <w:spacing w:before="200" w:after="80"/>
         <w:rPr/>
       </w:pPr>
-      <w:bookmarkStart w:id="134" w:name="__RefHeading___Toc9780_3942027358"/>
+      <w:bookmarkStart w:id="134" w:name="__RefHeading___Toc9862_1812932864"/>
       <w:bookmarkStart w:id="135" w:name="axi3-validate_axi3"/>
       <w:bookmarkEnd w:id="134"/>
       <w:r>
@@ -29586,7 +29962,7 @@
         <w:spacing w:before="200" w:after="80"/>
         <w:rPr/>
       </w:pPr>
-      <w:bookmarkStart w:id="137" w:name="__RefHeading___Toc9782_3942027358"/>
+      <w:bookmarkStart w:id="137" w:name="__RefHeading___Toc9864_1812932864"/>
       <w:bookmarkStart w:id="138" w:name="axi5-validate_axi5"/>
       <w:bookmarkEnd w:id="137"/>
       <w:r>
@@ -30001,7 +30377,7 @@
         <w:spacing w:before="280" w:after="80"/>
         <w:rPr/>
       </w:pPr>
-      <w:bookmarkStart w:id="139" w:name="__RefHeading___Toc9784_3942027358"/>
+      <w:bookmarkStart w:id="139" w:name="__RefHeading___Toc9866_1812932864"/>
       <w:bookmarkStart w:id="140" w:name="X674481331dd095e7a4d8b3b37084e6cc5f24ce1"/>
       <w:bookmarkEnd w:id="139"/>
       <w:r>
@@ -30136,7 +30512,7 @@
         <w:spacing w:before="280" w:after="80"/>
         <w:rPr/>
       </w:pPr>
-      <w:bookmarkStart w:id="142" w:name="__RefHeading___Toc9786_3942027358"/>
+      <w:bookmarkStart w:id="142" w:name="__RefHeading___Toc9868_1812932864"/>
       <w:bookmarkStart w:id="143" w:name="X9b37cb0f4ccdaa210b67588d3166c72d96694af"/>
       <w:bookmarkEnd w:id="142"/>
       <w:r>
@@ -30226,7 +30602,7 @@
         <w:spacing w:before="280" w:after="80"/>
         <w:rPr/>
       </w:pPr>
-      <w:bookmarkStart w:id="144" w:name="__RefHeading___Toc9788_3942027358"/>
+      <w:bookmarkStart w:id="144" w:name="__RefHeading___Toc9870_1812932864"/>
       <w:bookmarkStart w:id="145" w:name="slave-id-width-validate_slave_id_widths"/>
       <w:bookmarkEnd w:id="144"/>
       <w:r>
@@ -30340,7 +30716,7 @@
         <w:spacing w:before="280" w:after="80"/>
         <w:rPr/>
       </w:pPr>
-      <w:bookmarkStart w:id="146" w:name="__RefHeading___Toc9790_3942027358"/>
+      <w:bookmarkStart w:id="146" w:name="__RefHeading___Toc9872_1812932864"/>
       <w:bookmarkStart w:id="147" w:name="cdc-constraints-validate_cdc_constraints"/>
       <w:bookmarkEnd w:id="146"/>
       <w:r>
@@ -30427,7 +30803,7 @@
         <w:spacing w:before="280" w:after="80"/>
         <w:rPr/>
       </w:pPr>
-      <w:bookmarkStart w:id="149" w:name="__RefHeading___Toc9792_3942027358"/>
+      <w:bookmarkStart w:id="149" w:name="__RefHeading___Toc9874_1812932864"/>
       <w:bookmarkStart w:id="150" w:name="X6b06fff15fa10e466961e92cacb3b8404184a38"/>
       <w:bookmarkEnd w:id="149"/>
       <w:r>
@@ -30577,7 +30953,7 @@
         <w:spacing w:before="360" w:after="120"/>
         <w:rPr/>
       </w:pPr>
-      <w:bookmarkStart w:id="153" w:name="__RefHeading___Toc9794_3942027358"/>
+      <w:bookmarkStart w:id="153" w:name="__RefHeading___Toc9876_1812932864"/>
       <w:bookmarkStart w:id="154" w:name="pipeline-overview"/>
       <w:bookmarkEnd w:id="153"/>
       <w:r>
@@ -30816,7 +31192,7 @@
         <w:spacing w:before="280" w:after="80"/>
         <w:rPr/>
       </w:pPr>
-      <w:bookmarkStart w:id="155" w:name="__RefHeading___Toc9796_3942027358"/>
+      <w:bookmarkStart w:id="155" w:name="__RefHeading___Toc9878_1812932864"/>
       <w:bookmarkStart w:id="156" w:name="pipeline-diagram"/>
       <w:bookmarkEnd w:id="155"/>
       <w:r>
@@ -30844,7 +31220,7 @@
         <w:spacing w:before="200" w:after="80"/>
         <w:rPr/>
       </w:pPr>
-      <w:bookmarkStart w:id="157" w:name="__RefHeading___Toc9798_3942027358"/>
+      <w:bookmarkStart w:id="157" w:name="__RefHeading___Toc9880_1812932864"/>
       <w:bookmarkStart w:id="158" w:name="figure-3.1-bridge-generator-pipeline"/>
       <w:bookmarkStart w:id="159" w:name="_Fig_1_Bridge_Generator_Pip"/>
       <w:bookmarkEnd w:id="157"/>
@@ -30989,7 +31365,7 @@
         <w:spacing w:before="280" w:after="80"/>
         <w:rPr/>
       </w:pPr>
-      <w:bookmarkStart w:id="160" w:name="__RefHeading___Toc9800_3942027358"/>
+      <w:bookmarkStart w:id="160" w:name="__RefHeading___Toc9882_1812932864"/>
       <w:bookmarkStart w:id="161" w:name="key-files-by-stage"/>
       <w:bookmarkEnd w:id="160"/>
       <w:r>
@@ -32502,7 +32878,7 @@
         <w:spacing w:before="360" w:after="120"/>
         <w:rPr/>
       </w:pPr>
-      <w:bookmarkStart w:id="165" w:name="__RefHeading___Toc9802_3942027358"/>
+      <w:bookmarkStart w:id="165" w:name="__RefHeading___Toc9884_1812932864"/>
       <w:bookmarkStart w:id="166" w:name="configuration-loading"/>
       <w:bookmarkEnd w:id="165"/>
       <w:r>
@@ -32574,7 +32950,7 @@
         <w:spacing w:before="280" w:after="80"/>
         <w:rPr/>
       </w:pPr>
-      <w:bookmarkStart w:id="167" w:name="__RefHeading___Toc9804_3942027358"/>
+      <w:bookmarkStart w:id="167" w:name="__RefHeading___Toc9886_1812932864"/>
       <w:bookmarkStart w:id="168" w:name="toml-parsing"/>
       <w:bookmarkEnd w:id="167"/>
       <w:r>
@@ -32800,7 +33176,7 @@
         <w:spacing w:before="280" w:after="80"/>
         <w:rPr/>
       </w:pPr>
-      <w:bookmarkStart w:id="169" w:name="__RefHeading___Toc9806_3942027358"/>
+      <w:bookmarkStart w:id="169" w:name="__RefHeading___Toc9888_1812932864"/>
       <w:bookmarkStart w:id="170" w:name="connectivity-csv"/>
       <w:bookmarkEnd w:id="169"/>
       <w:r>
@@ -32981,7 +33357,7 @@
         <w:spacing w:before="280" w:after="80"/>
         <w:rPr/>
       </w:pPr>
-      <w:bookmarkStart w:id="171" w:name="__RefHeading___Toc9808_3942027358"/>
+      <w:bookmarkStart w:id="171" w:name="__RefHeading___Toc9890_1812932864"/>
       <w:bookmarkStart w:id="172" w:name="bridgeconfig-construction"/>
       <w:bookmarkEnd w:id="171"/>
       <w:r>
@@ -33266,7 +33642,7 @@
         <w:spacing w:before="280" w:after="80"/>
         <w:rPr/>
       </w:pPr>
-      <w:bookmarkStart w:id="173" w:name="__RefHeading___Toc9810_3942027358"/>
+      <w:bookmarkStart w:id="173" w:name="__RefHeading___Toc9892_1812932864"/>
       <w:bookmarkStart w:id="174" w:name="normalization"/>
       <w:bookmarkEnd w:id="173"/>
       <w:r>
@@ -33512,7 +33888,7 @@
         <w:spacing w:before="360" w:after="120"/>
         <w:rPr/>
       </w:pPr>
-      <w:bookmarkStart w:id="177" w:name="__RefHeading___Toc9812_3942027358"/>
+      <w:bookmarkStart w:id="177" w:name="__RefHeading___Toc9894_1812932864"/>
       <w:bookmarkStart w:id="178" w:name="validation"/>
       <w:bookmarkEnd w:id="177"/>
       <w:r>
@@ -33584,7 +33960,7 @@
         <w:spacing w:before="280" w:after="80"/>
         <w:rPr/>
       </w:pPr>
-      <w:bookmarkStart w:id="179" w:name="__RefHeading___Toc9814_3942027358"/>
+      <w:bookmarkStart w:id="179" w:name="__RefHeading___Toc9896_1812932864"/>
       <w:bookmarkStart w:id="180" w:name="validation-order"/>
       <w:bookmarkEnd w:id="179"/>
       <w:r>
@@ -33867,7 +34243,7 @@
         <w:spacing w:before="280" w:after="80"/>
         <w:rPr/>
       </w:pPr>
-      <w:bookmarkStart w:id="181" w:name="__RefHeading___Toc9816_3942027358"/>
+      <w:bookmarkStart w:id="181" w:name="__RefHeading___Toc9898_1812932864"/>
       <w:bookmarkStart w:id="182" w:name="error-behavior"/>
       <w:bookmarkEnd w:id="181"/>
       <w:r>
@@ -33953,7 +34329,7 @@
         <w:spacing w:before="280" w:after="80"/>
         <w:rPr/>
       </w:pPr>
-      <w:bookmarkStart w:id="183" w:name="__RefHeading___Toc9818_3942027358"/>
+      <w:bookmarkStart w:id="183" w:name="__RefHeading___Toc9900_1812932864"/>
       <w:bookmarkEnd w:id="183"/>
       <w:r>
         <w:rPr>
@@ -34770,7 +35146,7 @@
       <w:r>
         <w:br w:type="page"/>
       </w:r>
-      <w:bookmarkStart w:id="186" w:name="__RefHeading___Toc9820_3942027358"/>
+      <w:bookmarkStart w:id="186" w:name="__RefHeading___Toc9902_1812932864"/>
       <w:bookmarkEnd w:id="186"/>
       <w:r>
         <w:rPr>
@@ -34997,7 +35373,7 @@
         <w:spacing w:before="360" w:after="120"/>
         <w:rPr/>
       </w:pPr>
-      <w:bookmarkStart w:id="188" w:name="__RefHeading___Toc9822_3942027358"/>
+      <w:bookmarkStart w:id="188" w:name="__RefHeading___Toc9904_1812932864"/>
       <w:bookmarkStart w:id="189" w:name="adapter-and-crossbar-emission"/>
       <w:bookmarkEnd w:id="188"/>
       <w:r>
@@ -35134,7 +35510,7 @@
         <w:spacing w:before="280" w:after="80"/>
         <w:rPr/>
       </w:pPr>
-      <w:bookmarkStart w:id="190" w:name="__RefHeading___Toc9824_3942027358"/>
+      <w:bookmarkStart w:id="190" w:name="__RefHeading___Toc9906_1812932864"/>
       <w:bookmarkEnd w:id="190"/>
       <w:r>
         <w:rPr>
@@ -36773,7 +37149,7 @@
       <w:r>
         <w:br w:type="page"/>
       </w:r>
-      <w:bookmarkStart w:id="193" w:name="__RefHeading___Toc9826_3942027358"/>
+      <w:bookmarkStart w:id="193" w:name="__RefHeading___Toc9908_1812932864"/>
       <w:bookmarkEnd w:id="193"/>
       <w:r>
         <w:rPr>
@@ -37169,7 +37545,7 @@
         <w:spacing w:before="280" w:after="80"/>
         <w:rPr/>
       </w:pPr>
-      <w:bookmarkStart w:id="194" w:name="__RefHeading___Toc9828_3942027358"/>
+      <w:bookmarkStart w:id="194" w:name="__RefHeading___Toc9910_1812932864"/>
       <w:bookmarkStart w:id="195" w:name="sub-generators"/>
       <w:bookmarkEnd w:id="194"/>
       <w:r>
@@ -37897,7 +38273,7 @@
         <w:spacing w:before="280" w:after="80"/>
         <w:rPr/>
       </w:pPr>
-      <w:bookmarkStart w:id="197" w:name="__RefHeading___Toc9830_3942027358"/>
+      <w:bookmarkStart w:id="197" w:name="__RefHeading___Toc9912_1812932864"/>
       <w:bookmarkStart w:id="198" w:name="master-adapter-adaptergenerator"/>
       <w:bookmarkEnd w:id="197"/>
       <w:r>
@@ -38141,7 +38517,7 @@
         <w:spacing w:before="280" w:after="80"/>
         <w:rPr/>
       </w:pPr>
-      <w:bookmarkStart w:id="199" w:name="__RefHeading___Toc9832_3942027358"/>
+      <w:bookmarkStart w:id="199" w:name="__RefHeading___Toc9914_1812932864"/>
       <w:bookmarkStart w:id="200" w:name="slave-adapter-slaveadaptergenerator"/>
       <w:bookmarkEnd w:id="199"/>
       <w:r>
@@ -38351,7 +38727,7 @@
         <w:spacing w:before="280" w:after="80"/>
         <w:rPr/>
       </w:pPr>
-      <w:bookmarkStart w:id="201" w:name="__RefHeading___Toc9834_3942027358"/>
+      <w:bookmarkStart w:id="201" w:name="__RefHeading___Toc9916_1812932864"/>
       <w:bookmarkStart w:id="202" w:name="crossbar-crossbargenerator"/>
       <w:bookmarkEnd w:id="201"/>
       <w:r>
@@ -38587,7 +38963,7 @@
         <w:spacing w:before="360" w:after="120"/>
         <w:rPr/>
       </w:pPr>
-      <w:bookmarkStart w:id="205" w:name="__RefHeading___Toc9836_3942027358"/>
+      <w:bookmarkStart w:id="205" w:name="__RefHeading___Toc9918_1812932864"/>
       <w:bookmarkStart w:id="206" w:name="filelist-and-test-generation"/>
       <w:bookmarkEnd w:id="205"/>
       <w:r>
@@ -38646,7 +39022,7 @@
         <w:spacing w:before="280" w:after="80"/>
         <w:rPr/>
       </w:pPr>
-      <w:bookmarkStart w:id="207" w:name="__RefHeading___Toc9838_3942027358"/>
+      <w:bookmarkStart w:id="207" w:name="__RefHeading___Toc9920_1812932864"/>
       <w:bookmarkStart w:id="208" w:name="filelist-generation"/>
       <w:bookmarkEnd w:id="207"/>
       <w:r>
@@ -38712,7 +39088,7 @@
         <w:spacing w:before="200" w:after="80"/>
         <w:rPr/>
       </w:pPr>
-      <w:bookmarkStart w:id="209" w:name="__RefHeading___Toc9840_3942027358"/>
+      <w:bookmarkStart w:id="209" w:name="__RefHeading___Toc9922_1812932864"/>
       <w:bookmarkStart w:id="210" w:name="filelist-sections"/>
       <w:bookmarkEnd w:id="209"/>
       <w:r>
@@ -39227,7 +39603,7 @@
         <w:spacing w:before="280" w:after="80"/>
         <w:rPr/>
       </w:pPr>
-      <w:bookmarkStart w:id="211" w:name="__RefHeading___Toc9842_3942027358"/>
+      <w:bookmarkStart w:id="211" w:name="__RefHeading___Toc9924_1812932864"/>
       <w:bookmarkStart w:id="212" w:name="test-generation"/>
       <w:bookmarkEnd w:id="211"/>
       <w:r>
@@ -39854,7 +40230,7 @@
         <w:spacing w:before="360" w:after="120"/>
         <w:rPr/>
       </w:pPr>
-      <w:bookmarkStart w:id="216" w:name="__RefHeading___Toc9844_3942027358"/>
+      <w:bookmarkStart w:id="216" w:name="__RefHeading___Toc9926_1812932864"/>
       <w:bookmarkStart w:id="217" w:name="directory-layout"/>
       <w:bookmarkEnd w:id="216"/>
       <w:r>
@@ -40168,7 +40544,7 @@
         <w:spacing w:before="280" w:after="80"/>
         <w:rPr/>
       </w:pPr>
-      <w:bookmarkStart w:id="218" w:name="__RefHeading___Toc9846_3942027358"/>
+      <w:bookmarkStart w:id="218" w:name="__RefHeading___Toc9928_1812932864"/>
       <w:bookmarkStart w:id="219" w:name="variant-directories"/>
       <w:bookmarkEnd w:id="218"/>
       <w:r>
@@ -40523,7 +40899,7 @@
         <w:spacing w:before="360" w:after="120"/>
         <w:rPr/>
       </w:pPr>
-      <w:bookmarkStart w:id="222" w:name="__RefHeading___Toc9848_3942027358"/>
+      <w:bookmarkStart w:id="222" w:name="__RefHeading___Toc9930_1812932864"/>
       <w:bookmarkStart w:id="223" w:name="package-file"/>
       <w:bookmarkEnd w:id="222"/>
       <w:r>
@@ -40595,7 +40971,7 @@
         <w:spacing w:before="280" w:after="80"/>
         <w:rPr/>
       </w:pPr>
-      <w:bookmarkStart w:id="224" w:name="__RefHeading___Toc9850_3942027358"/>
+      <w:bookmarkStart w:id="224" w:name="__RefHeading___Toc9932_1812932864"/>
       <w:bookmarkStart w:id="225" w:name="what-it-contains"/>
       <w:bookmarkEnd w:id="224"/>
       <w:r>
@@ -40845,7 +41221,7 @@
         <w:spacing w:before="280" w:after="80"/>
         <w:rPr/>
       </w:pPr>
-      <w:bookmarkStart w:id="226" w:name="__RefHeading___Toc9852_3942027358"/>
+      <w:bookmarkStart w:id="226" w:name="__RefHeading___Toc9934_1812932864"/>
       <w:bookmarkStart w:id="227" w:name="excerpt-from-a-generated-package"/>
       <w:bookmarkEnd w:id="226"/>
       <w:r>
@@ -41604,7 +41980,7 @@
         <w:spacing w:before="280" w:after="80"/>
         <w:rPr/>
       </w:pPr>
-      <w:bookmarkStart w:id="228" w:name="__RefHeading___Toc9854_3942027358"/>
+      <w:bookmarkStart w:id="228" w:name="__RefHeading___Toc9936_1812932864"/>
       <w:bookmarkStart w:id="229" w:name="why-it-matters"/>
       <w:bookmarkEnd w:id="228"/>
       <w:r>
@@ -41737,7 +42113,7 @@
         <w:spacing w:before="360" w:after="120"/>
         <w:rPr/>
       </w:pPr>
-      <w:bookmarkStart w:id="232" w:name="__RefHeading___Toc9856_3942027358"/>
+      <w:bookmarkStart w:id="232" w:name="__RefHeading___Toc9938_1812932864"/>
       <w:bookmarkStart w:id="233" w:name="top-module"/>
       <w:bookmarkEnd w:id="232"/>
       <w:r>
@@ -41796,7 +42172,7 @@
         <w:spacing w:before="280" w:after="80"/>
         <w:rPr/>
       </w:pPr>
-      <w:bookmarkStart w:id="234" w:name="__RefHeading___Toc9858_3942027358"/>
+      <w:bookmarkStart w:id="234" w:name="__RefHeading___Toc9940_1812932864"/>
       <w:bookmarkStart w:id="235" w:name="module-signature"/>
       <w:bookmarkEnd w:id="234"/>
       <w:r>
@@ -42439,7 +42815,7 @@
         <w:spacing w:before="280" w:after="80"/>
         <w:rPr/>
       </w:pPr>
-      <w:bookmarkStart w:id="237" w:name="__RefHeading___Toc9860_3942027358"/>
+      <w:bookmarkStart w:id="237" w:name="__RefHeading___Toc9942_1812932864"/>
       <w:bookmarkStart w:id="238" w:name="internal-structure"/>
       <w:bookmarkEnd w:id="237"/>
       <w:r>
@@ -42611,7 +42987,7 @@
         <w:spacing w:before="280" w:after="80"/>
         <w:rPr/>
       </w:pPr>
-      <w:bookmarkStart w:id="239" w:name="__RefHeading___Toc9862_3942027358"/>
+      <w:bookmarkStart w:id="239" w:name="__RefHeading___Toc9944_1812932864"/>
       <w:bookmarkStart w:id="240" w:name="X1c678c800a5f73e7fb790fc1d56e721f8bf5e5c"/>
       <w:bookmarkEnd w:id="239"/>
       <w:r>
@@ -42886,7 +43262,7 @@
         <w:spacing w:before="280" w:after="80"/>
         <w:rPr/>
       </w:pPr>
-      <w:bookmarkStart w:id="241" w:name="__RefHeading___Toc9864_3942027358"/>
+      <w:bookmarkStart w:id="241" w:name="__RefHeading___Toc9946_1812932864"/>
       <w:bookmarkStart w:id="242" w:name="excerpt-adapter-wiring-pattern"/>
       <w:bookmarkEnd w:id="241"/>
       <w:r>
@@ -43131,7 +43507,7 @@
         <w:spacing w:before="360" w:after="120"/>
         <w:rPr/>
       </w:pPr>
-      <w:bookmarkStart w:id="245" w:name="__RefHeading___Toc9866_3942027358"/>
+      <w:bookmarkStart w:id="245" w:name="__RefHeading___Toc9948_1812932864"/>
       <w:bookmarkStart w:id="246" w:name="adapters-and-crossbar"/>
       <w:bookmarkEnd w:id="245"/>
       <w:r>
@@ -43163,7 +43539,7 @@
         <w:spacing w:before="280" w:after="80"/>
         <w:rPr/>
       </w:pPr>
-      <w:bookmarkStart w:id="247" w:name="__RefHeading___Toc9868_3942027358"/>
+      <w:bookmarkStart w:id="247" w:name="__RefHeading___Toc9950_1812932864"/>
       <w:bookmarkStart w:id="248" w:name="master-adapter-name_adapter.sv"/>
       <w:bookmarkEnd w:id="247"/>
       <w:r>
@@ -43380,7 +43756,7 @@
         <w:spacing w:before="200" w:after="80"/>
         <w:rPr/>
       </w:pPr>
-      <w:bookmarkStart w:id="249" w:name="__RefHeading___Toc9870_3942027358"/>
+      <w:bookmarkStart w:id="249" w:name="__RefHeading___Toc9952_1812932864"/>
       <w:bookmarkStart w:id="250" w:name="per-width-paths"/>
       <w:bookmarkEnd w:id="249"/>
       <w:r>
@@ -43593,7 +43969,7 @@
         <w:spacing w:before="280" w:after="80"/>
         <w:rPr/>
       </w:pPr>
-      <w:bookmarkStart w:id="251" w:name="__RefHeading___Toc9872_3942027358"/>
+      <w:bookmarkStart w:id="251" w:name="__RefHeading___Toc9954_1812932864"/>
       <w:bookmarkStart w:id="252" w:name="slave-adapter-name_adapter.sv"/>
       <w:bookmarkEnd w:id="251"/>
       <w:r>
@@ -43736,7 +44112,7 @@
         <w:spacing w:before="200" w:after="80"/>
         <w:rPr/>
       </w:pPr>
-      <w:bookmarkStart w:id="253" w:name="__RefHeading___Toc9874_3942027358"/>
+      <w:bookmarkStart w:id="253" w:name="__RefHeading___Toc9956_1812932864"/>
       <w:bookmarkStart w:id="254" w:name="response-routing"/>
       <w:bookmarkEnd w:id="253"/>
       <w:r>
@@ -43849,7 +44225,7 @@
         <w:spacing w:before="280" w:after="80"/>
         <w:rPr/>
       </w:pPr>
-      <w:bookmarkStart w:id="255" w:name="__RefHeading___Toc9876_3942027358"/>
+      <w:bookmarkStart w:id="255" w:name="__RefHeading___Toc9958_1812932864"/>
       <w:bookmarkStart w:id="256" w:name="crossbar-bridge_name_xbar.sv"/>
       <w:bookmarkEnd w:id="255"/>
       <w:r>
@@ -44135,7 +44511,7 @@
         <w:spacing w:before="360" w:after="120"/>
         <w:rPr/>
       </w:pPr>
-      <w:bookmarkStart w:id="259" w:name="__RefHeading___Toc9878_3942027358"/>
+      <w:bookmarkStart w:id="259" w:name="__RefHeading___Toc9960_1812932864"/>
       <w:bookmarkStart w:id="260" w:name="filelist"/>
       <w:bookmarkEnd w:id="259"/>
       <w:r>
@@ -44220,7 +44596,7 @@
         <w:spacing w:before="280" w:after="80"/>
         <w:rPr/>
       </w:pPr>
-      <w:bookmarkStart w:id="261" w:name="__RefHeading___Toc9880_3942027358"/>
+      <w:bookmarkStart w:id="261" w:name="__RefHeading___Toc9962_1812932864"/>
       <w:bookmarkStart w:id="262" w:name="path-convention"/>
       <w:bookmarkEnd w:id="261"/>
       <w:r>
@@ -44280,7 +44656,7 @@
         <w:spacing w:before="280" w:after="80"/>
         <w:rPr/>
       </w:pPr>
-      <w:bookmarkStart w:id="263" w:name="__RefHeading___Toc9882_3942027358"/>
+      <w:bookmarkStart w:id="263" w:name="__RefHeading___Toc9964_1812932864"/>
       <w:bookmarkStart w:id="264" w:name="example-filelist-head"/>
       <w:bookmarkEnd w:id="263"/>
       <w:r>
@@ -44563,7 +44939,7 @@
         <w:spacing w:before="280" w:after="80"/>
         <w:rPr/>
       </w:pPr>
-      <w:bookmarkStart w:id="265" w:name="__RefHeading___Toc9884_3942027358"/>
+      <w:bookmarkStart w:id="265" w:name="__RefHeading___Toc9966_1812932864"/>
       <w:bookmarkStart w:id="266" w:name="X25bddf2d57c69b90b80d41369c4215dae407d48"/>
       <w:bookmarkEnd w:id="265"/>
       <w:r>
@@ -44696,7 +45072,7 @@
         <w:spacing w:before="360" w:after="120"/>
         <w:rPr/>
       </w:pPr>
-      <w:bookmarkStart w:id="269" w:name="__RefHeading___Toc9886_3942027358"/>
+      <w:bookmarkStart w:id="269" w:name="__RefHeading___Toc9968_1812932864"/>
       <w:bookmarkStart w:id="270" w:name="generated-tests"/>
       <w:bookmarkEnd w:id="269"/>
       <w:r>
@@ -44755,7 +45131,7 @@
         <w:spacing w:before="280" w:after="80"/>
         <w:rPr/>
       </w:pPr>
-      <w:bookmarkStart w:id="271" w:name="__RefHeading___Toc9888_3942027358"/>
+      <w:bookmarkStart w:id="271" w:name="__RefHeading___Toc9970_1812932864"/>
       <w:bookmarkStart w:id="272" w:name="tb-class"/>
       <w:bookmarkEnd w:id="271"/>
       <w:r>
@@ -44990,7 +45366,7 @@
         <w:spacing w:before="280" w:after="80"/>
         <w:rPr/>
       </w:pPr>
-      <w:bookmarkStart w:id="273" w:name="__RefHeading___Toc9890_3942027358"/>
+      <w:bookmarkStart w:id="273" w:name="__RefHeading___Toc9972_1812932864"/>
       <w:bookmarkStart w:id="274" w:name="test-runner"/>
       <w:bookmarkEnd w:id="273"/>
       <w:r>
@@ -45369,7 +45745,7 @@
         <w:spacing w:before="280" w:after="80"/>
         <w:rPr/>
       </w:pPr>
-      <w:bookmarkStart w:id="275" w:name="__RefHeading___Toc9892_3942027358"/>
+      <w:bookmarkStart w:id="275" w:name="__RefHeading___Toc9974_1812932864"/>
       <w:bookmarkStart w:id="276" w:name="monitor-stress-test"/>
       <w:bookmarkEnd w:id="275"/>
       <w:r>
@@ -45486,7 +45862,7 @@
         <w:spacing w:before="280" w:after="80"/>
         <w:rPr/>
       </w:pPr>
-      <w:bookmarkStart w:id="277" w:name="__RefHeading___Toc9894_3942027358"/>
+      <w:bookmarkStart w:id="277" w:name="__RefHeading___Toc9976_1812932864"/>
       <w:bookmarkStart w:id="278" w:name="regeneration-discipline-for-tests"/>
       <w:bookmarkEnd w:id="277"/>
       <w:r>
@@ -45645,7 +46021,7 @@
         <w:spacing w:before="360" w:after="120"/>
         <w:rPr/>
       </w:pPr>
-      <w:bookmarkStart w:id="281" w:name="__RefHeading___Toc9896_3942027358"/>
+      <w:bookmarkStart w:id="281" w:name="__RefHeading___Toc9978_1812932864"/>
       <w:bookmarkStart w:id="282" w:name="full-regeneration-rule"/>
       <w:bookmarkEnd w:id="281"/>
       <w:r>
@@ -45691,7 +46067,7 @@
         <w:spacing w:before="280" w:after="80"/>
         <w:rPr/>
       </w:pPr>
-      <w:bookmarkStart w:id="283" w:name="__RefHeading___Toc9898_3942027358"/>
+      <w:bookmarkStart w:id="283" w:name="__RefHeading___Toc9980_1812932864"/>
       <w:bookmarkStart w:id="284" w:name="why-partial-regeneration-is-dangerous"/>
       <w:bookmarkEnd w:id="283"/>
       <w:r>
@@ -45793,7 +46169,7 @@
         <w:spacing w:before="280" w:after="80"/>
         <w:rPr/>
       </w:pPr>
-      <w:bookmarkStart w:id="286" w:name="__RefHeading___Toc9900_3942027358"/>
+      <w:bookmarkStart w:id="286" w:name="__RefHeading___Toc9982_1812932864"/>
       <w:bookmarkStart w:id="287" w:name="required-workflow"/>
       <w:bookmarkEnd w:id="286"/>
       <w:r>
@@ -45982,7 +46358,7 @@
         <w:spacing w:before="280" w:after="80"/>
         <w:rPr/>
       </w:pPr>
-      <w:bookmarkStart w:id="288" w:name="__RefHeading___Toc9902_3942027358"/>
+      <w:bookmarkStart w:id="288" w:name="__RefHeading___Toc9984_1812932864"/>
       <w:bookmarkStart w:id="289" w:name="Xa9a7e3d4eba87ba5705ed8ecbfb283869b1f6de"/>
       <w:bookmarkEnd w:id="288"/>
       <w:r>
@@ -46088,7 +46464,7 @@
         <w:spacing w:before="280" w:after="80"/>
         <w:rPr/>
       </w:pPr>
-      <w:bookmarkStart w:id="291" w:name="__RefHeading___Toc9904_3942027358"/>
+      <w:bookmarkStart w:id="291" w:name="__RefHeading___Toc9986_1812932864"/>
       <w:bookmarkStart w:id="292" w:name="files-that-are-never-regenerated"/>
       <w:bookmarkEnd w:id="291"/>
       <w:r>
@@ -46177,7 +46553,7 @@
         <w:spacing w:before="280" w:after="80"/>
         <w:rPr/>
       </w:pPr>
-      <w:bookmarkStart w:id="293" w:name="__RefHeading___Toc9906_3942027358"/>
+      <w:bookmarkStart w:id="293" w:name="__RefHeading___Toc9988_1812932864"/>
       <w:bookmarkStart w:id="294" w:name="version-mismatch-symptoms"/>
       <w:bookmarkEnd w:id="293"/>
       <w:r>
@@ -46379,7 +46755,7 @@
         <w:spacing w:before="360" w:after="120"/>
         <w:rPr/>
       </w:pPr>
-      <w:bookmarkStart w:id="297" w:name="__RefHeading___Toc9908_3942027358"/>
+      <w:bookmarkStart w:id="297" w:name="__RefHeading___Toc9990_1812932864"/>
       <w:bookmarkStart w:id="298" w:name="generated-examples"/>
       <w:bookmarkEnd w:id="297"/>
       <w:r>
@@ -46438,7 +46814,7 @@
         <w:spacing w:before="280" w:after="80"/>
         <w:rPr/>
       </w:pPr>
-      <w:bookmarkStart w:id="299" w:name="__RefHeading___Toc9910_3942027358"/>
+      <w:bookmarkStart w:id="299" w:name="__RefHeading___Toc9992_1812932864"/>
       <w:bookmarkEnd w:id="299"/>
       <w:r>
         <w:rPr>
@@ -47605,7 +47981,7 @@
       <w:r>
         <w:br w:type="page"/>
       </w:r>
-      <w:bookmarkStart w:id="302" w:name="__RefHeading___Toc9912_3942027358"/>
+      <w:bookmarkStart w:id="302" w:name="__RefHeading___Toc9994_1812932864"/>
       <w:bookmarkEnd w:id="302"/>
       <w:r>
         <w:rPr>
@@ -47892,7 +48268,7 @@
         <w:spacing w:before="280" w:after="80"/>
         <w:rPr/>
       </w:pPr>
-      <w:bookmarkStart w:id="303" w:name="__RefHeading___Toc9914_3942027358"/>
+      <w:bookmarkStart w:id="303" w:name="__RefHeading___Toc9996_1812932864"/>
       <w:bookmarkStart w:id="304" w:name="fixture-as-documentation"/>
       <w:bookmarkEnd w:id="303"/>
       <w:r>
@@ -48038,7 +48414,7 @@
         <w:spacing w:before="360" w:after="120"/>
         <w:rPr/>
       </w:pPr>
-      <w:bookmarkStart w:id="307" w:name="__RefHeading___Toc9916_3942027358"/>
+      <w:bookmarkStart w:id="307" w:name="__RefHeading___Toc9998_1812932864"/>
       <w:bookmarkStart w:id="308" w:name="dv-suite"/>
       <w:bookmarkEnd w:id="307"/>
       <w:r>
@@ -48123,7 +48499,7 @@
         <w:spacing w:before="280" w:after="80"/>
         <w:rPr/>
       </w:pPr>
-      <w:bookmarkStart w:id="309" w:name="__RefHeading___Toc9918_3942027358"/>
+      <w:bookmarkStart w:id="309" w:name="__RefHeading___Toc10000_1812932864"/>
       <w:bookmarkStart w:id="310" w:name="test-structure"/>
       <w:bookmarkEnd w:id="309"/>
       <w:r>
@@ -48280,7 +48656,7 @@
         <w:spacing w:before="280" w:after="80"/>
         <w:rPr/>
       </w:pPr>
-      <w:bookmarkStart w:id="311" w:name="__RefHeading___Toc9920_3942027358"/>
+      <w:bookmarkStart w:id="311" w:name="__RefHeading___Toc10002_1812932864"/>
       <w:bookmarkStart w:id="312" w:name="running-tests"/>
       <w:bookmarkEnd w:id="311"/>
       <w:r>
@@ -48487,7 +48863,7 @@
         <w:spacing w:before="280" w:after="80"/>
         <w:rPr/>
       </w:pPr>
-      <w:bookmarkStart w:id="314" w:name="__RefHeading___Toc9922_3942027358"/>
+      <w:bookmarkStart w:id="314" w:name="__RefHeading___Toc10004_1812932864"/>
       <w:bookmarkStart w:id="315" w:name="test-levels"/>
       <w:bookmarkEnd w:id="314"/>
       <w:r>
@@ -49006,7 +49382,7 @@
         <w:spacing w:before="280" w:after="80"/>
         <w:rPr/>
       </w:pPr>
-      <w:bookmarkStart w:id="317" w:name="__RefHeading___Toc9924_3942027358"/>
+      <w:bookmarkStart w:id="317" w:name="__RefHeading___Toc10006_1812932864"/>
       <w:bookmarkStart w:id="318" w:name="verification-coverage"/>
       <w:bookmarkEnd w:id="317"/>
       <w:r>
@@ -49175,7 +49551,7 @@
         <w:spacing w:before="280" w:after="80"/>
         <w:rPr/>
       </w:pPr>
-      <w:bookmarkStart w:id="319" w:name="__RefHeading___Toc9926_3942027358"/>
+      <w:bookmarkStart w:id="319" w:name="__RefHeading___Toc10008_1812932864"/>
       <w:bookmarkStart w:id="320" w:name="when-generator-changes-affect-dv"/>
       <w:bookmarkEnd w:id="319"/>
       <w:r>
@@ -49321,7 +49697,7 @@
         <w:spacing w:before="360" w:after="120"/>
         <w:rPr/>
       </w:pPr>
-      <w:bookmarkStart w:id="323" w:name="__RefHeading___Toc9928_3942027358"/>
+      <w:bookmarkStart w:id="323" w:name="__RefHeading___Toc10010_1812932864"/>
       <w:bookmarkStart w:id="324" w:name="lint-and-synthesis-checks"/>
       <w:bookmarkEnd w:id="323"/>
       <w:r>
@@ -49367,7 +49743,7 @@
         <w:spacing w:before="280" w:after="80"/>
         <w:rPr/>
       </w:pPr>
-      <w:bookmarkStart w:id="325" w:name="__RefHeading___Toc9930_3942027358"/>
+      <w:bookmarkStart w:id="325" w:name="__RefHeading___Toc10012_1812932864"/>
       <w:bookmarkStart w:id="326" w:name="verilator-lint"/>
       <w:bookmarkEnd w:id="325"/>
       <w:r>
@@ -49474,7 +49850,7 @@
         <w:spacing w:before="280" w:after="80"/>
         <w:rPr/>
       </w:pPr>
-      <w:bookmarkStart w:id="328" w:name="__RefHeading___Toc9932_3942027358"/>
+      <w:bookmarkStart w:id="328" w:name="__RefHeading___Toc10014_1812932864"/>
       <w:bookmarkStart w:id="329" w:name="out-of-context-synthesis"/>
       <w:bookmarkEnd w:id="328"/>
       <w:r>
@@ -49581,7 +49957,7 @@
         <w:spacing w:before="280" w:after="80"/>
         <w:rPr/>
       </w:pPr>
-      <w:bookmarkStart w:id="331" w:name="__RefHeading___Toc9934_3942027358"/>
+      <w:bookmarkStart w:id="331" w:name="__RefHeading___Toc10016_1812932864"/>
       <w:bookmarkStart w:id="332" w:name="when-to-run-checks"/>
       <w:bookmarkEnd w:id="331"/>
       <w:r>
@@ -49768,7 +50144,7 @@
         <w:spacing w:before="360" w:after="120"/>
         <w:rPr/>
       </w:pPr>
-      <w:bookmarkStart w:id="335" w:name="__RefHeading___Toc9936_3942027358"/>
+      <w:bookmarkStart w:id="335" w:name="__RefHeading___Toc10018_1812932864"/>
       <w:bookmarkStart w:id="336" w:name="adding-a-protocol"/>
       <w:bookmarkEnd w:id="335"/>
       <w:r>
@@ -49827,7 +50203,7 @@
         <w:spacing w:before="280" w:after="80"/>
         <w:rPr/>
       </w:pPr>
-      <w:bookmarkStart w:id="337" w:name="__RefHeading___Toc9938_3942027358"/>
+      <w:bookmarkStart w:id="337" w:name="__RefHeading___Toc10020_1812932864"/>
       <w:bookmarkStart w:id="338" w:name="step-1-add-the-protocol-to-the-validator"/>
       <w:bookmarkEnd w:id="337"/>
       <w:r>
@@ -49969,7 +50345,7 @@
         <w:spacing w:before="280" w:after="80"/>
         <w:rPr/>
       </w:pPr>
-      <w:bookmarkStart w:id="339" w:name="__RefHeading___Toc9940_3942027358"/>
+      <w:bookmarkStart w:id="339" w:name="__RefHeading___Toc10022_1812932864"/>
       <w:bookmarkStart w:id="340" w:name="step-2-add-converterwrapper-selection"/>
       <w:bookmarkEnd w:id="339"/>
       <w:r>
@@ -50125,7 +50501,7 @@
         <w:spacing w:before="280" w:after="80"/>
         <w:rPr/>
       </w:pPr>
-      <w:bookmarkStart w:id="342" w:name="__RefHeading___Toc9942_3942027358"/>
+      <w:bookmarkStart w:id="342" w:name="__RefHeading___Toc10024_1812932864"/>
       <w:bookmarkStart w:id="343" w:name="step-3-update-the-filelist"/>
       <w:bookmarkEnd w:id="342"/>
       <w:r>
@@ -50274,7 +50650,7 @@
         <w:spacing w:before="280" w:after="80"/>
         <w:rPr/>
       </w:pPr>
-      <w:bookmarkStart w:id="344" w:name="__RefHeading___Toc9944_3942027358"/>
+      <w:bookmarkStart w:id="344" w:name="__RefHeading___Toc10026_1812932864"/>
       <w:bookmarkStart w:id="345" w:name="step-4-add-a-representative-fixture"/>
       <w:bookmarkEnd w:id="344"/>
       <w:r>
@@ -50347,7 +50723,7 @@
         <w:spacing w:before="280" w:after="80"/>
         <w:rPr/>
       </w:pPr>
-      <w:bookmarkStart w:id="346" w:name="__RefHeading___Toc9946_3942027358"/>
+      <w:bookmarkStart w:id="346" w:name="__RefHeading___Toc10028_1812932864"/>
       <w:bookmarkStart w:id="347" w:name="Xdb1f758fa46aa090d3b7f57ef3cdf42bd973c9f"/>
       <w:bookmarkEnd w:id="346"/>
       <w:r>
@@ -50554,7 +50930,7 @@
         <w:spacing w:before="280" w:after="80"/>
         <w:rPr/>
       </w:pPr>
-      <w:bookmarkStart w:id="348" w:name="__RefHeading___Toc9948_3942027358"/>
+      <w:bookmarkStart w:id="348" w:name="__RefHeading___Toc10030_1812932864"/>
       <w:bookmarkStart w:id="349" w:name="example-how-apb-was-added"/>
       <w:bookmarkEnd w:id="348"/>
       <w:r>
@@ -50791,7 +51167,7 @@
         <w:spacing w:before="360" w:after="120"/>
         <w:rPr/>
       </w:pPr>
-      <w:bookmarkStart w:id="352" w:name="__RefHeading___Toc9950_3942027358"/>
+      <w:bookmarkStart w:id="352" w:name="__RefHeading___Toc10032_1812932864"/>
       <w:bookmarkStart w:id="353" w:name="adding-a-bridge-level-option"/>
       <w:bookmarkEnd w:id="352"/>
       <w:r>
@@ -50863,7 +51239,7 @@
         <w:spacing w:before="280" w:after="80"/>
         <w:rPr/>
       </w:pPr>
-      <w:bookmarkStart w:id="354" w:name="__RefHeading___Toc9952_3942027358"/>
+      <w:bookmarkStart w:id="354" w:name="__RefHeading___Toc10034_1812932864"/>
       <w:bookmarkStart w:id="355" w:name="step-1-add-the-dataclass-field"/>
       <w:bookmarkEnd w:id="354"/>
       <w:r>
@@ -51014,7 +51390,7 @@
         <w:spacing w:before="280" w:after="80"/>
         <w:rPr/>
       </w:pPr>
-      <w:bookmarkStart w:id="356" w:name="__RefHeading___Toc9954_3942027358"/>
+      <w:bookmarkStart w:id="356" w:name="__RefHeading___Toc10036_1812932864"/>
       <w:bookmarkStart w:id="357" w:name="step-2-add-the-toml-loader-mapping"/>
       <w:bookmarkEnd w:id="356"/>
       <w:r>
@@ -51087,7 +51463,7 @@
         <w:spacing w:before="280" w:after="80"/>
         <w:rPr/>
       </w:pPr>
-      <w:bookmarkStart w:id="358" w:name="__RefHeading___Toc9956_3942027358"/>
+      <w:bookmarkStart w:id="358" w:name="__RefHeading___Toc10038_1812932864"/>
       <w:bookmarkStart w:id="359" w:name="step-3-validate-if-necessary"/>
       <w:bookmarkEnd w:id="358"/>
       <w:r>
@@ -51160,7 +51536,7 @@
         <w:spacing w:before="280" w:after="80"/>
         <w:rPr/>
       </w:pPr>
-      <w:bookmarkStart w:id="360" w:name="__RefHeading___Toc9958_3942027358"/>
+      <w:bookmarkStart w:id="360" w:name="__RefHeading___Toc10040_1812932864"/>
       <w:bookmarkStart w:id="361" w:name="step-4-thread-it-into-the-emitter"/>
       <w:bookmarkEnd w:id="360"/>
       <w:r>
@@ -51342,7 +51718,7 @@
         <w:spacing w:before="280" w:after="80"/>
         <w:rPr/>
       </w:pPr>
-      <w:bookmarkStart w:id="362" w:name="__RefHeading___Toc9960_3942027358"/>
+      <w:bookmarkStart w:id="362" w:name="__RefHeading___Toc10042_1812932864"/>
       <w:bookmarkStart w:id="363" w:name="X38802cbcd8c9701d2e1c3411437f0165ff118f2"/>
       <w:bookmarkEnd w:id="362"/>
       <w:r>
@@ -51464,7 +51840,7 @@
         <w:spacing w:before="280" w:after="80"/>
         <w:rPr/>
       </w:pPr>
-      <w:bookmarkStart w:id="365" w:name="__RefHeading___Toc9962_3942027358"/>
+      <w:bookmarkStart w:id="365" w:name="__RefHeading___Toc10044_1812932864"/>
       <w:bookmarkStart w:id="366" w:name="step-6-document-and-test"/>
       <w:bookmarkEnd w:id="365"/>
       <w:r>
@@ -51552,7 +51928,7 @@
         <w:spacing w:before="280" w:after="80"/>
         <w:rPr/>
       </w:pPr>
-      <w:bookmarkStart w:id="368" w:name="__RefHeading___Toc9964_3942027358"/>
+      <w:bookmarkStart w:id="368" w:name="__RefHeading___Toc10046_1812932864"/>
       <w:bookmarkStart w:id="369" w:name="example-xbar_pipeline"/>
       <w:bookmarkEnd w:id="368"/>
       <w:r>
@@ -51740,7 +52116,7 @@
         <w:spacing w:before="360" w:after="120"/>
         <w:rPr/>
       </w:pPr>
-      <w:bookmarkStart w:id="372" w:name="__RefHeading___Toc9966_3942027358"/>
+      <w:bookmarkStart w:id="372" w:name="__RefHeading___Toc10048_1812932864"/>
       <w:bookmarkStart w:id="373" w:name="adding-a-port-level-option"/>
       <w:bookmarkEnd w:id="372"/>
       <w:r>
@@ -51799,7 +52175,7 @@
         <w:spacing w:before="280" w:after="80"/>
         <w:rPr/>
       </w:pPr>
-      <w:bookmarkStart w:id="374" w:name="__RefHeading___Toc9968_3942027358"/>
+      <w:bookmarkStart w:id="374" w:name="__RefHeading___Toc10050_1812932864"/>
       <w:bookmarkStart w:id="375" w:name="step-1-add-the-portspec-field"/>
       <w:bookmarkEnd w:id="374"/>
       <w:r>
@@ -51967,7 +52343,7 @@
         <w:spacing w:before="280" w:after="80"/>
         <w:rPr/>
       </w:pPr>
-      <w:bookmarkStart w:id="376" w:name="__RefHeading___Toc9970_3942027358"/>
+      <w:bookmarkStart w:id="376" w:name="__RefHeading___Toc10052_1812932864"/>
       <w:bookmarkStart w:id="377" w:name="step-2-load-it-from-toml"/>
       <w:bookmarkEnd w:id="376"/>
       <w:r>
@@ -52040,7 +52416,7 @@
         <w:spacing w:before="280" w:after="80"/>
         <w:rPr/>
       </w:pPr>
-      <w:bookmarkStart w:id="378" w:name="__RefHeading___Toc9972_3942027358"/>
+      <w:bookmarkStart w:id="378" w:name="__RefHeading___Toc10054_1812932864"/>
       <w:bookmarkStart w:id="379" w:name="step-3-validate-it"/>
       <w:bookmarkEnd w:id="378"/>
       <w:r>
@@ -52126,7 +52502,7 @@
         <w:spacing w:before="280" w:after="80"/>
         <w:rPr/>
       </w:pPr>
-      <w:bookmarkStart w:id="380" w:name="__RefHeading___Toc9974_3942027358"/>
+      <w:bookmarkStart w:id="380" w:name="__RefHeading___Toc10056_1812932864"/>
       <w:bookmarkStart w:id="381" w:name="Xfa649a4f64247dbb5e090fa9fbf17ca345d006f"/>
       <w:bookmarkEnd w:id="380"/>
       <w:r>
@@ -52347,7 +52723,7 @@
         <w:spacing w:before="280" w:after="80"/>
         <w:rPr/>
       </w:pPr>
-      <w:bookmarkStart w:id="382" w:name="__RefHeading___Toc9976_3942027358"/>
+      <w:bookmarkStart w:id="382" w:name="__RefHeading___Toc10058_1812932864"/>
       <w:bookmarkStart w:id="383" w:name="step-5-use-it-in-the-adapter-generator"/>
       <w:bookmarkEnd w:id="382"/>
       <w:r>
@@ -52420,7 +52796,7 @@
         <w:spacing w:before="280" w:after="80"/>
         <w:rPr/>
       </w:pPr>
-      <w:bookmarkStart w:id="384" w:name="__RefHeading___Toc9978_3942027358"/>
+      <w:bookmarkStart w:id="384" w:name="__RefHeading___Toc10060_1812932864"/>
       <w:bookmarkStart w:id="385" w:name="step-6-update-the-filelist-if-needed"/>
       <w:bookmarkEnd w:id="384"/>
       <w:r>
@@ -52480,7 +52856,7 @@
         <w:spacing w:before="280" w:after="80"/>
         <w:rPr/>
       </w:pPr>
-      <w:bookmarkStart w:id="386" w:name="__RefHeading___Toc9980_3942027358"/>
+      <w:bookmarkStart w:id="386" w:name="__RefHeading___Toc10062_1812932864"/>
       <w:bookmarkStart w:id="387" w:name="example-cdc"/>
       <w:bookmarkEnd w:id="386"/>
       <w:r>
@@ -52713,7 +53089,7 @@
         <w:spacing w:before="360" w:after="120"/>
         <w:rPr/>
       </w:pPr>
-      <w:bookmarkStart w:id="390" w:name="__RefHeading___Toc9982_3942027358"/>
+      <w:bookmarkStart w:id="390" w:name="__RefHeading___Toc10064_1812932864"/>
       <w:bookmarkStart w:id="391" w:name="testing-an-extension"/>
       <w:bookmarkEnd w:id="390"/>
       <w:r>
@@ -52759,7 +53135,7 @@
         <w:spacing w:before="280" w:after="80"/>
         <w:rPr/>
       </w:pPr>
-      <w:bookmarkStart w:id="392" w:name="__RefHeading___Toc9984_3942027358"/>
+      <w:bookmarkStart w:id="392" w:name="__RefHeading___Toc10066_1812932864"/>
       <w:bookmarkStart w:id="393" w:name="minimum-test-plan"/>
       <w:bookmarkEnd w:id="392"/>
       <w:r>
@@ -53205,7 +53581,7 @@
         <w:spacing w:before="280" w:after="80"/>
         <w:rPr/>
       </w:pPr>
-      <w:bookmarkStart w:id="395" w:name="__RefHeading___Toc9986_3942027358"/>
+      <w:bookmarkStart w:id="395" w:name="__RefHeading___Toc10068_1812932864"/>
       <w:bookmarkStart w:id="396" w:name="regression-fixtures"/>
       <w:bookmarkEnd w:id="395"/>
       <w:r>
@@ -53265,7 +53641,7 @@
         <w:spacing w:before="280" w:after="80"/>
         <w:rPr/>
       </w:pPr>
-      <w:bookmarkStart w:id="397" w:name="__RefHeading___Toc9988_3942027358"/>
+      <w:bookmarkStart w:id="397" w:name="__RefHeading___Toc10070_1812932864"/>
       <w:bookmarkStart w:id="398" w:name="documentation"/>
       <w:bookmarkEnd w:id="397"/>
       <w:r>
@@ -53453,7 +53829,7 @@
           </w:r>
           <w:r>
             <w:rPr/>
-            <w:t>161</w:t>
+            <w:t>162</w:t>
           </w:r>
           <w:r>
             <w:rPr/>
@@ -53480,7 +53856,7 @@
           </w:r>
           <w:r>
             <w:rPr/>
-            <w:t>161</w:t>
+            <w:t>162</w:t>
           </w:r>
           <w:r>
             <w:rPr/>
@@ -53600,7 +53976,7 @@
           </w:r>
           <w:r>
             <w:rPr/>
-            <w:t>161</w:t>
+            <w:t>162</w:t>
           </w:r>
           <w:r>
             <w:rPr/>
@@ -53627,7 +54003,7 @@
           </w:r>
           <w:r>
             <w:rPr/>
-            <w:t>161</w:t>
+            <w:t>162</w:t>
           </w:r>
           <w:r>
             <w:rPr/>

--- a/projects/components/fabric-gen-ip/bridge/docs/Bridge_GAS_v1.1.docx
+++ b/projects/components/fabric-gen-ip/bridge/docs/Bridge_GAS_v1.1.docx
@@ -16,7 +16,7 @@
           <wp:inline distT="0" distB="0" distL="0" distR="0">
             <wp:extent cx="2286000" cy="2286000"/>
             <wp:effectExtent l="0" t="0" r="0" b="0"/>
-            <wp:docPr id="1" name="Picture 84" descr=""/>
+            <wp:docPr id="1" name="Picture 85" descr=""/>
             <wp:cNvGraphicFramePr>
               <a:graphicFrameLocks xmlns:a="http://schemas.openxmlformats.org/drawingml/2006/main" noChangeAspect="1"/>
             </wp:cNvGraphicFramePr>
@@ -24,7 +24,7 @@
               <a:graphicData uri="http://schemas.openxmlformats.org/drawingml/2006/picture">
                 <pic:pic xmlns:pic="http://schemas.openxmlformats.org/drawingml/2006/picture">
                   <pic:nvPicPr>
-                    <pic:cNvPr id="1" name="Picture 84" descr=""/>
+                    <pic:cNvPr id="1" name="Picture 85" descr=""/>
                     <pic:cNvPicPr>
                       <a:picLocks noChangeAspect="1" noChangeArrowheads="1"/>
                     </pic:cNvPicPr>
@@ -160,7 +160,7 @@
             </w:rPr>
             <w:fldChar w:fldCharType="separate"/>
           </w:r>
-          <w:hyperlink w:anchor="__RefHeading___Toc9754_1812932864">
+          <w:hyperlink w:anchor="__RefHeading___Toc9921_164123138">
             <w:r>
               <w:rPr>
                 <w:webHidden/>
@@ -181,7 +181,7 @@
             </w:tabs>
             <w:rPr/>
           </w:pPr>
-          <w:hyperlink w:anchor="__RefHeading___Toc9756_1812932864">
+          <w:hyperlink w:anchor="__RefHeading___Toc9923_164123138">
             <w:r>
               <w:rPr>
                 <w:webHidden/>
@@ -202,7 +202,7 @@
             </w:tabs>
             <w:rPr/>
           </w:pPr>
-          <w:hyperlink w:anchor="__RefHeading___Toc9758_1812932864">
+          <w:hyperlink w:anchor="__RefHeading___Toc9925_164123138">
             <w:r>
               <w:rPr>
                 <w:webHidden/>
@@ -223,7 +223,7 @@
             </w:tabs>
             <w:rPr/>
           </w:pPr>
-          <w:hyperlink w:anchor="__RefHeading___Toc9760_1812932864">
+          <w:hyperlink w:anchor="__RefHeading___Toc9927_164123138">
             <w:r>
               <w:rPr>
                 <w:webHidden/>
@@ -244,7 +244,7 @@
             </w:tabs>
             <w:rPr/>
           </w:pPr>
-          <w:hyperlink w:anchor="__RefHeading___Toc9762_1812932864">
+          <w:hyperlink w:anchor="__RefHeading___Toc9929_164123138">
             <w:r>
               <w:rPr>
                 <w:webHidden/>
@@ -265,7 +265,7 @@
             </w:tabs>
             <w:rPr/>
           </w:pPr>
-          <w:hyperlink w:anchor="__RefHeading___Toc9764_1812932864">
+          <w:hyperlink w:anchor="__RefHeading___Toc9931_164123138">
             <w:r>
               <w:rPr>
                 <w:webHidden/>
@@ -286,7 +286,7 @@
             </w:tabs>
             <w:rPr/>
           </w:pPr>
-          <w:hyperlink w:anchor="__RefHeading___Toc9766_1812932864">
+          <w:hyperlink w:anchor="__RefHeading___Toc9933_164123138">
             <w:r>
               <w:rPr>
                 <w:webHidden/>
@@ -307,7 +307,7 @@
             </w:tabs>
             <w:rPr/>
           </w:pPr>
-          <w:hyperlink w:anchor="__RefHeading___Toc9768_1812932864">
+          <w:hyperlink w:anchor="__RefHeading___Toc9935_164123138">
             <w:r>
               <w:rPr>
                 <w:webHidden/>
@@ -328,7 +328,7 @@
             </w:tabs>
             <w:rPr/>
           </w:pPr>
-          <w:hyperlink w:anchor="__RefHeading___Toc9770_1812932864">
+          <w:hyperlink w:anchor="__RefHeading___Toc9937_164123138">
             <w:r>
               <w:rPr>
                 <w:webHidden/>
@@ -349,7 +349,7 @@
             </w:tabs>
             <w:rPr/>
           </w:pPr>
-          <w:hyperlink w:anchor="__RefHeading___Toc9772_1812932864">
+          <w:hyperlink w:anchor="__RefHeading___Toc9939_164123138">
             <w:r>
               <w:rPr>
                 <w:webHidden/>
@@ -370,7 +370,7 @@
             </w:tabs>
             <w:rPr/>
           </w:pPr>
-          <w:hyperlink w:anchor="__RefHeading___Toc9774_1812932864">
+          <w:hyperlink w:anchor="__RefHeading___Toc9941_164123138">
             <w:r>
               <w:rPr>
                 <w:webHidden/>
@@ -391,7 +391,7 @@
             </w:tabs>
             <w:rPr/>
           </w:pPr>
-          <w:hyperlink w:anchor="__RefHeading___Toc9776_1812932864">
+          <w:hyperlink w:anchor="__RefHeading___Toc9943_164123138">
             <w:r>
               <w:rPr>
                 <w:webHidden/>
@@ -412,7 +412,7 @@
             </w:tabs>
             <w:rPr/>
           </w:pPr>
-          <w:hyperlink w:anchor="__RefHeading___Toc9778_1812932864">
+          <w:hyperlink w:anchor="__RefHeading___Toc9945_164123138">
             <w:r>
               <w:rPr>
                 <w:webHidden/>
@@ -433,7 +433,7 @@
             </w:tabs>
             <w:rPr/>
           </w:pPr>
-          <w:hyperlink w:anchor="__RefHeading___Toc9780_1812932864">
+          <w:hyperlink w:anchor="__RefHeading___Toc9947_164123138">
             <w:r>
               <w:rPr>
                 <w:webHidden/>
@@ -454,7 +454,7 @@
             </w:tabs>
             <w:rPr/>
           </w:pPr>
-          <w:hyperlink w:anchor="__RefHeading___Toc9782_1812932864">
+          <w:hyperlink w:anchor="__RefHeading___Toc9949_164123138">
             <w:r>
               <w:rPr>
                 <w:webHidden/>
@@ -475,7 +475,7 @@
             </w:tabs>
             <w:rPr/>
           </w:pPr>
-          <w:hyperlink w:anchor="__RefHeading___Toc9784_1812932864">
+          <w:hyperlink w:anchor="__RefHeading___Toc9951_164123138">
             <w:r>
               <w:rPr>
                 <w:webHidden/>
@@ -496,7 +496,7 @@
             </w:tabs>
             <w:rPr/>
           </w:pPr>
-          <w:hyperlink w:anchor="__RefHeading___Toc9786_1812932864">
+          <w:hyperlink w:anchor="__RefHeading___Toc9953_164123138">
             <w:r>
               <w:rPr>
                 <w:webHidden/>
@@ -517,7 +517,7 @@
             </w:tabs>
             <w:rPr/>
           </w:pPr>
-          <w:hyperlink w:anchor="__RefHeading___Toc9788_1812932864">
+          <w:hyperlink w:anchor="__RefHeading___Toc9955_164123138">
             <w:r>
               <w:rPr>
                 <w:webHidden/>
@@ -538,7 +538,7 @@
             </w:tabs>
             <w:rPr/>
           </w:pPr>
-          <w:hyperlink w:anchor="__RefHeading___Toc9790_1812932864">
+          <w:hyperlink w:anchor="__RefHeading___Toc9957_164123138">
             <w:r>
               <w:rPr>
                 <w:webHidden/>
@@ -559,7 +559,7 @@
             </w:tabs>
             <w:rPr/>
           </w:pPr>
-          <w:hyperlink w:anchor="__RefHeading___Toc9792_1812932864">
+          <w:hyperlink w:anchor="__RefHeading___Toc9959_164123138">
             <w:r>
               <w:rPr>
                 <w:webHidden/>
@@ -580,7 +580,7 @@
             </w:tabs>
             <w:rPr/>
           </w:pPr>
-          <w:hyperlink w:anchor="__RefHeading___Toc9794_1812932864">
+          <w:hyperlink w:anchor="__RefHeading___Toc9961_164123138">
             <w:r>
               <w:rPr>
                 <w:webHidden/>
@@ -601,7 +601,7 @@
             </w:tabs>
             <w:rPr/>
           </w:pPr>
-          <w:hyperlink w:anchor="__RefHeading___Toc9796_1812932864">
+          <w:hyperlink w:anchor="__RefHeading___Toc9963_164123138">
             <w:r>
               <w:rPr>
                 <w:webHidden/>
@@ -622,7 +622,7 @@
             </w:tabs>
             <w:rPr/>
           </w:pPr>
-          <w:hyperlink w:anchor="__RefHeading___Toc9798_1812932864">
+          <w:hyperlink w:anchor="__RefHeading___Toc9965_164123138">
             <w:r>
               <w:rPr>
                 <w:webHidden/>
@@ -643,7 +643,7 @@
             </w:tabs>
             <w:rPr/>
           </w:pPr>
-          <w:hyperlink w:anchor="__RefHeading___Toc9800_1812932864">
+          <w:hyperlink w:anchor="__RefHeading___Toc9967_164123138">
             <w:r>
               <w:rPr>
                 <w:webHidden/>
@@ -664,7 +664,7 @@
             </w:tabs>
             <w:rPr/>
           </w:pPr>
-          <w:hyperlink w:anchor="__RefHeading___Toc9802_1812932864">
+          <w:hyperlink w:anchor="__RefHeading___Toc9969_164123138">
             <w:r>
               <w:rPr>
                 <w:webHidden/>
@@ -685,7 +685,7 @@
             </w:tabs>
             <w:rPr/>
           </w:pPr>
-          <w:hyperlink w:anchor="__RefHeading___Toc9804_1812932864">
+          <w:hyperlink w:anchor="__RefHeading___Toc9971_164123138">
             <w:r>
               <w:rPr>
                 <w:webHidden/>
@@ -706,7 +706,7 @@
             </w:tabs>
             <w:rPr/>
           </w:pPr>
-          <w:hyperlink w:anchor="__RefHeading___Toc9806_1812932864">
+          <w:hyperlink w:anchor="__RefHeading___Toc9973_164123138">
             <w:r>
               <w:rPr>
                 <w:webHidden/>
@@ -727,7 +727,7 @@
             </w:tabs>
             <w:rPr/>
           </w:pPr>
-          <w:hyperlink w:anchor="__RefHeading___Toc9808_1812932864">
+          <w:hyperlink w:anchor="__RefHeading___Toc9975_164123138">
             <w:r>
               <w:rPr>
                 <w:webHidden/>
@@ -748,7 +748,7 @@
             </w:tabs>
             <w:rPr/>
           </w:pPr>
-          <w:hyperlink w:anchor="__RefHeading___Toc9810_1812932864">
+          <w:hyperlink w:anchor="__RefHeading___Toc9977_164123138">
             <w:r>
               <w:rPr>
                 <w:webHidden/>
@@ -769,7 +769,7 @@
             </w:tabs>
             <w:rPr/>
           </w:pPr>
-          <w:hyperlink w:anchor="__RefHeading___Toc9812_1812932864">
+          <w:hyperlink w:anchor="__RefHeading___Toc9979_164123138">
             <w:r>
               <w:rPr>
                 <w:webHidden/>
@@ -790,7 +790,7 @@
             </w:tabs>
             <w:rPr/>
           </w:pPr>
-          <w:hyperlink w:anchor="__RefHeading___Toc9814_1812932864">
+          <w:hyperlink w:anchor="__RefHeading___Toc9981_164123138">
             <w:r>
               <w:rPr>
                 <w:webHidden/>
@@ -811,7 +811,7 @@
             </w:tabs>
             <w:rPr/>
           </w:pPr>
-          <w:hyperlink w:anchor="__RefHeading___Toc9816_1812932864">
+          <w:hyperlink w:anchor="__RefHeading___Toc9983_164123138">
             <w:r>
               <w:rPr>
                 <w:webHidden/>
@@ -832,7 +832,7 @@
             </w:tabs>
             <w:rPr/>
           </w:pPr>
-          <w:hyperlink w:anchor="__RefHeading___Toc9818_1812932864">
+          <w:hyperlink w:anchor="__RefHeading___Toc9985_164123138">
             <w:r>
               <w:rPr>
                 <w:webHidden/>
@@ -853,7 +853,7 @@
             </w:tabs>
             <w:rPr/>
           </w:pPr>
-          <w:hyperlink w:anchor="__RefHeading___Toc9820_1812932864">
+          <w:hyperlink w:anchor="__RefHeading___Toc9987_164123138">
             <w:r>
               <w:rPr>
                 <w:webHidden/>
@@ -874,7 +874,7 @@
             </w:tabs>
             <w:rPr/>
           </w:pPr>
-          <w:hyperlink w:anchor="__RefHeading___Toc9822_1812932864">
+          <w:hyperlink w:anchor="__RefHeading___Toc9989_164123138">
             <w:r>
               <w:rPr>
                 <w:webHidden/>
@@ -895,7 +895,7 @@
             </w:tabs>
             <w:rPr/>
           </w:pPr>
-          <w:hyperlink w:anchor="__RefHeading___Toc9824_1812932864">
+          <w:hyperlink w:anchor="__RefHeading___Toc9991_164123138">
             <w:r>
               <w:rPr>
                 <w:webHidden/>
@@ -916,7 +916,7 @@
             </w:tabs>
             <w:rPr/>
           </w:pPr>
-          <w:hyperlink w:anchor="__RefHeading___Toc9826_1812932864">
+          <w:hyperlink w:anchor="__RefHeading___Toc9993_164123138">
             <w:r>
               <w:rPr>
                 <w:webHidden/>
@@ -937,7 +937,7 @@
             </w:tabs>
             <w:rPr/>
           </w:pPr>
-          <w:hyperlink w:anchor="__RefHeading___Toc9828_1812932864">
+          <w:hyperlink w:anchor="__RefHeading___Toc9995_164123138">
             <w:r>
               <w:rPr>
                 <w:webHidden/>
@@ -958,13 +958,13 @@
             </w:tabs>
             <w:rPr/>
           </w:pPr>
-          <w:hyperlink w:anchor="__RefHeading___Toc9830_1812932864">
+          <w:hyperlink w:anchor="__RefHeading___Toc9997_164123138">
             <w:r>
               <w:rPr>
                 <w:webHidden/>
                 <w:rStyle w:val="IndexLink"/>
               </w:rPr>
-              <w:t>8.3 How the wrapper selection flows</w:t>
+              <w:t>8.3 latency (port key)</w:t>
               <w:tab/>
               <w:t>53</w:t>
             </w:r>
@@ -979,15 +979,36 @@
             </w:tabs>
             <w:rPr/>
           </w:pPr>
-          <w:hyperlink w:anchor="__RefHeading___Toc9832_1812932864">
+          <w:hyperlink w:anchor="__RefHeading___Toc9999_164123138">
             <w:r>
               <w:rPr>
                 <w:webHidden/>
                 <w:rStyle w:val="IndexLink"/>
               </w:rPr>
-              <w:t>8.4 Protocol-specific wrapper notes</w:t>
+              <w:t>8.4 How the wrapper selection flows</w:t>
               <w:tab/>
               <w:t>54</w:t>
+            </w:r>
+          </w:hyperlink>
+        </w:p>
+        <w:p>
+          <w:pPr>
+            <w:pStyle w:val="TOC2"/>
+            <w:tabs>
+              <w:tab w:val="clear" w:pos="9077"/>
+              <w:tab w:val="right" w:pos="9359" w:leader="dot"/>
+            </w:tabs>
+            <w:rPr/>
+          </w:pPr>
+          <w:hyperlink w:anchor="__RefHeading___Toc10001_164123138">
+            <w:r>
+              <w:rPr>
+                <w:webHidden/>
+                <w:rStyle w:val="IndexLink"/>
+              </w:rPr>
+              <w:t>8.5 Protocol-specific wrapper notes</w:t>
+              <w:tab/>
+              <w:t>55</w:t>
             </w:r>
           </w:hyperlink>
         </w:p>
@@ -1000,7 +1021,7 @@
             </w:tabs>
             <w:rPr/>
           </w:pPr>
-          <w:hyperlink w:anchor="__RefHeading___Toc9834_1812932864">
+          <w:hyperlink w:anchor="__RefHeading___Toc10003_164123138">
             <w:r>
               <w:rPr>
                 <w:webHidden/>
@@ -1008,7 +1029,7 @@
               </w:rPr>
               <w:t>9 Monitor and CFG Subsystem Keys</w:t>
               <w:tab/>
-              <w:t>55</w:t>
+              <w:t>56</w:t>
             </w:r>
           </w:hyperlink>
         </w:p>
@@ -1021,7 +1042,7 @@
             </w:tabs>
             <w:rPr/>
           </w:pPr>
-          <w:hyperlink w:anchor="__RefHeading___Toc9836_1812932864">
+          <w:hyperlink w:anchor="__RefHeading___Toc10005_164123138">
             <w:r>
               <w:rPr>
                 <w:webHidden/>
@@ -1029,7 +1050,7 @@
               </w:rPr>
               <w:t>9.1 Monitor subsystem</w:t>
               <w:tab/>
-              <w:t>56</w:t>
+              <w:t>57</w:t>
             </w:r>
           </w:hyperlink>
         </w:p>
@@ -1042,7 +1063,7 @@
             </w:tabs>
             <w:rPr/>
           </w:pPr>
-          <w:hyperlink w:anchor="__RefHeading___Toc9838_1812932864">
+          <w:hyperlink w:anchor="__RefHeading___Toc10007_164123138">
             <w:r>
               <w:rPr>
                 <w:webHidden/>
@@ -1050,7 +1071,7 @@
               </w:rPr>
               <w:t>9.1.1 Bridge-level monitor keys</w:t>
               <w:tab/>
-              <w:t>56</w:t>
+              <w:t>57</w:t>
             </w:r>
           </w:hyperlink>
         </w:p>
@@ -1063,7 +1084,7 @@
             </w:tabs>
             <w:rPr/>
           </w:pPr>
-          <w:hyperlink w:anchor="__RefHeading___Toc9840_1812932864">
+          <w:hyperlink w:anchor="__RefHeading___Toc10009_164123138">
             <w:r>
               <w:rPr>
                 <w:webHidden/>
@@ -1071,7 +1092,7 @@
               </w:rPr>
               <w:t>9.1.2 Per-port monitor keys</w:t>
               <w:tab/>
-              <w:t>56</w:t>
+              <w:t>57</w:t>
             </w:r>
           </w:hyperlink>
         </w:p>
@@ -1084,7 +1105,7 @@
             </w:tabs>
             <w:rPr/>
           </w:pPr>
-          <w:hyperlink w:anchor="__RefHeading___Toc9842_1812932864">
+          <w:hyperlink w:anchor="__RefHeading___Toc10011_164123138">
             <w:r>
               <w:rPr>
                 <w:webHidden/>
@@ -1092,7 +1113,7 @@
               </w:rPr>
               <w:t>9.1.3 [bridge.mon_group] table</w:t>
               <w:tab/>
-              <w:t>57</w:t>
+              <w:t>58</w:t>
             </w:r>
           </w:hyperlink>
         </w:p>
@@ -1105,7 +1126,7 @@
             </w:tabs>
             <w:rPr/>
           </w:pPr>
-          <w:hyperlink w:anchor="__RefHeading___Toc9844_1812932864">
+          <w:hyperlink w:anchor="__RefHeading___Toc10013_164123138">
             <w:r>
               <w:rPr>
                 <w:webHidden/>
@@ -1113,7 +1134,7 @@
               </w:rPr>
               <w:t>9.2 CFG register block</w:t>
               <w:tab/>
-              <w:t>58</w:t>
+              <w:t>59</w:t>
             </w:r>
           </w:hyperlink>
         </w:p>
@@ -1126,7 +1147,7 @@
             </w:tabs>
             <w:rPr/>
           </w:pPr>
-          <w:hyperlink w:anchor="__RefHeading___Toc9846_1812932864">
+          <w:hyperlink w:anchor="__RefHeading___Toc10015_164123138">
             <w:r>
               <w:rPr>
                 <w:webHidden/>
@@ -1134,7 +1155,7 @@
               </w:rPr>
               <w:t>9.2.1 What changes</w:t>
               <w:tab/>
-              <w:t>58</w:t>
+              <w:t>59</w:t>
             </w:r>
           </w:hyperlink>
         </w:p>
@@ -1147,7 +1168,7 @@
             </w:tabs>
             <w:rPr/>
           </w:pPr>
-          <w:hyperlink w:anchor="__RefHeading___Toc9848_1812932864">
+          <w:hyperlink w:anchor="__RefHeading___Toc10017_164123138">
             <w:r>
               <w:rPr>
                 <w:webHidden/>
@@ -1155,7 +1176,7 @@
               </w:rPr>
               <w:t>9.2.2 Per-port cfg fields</w:t>
               <w:tab/>
-              <w:t>58</w:t>
+              <w:t>59</w:t>
             </w:r>
           </w:hyperlink>
         </w:p>
@@ -1168,7 +1189,7 @@
             </w:tabs>
             <w:rPr/>
           </w:pPr>
-          <w:hyperlink w:anchor="__RefHeading___Toc9850_1812932864">
+          <w:hyperlink w:anchor="__RefHeading___Toc10019_164123138">
             <w:r>
               <w:rPr>
                 <w:webHidden/>
@@ -1176,7 +1197,7 @@
               </w:rPr>
               <w:t>10 Validation Rules</w:t>
               <w:tab/>
-              <w:t>60</w:t>
+              <w:t>61</w:t>
             </w:r>
           </w:hyperlink>
         </w:p>
@@ -1189,7 +1210,7 @@
             </w:tabs>
             <w:rPr/>
           </w:pPr>
-          <w:hyperlink w:anchor="__RefHeading___Toc9852_1812932864">
+          <w:hyperlink w:anchor="__RefHeading___Toc10021_164123138">
             <w:r>
               <w:rPr>
                 <w:webHidden/>
@@ -1197,7 +1218,7 @@
               </w:rPr>
               <w:t>10.1 Field validation (validate_required_fields)</w:t>
               <w:tab/>
-              <w:t>61</w:t>
+              <w:t>62</w:t>
             </w:r>
           </w:hyperlink>
         </w:p>
@@ -1210,7 +1231,7 @@
             </w:tabs>
             <w:rPr/>
           </w:pPr>
-          <w:hyperlink w:anchor="__RefHeading___Toc9854_1812932864">
+          <w:hyperlink w:anchor="__RefHeading___Toc10023_164123138">
             <w:r>
               <w:rPr>
                 <w:webHidden/>
@@ -1218,7 +1239,7 @@
               </w:rPr>
               <w:t>10.2 Channel and protocol validation</w:t>
               <w:tab/>
-              <w:t>62</w:t>
+              <w:t>63</w:t>
             </w:r>
           </w:hyperlink>
         </w:p>
@@ -1231,7 +1252,7 @@
             </w:tabs>
             <w:rPr/>
           </w:pPr>
-          <w:hyperlink w:anchor="__RefHeading___Toc9856_1812932864">
+          <w:hyperlink w:anchor="__RefHeading___Toc10025_164123138">
             <w:r>
               <w:rPr>
                 <w:webHidden/>
@@ -1239,7 +1260,7 @@
               </w:rPr>
               <w:t>10.3 Protocol-specific constraints</w:t>
               <w:tab/>
-              <w:t>63</w:t>
+              <w:t>64</w:t>
             </w:r>
           </w:hyperlink>
         </w:p>
@@ -1252,7 +1273,7 @@
             </w:tabs>
             <w:rPr/>
           </w:pPr>
-          <w:hyperlink w:anchor="__RefHeading___Toc9858_1812932864">
+          <w:hyperlink w:anchor="__RefHeading___Toc10027_164123138">
             <w:r>
               <w:rPr>
                 <w:webHidden/>
@@ -1260,7 +1281,7 @@
               </w:rPr>
               <w:t>10.3.1 APB / APB5 (validate_apb_constraints)</w:t>
               <w:tab/>
-              <w:t>63</w:t>
+              <w:t>64</w:t>
             </w:r>
           </w:hyperlink>
         </w:p>
@@ -1273,7 +1294,7 @@
             </w:tabs>
             <w:rPr/>
           </w:pPr>
-          <w:hyperlink w:anchor="__RefHeading___Toc9860_1812932864">
+          <w:hyperlink w:anchor="__RefHeading___Toc10029_164123138">
             <w:r>
               <w:rPr>
                 <w:webHidden/>
@@ -1281,7 +1302,7 @@
               </w:rPr>
               <w:t>10.3.2 Wishbone B4 (validate_wb4_constraints)</w:t>
               <w:tab/>
-              <w:t>63</w:t>
+              <w:t>64</w:t>
             </w:r>
           </w:hyperlink>
         </w:p>
@@ -1294,7 +1315,7 @@
             </w:tabs>
             <w:rPr/>
           </w:pPr>
-          <w:hyperlink w:anchor="__RefHeading___Toc9862_1812932864">
+          <w:hyperlink w:anchor="__RefHeading___Toc10031_164123138">
             <w:r>
               <w:rPr>
                 <w:webHidden/>
@@ -1302,7 +1323,7 @@
               </w:rPr>
               <w:t>10.3.3 AXI3 (validate_axi3)</w:t>
               <w:tab/>
-              <w:t>63</w:t>
+              <w:t>64</w:t>
             </w:r>
           </w:hyperlink>
         </w:p>
@@ -1315,7 +1336,7 @@
             </w:tabs>
             <w:rPr/>
           </w:pPr>
-          <w:hyperlink w:anchor="__RefHeading___Toc9864_1812932864">
+          <w:hyperlink w:anchor="__RefHeading___Toc10033_164123138">
             <w:r>
               <w:rPr>
                 <w:webHidden/>
@@ -1323,7 +1344,7 @@
               </w:rPr>
               <w:t>10.3.4 AXI5 (validate_axi5)</w:t>
               <w:tab/>
-              <w:t>63</w:t>
+              <w:t>64</w:t>
             </w:r>
           </w:hyperlink>
         </w:p>
@@ -1336,7 +1357,7 @@
             </w:tabs>
             <w:rPr/>
           </w:pPr>
-          <w:hyperlink w:anchor="__RefHeading___Toc9866_1812932864">
+          <w:hyperlink w:anchor="__RefHeading___Toc10035_164123138">
             <w:r>
               <w:rPr>
                 <w:webHidden/>
@@ -1344,7 +1365,7 @@
               </w:rPr>
               <w:t>10.4 Master-slave compatibility (validate_master_slave_compatibility)</w:t>
               <w:tab/>
-              <w:t>64</w:t>
+              <w:t>65</w:t>
             </w:r>
           </w:hyperlink>
         </w:p>
@@ -1357,7 +1378,7 @@
             </w:tabs>
             <w:rPr/>
           </w:pPr>
-          <w:hyperlink w:anchor="__RefHeading___Toc9868_1812932864">
+          <w:hyperlink w:anchor="__RefHeading___Toc10037_164123138">
             <w:r>
               <w:rPr>
                 <w:webHidden/>
@@ -1365,7 +1386,7 @@
               </w:rPr>
               <w:t>10.5 Address map validation (validate_address_map)</w:t>
               <w:tab/>
-              <w:t>65</w:t>
+              <w:t>66</w:t>
             </w:r>
           </w:hyperlink>
         </w:p>
@@ -1378,7 +1399,7 @@
             </w:tabs>
             <w:rPr/>
           </w:pPr>
-          <w:hyperlink w:anchor="__RefHeading___Toc9870_1812932864">
+          <w:hyperlink w:anchor="__RefHeading___Toc10039_164123138">
             <w:r>
               <w:rPr>
                 <w:webHidden/>
@@ -1386,7 +1407,7 @@
               </w:rPr>
               <w:t>10.6 Slave ID width (validate_slave_id_widths)</w:t>
               <w:tab/>
-              <w:t>66</w:t>
+              <w:t>67</w:t>
             </w:r>
           </w:hyperlink>
         </w:p>
@@ -1399,7 +1420,7 @@
             </w:tabs>
             <w:rPr/>
           </w:pPr>
-          <w:hyperlink w:anchor="__RefHeading___Toc9872_1812932864">
+          <w:hyperlink w:anchor="__RefHeading___Toc10041_164123138">
             <w:r>
               <w:rPr>
                 <w:webHidden/>
@@ -1407,7 +1428,7 @@
               </w:rPr>
               <w:t>10.7 CDC constraints (validate_cdc_constraints)</w:t>
               <w:tab/>
-              <w:t>67</w:t>
+              <w:t>68</w:t>
             </w:r>
           </w:hyperlink>
         </w:p>
@@ -1420,7 +1441,7 @@
             </w:tabs>
             <w:rPr/>
           </w:pPr>
-          <w:hyperlink w:anchor="__RefHeading___Toc9874_1812932864">
+          <w:hyperlink w:anchor="__RefHeading___Toc10043_164123138">
             <w:r>
               <w:rPr>
                 <w:webHidden/>
@@ -1428,7 +1449,7 @@
               </w:rPr>
               <w:t>10.8 Warning for dropped sideband (warn_axi5_dropped_sideband)</w:t>
               <w:tab/>
-              <w:t>68</w:t>
+              <w:t>69</w:t>
             </w:r>
           </w:hyperlink>
         </w:p>
@@ -1441,7 +1462,7 @@
             </w:tabs>
             <w:rPr/>
           </w:pPr>
-          <w:hyperlink w:anchor="__RefHeading___Toc9876_1812932864">
+          <w:hyperlink w:anchor="__RefHeading___Toc10045_164123138">
             <w:r>
               <w:rPr>
                 <w:webHidden/>
@@ -1449,7 +1470,7 @@
               </w:rPr>
               <w:t>11 Pipeline Overview</w:t>
               <w:tab/>
-              <w:t>69</w:t>
+              <w:t>70</w:t>
             </w:r>
           </w:hyperlink>
         </w:p>
@@ -1462,7 +1483,7 @@
             </w:tabs>
             <w:rPr/>
           </w:pPr>
-          <w:hyperlink w:anchor="__RefHeading___Toc9878_1812932864">
+          <w:hyperlink w:anchor="__RefHeading___Toc10047_164123138">
             <w:r>
               <w:rPr>
                 <w:webHidden/>
@@ -1470,7 +1491,7 @@
               </w:rPr>
               <w:t>11.1 Pipeline diagram</w:t>
               <w:tab/>
-              <w:t>70</w:t>
+              <w:t>71</w:t>
             </w:r>
           </w:hyperlink>
         </w:p>
@@ -1483,7 +1504,7 @@
             </w:tabs>
             <w:rPr/>
           </w:pPr>
-          <w:hyperlink w:anchor="__RefHeading___Toc9880_1812932864">
+          <w:hyperlink w:anchor="__RefHeading___Toc10049_164123138">
             <w:r>
               <w:rPr>
                 <w:webHidden/>
@@ -1491,7 +1512,7 @@
               </w:rPr>
               <w:t>11.1.1 Figure 3.1: Bridge Generator Pipeline</w:t>
               <w:tab/>
-              <w:t>70</w:t>
+              <w:t>71</w:t>
             </w:r>
           </w:hyperlink>
         </w:p>
@@ -1504,7 +1525,7 @@
             </w:tabs>
             <w:rPr/>
           </w:pPr>
-          <w:hyperlink w:anchor="__RefHeading___Toc9882_1812932864">
+          <w:hyperlink w:anchor="__RefHeading___Toc10051_164123138">
             <w:r>
               <w:rPr>
                 <w:webHidden/>
@@ -1512,7 +1533,7 @@
               </w:rPr>
               <w:t>11.2 Key files by stage</w:t>
               <w:tab/>
-              <w:t>71</w:t>
+              <w:t>72</w:t>
             </w:r>
           </w:hyperlink>
         </w:p>
@@ -1525,7 +1546,7 @@
             </w:tabs>
             <w:rPr/>
           </w:pPr>
-          <w:hyperlink w:anchor="__RefHeading___Toc9884_1812932864">
+          <w:hyperlink w:anchor="__RefHeading___Toc10053_164123138">
             <w:r>
               <w:rPr>
                 <w:webHidden/>
@@ -1533,7 +1554,7 @@
               </w:rPr>
               <w:t>12 Configuration Loading</w:t>
               <w:tab/>
-              <w:t>73</w:t>
+              <w:t>74</w:t>
             </w:r>
           </w:hyperlink>
         </w:p>
@@ -1546,7 +1567,7 @@
             </w:tabs>
             <w:rPr/>
           </w:pPr>
-          <w:hyperlink w:anchor="__RefHeading___Toc9886_1812932864">
+          <w:hyperlink w:anchor="__RefHeading___Toc10055_164123138">
             <w:r>
               <w:rPr>
                 <w:webHidden/>
@@ -1554,7 +1575,7 @@
               </w:rPr>
               <w:t>12.1 TOML parsing</w:t>
               <w:tab/>
-              <w:t>74</w:t>
+              <w:t>75</w:t>
             </w:r>
           </w:hyperlink>
         </w:p>
@@ -1567,7 +1588,7 @@
             </w:tabs>
             <w:rPr/>
           </w:pPr>
-          <w:hyperlink w:anchor="__RefHeading___Toc9888_1812932864">
+          <w:hyperlink w:anchor="__RefHeading___Toc10057_164123138">
             <w:r>
               <w:rPr>
                 <w:webHidden/>
@@ -1575,7 +1596,7 @@
               </w:rPr>
               <w:t>12.2 Connectivity CSV</w:t>
               <w:tab/>
-              <w:t>75</w:t>
+              <w:t>76</w:t>
             </w:r>
           </w:hyperlink>
         </w:p>
@@ -1588,7 +1609,7 @@
             </w:tabs>
             <w:rPr/>
           </w:pPr>
-          <w:hyperlink w:anchor="__RefHeading___Toc9890_1812932864">
+          <w:hyperlink w:anchor="__RefHeading___Toc10059_164123138">
             <w:r>
               <w:rPr>
                 <w:webHidden/>
@@ -1596,7 +1617,7 @@
               </w:rPr>
               <w:t>12.3 BridgeConfig construction</w:t>
               <w:tab/>
-              <w:t>76</w:t>
+              <w:t>77</w:t>
             </w:r>
           </w:hyperlink>
         </w:p>
@@ -1609,7 +1630,7 @@
             </w:tabs>
             <w:rPr/>
           </w:pPr>
-          <w:hyperlink w:anchor="__RefHeading___Toc9892_1812932864">
+          <w:hyperlink w:anchor="__RefHeading___Toc10061_164123138">
             <w:r>
               <w:rPr>
                 <w:webHidden/>
@@ -1617,7 +1638,7 @@
               </w:rPr>
               <w:t>12.4 Normalization</w:t>
               <w:tab/>
-              <w:t>77</w:t>
+              <w:t>78</w:t>
             </w:r>
           </w:hyperlink>
         </w:p>
@@ -1630,7 +1651,7 @@
             </w:tabs>
             <w:rPr/>
           </w:pPr>
-          <w:hyperlink w:anchor="__RefHeading___Toc9894_1812932864">
+          <w:hyperlink w:anchor="__RefHeading___Toc10063_164123138">
             <w:r>
               <w:rPr>
                 <w:webHidden/>
@@ -1638,7 +1659,7 @@
               </w:rPr>
               <w:t>13 Validation</w:t>
               <w:tab/>
-              <w:t>78</w:t>
+              <w:t>79</w:t>
             </w:r>
           </w:hyperlink>
         </w:p>
@@ -1651,7 +1672,7 @@
             </w:tabs>
             <w:rPr/>
           </w:pPr>
-          <w:hyperlink w:anchor="__RefHeading___Toc9896_1812932864">
+          <w:hyperlink w:anchor="__RefHeading___Toc10065_164123138">
             <w:r>
               <w:rPr>
                 <w:webHidden/>
@@ -1659,7 +1680,7 @@
               </w:rPr>
               <w:t>13.1 Validation order</w:t>
               <w:tab/>
-              <w:t>79</w:t>
+              <w:t>80</w:t>
             </w:r>
           </w:hyperlink>
         </w:p>
@@ -1672,7 +1693,7 @@
             </w:tabs>
             <w:rPr/>
           </w:pPr>
-          <w:hyperlink w:anchor="__RefHeading___Toc9898_1812932864">
+          <w:hyperlink w:anchor="__RefHeading___Toc10067_164123138">
             <w:r>
               <w:rPr>
                 <w:webHidden/>
@@ -1680,7 +1701,7 @@
               </w:rPr>
               <w:t>13.2 Error behavior</w:t>
               <w:tab/>
-              <w:t>80</w:t>
+              <w:t>81</w:t>
             </w:r>
           </w:hyperlink>
         </w:p>
@@ -1693,7 +1714,7 @@
             </w:tabs>
             <w:rPr/>
           </w:pPr>
-          <w:hyperlink w:anchor="__RefHeading___Toc9900_1812932864">
+          <w:hyperlink w:anchor="__RefHeading___Toc10069_164123138">
             <w:r>
               <w:rPr>
                 <w:webHidden/>
@@ -1701,7 +1722,7 @@
               </w:rPr>
               <w:t>13.3 Examples of validation failures</w:t>
               <w:tab/>
-              <w:t>81</w:t>
+              <w:t>82</w:t>
             </w:r>
           </w:hyperlink>
         </w:p>
@@ -1714,7 +1735,7 @@
             </w:tabs>
             <w:rPr/>
           </w:pPr>
-          <w:hyperlink w:anchor="__RefHeading___Toc9902_1812932864">
+          <w:hyperlink w:anchor="__RefHeading___Toc10071_164123138">
             <w:r>
               <w:rPr>
                 <w:webHidden/>
@@ -1722,7 +1743,7 @@
               </w:rPr>
               <w:t>13.4 Adding a new validation rule</w:t>
               <w:tab/>
-              <w:t>82</w:t>
+              <w:t>83</w:t>
             </w:r>
           </w:hyperlink>
         </w:p>
@@ -1735,7 +1756,7 @@
             </w:tabs>
             <w:rPr/>
           </w:pPr>
-          <w:hyperlink w:anchor="__RefHeading___Toc9904_1812932864">
+          <w:hyperlink w:anchor="__RefHeading___Toc10073_164123138">
             <w:r>
               <w:rPr>
                 <w:webHidden/>
@@ -1743,7 +1764,7 @@
               </w:rPr>
               <w:t>14 Adapter and Crossbar Emission</w:t>
               <w:tab/>
-              <w:t>83</w:t>
+              <w:t>84</w:t>
             </w:r>
           </w:hyperlink>
         </w:p>
@@ -1756,7 +1777,7 @@
             </w:tabs>
             <w:rPr/>
           </w:pPr>
-          <w:hyperlink w:anchor="__RefHeading___Toc9906_1812932864">
+          <w:hyperlink w:anchor="__RefHeading___Toc10075_164123138">
             <w:r>
               <w:rPr>
                 <w:webHidden/>
@@ -1764,7 +1785,7 @@
               </w:rPr>
               <w:t>14.1 Translation to emitter structs</w:t>
               <w:tab/>
-              <w:t>84</w:t>
+              <w:t>85</w:t>
             </w:r>
           </w:hyperlink>
         </w:p>
@@ -1777,7 +1798,7 @@
             </w:tabs>
             <w:rPr/>
           </w:pPr>
-          <w:hyperlink w:anchor="__RefHeading___Toc9908_1812932864">
+          <w:hyperlink w:anchor="__RefHeading___Toc10077_164123138">
             <w:r>
               <w:rPr>
                 <w:webHidden/>
@@ -1785,7 +1806,7 @@
               </w:rPr>
               <w:t>14.2 BridgeModuleGenerator construction</w:t>
               <w:tab/>
-              <w:t>85</w:t>
+              <w:t>86</w:t>
             </w:r>
           </w:hyperlink>
         </w:p>
@@ -1798,7 +1819,7 @@
             </w:tabs>
             <w:rPr/>
           </w:pPr>
-          <w:hyperlink w:anchor="__RefHeading___Toc9910_1812932864">
+          <w:hyperlink w:anchor="__RefHeading___Toc10079_164123138">
             <w:r>
               <w:rPr>
                 <w:webHidden/>
@@ -1806,7 +1827,7 @@
               </w:rPr>
               <w:t>14.3 Sub-generators</w:t>
               <w:tab/>
-              <w:t>86</w:t>
+              <w:t>87</w:t>
             </w:r>
           </w:hyperlink>
         </w:p>
@@ -1819,7 +1840,7 @@
             </w:tabs>
             <w:rPr/>
           </w:pPr>
-          <w:hyperlink w:anchor="__RefHeading___Toc9912_1812932864">
+          <w:hyperlink w:anchor="__RefHeading___Toc10081_164123138">
             <w:r>
               <w:rPr>
                 <w:webHidden/>
@@ -1827,7 +1848,7 @@
               </w:rPr>
               <w:t>14.4 Master adapter (AdapterGenerator)</w:t>
               <w:tab/>
-              <w:t>87</w:t>
+              <w:t>88</w:t>
             </w:r>
           </w:hyperlink>
         </w:p>
@@ -1840,7 +1861,7 @@
             </w:tabs>
             <w:rPr/>
           </w:pPr>
-          <w:hyperlink w:anchor="__RefHeading___Toc9914_1812932864">
+          <w:hyperlink w:anchor="__RefHeading___Toc10083_164123138">
             <w:r>
               <w:rPr>
                 <w:webHidden/>
@@ -1848,7 +1869,7 @@
               </w:rPr>
               <w:t>14.5 Slave adapter (SlaveAdapterGenerator)</w:t>
               <w:tab/>
-              <w:t>88</w:t>
+              <w:t>89</w:t>
             </w:r>
           </w:hyperlink>
         </w:p>
@@ -1861,7 +1882,7 @@
             </w:tabs>
             <w:rPr/>
           </w:pPr>
-          <w:hyperlink w:anchor="__RefHeading___Toc9916_1812932864">
+          <w:hyperlink w:anchor="__RefHeading___Toc10085_164123138">
             <w:r>
               <w:rPr>
                 <w:webHidden/>
@@ -1869,7 +1890,7 @@
               </w:rPr>
               <w:t>14.6 Crossbar (CrossbarGenerator)</w:t>
               <w:tab/>
-              <w:t>89</w:t>
+              <w:t>90</w:t>
             </w:r>
           </w:hyperlink>
         </w:p>
@@ -1882,7 +1903,7 @@
             </w:tabs>
             <w:rPr/>
           </w:pPr>
-          <w:hyperlink w:anchor="__RefHeading___Toc9918_1812932864">
+          <w:hyperlink w:anchor="__RefHeading___Toc10087_164123138">
             <w:r>
               <w:rPr>
                 <w:webHidden/>
@@ -1890,7 +1911,7 @@
               </w:rPr>
               <w:t>15 Filelist and Test Generation</w:t>
               <w:tab/>
-              <w:t>90</w:t>
+              <w:t>91</w:t>
             </w:r>
           </w:hyperlink>
         </w:p>
@@ -1903,7 +1924,7 @@
             </w:tabs>
             <w:rPr/>
           </w:pPr>
-          <w:hyperlink w:anchor="__RefHeading___Toc9920_1812932864">
+          <w:hyperlink w:anchor="__RefHeading___Toc10089_164123138">
             <w:r>
               <w:rPr>
                 <w:webHidden/>
@@ -1911,7 +1932,7 @@
               </w:rPr>
               <w:t>15.1 Filelist generation</w:t>
               <w:tab/>
-              <w:t>91</w:t>
+              <w:t>92</w:t>
             </w:r>
           </w:hyperlink>
         </w:p>
@@ -1924,7 +1945,7 @@
             </w:tabs>
             <w:rPr/>
           </w:pPr>
-          <w:hyperlink w:anchor="__RefHeading___Toc9922_1812932864">
+          <w:hyperlink w:anchor="__RefHeading___Toc10091_164123138">
             <w:r>
               <w:rPr>
                 <w:webHidden/>
@@ -1932,7 +1953,7 @@
               </w:rPr>
               <w:t>15.1.1 Filelist sections</w:t>
               <w:tab/>
-              <w:t>91</w:t>
+              <w:t>92</w:t>
             </w:r>
           </w:hyperlink>
         </w:p>
@@ -1945,7 +1966,7 @@
             </w:tabs>
             <w:rPr/>
           </w:pPr>
-          <w:hyperlink w:anchor="__RefHeading___Toc9924_1812932864">
+          <w:hyperlink w:anchor="__RefHeading___Toc10093_164123138">
             <w:r>
               <w:rPr>
                 <w:webHidden/>
@@ -1953,7 +1974,7 @@
               </w:rPr>
               <w:t>15.2 Test generation</w:t>
               <w:tab/>
-              <w:t>92</w:t>
+              <w:t>93</w:t>
             </w:r>
           </w:hyperlink>
         </w:p>
@@ -1966,7 +1987,7 @@
             </w:tabs>
             <w:rPr/>
           </w:pPr>
-          <w:hyperlink w:anchor="__RefHeading___Toc9926_1812932864">
+          <w:hyperlink w:anchor="__RefHeading___Toc10095_164123138">
             <w:r>
               <w:rPr>
                 <w:webHidden/>
@@ -1974,7 +1995,7 @@
               </w:rPr>
               <w:t>16 Directory Layout</w:t>
               <w:tab/>
-              <w:t>93</w:t>
+              <w:t>94</w:t>
             </w:r>
           </w:hyperlink>
         </w:p>
@@ -1987,7 +2008,7 @@
             </w:tabs>
             <w:rPr/>
           </w:pPr>
-          <w:hyperlink w:anchor="__RefHeading___Toc9928_1812932864">
+          <w:hyperlink w:anchor="__RefHeading___Toc10097_164123138">
             <w:r>
               <w:rPr>
                 <w:webHidden/>
@@ -1995,7 +2016,7 @@
               </w:rPr>
               <w:t>16.1 Variant directories</w:t>
               <w:tab/>
-              <w:t>94</w:t>
+              <w:t>95</w:t>
             </w:r>
           </w:hyperlink>
         </w:p>
@@ -2008,7 +2029,7 @@
             </w:tabs>
             <w:rPr/>
           </w:pPr>
-          <w:hyperlink w:anchor="__RefHeading___Toc9930_1812932864">
+          <w:hyperlink w:anchor="__RefHeading___Toc10099_164123138">
             <w:r>
               <w:rPr>
                 <w:webHidden/>
@@ -2016,7 +2037,7 @@
               </w:rPr>
               <w:t>17 Package File</w:t>
               <w:tab/>
-              <w:t>95</w:t>
+              <w:t>96</w:t>
             </w:r>
           </w:hyperlink>
         </w:p>
@@ -2029,7 +2050,7 @@
             </w:tabs>
             <w:rPr/>
           </w:pPr>
-          <w:hyperlink w:anchor="__RefHeading___Toc9932_1812932864">
+          <w:hyperlink w:anchor="__RefHeading___Toc10101_164123138">
             <w:r>
               <w:rPr>
                 <w:webHidden/>
@@ -2037,7 +2058,7 @@
               </w:rPr>
               <w:t>17.1 What it contains</w:t>
               <w:tab/>
-              <w:t>96</w:t>
+              <w:t>97</w:t>
             </w:r>
           </w:hyperlink>
         </w:p>
@@ -2050,7 +2071,7 @@
             </w:tabs>
             <w:rPr/>
           </w:pPr>
-          <w:hyperlink w:anchor="__RefHeading___Toc9934_1812932864">
+          <w:hyperlink w:anchor="__RefHeading___Toc10103_164123138">
             <w:r>
               <w:rPr>
                 <w:webHidden/>
@@ -2058,7 +2079,7 @@
               </w:rPr>
               <w:t>17.2 Excerpt from a generated package</w:t>
               <w:tab/>
-              <w:t>97</w:t>
+              <w:t>98</w:t>
             </w:r>
           </w:hyperlink>
         </w:p>
@@ -2071,7 +2092,7 @@
             </w:tabs>
             <w:rPr/>
           </w:pPr>
-          <w:hyperlink w:anchor="__RefHeading___Toc9936_1812932864">
+          <w:hyperlink w:anchor="__RefHeading___Toc10105_164123138">
             <w:r>
               <w:rPr>
                 <w:webHidden/>
@@ -2079,7 +2100,7 @@
               </w:rPr>
               <w:t>17.3 Why it matters</w:t>
               <w:tab/>
-              <w:t>98</w:t>
+              <w:t>99</w:t>
             </w:r>
           </w:hyperlink>
         </w:p>
@@ -2092,7 +2113,7 @@
             </w:tabs>
             <w:rPr/>
           </w:pPr>
-          <w:hyperlink w:anchor="__RefHeading___Toc9938_1812932864">
+          <w:hyperlink w:anchor="__RefHeading___Toc10107_164123138">
             <w:r>
               <w:rPr>
                 <w:webHidden/>
@@ -2100,7 +2121,7 @@
               </w:rPr>
               <w:t>18 Top Module</w:t>
               <w:tab/>
-              <w:t>99</w:t>
+              <w:t>100</w:t>
             </w:r>
           </w:hyperlink>
         </w:p>
@@ -2113,7 +2134,7 @@
             </w:tabs>
             <w:rPr/>
           </w:pPr>
-          <w:hyperlink w:anchor="__RefHeading___Toc9940_1812932864">
+          <w:hyperlink w:anchor="__RefHeading___Toc10109_164123138">
             <w:r>
               <w:rPr>
                 <w:webHidden/>
@@ -2121,7 +2142,7 @@
               </w:rPr>
               <w:t>18.1 Module signature</w:t>
               <w:tab/>
-              <w:t>100</w:t>
+              <w:t>101</w:t>
             </w:r>
           </w:hyperlink>
         </w:p>
@@ -2134,7 +2155,7 @@
             </w:tabs>
             <w:rPr/>
           </w:pPr>
-          <w:hyperlink w:anchor="__RefHeading___Toc9942_1812932864">
+          <w:hyperlink w:anchor="__RefHeading___Toc10111_164123138">
             <w:r>
               <w:rPr>
                 <w:webHidden/>
@@ -2142,7 +2163,7 @@
               </w:rPr>
               <w:t>18.2 Internal structure</w:t>
               <w:tab/>
-              <w:t>101</w:t>
+              <w:t>102</w:t>
             </w:r>
           </w:hyperlink>
         </w:p>
@@ -2155,7 +2176,7 @@
             </w:tabs>
             <w:rPr/>
           </w:pPr>
-          <w:hyperlink w:anchor="__RefHeading___Toc9944_1812932864">
+          <w:hyperlink w:anchor="__RefHeading___Toc10113_164123138">
             <w:r>
               <w:rPr>
                 <w:webHidden/>
@@ -2163,7 +2184,7 @@
               </w:rPr>
               <w:t>18.3 Excerpt: subtractive catch-all instantiation</w:t>
               <w:tab/>
-              <w:t>102</w:t>
+              <w:t>103</w:t>
             </w:r>
           </w:hyperlink>
         </w:p>
@@ -2176,7 +2197,7 @@
             </w:tabs>
             <w:rPr/>
           </w:pPr>
-          <w:hyperlink w:anchor="__RefHeading___Toc9946_1812932864">
+          <w:hyperlink w:anchor="__RefHeading___Toc10115_164123138">
             <w:r>
               <w:rPr>
                 <w:webHidden/>
@@ -2184,7 +2205,7 @@
               </w:rPr>
               <w:t>18.4 Excerpt: adapter wiring pattern</w:t>
               <w:tab/>
-              <w:t>103</w:t>
+              <w:t>104</w:t>
             </w:r>
           </w:hyperlink>
         </w:p>
@@ -2197,7 +2218,7 @@
             </w:tabs>
             <w:rPr/>
           </w:pPr>
-          <w:hyperlink w:anchor="__RefHeading___Toc9948_1812932864">
+          <w:hyperlink w:anchor="__RefHeading___Toc10117_164123138">
             <w:r>
               <w:rPr>
                 <w:webHidden/>
@@ -2205,7 +2226,7 @@
               </w:rPr>
               <w:t>19 Adapters and Crossbar</w:t>
               <w:tab/>
-              <w:t>104</w:t>
+              <w:t>105</w:t>
             </w:r>
           </w:hyperlink>
         </w:p>
@@ -2218,7 +2239,7 @@
             </w:tabs>
             <w:rPr/>
           </w:pPr>
-          <w:hyperlink w:anchor="__RefHeading___Toc9950_1812932864">
+          <w:hyperlink w:anchor="__RefHeading___Toc10119_164123138">
             <w:r>
               <w:rPr>
                 <w:webHidden/>
@@ -2226,7 +2247,7 @@
               </w:rPr>
               <w:t>19.1 Master adapter (&lt;name&gt;_adapter.sv)</w:t>
               <w:tab/>
-              <w:t>104</w:t>
+              <w:t>105</w:t>
             </w:r>
           </w:hyperlink>
         </w:p>
@@ -2239,7 +2260,7 @@
             </w:tabs>
             <w:rPr/>
           </w:pPr>
-          <w:hyperlink w:anchor="__RefHeading___Toc9952_1812932864">
+          <w:hyperlink w:anchor="__RefHeading___Toc10121_164123138">
             <w:r>
               <w:rPr>
                 <w:webHidden/>
@@ -2247,7 +2268,7 @@
               </w:rPr>
               <w:t>19.1.1 Per-width paths</w:t>
               <w:tab/>
-              <w:t>104</w:t>
+              <w:t>105</w:t>
             </w:r>
           </w:hyperlink>
         </w:p>
@@ -2260,7 +2281,7 @@
             </w:tabs>
             <w:rPr/>
           </w:pPr>
-          <w:hyperlink w:anchor="__RefHeading___Toc9954_1812932864">
+          <w:hyperlink w:anchor="__RefHeading___Toc10123_164123138">
             <w:r>
               <w:rPr>
                 <w:webHidden/>
@@ -2268,7 +2289,7 @@
               </w:rPr>
               <w:t>19.2 Slave adapter (&lt;name&gt;_adapter.sv)</w:t>
               <w:tab/>
-              <w:t>105</w:t>
+              <w:t>106</w:t>
             </w:r>
           </w:hyperlink>
         </w:p>
@@ -2281,7 +2302,7 @@
             </w:tabs>
             <w:rPr/>
           </w:pPr>
-          <w:hyperlink w:anchor="__RefHeading___Toc9956_1812932864">
+          <w:hyperlink w:anchor="__RefHeading___Toc10125_164123138">
             <w:r>
               <w:rPr>
                 <w:webHidden/>
@@ -2289,7 +2310,7 @@
               </w:rPr>
               <w:t>19.2.1 Response routing</w:t>
               <w:tab/>
-              <w:t>105</w:t>
+              <w:t>106</w:t>
             </w:r>
           </w:hyperlink>
         </w:p>
@@ -2302,7 +2323,7 @@
             </w:tabs>
             <w:rPr/>
           </w:pPr>
-          <w:hyperlink w:anchor="__RefHeading___Toc9958_1812932864">
+          <w:hyperlink w:anchor="__RefHeading___Toc10127_164123138">
             <w:r>
               <w:rPr>
                 <w:webHidden/>
@@ -2310,7 +2331,7 @@
               </w:rPr>
               <w:t>19.3 Crossbar (&lt;bridge_name&gt;_xbar.sv)</w:t>
               <w:tab/>
-              <w:t>106</w:t>
+              <w:t>107</w:t>
             </w:r>
           </w:hyperlink>
         </w:p>
@@ -2323,7 +2344,7 @@
             </w:tabs>
             <w:rPr/>
           </w:pPr>
-          <w:hyperlink w:anchor="__RefHeading___Toc9960_1812932864">
+          <w:hyperlink w:anchor="__RefHeading___Toc10129_164123138">
             <w:r>
               <w:rPr>
                 <w:webHidden/>
@@ -2331,7 +2352,7 @@
               </w:rPr>
               <w:t>20 Filelist</w:t>
               <w:tab/>
-              <w:t>107</w:t>
+              <w:t>108</w:t>
             </w:r>
           </w:hyperlink>
         </w:p>
@@ -2344,7 +2365,7 @@
             </w:tabs>
             <w:rPr/>
           </w:pPr>
-          <w:hyperlink w:anchor="__RefHeading___Toc9962_1812932864">
+          <w:hyperlink w:anchor="__RefHeading___Toc10131_164123138">
             <w:r>
               <w:rPr>
                 <w:webHidden/>
@@ -2352,7 +2373,7 @@
               </w:rPr>
               <w:t>20.1 Path convention</w:t>
               <w:tab/>
-              <w:t>108</w:t>
+              <w:t>109</w:t>
             </w:r>
           </w:hyperlink>
         </w:p>
@@ -2365,7 +2386,7 @@
             </w:tabs>
             <w:rPr/>
           </w:pPr>
-          <w:hyperlink w:anchor="__RefHeading___Toc9964_1812932864">
+          <w:hyperlink w:anchor="__RefHeading___Toc10133_164123138">
             <w:r>
               <w:rPr>
                 <w:webHidden/>
@@ -2373,7 +2394,7 @@
               </w:rPr>
               <w:t>20.2 Example filelist head</w:t>
               <w:tab/>
-              <w:t>109</w:t>
+              <w:t>110</w:t>
             </w:r>
           </w:hyperlink>
         </w:p>
@@ -2386,7 +2407,7 @@
             </w:tabs>
             <w:rPr/>
           </w:pPr>
-          <w:hyperlink w:anchor="__RefHeading___Toc9966_1812932864">
+          <w:hyperlink w:anchor="__RefHeading___Toc10135_164123138">
             <w:r>
               <w:rPr>
                 <w:webHidden/>
@@ -2394,7 +2415,7 @@
               </w:rPr>
               <w:t>20.3 Filelist is generated, not hand-maintained</w:t>
               <w:tab/>
-              <w:t>110</w:t>
+              <w:t>111</w:t>
             </w:r>
           </w:hyperlink>
         </w:p>
@@ -2407,7 +2428,7 @@
             </w:tabs>
             <w:rPr/>
           </w:pPr>
-          <w:hyperlink w:anchor="__RefHeading___Toc9968_1812932864">
+          <w:hyperlink w:anchor="__RefHeading___Toc10137_164123138">
             <w:r>
               <w:rPr>
                 <w:webHidden/>
@@ -2415,7 +2436,7 @@
               </w:rPr>
               <w:t>21 Generated Tests</w:t>
               <w:tab/>
-              <w:t>111</w:t>
+              <w:t>112</w:t>
             </w:r>
           </w:hyperlink>
         </w:p>
@@ -2428,7 +2449,7 @@
             </w:tabs>
             <w:rPr/>
           </w:pPr>
-          <w:hyperlink w:anchor="__RefHeading___Toc9970_1812932864">
+          <w:hyperlink w:anchor="__RefHeading___Toc10139_164123138">
             <w:r>
               <w:rPr>
                 <w:webHidden/>
@@ -2436,7 +2457,7 @@
               </w:rPr>
               <w:t>21.1 TB class</w:t>
               <w:tab/>
-              <w:t>112</w:t>
+              <w:t>113</w:t>
             </w:r>
           </w:hyperlink>
         </w:p>
@@ -2449,7 +2470,7 @@
             </w:tabs>
             <w:rPr/>
           </w:pPr>
-          <w:hyperlink w:anchor="__RefHeading___Toc9972_1812932864">
+          <w:hyperlink w:anchor="__RefHeading___Toc10141_164123138">
             <w:r>
               <w:rPr>
                 <w:webHidden/>
@@ -2457,7 +2478,7 @@
               </w:rPr>
               <w:t>21.2 Test runner</w:t>
               <w:tab/>
-              <w:t>113</w:t>
+              <w:t>114</w:t>
             </w:r>
           </w:hyperlink>
         </w:p>
@@ -2470,7 +2491,7 @@
             </w:tabs>
             <w:rPr/>
           </w:pPr>
-          <w:hyperlink w:anchor="__RefHeading___Toc9974_1812932864">
+          <w:hyperlink w:anchor="__RefHeading___Toc10143_164123138">
             <w:r>
               <w:rPr>
                 <w:webHidden/>
@@ -2478,7 +2499,7 @@
               </w:rPr>
               <w:t>21.3 Monitor stress test</w:t>
               <w:tab/>
-              <w:t>114</w:t>
+              <w:t>115</w:t>
             </w:r>
           </w:hyperlink>
         </w:p>
@@ -2491,7 +2512,7 @@
             </w:tabs>
             <w:rPr/>
           </w:pPr>
-          <w:hyperlink w:anchor="__RefHeading___Toc9976_1812932864">
+          <w:hyperlink w:anchor="__RefHeading___Toc10145_164123138">
             <w:r>
               <w:rPr>
                 <w:webHidden/>
@@ -2499,7 +2520,7 @@
               </w:rPr>
               <w:t>21.4 Regeneration discipline for tests</w:t>
               <w:tab/>
-              <w:t>115</w:t>
+              <w:t>116</w:t>
             </w:r>
           </w:hyperlink>
         </w:p>
@@ -2512,7 +2533,7 @@
             </w:tabs>
             <w:rPr/>
           </w:pPr>
-          <w:hyperlink w:anchor="__RefHeading___Toc9978_1812932864">
+          <w:hyperlink w:anchor="__RefHeading___Toc10147_164123138">
             <w:r>
               <w:rPr>
                 <w:webHidden/>
@@ -2520,7 +2541,7 @@
               </w:rPr>
               <w:t>22 Full Regeneration Rule</w:t>
               <w:tab/>
-              <w:t>116</w:t>
+              <w:t>117</w:t>
             </w:r>
           </w:hyperlink>
         </w:p>
@@ -2533,7 +2554,7 @@
             </w:tabs>
             <w:rPr/>
           </w:pPr>
-          <w:hyperlink w:anchor="__RefHeading___Toc9980_1812932864">
+          <w:hyperlink w:anchor="__RefHeading___Toc10149_164123138">
             <w:r>
               <w:rPr>
                 <w:webHidden/>
@@ -2541,7 +2562,7 @@
               </w:rPr>
               <w:t>22.1 Why partial regeneration is dangerous</w:t>
               <w:tab/>
-              <w:t>117</w:t>
+              <w:t>118</w:t>
             </w:r>
           </w:hyperlink>
         </w:p>
@@ -2554,7 +2575,7 @@
             </w:tabs>
             <w:rPr/>
           </w:pPr>
-          <w:hyperlink w:anchor="__RefHeading___Toc9982_1812932864">
+          <w:hyperlink w:anchor="__RefHeading___Toc10151_164123138">
             <w:r>
               <w:rPr>
                 <w:webHidden/>
@@ -2562,7 +2583,7 @@
               </w:rPr>
               <w:t>22.2 Required workflow</w:t>
               <w:tab/>
-              <w:t>118</w:t>
+              <w:t>119</w:t>
             </w:r>
           </w:hyperlink>
         </w:p>
@@ -2575,7 +2596,7 @@
             </w:tabs>
             <w:rPr/>
           </w:pPr>
-          <w:hyperlink w:anchor="__RefHeading___Toc9984_1812932864">
+          <w:hyperlink w:anchor="__RefHeading___Toc10153_164123138">
             <w:r>
               <w:rPr>
                 <w:webHidden/>
@@ -2583,7 +2604,7 @@
               </w:rPr>
               <w:t>22.3 Code changes that trigger full regeneration</w:t>
               <w:tab/>
-              <w:t>119</w:t>
+              <w:t>120</w:t>
             </w:r>
           </w:hyperlink>
         </w:p>
@@ -2596,7 +2617,7 @@
             </w:tabs>
             <w:rPr/>
           </w:pPr>
-          <w:hyperlink w:anchor="__RefHeading___Toc9986_1812932864">
+          <w:hyperlink w:anchor="__RefHeading___Toc10155_164123138">
             <w:r>
               <w:rPr>
                 <w:webHidden/>
@@ -2604,7 +2625,7 @@
               </w:rPr>
               <w:t>22.4 Files that are never regenerated</w:t>
               <w:tab/>
-              <w:t>120</w:t>
+              <w:t>121</w:t>
             </w:r>
           </w:hyperlink>
         </w:p>
@@ -2617,7 +2638,7 @@
             </w:tabs>
             <w:rPr/>
           </w:pPr>
-          <w:hyperlink w:anchor="__RefHeading___Toc9988_1812932864">
+          <w:hyperlink w:anchor="__RefHeading___Toc10157_164123138">
             <w:r>
               <w:rPr>
                 <w:webHidden/>
@@ -2625,7 +2646,7 @@
               </w:rPr>
               <w:t>22.5 Version-mismatch symptoms</w:t>
               <w:tab/>
-              <w:t>121</w:t>
+              <w:t>122</w:t>
             </w:r>
           </w:hyperlink>
         </w:p>
@@ -2638,7 +2659,7 @@
             </w:tabs>
             <w:rPr/>
           </w:pPr>
-          <w:hyperlink w:anchor="__RefHeading___Toc9990_1812932864">
+          <w:hyperlink w:anchor="__RefHeading___Toc10159_164123138">
             <w:r>
               <w:rPr>
                 <w:webHidden/>
@@ -2646,7 +2667,7 @@
               </w:rPr>
               <w:t>23 Generated Examples</w:t>
               <w:tab/>
-              <w:t>122</w:t>
+              <w:t>123</w:t>
             </w:r>
           </w:hyperlink>
         </w:p>
@@ -2659,7 +2680,7 @@
             </w:tabs>
             <w:rPr/>
           </w:pPr>
-          <w:hyperlink w:anchor="__RefHeading___Toc9992_1812932864">
+          <w:hyperlink w:anchor="__RefHeading___Toc10161_164123138">
             <w:r>
               <w:rPr>
                 <w:webHidden/>
@@ -2667,7 +2688,7 @@
               </w:rPr>
               <w:t>23.1 Representative fixtures</w:t>
               <w:tab/>
-              <w:t>123</w:t>
+              <w:t>124</w:t>
             </w:r>
           </w:hyperlink>
         </w:p>
@@ -2680,7 +2701,7 @@
             </w:tabs>
             <w:rPr/>
           </w:pPr>
-          <w:hyperlink w:anchor="__RefHeading___Toc9994_1812932864">
+          <w:hyperlink w:anchor="__RefHeading___Toc10163_164123138">
             <w:r>
               <w:rPr>
                 <w:webHidden/>
@@ -2688,7 +2709,7 @@
               </w:rPr>
               <w:t>23.2 How to verify a regeneration</w:t>
               <w:tab/>
-              <w:t>124</w:t>
+              <w:t>125</w:t>
             </w:r>
           </w:hyperlink>
         </w:p>
@@ -2701,7 +2722,7 @@
             </w:tabs>
             <w:rPr/>
           </w:pPr>
-          <w:hyperlink w:anchor="__RefHeading___Toc9996_1812932864">
+          <w:hyperlink w:anchor="__RefHeading___Toc10165_164123138">
             <w:r>
               <w:rPr>
                 <w:webHidden/>
@@ -2709,7 +2730,7 @@
               </w:rPr>
               <w:t>23.3 Fixture as documentation</w:t>
               <w:tab/>
-              <w:t>125</w:t>
+              <w:t>126</w:t>
             </w:r>
           </w:hyperlink>
         </w:p>
@@ -2722,7 +2743,7 @@
             </w:tabs>
             <w:rPr/>
           </w:pPr>
-          <w:hyperlink w:anchor="__RefHeading___Toc9998_1812932864">
+          <w:hyperlink w:anchor="__RefHeading___Toc10167_164123138">
             <w:r>
               <w:rPr>
                 <w:webHidden/>
@@ -2730,7 +2751,7 @@
               </w:rPr>
               <w:t>24 DV Suite</w:t>
               <w:tab/>
-              <w:t>126</w:t>
+              <w:t>127</w:t>
             </w:r>
           </w:hyperlink>
         </w:p>
@@ -2743,7 +2764,7 @@
             </w:tabs>
             <w:rPr/>
           </w:pPr>
-          <w:hyperlink w:anchor="__RefHeading___Toc10000_1812932864">
+          <w:hyperlink w:anchor="__RefHeading___Toc10169_164123138">
             <w:r>
               <w:rPr>
                 <w:webHidden/>
@@ -2751,7 +2772,7 @@
               </w:rPr>
               <w:t>24.1 Test structure</w:t>
               <w:tab/>
-              <w:t>127</w:t>
+              <w:t>128</w:t>
             </w:r>
           </w:hyperlink>
         </w:p>
@@ -2764,7 +2785,7 @@
             </w:tabs>
             <w:rPr/>
           </w:pPr>
-          <w:hyperlink w:anchor="__RefHeading___Toc10002_1812932864">
+          <w:hyperlink w:anchor="__RefHeading___Toc10171_164123138">
             <w:r>
               <w:rPr>
                 <w:webHidden/>
@@ -2772,7 +2793,7 @@
               </w:rPr>
               <w:t>24.2 Running tests</w:t>
               <w:tab/>
-              <w:t>128</w:t>
+              <w:t>129</w:t>
             </w:r>
           </w:hyperlink>
         </w:p>
@@ -2785,7 +2806,7 @@
             </w:tabs>
             <w:rPr/>
           </w:pPr>
-          <w:hyperlink w:anchor="__RefHeading___Toc10004_1812932864">
+          <w:hyperlink w:anchor="__RefHeading___Toc10173_164123138">
             <w:r>
               <w:rPr>
                 <w:webHidden/>
@@ -2793,7 +2814,7 @@
               </w:rPr>
               <w:t>24.3 Test levels</w:t>
               <w:tab/>
-              <w:t>129</w:t>
+              <w:t>130</w:t>
             </w:r>
           </w:hyperlink>
         </w:p>
@@ -2806,7 +2827,7 @@
             </w:tabs>
             <w:rPr/>
           </w:pPr>
-          <w:hyperlink w:anchor="__RefHeading___Toc10006_1812932864">
+          <w:hyperlink w:anchor="__RefHeading___Toc10175_164123138">
             <w:r>
               <w:rPr>
                 <w:webHidden/>
@@ -2814,7 +2835,7 @@
               </w:rPr>
               <w:t>24.4 Verification coverage</w:t>
               <w:tab/>
-              <w:t>130</w:t>
+              <w:t>131</w:t>
             </w:r>
           </w:hyperlink>
         </w:p>
@@ -2827,7 +2848,7 @@
             </w:tabs>
             <w:rPr/>
           </w:pPr>
-          <w:hyperlink w:anchor="__RefHeading___Toc10008_1812932864">
+          <w:hyperlink w:anchor="__RefHeading___Toc10177_164123138">
             <w:r>
               <w:rPr>
                 <w:webHidden/>
@@ -2835,7 +2856,7 @@
               </w:rPr>
               <w:t>24.5 When generator changes affect DV</w:t>
               <w:tab/>
-              <w:t>131</w:t>
+              <w:t>132</w:t>
             </w:r>
           </w:hyperlink>
         </w:p>
@@ -2848,7 +2869,7 @@
             </w:tabs>
             <w:rPr/>
           </w:pPr>
-          <w:hyperlink w:anchor="__RefHeading___Toc10010_1812932864">
+          <w:hyperlink w:anchor="__RefHeading___Toc10179_164123138">
             <w:r>
               <w:rPr>
                 <w:webHidden/>
@@ -2856,7 +2877,7 @@
               </w:rPr>
               <w:t>25 Lint and Synthesis Checks</w:t>
               <w:tab/>
-              <w:t>132</w:t>
+              <w:t>133</w:t>
             </w:r>
           </w:hyperlink>
         </w:p>
@@ -2869,7 +2890,7 @@
             </w:tabs>
             <w:rPr/>
           </w:pPr>
-          <w:hyperlink w:anchor="__RefHeading___Toc10012_1812932864">
+          <w:hyperlink w:anchor="__RefHeading___Toc10181_164123138">
             <w:r>
               <w:rPr>
                 <w:webHidden/>
@@ -2877,7 +2898,7 @@
               </w:rPr>
               <w:t>25.1 Verilator lint</w:t>
               <w:tab/>
-              <w:t>133</w:t>
+              <w:t>134</w:t>
             </w:r>
           </w:hyperlink>
         </w:p>
@@ -2890,7 +2911,7 @@
             </w:tabs>
             <w:rPr/>
           </w:pPr>
-          <w:hyperlink w:anchor="__RefHeading___Toc10014_1812932864">
+          <w:hyperlink w:anchor="__RefHeading___Toc10183_164123138">
             <w:r>
               <w:rPr>
                 <w:webHidden/>
@@ -2898,7 +2919,7 @@
               </w:rPr>
               <w:t>25.2 Out-of-context synthesis</w:t>
               <w:tab/>
-              <w:t>134</w:t>
+              <w:t>135</w:t>
             </w:r>
           </w:hyperlink>
         </w:p>
@@ -2911,7 +2932,7 @@
             </w:tabs>
             <w:rPr/>
           </w:pPr>
-          <w:hyperlink w:anchor="__RefHeading___Toc10016_1812932864">
+          <w:hyperlink w:anchor="__RefHeading___Toc10185_164123138">
             <w:r>
               <w:rPr>
                 <w:webHidden/>
@@ -2919,7 +2940,7 @@
               </w:rPr>
               <w:t>25.3 When to run checks</w:t>
               <w:tab/>
-              <w:t>135</w:t>
+              <w:t>136</w:t>
             </w:r>
           </w:hyperlink>
         </w:p>
@@ -2932,7 +2953,7 @@
             </w:tabs>
             <w:rPr/>
           </w:pPr>
-          <w:hyperlink w:anchor="__RefHeading___Toc10018_1812932864">
+          <w:hyperlink w:anchor="__RefHeading___Toc10187_164123138">
             <w:r>
               <w:rPr>
                 <w:webHidden/>
@@ -2940,7 +2961,7 @@
               </w:rPr>
               <w:t>26 Adding a Protocol</w:t>
               <w:tab/>
-              <w:t>136</w:t>
+              <w:t>137</w:t>
             </w:r>
           </w:hyperlink>
         </w:p>
@@ -2953,7 +2974,7 @@
             </w:tabs>
             <w:rPr/>
           </w:pPr>
-          <w:hyperlink w:anchor="__RefHeading___Toc10020_1812932864">
+          <w:hyperlink w:anchor="__RefHeading___Toc10189_164123138">
             <w:r>
               <w:rPr>
                 <w:webHidden/>
@@ -2961,7 +2982,7 @@
               </w:rPr>
               <w:t>26.1 Step 1: Add the protocol to the validator</w:t>
               <w:tab/>
-              <w:t>137</w:t>
+              <w:t>138</w:t>
             </w:r>
           </w:hyperlink>
         </w:p>
@@ -2974,7 +2995,7 @@
             </w:tabs>
             <w:rPr/>
           </w:pPr>
-          <w:hyperlink w:anchor="__RefHeading___Toc10022_1812932864">
+          <w:hyperlink w:anchor="__RefHeading___Toc10191_164123138">
             <w:r>
               <w:rPr>
                 <w:webHidden/>
@@ -2982,7 +3003,7 @@
               </w:rPr>
               <w:t>26.2 Step 2: Add converter/wrapper selection</w:t>
               <w:tab/>
-              <w:t>138</w:t>
+              <w:t>139</w:t>
             </w:r>
           </w:hyperlink>
         </w:p>
@@ -2995,7 +3016,7 @@
             </w:tabs>
             <w:rPr/>
           </w:pPr>
-          <w:hyperlink w:anchor="__RefHeading___Toc10024_1812932864">
+          <w:hyperlink w:anchor="__RefHeading___Toc10193_164123138">
             <w:r>
               <w:rPr>
                 <w:webHidden/>
@@ -3003,7 +3024,7 @@
               </w:rPr>
               <w:t>26.3 Step 3: Update the filelist</w:t>
               <w:tab/>
-              <w:t>139</w:t>
+              <w:t>140</w:t>
             </w:r>
           </w:hyperlink>
         </w:p>
@@ -3016,7 +3037,7 @@
             </w:tabs>
             <w:rPr/>
           </w:pPr>
-          <w:hyperlink w:anchor="__RefHeading___Toc10026_1812932864">
+          <w:hyperlink w:anchor="__RefHeading___Toc10195_164123138">
             <w:r>
               <w:rPr>
                 <w:webHidden/>
@@ -3024,7 +3045,7 @@
               </w:rPr>
               <w:t>26.4 Step 4: Add a representative fixture</w:t>
               <w:tab/>
-              <w:t>140</w:t>
+              <w:t>141</w:t>
             </w:r>
           </w:hyperlink>
         </w:p>
@@ -3037,7 +3058,7 @@
             </w:tabs>
             <w:rPr/>
           </w:pPr>
-          <w:hyperlink w:anchor="__RefHeading___Toc10028_1812932864">
+          <w:hyperlink w:anchor="__RefHeading___Toc10197_164123138">
             <w:r>
               <w:rPr>
                 <w:webHidden/>
@@ -3045,7 +3066,7 @@
               </w:rPr>
               <w:t>26.5 Step 5: Run the full regeneration and test</w:t>
               <w:tab/>
-              <w:t>141</w:t>
+              <w:t>142</w:t>
             </w:r>
           </w:hyperlink>
         </w:p>
@@ -3058,7 +3079,7 @@
             </w:tabs>
             <w:rPr/>
           </w:pPr>
-          <w:hyperlink w:anchor="__RefHeading___Toc10030_1812932864">
+          <w:hyperlink w:anchor="__RefHeading___Toc10199_164123138">
             <w:r>
               <w:rPr>
                 <w:webHidden/>
@@ -3066,7 +3087,7 @@
               </w:rPr>
               <w:t>26.6 Example: how APB was added</w:t>
               <w:tab/>
-              <w:t>142</w:t>
+              <w:t>143</w:t>
             </w:r>
           </w:hyperlink>
         </w:p>
@@ -3079,7 +3100,7 @@
             </w:tabs>
             <w:rPr/>
           </w:pPr>
-          <w:hyperlink w:anchor="__RefHeading___Toc10032_1812932864">
+          <w:hyperlink w:anchor="__RefHeading___Toc10201_164123138">
             <w:r>
               <w:rPr>
                 <w:webHidden/>
@@ -3087,7 +3108,7 @@
               </w:rPr>
               <w:t>27 Adding a Bridge-Level Option</w:t>
               <w:tab/>
-              <w:t>143</w:t>
+              <w:t>144</w:t>
             </w:r>
           </w:hyperlink>
         </w:p>
@@ -3100,7 +3121,7 @@
             </w:tabs>
             <w:rPr/>
           </w:pPr>
-          <w:hyperlink w:anchor="__RefHeading___Toc10034_1812932864">
+          <w:hyperlink w:anchor="__RefHeading___Toc10203_164123138">
             <w:r>
               <w:rPr>
                 <w:webHidden/>
@@ -3108,7 +3129,7 @@
               </w:rPr>
               <w:t>27.1 Step 1: Add the dataclass field</w:t>
               <w:tab/>
-              <w:t>144</w:t>
+              <w:t>145</w:t>
             </w:r>
           </w:hyperlink>
         </w:p>
@@ -3121,7 +3142,7 @@
             </w:tabs>
             <w:rPr/>
           </w:pPr>
-          <w:hyperlink w:anchor="__RefHeading___Toc10036_1812932864">
+          <w:hyperlink w:anchor="__RefHeading___Toc10205_164123138">
             <w:r>
               <w:rPr>
                 <w:webHidden/>
@@ -3129,7 +3150,7 @@
               </w:rPr>
               <w:t>27.2 Step 2: Add the TOML loader mapping</w:t>
               <w:tab/>
-              <w:t>145</w:t>
+              <w:t>146</w:t>
             </w:r>
           </w:hyperlink>
         </w:p>
@@ -3142,7 +3163,7 @@
             </w:tabs>
             <w:rPr/>
           </w:pPr>
-          <w:hyperlink w:anchor="__RefHeading___Toc10038_1812932864">
+          <w:hyperlink w:anchor="__RefHeading___Toc10207_164123138">
             <w:r>
               <w:rPr>
                 <w:webHidden/>
@@ -3150,7 +3171,7 @@
               </w:rPr>
               <w:t>27.3 Step 3: Validate if necessary</w:t>
               <w:tab/>
-              <w:t>146</w:t>
+              <w:t>147</w:t>
             </w:r>
           </w:hyperlink>
         </w:p>
@@ -3163,7 +3184,7 @@
             </w:tabs>
             <w:rPr/>
           </w:pPr>
-          <w:hyperlink w:anchor="__RefHeading___Toc10040_1812932864">
+          <w:hyperlink w:anchor="__RefHeading___Toc10209_164123138">
             <w:r>
               <w:rPr>
                 <w:webHidden/>
@@ -3171,7 +3192,7 @@
               </w:rPr>
               <w:t>27.4 Step 4: Thread it into the emitter</w:t>
               <w:tab/>
-              <w:t>147</w:t>
+              <w:t>148</w:t>
             </w:r>
           </w:hyperlink>
         </w:p>
@@ -3184,7 +3205,7 @@
             </w:tabs>
             <w:rPr/>
           </w:pPr>
-          <w:hyperlink w:anchor="__RefHeading___Toc10042_1812932864">
+          <w:hyperlink w:anchor="__RefHeading___Toc10211_164123138">
             <w:r>
               <w:rPr>
                 <w:webHidden/>
@@ -3192,7 +3213,7 @@
               </w:rPr>
               <w:t>27.5 Step 5: Use the option in BridgeModuleGenerator</w:t>
               <w:tab/>
-              <w:t>148</w:t>
+              <w:t>149</w:t>
             </w:r>
           </w:hyperlink>
         </w:p>
@@ -3205,7 +3226,7 @@
             </w:tabs>
             <w:rPr/>
           </w:pPr>
-          <w:hyperlink w:anchor="__RefHeading___Toc10044_1812932864">
+          <w:hyperlink w:anchor="__RefHeading___Toc10213_164123138">
             <w:r>
               <w:rPr>
                 <w:webHidden/>
@@ -3213,7 +3234,7 @@
               </w:rPr>
               <w:t>27.6 Step 6: Document and test</w:t>
               <w:tab/>
-              <w:t>149</w:t>
+              <w:t>150</w:t>
             </w:r>
           </w:hyperlink>
         </w:p>
@@ -3226,7 +3247,7 @@
             </w:tabs>
             <w:rPr/>
           </w:pPr>
-          <w:hyperlink w:anchor="__RefHeading___Toc10046_1812932864">
+          <w:hyperlink w:anchor="__RefHeading___Toc10215_164123138">
             <w:r>
               <w:rPr>
                 <w:webHidden/>
@@ -3234,7 +3255,7 @@
               </w:rPr>
               <w:t>27.7 Example: xbar_pipeline</w:t>
               <w:tab/>
-              <w:t>150</w:t>
+              <w:t>151</w:t>
             </w:r>
           </w:hyperlink>
         </w:p>
@@ -3247,7 +3268,7 @@
             </w:tabs>
             <w:rPr/>
           </w:pPr>
-          <w:hyperlink w:anchor="__RefHeading___Toc10048_1812932864">
+          <w:hyperlink w:anchor="__RefHeading___Toc10217_164123138">
             <w:r>
               <w:rPr>
                 <w:webHidden/>
@@ -3255,7 +3276,7 @@
               </w:rPr>
               <w:t>28 Adding a Port-Level Option</w:t>
               <w:tab/>
-              <w:t>151</w:t>
+              <w:t>152</w:t>
             </w:r>
           </w:hyperlink>
         </w:p>
@@ -3268,7 +3289,7 @@
             </w:tabs>
             <w:rPr/>
           </w:pPr>
-          <w:hyperlink w:anchor="__RefHeading___Toc10050_1812932864">
+          <w:hyperlink w:anchor="__RefHeading___Toc10219_164123138">
             <w:r>
               <w:rPr>
                 <w:webHidden/>
@@ -3276,7 +3297,7 @@
               </w:rPr>
               <w:t>28.1 Step 1: Add the PortSpec field</w:t>
               <w:tab/>
-              <w:t>152</w:t>
+              <w:t>153</w:t>
             </w:r>
           </w:hyperlink>
         </w:p>
@@ -3289,7 +3310,7 @@
             </w:tabs>
             <w:rPr/>
           </w:pPr>
-          <w:hyperlink w:anchor="__RefHeading___Toc10052_1812932864">
+          <w:hyperlink w:anchor="__RefHeading___Toc10221_164123138">
             <w:r>
               <w:rPr>
                 <w:webHidden/>
@@ -3297,7 +3318,7 @@
               </w:rPr>
               <w:t>28.2 Step 2: Load it from TOML</w:t>
               <w:tab/>
-              <w:t>153</w:t>
+              <w:t>154</w:t>
             </w:r>
           </w:hyperlink>
         </w:p>
@@ -3310,7 +3331,7 @@
             </w:tabs>
             <w:rPr/>
           </w:pPr>
-          <w:hyperlink w:anchor="__RefHeading___Toc10054_1812932864">
+          <w:hyperlink w:anchor="__RefHeading___Toc10223_164123138">
             <w:r>
               <w:rPr>
                 <w:webHidden/>
@@ -3318,7 +3339,7 @@
               </w:rPr>
               <w:t>28.3 Step 3: Validate it</w:t>
               <w:tab/>
-              <w:t>154</w:t>
+              <w:t>155</w:t>
             </w:r>
           </w:hyperlink>
         </w:p>
@@ -3331,7 +3352,7 @@
             </w:tabs>
             <w:rPr/>
           </w:pPr>
-          <w:hyperlink w:anchor="__RefHeading___Toc10056_1812932864">
+          <w:hyperlink w:anchor="__RefHeading___Toc10225_164123138">
             <w:r>
               <w:rPr>
                 <w:webHidden/>
@@ -3339,7 +3360,7 @@
               </w:rPr>
               <w:t>28.4 Step 4: Thread it into MasterConfig / SlaveInfo</w:t>
               <w:tab/>
-              <w:t>155</w:t>
+              <w:t>156</w:t>
             </w:r>
           </w:hyperlink>
         </w:p>
@@ -3352,7 +3373,7 @@
             </w:tabs>
             <w:rPr/>
           </w:pPr>
-          <w:hyperlink w:anchor="__RefHeading___Toc10058_1812932864">
+          <w:hyperlink w:anchor="__RefHeading___Toc10227_164123138">
             <w:r>
               <w:rPr>
                 <w:webHidden/>
@@ -3360,7 +3381,7 @@
               </w:rPr>
               <w:t>28.5 Step 5: Use it in the adapter generator</w:t>
               <w:tab/>
-              <w:t>156</w:t>
+              <w:t>157</w:t>
             </w:r>
           </w:hyperlink>
         </w:p>
@@ -3373,7 +3394,7 @@
             </w:tabs>
             <w:rPr/>
           </w:pPr>
-          <w:hyperlink w:anchor="__RefHeading___Toc10060_1812932864">
+          <w:hyperlink w:anchor="__RefHeading___Toc10229_164123138">
             <w:r>
               <w:rPr>
                 <w:webHidden/>
@@ -3381,7 +3402,7 @@
               </w:rPr>
               <w:t>28.6 Step 6: Update the filelist if needed</w:t>
               <w:tab/>
-              <w:t>157</w:t>
+              <w:t>158</w:t>
             </w:r>
           </w:hyperlink>
         </w:p>
@@ -3394,7 +3415,7 @@
             </w:tabs>
             <w:rPr/>
           </w:pPr>
-          <w:hyperlink w:anchor="__RefHeading___Toc10062_1812932864">
+          <w:hyperlink w:anchor="__RefHeading___Toc10231_164123138">
             <w:r>
               <w:rPr>
                 <w:webHidden/>
@@ -3402,7 +3423,7 @@
               </w:rPr>
               <w:t>28.7 Example: cdc</w:t>
               <w:tab/>
-              <w:t>158</w:t>
+              <w:t>159</w:t>
             </w:r>
           </w:hyperlink>
         </w:p>
@@ -3415,7 +3436,7 @@
             </w:tabs>
             <w:rPr/>
           </w:pPr>
-          <w:hyperlink w:anchor="__RefHeading___Toc10064_1812932864">
+          <w:hyperlink w:anchor="__RefHeading___Toc10233_164123138">
             <w:r>
               <w:rPr>
                 <w:webHidden/>
@@ -3423,7 +3444,7 @@
               </w:rPr>
               <w:t>29 Testing an Extension</w:t>
               <w:tab/>
-              <w:t>159</w:t>
+              <w:t>160</w:t>
             </w:r>
           </w:hyperlink>
         </w:p>
@@ -3436,7 +3457,7 @@
             </w:tabs>
             <w:rPr/>
           </w:pPr>
-          <w:hyperlink w:anchor="__RefHeading___Toc10066_1812932864">
+          <w:hyperlink w:anchor="__RefHeading___Toc10235_164123138">
             <w:r>
               <w:rPr>
                 <w:webHidden/>
@@ -3444,7 +3465,7 @@
               </w:rPr>
               <w:t>29.1 Minimum test plan</w:t>
               <w:tab/>
-              <w:t>160</w:t>
+              <w:t>161</w:t>
             </w:r>
           </w:hyperlink>
         </w:p>
@@ -3457,7 +3478,7 @@
             </w:tabs>
             <w:rPr/>
           </w:pPr>
-          <w:hyperlink w:anchor="__RefHeading___Toc10068_1812932864">
+          <w:hyperlink w:anchor="__RefHeading___Toc10237_164123138">
             <w:r>
               <w:rPr>
                 <w:webHidden/>
@@ -3465,7 +3486,7 @@
               </w:rPr>
               <w:t>29.2 Regression fixtures</w:t>
               <w:tab/>
-              <w:t>161</w:t>
+              <w:t>162</w:t>
             </w:r>
           </w:hyperlink>
         </w:p>
@@ -3478,7 +3499,7 @@
             </w:tabs>
             <w:rPr/>
           </w:pPr>
-          <w:hyperlink w:anchor="__RefHeading___Toc10070_1812932864">
+          <w:hyperlink w:anchor="__RefHeading___Toc10239_164123138">
             <w:r>
               <w:rPr>
                 <w:webHidden/>
@@ -3486,7 +3507,7 @@
               </w:rPr>
               <w:t>29.3 Documentation</w:t>
               <w:tab/>
-              <w:t>162</w:t>
+              <w:t>163</w:t>
             </w:r>
           </w:hyperlink>
           <w:r>
@@ -3575,7 +3596,7 @@
           <w:rPr>
             <w:rStyle w:val="ListLabel1"/>
           </w:rPr>
-          <w:t>70</w:t>
+          <w:t>71</w:t>
         </w:r>
         <w:r>
           <w:rPr>
@@ -4592,14 +4613,14 @@
         <w:spacing w:before="0" w:after="0"/>
         <w:rPr/>
       </w:pPr>
-      <w:hyperlink w:anchor="_Tab_18_Bridge_level_monitor">
+      <w:hyperlink w:anchor="_Tab_18_latency_modes">
         <w:r>
           <w:rPr>
             <w:rStyle w:val="ListLabel1"/>
             <w:color w:val="000000"/>
             <w:sz w:val="24"/>
           </w:rPr>
-          <w:t>Table 18: Bridge-level monitor keys</w:t>
+          <w:t>Table 18: latency modes</w:t>
         </w:r>
         <w:r>
           <w:rPr>
@@ -4617,7 +4638,7 @@
           <w:rPr>
             <w:rStyle w:val="ListLabel1"/>
           </w:rPr>
-          <w:instrText xml:space="preserve"> PAGEREF _Tab_18_Bridge_level_monitor \h </w:instrText>
+          <w:instrText xml:space="preserve"> PAGEREF _Tab_18_latency_modes \h </w:instrText>
         </w:r>
         <w:r>
           <w:rPr>
@@ -4629,7 +4650,7 @@
           <w:rPr>
             <w:rStyle w:val="ListLabel1"/>
           </w:rPr>
-          <w:t>56</w:t>
+          <w:t>53</w:t>
         </w:r>
         <w:r>
           <w:rPr>
@@ -4649,14 +4670,14 @@
         <w:spacing w:before="0" w:after="0"/>
         <w:rPr/>
       </w:pPr>
-      <w:hyperlink w:anchor="_Tab_19_Per_port_monitor_key">
+      <w:hyperlink w:anchor="_Tab_19_Bridge_level_monitor">
         <w:r>
           <w:rPr>
             <w:rStyle w:val="ListLabel1"/>
             <w:color w:val="000000"/>
             <w:sz w:val="24"/>
           </w:rPr>
-          <w:t>Table 19: Per-port monitor keys</w:t>
+          <w:t>Table 19: Bridge-level monitor keys</w:t>
         </w:r>
         <w:r>
           <w:rPr>
@@ -4674,7 +4695,7 @@
           <w:rPr>
             <w:rStyle w:val="ListLabel1"/>
           </w:rPr>
-          <w:instrText xml:space="preserve"> PAGEREF _Tab_19_Per_port_monitor_key \h </w:instrText>
+          <w:instrText xml:space="preserve"> PAGEREF _Tab_19_Bridge_level_monitor \h </w:instrText>
         </w:r>
         <w:r>
           <w:rPr>
@@ -4686,7 +4707,7 @@
           <w:rPr>
             <w:rStyle w:val="ListLabel1"/>
           </w:rPr>
-          <w:t>56</w:t>
+          <w:t>57</w:t>
         </w:r>
         <w:r>
           <w:rPr>
@@ -4706,14 +4727,14 @@
         <w:spacing w:before="0" w:after="0"/>
         <w:rPr/>
       </w:pPr>
-      <w:hyperlink w:anchor="_Tab_20_Per_port_cfg_fields">
+      <w:hyperlink w:anchor="_Tab_20_Per_port_monitor_key">
         <w:r>
           <w:rPr>
             <w:rStyle w:val="ListLabel1"/>
             <w:color w:val="000000"/>
             <w:sz w:val="24"/>
           </w:rPr>
-          <w:t>Table 20: Per-port cfg fields</w:t>
+          <w:t>Table 20: Per-port monitor keys</w:t>
         </w:r>
         <w:r>
           <w:rPr>
@@ -4731,7 +4752,7 @@
           <w:rPr>
             <w:rStyle w:val="ListLabel1"/>
           </w:rPr>
-          <w:instrText xml:space="preserve"> PAGEREF _Tab_20_Per_port_cfg_fields \h </w:instrText>
+          <w:instrText xml:space="preserve"> PAGEREF _Tab_20_Per_port_monitor_key \h </w:instrText>
         </w:r>
         <w:r>
           <w:rPr>
@@ -4743,7 +4764,7 @@
           <w:rPr>
             <w:rStyle w:val="ListLabel1"/>
           </w:rPr>
-          <w:t>58</w:t>
+          <w:t>57</w:t>
         </w:r>
         <w:r>
           <w:rPr>
@@ -4763,14 +4784,14 @@
         <w:spacing w:before="0" w:after="0"/>
         <w:rPr/>
       </w:pPr>
-      <w:hyperlink w:anchor="_Tab_21_Key_files_by_stage">
+      <w:hyperlink w:anchor="_Tab_21_Per_port_cfg_fields">
         <w:r>
           <w:rPr>
             <w:rStyle w:val="ListLabel1"/>
             <w:color w:val="000000"/>
             <w:sz w:val="24"/>
           </w:rPr>
-          <w:t>Table 21: Key files by stage</w:t>
+          <w:t>Table 21: Per-port cfg fields</w:t>
         </w:r>
         <w:r>
           <w:rPr>
@@ -4788,7 +4809,7 @@
           <w:rPr>
             <w:rStyle w:val="ListLabel1"/>
           </w:rPr>
-          <w:instrText xml:space="preserve"> PAGEREF _Tab_21_Key_files_by_stage \h </w:instrText>
+          <w:instrText xml:space="preserve"> PAGEREF _Tab_21_Per_port_cfg_fields \h </w:instrText>
         </w:r>
         <w:r>
           <w:rPr>
@@ -4800,7 +4821,7 @@
           <w:rPr>
             <w:rStyle w:val="ListLabel1"/>
           </w:rPr>
-          <w:t>71</w:t>
+          <w:t>59</w:t>
         </w:r>
         <w:r>
           <w:rPr>
@@ -4820,14 +4841,14 @@
         <w:spacing w:before="0" w:after="0"/>
         <w:rPr/>
       </w:pPr>
-      <w:hyperlink w:anchor="_Tab_22_Examples_of_validati">
+      <w:hyperlink w:anchor="_Tab_22_Key_files_by_stage">
         <w:r>
           <w:rPr>
             <w:rStyle w:val="ListLabel1"/>
             <w:color w:val="000000"/>
             <w:sz w:val="24"/>
           </w:rPr>
-          <w:t>Table 22: Examples of validation failures</w:t>
+          <w:t>Table 22: Key files by stage</w:t>
         </w:r>
         <w:r>
           <w:rPr>
@@ -4845,7 +4866,7 @@
           <w:rPr>
             <w:rStyle w:val="ListLabel1"/>
           </w:rPr>
-          <w:instrText xml:space="preserve"> PAGEREF _Tab_22_Examples_of_validati \h </w:instrText>
+          <w:instrText xml:space="preserve"> PAGEREF _Tab_22_Key_files_by_stage \h </w:instrText>
         </w:r>
         <w:r>
           <w:rPr>
@@ -4857,7 +4878,7 @@
           <w:rPr>
             <w:rStyle w:val="ListLabel1"/>
           </w:rPr>
-          <w:t>81</w:t>
+          <w:t>72</w:t>
         </w:r>
         <w:r>
           <w:rPr>
@@ -4877,14 +4898,14 @@
         <w:spacing w:before="0" w:after="0"/>
         <w:rPr/>
       </w:pPr>
-      <w:hyperlink w:anchor="_Tab_23_Translation_to_emitt">
+      <w:hyperlink w:anchor="_Tab_23_Examples_of_validati">
         <w:r>
           <w:rPr>
             <w:rStyle w:val="ListLabel1"/>
             <w:color w:val="000000"/>
             <w:sz w:val="24"/>
           </w:rPr>
-          <w:t>Table 23: Translation to emitter structs</w:t>
+          <w:t>Table 23: Examples of validation failures</w:t>
         </w:r>
         <w:r>
           <w:rPr>
@@ -4902,7 +4923,7 @@
           <w:rPr>
             <w:rStyle w:val="ListLabel1"/>
           </w:rPr>
-          <w:instrText xml:space="preserve"> PAGEREF _Tab_23_Translation_to_emitt \h </w:instrText>
+          <w:instrText xml:space="preserve"> PAGEREF _Tab_23_Examples_of_validati \h </w:instrText>
         </w:r>
         <w:r>
           <w:rPr>
@@ -4914,7 +4935,7 @@
           <w:rPr>
             <w:rStyle w:val="ListLabel1"/>
           </w:rPr>
-          <w:t>84</w:t>
+          <w:t>82</w:t>
         </w:r>
         <w:r>
           <w:rPr>
@@ -4934,14 +4955,14 @@
         <w:spacing w:before="0" w:after="0"/>
         <w:rPr/>
       </w:pPr>
-      <w:hyperlink w:anchor="_Tab_24_Sub_generators">
+      <w:hyperlink w:anchor="_Tab_24_Translation_to_emitt">
         <w:r>
           <w:rPr>
             <w:rStyle w:val="ListLabel1"/>
             <w:color w:val="000000"/>
             <w:sz w:val="24"/>
           </w:rPr>
-          <w:t>Table 24: Sub-generators</w:t>
+          <w:t>Table 24: Translation to emitter structs</w:t>
         </w:r>
         <w:r>
           <w:rPr>
@@ -4959,7 +4980,7 @@
           <w:rPr>
             <w:rStyle w:val="ListLabel1"/>
           </w:rPr>
-          <w:instrText xml:space="preserve"> PAGEREF _Tab_24_Sub_generators \h </w:instrText>
+          <w:instrText xml:space="preserve"> PAGEREF _Tab_24_Translation_to_emitt \h </w:instrText>
         </w:r>
         <w:r>
           <w:rPr>
@@ -4971,7 +4992,7 @@
           <w:rPr>
             <w:rStyle w:val="ListLabel1"/>
           </w:rPr>
-          <w:t>86</w:t>
+          <w:t>85</w:t>
         </w:r>
         <w:r>
           <w:rPr>
@@ -4991,14 +5012,14 @@
         <w:spacing w:before="0" w:after="0"/>
         <w:rPr/>
       </w:pPr>
-      <w:hyperlink w:anchor="_Tab_25_Test_generation">
+      <w:hyperlink w:anchor="_Tab_25_Sub_generators">
         <w:r>
           <w:rPr>
             <w:rStyle w:val="ListLabel1"/>
             <w:color w:val="000000"/>
             <w:sz w:val="24"/>
           </w:rPr>
-          <w:t>Table 25: Test generation</w:t>
+          <w:t>Table 25: Sub-generators</w:t>
         </w:r>
         <w:r>
           <w:rPr>
@@ -5016,7 +5037,7 @@
           <w:rPr>
             <w:rStyle w:val="ListLabel1"/>
           </w:rPr>
-          <w:instrText xml:space="preserve"> PAGEREF _Tab_25_Test_generation \h </w:instrText>
+          <w:instrText xml:space="preserve"> PAGEREF _Tab_25_Sub_generators \h </w:instrText>
         </w:r>
         <w:r>
           <w:rPr>
@@ -5028,7 +5049,7 @@
           <w:rPr>
             <w:rStyle w:val="ListLabel1"/>
           </w:rPr>
-          <w:t>92</w:t>
+          <w:t>87</w:t>
         </w:r>
         <w:r>
           <w:rPr>
@@ -5048,14 +5069,14 @@
         <w:spacing w:before="0" w:after="0"/>
         <w:rPr/>
       </w:pPr>
-      <w:hyperlink w:anchor="_Tab_26_Representative_fixtu">
+      <w:hyperlink w:anchor="_Tab_26_Test_generation">
         <w:r>
           <w:rPr>
             <w:rStyle w:val="ListLabel1"/>
             <w:color w:val="000000"/>
             <w:sz w:val="24"/>
           </w:rPr>
-          <w:t>Table 26: Representative fixtures</w:t>
+          <w:t>Table 26: Test generation</w:t>
         </w:r>
         <w:r>
           <w:rPr>
@@ -5073,7 +5094,7 @@
           <w:rPr>
             <w:rStyle w:val="ListLabel1"/>
           </w:rPr>
-          <w:instrText xml:space="preserve"> PAGEREF _Tab_26_Representative_fixtu \h </w:instrText>
+          <w:instrText xml:space="preserve"> PAGEREF _Tab_26_Test_generation \h </w:instrText>
         </w:r>
         <w:r>
           <w:rPr>
@@ -5085,7 +5106,7 @@
           <w:rPr>
             <w:rStyle w:val="ListLabel1"/>
           </w:rPr>
-          <w:t>123</w:t>
+          <w:t>93</w:t>
         </w:r>
         <w:r>
           <w:rPr>
@@ -5105,14 +5126,14 @@
         <w:spacing w:before="0" w:after="0"/>
         <w:rPr/>
       </w:pPr>
-      <w:hyperlink w:anchor="_Tab_27_Test_levels">
+      <w:hyperlink w:anchor="_Tab_27_Representative_fixtu">
         <w:r>
           <w:rPr>
             <w:rStyle w:val="ListLabel1"/>
             <w:color w:val="000000"/>
             <w:sz w:val="24"/>
           </w:rPr>
-          <w:t>Table 27: Test levels</w:t>
+          <w:t>Table 27: Representative fixtures</w:t>
         </w:r>
         <w:r>
           <w:rPr>
@@ -5130,7 +5151,7 @@
           <w:rPr>
             <w:rStyle w:val="ListLabel1"/>
           </w:rPr>
-          <w:instrText xml:space="preserve"> PAGEREF _Tab_27_Test_levels \h </w:instrText>
+          <w:instrText xml:space="preserve"> PAGEREF _Tab_27_Representative_fixtu \h </w:instrText>
         </w:r>
         <w:r>
           <w:rPr>
@@ -5142,7 +5163,7 @@
           <w:rPr>
             <w:rStyle w:val="ListLabel1"/>
           </w:rPr>
-          <w:t>129</w:t>
+          <w:t>124</w:t>
         </w:r>
         <w:r>
           <w:rPr>
@@ -5155,6 +5176,63 @@
     <w:p>
       <w:pPr>
         <w:pStyle w:val="Normal"/>
+        <w:tabs>
+          <w:tab w:val="clear" w:pos="720"/>
+          <w:tab w:val="right" w:pos="9360" w:leader="dot"/>
+        </w:tabs>
+        <w:spacing w:before="0" w:after="0"/>
+        <w:rPr/>
+      </w:pPr>
+      <w:hyperlink w:anchor="_Tab_28_Test_levels">
+        <w:r>
+          <w:rPr>
+            <w:rStyle w:val="ListLabel1"/>
+            <w:color w:val="000000"/>
+            <w:sz w:val="24"/>
+          </w:rPr>
+          <w:t>Table 28: Test levels</w:t>
+        </w:r>
+        <w:r>
+          <w:rPr>
+            <w:rStyle w:val="ListLabel1"/>
+          </w:rPr>
+          <w:tab/>
+        </w:r>
+        <w:r>
+          <w:rPr>
+            <w:rStyle w:val="ListLabel1"/>
+          </w:rPr>
+          <w:fldChar w:fldCharType="begin"/>
+        </w:r>
+        <w:r>
+          <w:rPr>
+            <w:rStyle w:val="ListLabel1"/>
+          </w:rPr>
+          <w:instrText xml:space="preserve"> PAGEREF _Tab_28_Test_levels \h </w:instrText>
+        </w:r>
+        <w:r>
+          <w:rPr>
+            <w:rStyle w:val="ListLabel1"/>
+          </w:rPr>
+          <w:fldChar w:fldCharType="separate"/>
+        </w:r>
+        <w:r>
+          <w:rPr>
+            <w:rStyle w:val="ListLabel1"/>
+          </w:rPr>
+          <w:t>130</w:t>
+        </w:r>
+        <w:r>
+          <w:rPr>
+            <w:rStyle w:val="ListLabel1"/>
+          </w:rPr>
+          <w:fldChar w:fldCharType="end"/>
+        </w:r>
+      </w:hyperlink>
+    </w:p>
+    <w:p>
+      <w:pPr>
+        <w:pStyle w:val="Normal"/>
         <w:rPr/>
       </w:pPr>
       <w:r>
@@ -5171,7 +5249,7 @@
         <w:spacing w:before="0" w:after="120"/>
         <w:rPr/>
       </w:pPr>
-      <w:bookmarkStart w:id="2" w:name="__RefHeading___Toc9754_1812932864"/>
+      <w:bookmarkStart w:id="2" w:name="__RefHeading___Toc9921_164123138"/>
       <w:bookmarkEnd w:id="2"/>
       <w:r>
         <w:rPr>
@@ -5309,7 +5387,7 @@
         <w:spacing w:before="360" w:after="120"/>
         <w:rPr/>
       </w:pPr>
-      <w:bookmarkStart w:id="4" w:name="__RefHeading___Toc9756_1812932864"/>
+      <w:bookmarkStart w:id="4" w:name="__RefHeading___Toc9923_164123138"/>
       <w:bookmarkStart w:id="5" w:name="document-information"/>
       <w:bookmarkEnd w:id="4"/>
       <w:r>
@@ -5341,7 +5419,7 @@
         <w:spacing w:before="280" w:after="80"/>
         <w:rPr/>
       </w:pPr>
-      <w:bookmarkStart w:id="6" w:name="__RefHeading___Toc9758_1812932864"/>
+      <w:bookmarkStart w:id="6" w:name="__RefHeading___Toc9925_164123138"/>
       <w:bookmarkEnd w:id="6"/>
       <w:r>
         <w:rPr>
@@ -5810,7 +5888,7 @@
       <w:r>
         <w:br w:type="page"/>
       </w:r>
-      <w:bookmarkStart w:id="9" w:name="__RefHeading___Toc9760_1812932864"/>
+      <w:bookmarkStart w:id="9" w:name="__RefHeading___Toc9927_164123138"/>
       <w:bookmarkEnd w:id="9"/>
       <w:r>
         <w:rPr>
@@ -6402,7 +6480,87 @@
                 <w:szCs w:val="24"/>
                 <w:lang w:val="en-US" w:eastAsia="en-US" w:bidi="ar-SA"/>
               </w:rPr>
-              <w:t xml:space="preserve"> (power of two 2..64, default 16), size every tracker – the fixed 16 removed (GitHub #119 L5).</w:t>
+              <w:t xml:space="preserve"> (power of two 2..64, default 16), size every tracker – the fixed 16 removed (GitHub #119 L5); per-port </w:t>
+            </w:r>
+            <w:r>
+              <w:rPr>
+                <w:rStyle w:val="VerbatimChar"/>
+                <w:rFonts w:eastAsia="Cambria" w:cs=""/>
+                <w:kern w:val="0"/>
+                <w:szCs w:val="24"/>
+                <w:lang w:val="en-US" w:eastAsia="en-US" w:bidi="ar-SA"/>
+              </w:rPr>
+              <w:t>latency</w:t>
+            </w:r>
+            <w:r>
+              <w:rPr>
+                <w:rFonts w:eastAsia="Cambria" w:cs=""/>
+                <w:kern w:val="0"/>
+                <w:sz w:val="24"/>
+                <w:szCs w:val="24"/>
+                <w:lang w:val="en-US" w:eastAsia="en-US" w:bidi="ar-SA"/>
+              </w:rPr>
+              <w:t xml:space="preserve"> modes (</w:t>
+            </w:r>
+            <w:r>
+              <w:rPr>
+                <w:rStyle w:val="VerbatimChar"/>
+                <w:rFonts w:eastAsia="Cambria" w:cs=""/>
+                <w:kern w:val="0"/>
+                <w:szCs w:val="24"/>
+                <w:lang w:val="en-US" w:eastAsia="en-US" w:bidi="ar-SA"/>
+              </w:rPr>
+              <w:t>cut_all</w:t>
+            </w:r>
+            <w:r>
+              <w:rPr>
+                <w:rFonts w:eastAsia="Cambria" w:cs=""/>
+                <w:kern w:val="0"/>
+                <w:sz w:val="24"/>
+                <w:szCs w:val="24"/>
+                <w:lang w:val="en-US" w:eastAsia="en-US" w:bidi="ar-SA"/>
+              </w:rPr>
+              <w:t xml:space="preserve"> / </w:t>
+            </w:r>
+            <w:r>
+              <w:rPr>
+                <w:rStyle w:val="VerbatimChar"/>
+                <w:rFonts w:eastAsia="Cambria" w:cs=""/>
+                <w:kern w:val="0"/>
+                <w:szCs w:val="24"/>
+                <w:lang w:val="en-US" w:eastAsia="en-US" w:bidi="ar-SA"/>
+              </w:rPr>
+              <w:t>cut_ax</w:t>
+            </w:r>
+            <w:r>
+              <w:rPr>
+                <w:rFonts w:eastAsia="Cambria" w:cs=""/>
+                <w:kern w:val="0"/>
+                <w:sz w:val="24"/>
+                <w:szCs w:val="24"/>
+                <w:lang w:val="en-US" w:eastAsia="en-US" w:bidi="ar-SA"/>
+              </w:rPr>
+              <w:t xml:space="preserve"> / </w:t>
+            </w:r>
+            <w:r>
+              <w:rPr>
+                <w:rStyle w:val="VerbatimChar"/>
+                <w:rFonts w:eastAsia="Cambria" w:cs=""/>
+                <w:kern w:val="0"/>
+                <w:szCs w:val="24"/>
+                <w:lang w:val="en-US" w:eastAsia="en-US" w:bidi="ar-SA"/>
+              </w:rPr>
+              <w:t>cut_none</w:t>
+            </w:r>
+            <w:r>
+              <w:rPr>
+                <w:rFonts w:eastAsia="Cambria" w:cs=""/>
+                <w:kern w:val="0"/>
+                <w:sz w:val="24"/>
+                <w:szCs w:val="24"/>
+                <w:lang w:val="en-US" w:eastAsia="en-US" w:bidi="ar-SA"/>
+              </w:rPr>
+              <w:t>) and honoured TOML skid depths (GitHub #119 L7); read-return-atomic and trace-echo ports no longer limited to one target (GitHub #119 L1b).</w:t>
             </w:r>
           </w:p>
         </w:tc>
@@ -6420,7 +6578,7 @@
       <w:r>
         <w:br w:type="page"/>
       </w:r>
-      <w:bookmarkStart w:id="11" w:name="__RefHeading___Toc9762_1812932864"/>
+      <w:bookmarkStart w:id="11" w:name="__RefHeading___Toc9929_164123138"/>
       <w:bookmarkEnd w:id="11"/>
       <w:r>
         <w:rPr>
@@ -6601,7 +6759,7 @@
         <w:spacing w:before="280" w:after="80"/>
         <w:rPr/>
       </w:pPr>
-      <w:bookmarkStart w:id="12" w:name="__RefHeading___Toc9764_1812932864"/>
+      <w:bookmarkStart w:id="12" w:name="__RefHeading___Toc9931_164123138"/>
       <w:bookmarkStart w:id="13" w:name="intended-audience"/>
       <w:bookmarkEnd w:id="12"/>
       <w:r>
@@ -6693,7 +6851,7 @@
         <w:spacing w:before="280" w:after="80"/>
         <w:rPr/>
       </w:pPr>
-      <w:bookmarkStart w:id="15" w:name="__RefHeading___Toc9766_1812932864"/>
+      <w:bookmarkStart w:id="15" w:name="__RefHeading___Toc9933_164123138"/>
       <w:bookmarkStart w:id="16" w:name="related-documents"/>
       <w:bookmarkEnd w:id="15"/>
       <w:r>
@@ -6898,7 +7056,7 @@
         <w:spacing w:before="360" w:after="120"/>
         <w:rPr/>
       </w:pPr>
-      <w:bookmarkStart w:id="19" w:name="__RefHeading___Toc9768_1812932864"/>
+      <w:bookmarkStart w:id="19" w:name="__RefHeading___Toc9935_164123138"/>
       <w:bookmarkStart w:id="20" w:name="what-the-generator-produces"/>
       <w:bookmarkEnd w:id="19"/>
       <w:r>
@@ -6971,7 +7129,7 @@
         <w:spacing w:before="280" w:after="80"/>
         <w:rPr/>
       </w:pPr>
-      <w:bookmarkStart w:id="21" w:name="__RefHeading___Toc9770_1812932864"/>
+      <w:bookmarkStart w:id="21" w:name="__RefHeading___Toc9937_164123138"/>
       <w:bookmarkStart w:id="22" w:name="generated-artifact-family"/>
       <w:bookmarkEnd w:id="21"/>
       <w:r>
@@ -7856,7 +8014,7 @@
         <w:spacing w:before="280" w:after="80"/>
         <w:rPr/>
       </w:pPr>
-      <w:bookmarkStart w:id="24" w:name="__RefHeading___Toc9772_1812932864"/>
+      <w:bookmarkStart w:id="24" w:name="__RefHeading___Toc9939_164123138"/>
       <w:bookmarkStart w:id="25" w:name="what-each-variant-means"/>
       <w:bookmarkEnd w:id="24"/>
       <w:r>
@@ -7989,7 +8147,7 @@
         <w:spacing w:before="280" w:after="80"/>
         <w:rPr/>
       </w:pPr>
-      <w:bookmarkStart w:id="27" w:name="__RefHeading___Toc9774_1812932864"/>
+      <w:bookmarkStart w:id="27" w:name="__RefHeading___Toc9941_164123138"/>
       <w:bookmarkStart w:id="28" w:name="scope-of-generation"/>
       <w:bookmarkEnd w:id="27"/>
       <w:r>
@@ -8351,7 +8509,7 @@
         <w:spacing w:before="360" w:after="120"/>
         <w:rPr/>
       </w:pPr>
-      <w:bookmarkStart w:id="31" w:name="__RefHeading___Toc9776_1812932864"/>
+      <w:bookmarkStart w:id="31" w:name="__RefHeading___Toc9943_164123138"/>
       <w:bookmarkStart w:id="32" w:name="when-to-regenerate"/>
       <w:bookmarkEnd w:id="31"/>
       <w:r>
@@ -8411,7 +8569,7 @@
         <w:spacing w:before="280" w:after="80"/>
         <w:rPr/>
       </w:pPr>
-      <w:bookmarkStart w:id="33" w:name="__RefHeading___Toc9778_1812932864"/>
+      <w:bookmarkStart w:id="33" w:name="__RefHeading___Toc9945_164123138"/>
       <w:bookmarkStart w:id="34" w:name="triggers-for-full-regeneration"/>
       <w:bookmarkEnd w:id="33"/>
       <w:r>
@@ -8567,7 +8725,7 @@
         <w:spacing w:before="280" w:after="80"/>
         <w:rPr/>
       </w:pPr>
-      <w:bookmarkStart w:id="35" w:name="__RefHeading___Toc9780_1812932864"/>
+      <w:bookmarkStart w:id="35" w:name="__RefHeading___Toc9947_164123138"/>
       <w:bookmarkStart w:id="36" w:name="regeneration-workflow"/>
       <w:bookmarkEnd w:id="35"/>
       <w:r>
@@ -8782,7 +8940,7 @@
         <w:spacing w:before="280" w:after="80"/>
         <w:rPr/>
       </w:pPr>
-      <w:bookmarkStart w:id="37" w:name="__RefHeading___Toc9782_1812932864"/>
+      <w:bookmarkStart w:id="37" w:name="__RefHeading___Toc9949_164123138"/>
       <w:bookmarkStart w:id="38" w:name="when-inputs-not-code-change"/>
       <w:bookmarkEnd w:id="37"/>
       <w:r>
@@ -8898,7 +9056,7 @@
         <w:spacing w:before="280" w:after="80"/>
         <w:rPr/>
       </w:pPr>
-      <w:bookmarkStart w:id="39" w:name="__RefHeading___Toc9784_1812932864"/>
+      <w:bookmarkStart w:id="39" w:name="__RefHeading___Toc9951_164123138"/>
       <w:bookmarkStart w:id="40" w:name="identifying-generated-files"/>
       <w:bookmarkEnd w:id="39"/>
       <w:r>
@@ -9529,7 +9687,7 @@
         <w:spacing w:before="360" w:after="120"/>
         <w:rPr/>
       </w:pPr>
-      <w:bookmarkStart w:id="44" w:name="__RefHeading___Toc9786_1812932864"/>
+      <w:bookmarkStart w:id="44" w:name="__RefHeading___Toc9953_164123138"/>
       <w:bookmarkStart w:id="45" w:name="generator-entry-points"/>
       <w:bookmarkEnd w:id="44"/>
       <w:r>
@@ -9575,7 +9733,7 @@
         <w:spacing w:before="280" w:after="80"/>
         <w:rPr/>
       </w:pPr>
-      <w:bookmarkStart w:id="46" w:name="__RefHeading___Toc9788_1812932864"/>
+      <w:bookmarkStart w:id="46" w:name="__RefHeading___Toc9955_164123138"/>
       <w:bookmarkEnd w:id="46"/>
       <w:r>
         <w:rPr>
@@ -10588,7 +10746,7 @@
       <w:r>
         <w:br w:type="page"/>
       </w:r>
-      <w:bookmarkStart w:id="49" w:name="__RefHeading___Toc9790_1812932864"/>
+      <w:bookmarkStart w:id="49" w:name="__RefHeading___Toc9957_164123138"/>
       <w:bookmarkEnd w:id="49"/>
       <w:r>
         <w:rPr>
@@ -10726,7 +10884,7 @@
         <w:spacing w:before="280" w:after="80"/>
         <w:rPr/>
       </w:pPr>
-      <w:bookmarkStart w:id="50" w:name="__RefHeading___Toc9792_1812932864"/>
+      <w:bookmarkStart w:id="50" w:name="__RefHeading___Toc9959_164123138"/>
       <w:bookmarkEnd w:id="50"/>
       <w:r>
         <w:rPr>
@@ -11130,7 +11288,7 @@
       <w:r>
         <w:br w:type="page"/>
       </w:r>
-      <w:bookmarkStart w:id="53" w:name="__RefHeading___Toc9794_1812932864"/>
+      <w:bookmarkStart w:id="53" w:name="__RefHeading___Toc9961_164123138"/>
       <w:bookmarkEnd w:id="53"/>
       <w:r>
         <w:rPr>
@@ -11293,7 +11451,7 @@
         <w:spacing w:before="360" w:after="120"/>
         <w:rPr/>
       </w:pPr>
-      <w:bookmarkStart w:id="55" w:name="__RefHeading___Toc9796_1812932864"/>
+      <w:bookmarkStart w:id="55" w:name="__RefHeading___Toc9963_164123138"/>
       <w:bookmarkStart w:id="56" w:name="bridge-level-toml-keys"/>
       <w:bookmarkEnd w:id="55"/>
       <w:r>
@@ -11391,7 +11549,7 @@
         <w:spacing w:before="280" w:after="80"/>
         <w:rPr/>
       </w:pPr>
-      <w:bookmarkStart w:id="57" w:name="__RefHeading___Toc9798_1812932864"/>
+      <w:bookmarkStart w:id="57" w:name="__RefHeading___Toc9965_164123138"/>
       <w:bookmarkEnd w:id="57"/>
       <w:r>
         <w:rPr>
@@ -12196,7 +12354,7 @@
       <w:r>
         <w:br w:type="page"/>
       </w:r>
-      <w:bookmarkStart w:id="60" w:name="__RefHeading___Toc9800_1812932864"/>
+      <w:bookmarkStart w:id="60" w:name="__RefHeading___Toc9967_164123138"/>
       <w:bookmarkEnd w:id="60"/>
       <w:r>
         <w:rPr>
@@ -12781,7 +12939,7 @@
       <w:r>
         <w:br w:type="page"/>
       </w:r>
-      <w:bookmarkStart w:id="62" w:name="__RefHeading___Toc9802_1812932864"/>
+      <w:bookmarkStart w:id="62" w:name="__RefHeading___Toc9969_164123138"/>
       <w:bookmarkEnd w:id="62"/>
       <w:r>
         <w:rPr>
@@ -13974,7 +14132,7 @@
       <w:r>
         <w:br w:type="page"/>
       </w:r>
-      <w:bookmarkStart w:id="64" w:name="__RefHeading___Toc9804_1812932864"/>
+      <w:bookmarkStart w:id="64" w:name="__RefHeading___Toc9971_164123138"/>
       <w:bookmarkEnd w:id="64"/>
       <w:r>
         <w:rPr>
@@ -15297,7 +15455,7 @@
       <w:r>
         <w:br w:type="page"/>
       </w:r>
-      <w:bookmarkStart w:id="66" w:name="__RefHeading___Toc9806_1812932864"/>
+      <w:bookmarkStart w:id="66" w:name="__RefHeading___Toc9973_164123138"/>
       <w:bookmarkEnd w:id="66"/>
       <w:r>
         <w:rPr>
@@ -16990,7 +17148,7 @@
       <w:r>
         <w:br w:type="page"/>
       </w:r>
-      <w:bookmarkStart w:id="68" w:name="__RefHeading___Toc9808_1812932864"/>
+      <w:bookmarkStart w:id="68" w:name="__RefHeading___Toc9975_164123138"/>
       <w:bookmarkEnd w:id="68"/>
       <w:r>
         <w:rPr>
@@ -17270,7 +17428,20 @@
         <w:rPr>
           <w:sz w:val="20"/>
         </w:rPr>
-        <w:t xml:space="preserve"> overrides these defaults. Valid per-channel depths are integers in the range </w:t>
+        <w:t xml:space="preserve"> overrides these defaults, and a port’s </w:t>
+      </w:r>
+      <w:r>
+        <w:rPr>
+          <w:rStyle w:val="VerbatimChar"/>
+          <w:sz w:val="20"/>
+        </w:rPr>
+        <w:t>latency</w:t>
+      </w:r>
+      <w:r>
+        <w:rPr>
+          <w:sz w:val="20"/>
+        </w:rPr>
+        <w:t xml:space="preserve"> mode then sets the channels it cuts to 0 (pass-through). Valid per-channel depths are integers in the range </w:t>
       </w:r>
       <w:r>
         <w:rPr>
@@ -17283,7 +17454,20 @@
         <w:rPr>
           <w:sz w:val="20"/>
         </w:rPr>
-        <w:t xml:space="preserve"> inclusive.</w:t>
+        <w:t xml:space="preserve"> inclusive. Until GitHub #119 L7 (2026-10-15) both tables were parsed and ignored – every wrapper was built 2/4/2/2/2; they take effect now. Any other key under </w:t>
+      </w:r>
+      <w:r>
+        <w:rPr>
+          <w:rStyle w:val="VerbatimChar"/>
+          <w:sz w:val="20"/>
+        </w:rPr>
+        <w:t>[bridge.defaults]</w:t>
+      </w:r>
+      <w:r>
+        <w:rPr>
+          <w:sz w:val="20"/>
+        </w:rPr>
+        <w:t xml:space="preserve"> is reported and ignored.</w:t>
       </w:r>
     </w:p>
     <w:p>
@@ -17383,7 +17567,7 @@
         <w:spacing w:before="360" w:after="120"/>
         <w:rPr/>
       </w:pPr>
-      <w:bookmarkStart w:id="70" w:name="__RefHeading___Toc9810_1812932864"/>
+      <w:bookmarkStart w:id="70" w:name="__RefHeading___Toc9977_164123138"/>
       <w:bookmarkStart w:id="71" w:name="port-specification-schema"/>
       <w:bookmarkEnd w:id="70"/>
       <w:r>
@@ -17481,7 +17665,7 @@
         <w:spacing w:before="280" w:after="80"/>
         <w:rPr/>
       </w:pPr>
-      <w:bookmarkStart w:id="72" w:name="__RefHeading___Toc9812_1812932864"/>
+      <w:bookmarkStart w:id="72" w:name="__RefHeading___Toc9979_164123138"/>
       <w:bookmarkEnd w:id="72"/>
       <w:r>
         <w:rPr>
@@ -19312,7 +19496,7 @@
       <w:r>
         <w:br w:type="page"/>
       </w:r>
-      <w:bookmarkStart w:id="75" w:name="__RefHeading___Toc9814_1812932864"/>
+      <w:bookmarkStart w:id="75" w:name="__RefHeading___Toc9981_164123138"/>
       <w:bookmarkEnd w:id="75"/>
       <w:r>
         <w:rPr>
@@ -19893,7 +20077,7 @@
       <w:r>
         <w:br w:type="page"/>
       </w:r>
-      <w:bookmarkStart w:id="77" w:name="__RefHeading___Toc9816_1812932864"/>
+      <w:bookmarkStart w:id="77" w:name="__RefHeading___Toc9983_164123138"/>
       <w:bookmarkEnd w:id="77"/>
       <w:r>
         <w:rPr>
@@ -21830,7 +22014,7 @@
       <w:r>
         <w:br w:type="page"/>
       </w:r>
-      <w:bookmarkStart w:id="79" w:name="__RefHeading___Toc9818_1812932864"/>
+      <w:bookmarkStart w:id="79" w:name="__RefHeading___Toc9985_164123138"/>
       <w:bookmarkEnd w:id="79"/>
       <w:r>
         <w:rPr>
@@ -22151,7 +22335,7 @@
         <w:spacing w:before="280" w:after="80"/>
         <w:rPr/>
       </w:pPr>
-      <w:bookmarkStart w:id="80" w:name="__RefHeading___Toc9820_1812932864"/>
+      <w:bookmarkStart w:id="80" w:name="__RefHeading___Toc9987_164123138"/>
       <w:bookmarkStart w:id="81" w:name="channel-semantics"/>
       <w:bookmarkEnd w:id="80"/>
       <w:r>
@@ -22737,7 +22921,7 @@
         <w:spacing w:before="280" w:after="80"/>
         <w:rPr/>
       </w:pPr>
-      <w:bookmarkStart w:id="83" w:name="__RefHeading___Toc9822_1812932864"/>
+      <w:bookmarkStart w:id="83" w:name="__RefHeading___Toc9989_164123138"/>
       <w:bookmarkStart w:id="84" w:name="example"/>
       <w:bookmarkEnd w:id="83"/>
       <w:r>
@@ -23493,7 +23677,7 @@
         <w:spacing w:before="360" w:after="120"/>
         <w:rPr/>
       </w:pPr>
-      <w:bookmarkStart w:id="87" w:name="__RefHeading___Toc9824_1812932864"/>
+      <w:bookmarkStart w:id="87" w:name="__RefHeading___Toc9991_164123138"/>
       <w:bookmarkStart w:id="88" w:name="interface-wrapper-configuration"/>
       <w:bookmarkEnd w:id="87"/>
       <w:r>
@@ -23552,7 +23736,7 @@
         <w:spacing w:before="280" w:after="80"/>
         <w:rPr/>
       </w:pPr>
-      <w:bookmarkStart w:id="89" w:name="__RefHeading___Toc9826_1812932864"/>
+      <w:bookmarkStart w:id="89" w:name="__RefHeading___Toc9993_164123138"/>
       <w:bookmarkStart w:id="90" w:name="interface.type-values"/>
       <w:bookmarkEnd w:id="89"/>
       <w:r>
@@ -24077,8 +24261,7 @@
         <w:spacing w:before="280" w:after="80"/>
         <w:rPr/>
       </w:pPr>
-      <w:bookmarkStart w:id="92" w:name="__RefHeading___Toc9828_1812932864"/>
-      <w:bookmarkStart w:id="93" w:name="interface.skid_depths-table"/>
+      <w:bookmarkStart w:id="92" w:name="__RefHeading___Toc9995_164123138"/>
       <w:bookmarkEnd w:id="92"/>
       <w:r>
         <w:rPr>
@@ -24120,12 +24303,12 @@
         <w:pStyle w:val="TableCaption"/>
         <w:rPr/>
       </w:pPr>
-      <w:bookmarkStart w:id="94" w:name="_Tab_17_interface_skid_depth"/>
+      <w:bookmarkStart w:id="93" w:name="_Tab_17_interface_skid_depth"/>
       <w:r>
         <w:rPr/>
         <w:t>interface.skid_depths table</w:t>
       </w:r>
-      <w:bookmarkEnd w:id="94"/>
+      <w:bookmarkEnd w:id="93"/>
     </w:p>
     <w:tbl>
       <w:tblPr>
@@ -25131,548 +25314,12 @@
               </w:rPr>
               <w:t>Write response skid depth.</w:t>
             </w:r>
+            <w:bookmarkStart w:id="94" w:name="interface.skid_depths-table"/>
+            <w:bookmarkEnd w:id="94"/>
           </w:p>
         </w:tc>
       </w:tr>
     </w:tbl>
-    <w:p>
-      <w:pPr>
-        <w:pStyle w:val="BodyText"/>
-        <w:rPr/>
-      </w:pPr>
-      <w:r>
-        <w:rPr>
-          <w:sz w:val="20"/>
-        </w:rPr>
-        <w:t>Example:</w:t>
-      </w:r>
-    </w:p>
-    <w:p>
-      <w:pPr>
-        <w:pStyle w:val="SourceCode"/>
-        <w:rPr/>
-      </w:pPr>
-      <w:r>
-        <w:rPr>
-          <w:rStyle w:val="KeywordTok"/>
-        </w:rPr>
-        <w:t>[[bridge.masters]]</w:t>
-      </w:r>
-      <w:r>
-        <w:rPr/>
-        <w:br/>
-      </w:r>
-      <w:r>
-        <w:rPr>
-          <w:rStyle w:val="DataTypeTok"/>
-        </w:rPr>
-        <w:t>name</w:t>
-      </w:r>
-      <w:r>
-        <w:rPr>
-          <w:rStyle w:val="NormalTok"/>
-        </w:rPr>
-        <w:t xml:space="preserve"> </w:t>
-      </w:r>
-      <w:r>
-        <w:rPr>
-          <w:rStyle w:val="OperatorTok"/>
-        </w:rPr>
-        <w:t>=</w:t>
-      </w:r>
-      <w:r>
-        <w:rPr>
-          <w:rStyle w:val="NormalTok"/>
-        </w:rPr>
-        <w:t xml:space="preserve"> </w:t>
-      </w:r>
-      <w:r>
-        <w:rPr>
-          <w:rStyle w:val="StringTok"/>
-        </w:rPr>
-        <w:t>"dma"</w:t>
-      </w:r>
-      <w:r>
-        <w:rPr/>
-        <w:br/>
-      </w:r>
-      <w:r>
-        <w:rPr>
-          <w:rStyle w:val="DataTypeTok"/>
-        </w:rPr>
-        <w:t>prefix</w:t>
-      </w:r>
-      <w:r>
-        <w:rPr>
-          <w:rStyle w:val="NormalTok"/>
-        </w:rPr>
-        <w:t xml:space="preserve"> </w:t>
-      </w:r>
-      <w:r>
-        <w:rPr>
-          <w:rStyle w:val="OperatorTok"/>
-        </w:rPr>
-        <w:t>=</w:t>
-      </w:r>
-      <w:r>
-        <w:rPr>
-          <w:rStyle w:val="NormalTok"/>
-        </w:rPr>
-        <w:t xml:space="preserve"> </w:t>
-      </w:r>
-      <w:r>
-        <w:rPr>
-          <w:rStyle w:val="StringTok"/>
-        </w:rPr>
-        <w:t>"dma_m_axi_"</w:t>
-      </w:r>
-      <w:r>
-        <w:rPr/>
-        <w:br/>
-      </w:r>
-      <w:r>
-        <w:rPr>
-          <w:rStyle w:val="DataTypeTok"/>
-        </w:rPr>
-        <w:t>protocol</w:t>
-      </w:r>
-      <w:r>
-        <w:rPr>
-          <w:rStyle w:val="NormalTok"/>
-        </w:rPr>
-        <w:t xml:space="preserve"> </w:t>
-      </w:r>
-      <w:r>
-        <w:rPr>
-          <w:rStyle w:val="OperatorTok"/>
-        </w:rPr>
-        <w:t>=</w:t>
-      </w:r>
-      <w:r>
-        <w:rPr>
-          <w:rStyle w:val="NormalTok"/>
-        </w:rPr>
-        <w:t xml:space="preserve"> </w:t>
-      </w:r>
-      <w:r>
-        <w:rPr>
-          <w:rStyle w:val="StringTok"/>
-        </w:rPr>
-        <w:t>"axi4"</w:t>
-      </w:r>
-      <w:r>
-        <w:rPr/>
-        <w:br/>
-      </w:r>
-      <w:r>
-        <w:rPr>
-          <w:rStyle w:val="DataTypeTok"/>
-        </w:rPr>
-        <w:t>channels</w:t>
-      </w:r>
-      <w:r>
-        <w:rPr>
-          <w:rStyle w:val="NormalTok"/>
-        </w:rPr>
-        <w:t xml:space="preserve"> </w:t>
-      </w:r>
-      <w:r>
-        <w:rPr>
-          <w:rStyle w:val="OperatorTok"/>
-        </w:rPr>
-        <w:t>=</w:t>
-      </w:r>
-      <w:r>
-        <w:rPr>
-          <w:rStyle w:val="NormalTok"/>
-        </w:rPr>
-        <w:t xml:space="preserve"> </w:t>
-      </w:r>
-      <w:r>
-        <w:rPr>
-          <w:rStyle w:val="StringTok"/>
-        </w:rPr>
-        <w:t>"rw"</w:t>
-      </w:r>
-      <w:r>
-        <w:rPr/>
-        <w:br/>
-      </w:r>
-      <w:r>
-        <w:rPr>
-          <w:rStyle w:val="DataTypeTok"/>
-        </w:rPr>
-        <w:t>id_width</w:t>
-      </w:r>
-      <w:r>
-        <w:rPr>
-          <w:rStyle w:val="NormalTok"/>
-        </w:rPr>
-        <w:t xml:space="preserve"> </w:t>
-      </w:r>
-      <w:r>
-        <w:rPr>
-          <w:rStyle w:val="OperatorTok"/>
-        </w:rPr>
-        <w:t>=</w:t>
-      </w:r>
-      <w:r>
-        <w:rPr>
-          <w:rStyle w:val="NormalTok"/>
-        </w:rPr>
-        <w:t xml:space="preserve"> </w:t>
-      </w:r>
-      <w:r>
-        <w:rPr>
-          <w:rStyle w:val="DecValTok"/>
-        </w:rPr>
-        <w:t>4</w:t>
-      </w:r>
-      <w:r>
-        <w:rPr/>
-        <w:br/>
-      </w:r>
-      <w:r>
-        <w:rPr>
-          <w:rStyle w:val="DataTypeTok"/>
-        </w:rPr>
-        <w:t>addr_width</w:t>
-      </w:r>
-      <w:r>
-        <w:rPr>
-          <w:rStyle w:val="NormalTok"/>
-        </w:rPr>
-        <w:t xml:space="preserve"> </w:t>
-      </w:r>
-      <w:r>
-        <w:rPr>
-          <w:rStyle w:val="OperatorTok"/>
-        </w:rPr>
-        <w:t>=</w:t>
-      </w:r>
-      <w:r>
-        <w:rPr>
-          <w:rStyle w:val="NormalTok"/>
-        </w:rPr>
-        <w:t xml:space="preserve"> </w:t>
-      </w:r>
-      <w:r>
-        <w:rPr>
-          <w:rStyle w:val="DecValTok"/>
-        </w:rPr>
-        <w:t>32</w:t>
-      </w:r>
-      <w:r>
-        <w:rPr/>
-        <w:br/>
-      </w:r>
-      <w:r>
-        <w:rPr>
-          <w:rStyle w:val="DataTypeTok"/>
-        </w:rPr>
-        <w:t>data_width</w:t>
-      </w:r>
-      <w:r>
-        <w:rPr>
-          <w:rStyle w:val="NormalTok"/>
-        </w:rPr>
-        <w:t xml:space="preserve"> </w:t>
-      </w:r>
-      <w:r>
-        <w:rPr>
-          <w:rStyle w:val="OperatorTok"/>
-        </w:rPr>
-        <w:t>=</w:t>
-      </w:r>
-      <w:r>
-        <w:rPr>
-          <w:rStyle w:val="NormalTok"/>
-        </w:rPr>
-        <w:t xml:space="preserve"> </w:t>
-      </w:r>
-      <w:r>
-        <w:rPr>
-          <w:rStyle w:val="DecValTok"/>
-        </w:rPr>
-        <w:t>512</w:t>
-      </w:r>
-      <w:r>
-        <w:rPr/>
-        <w:br/>
-      </w:r>
-      <w:r>
-        <w:rPr>
-          <w:rStyle w:val="DataTypeTok"/>
-        </w:rPr>
-        <w:t>user_width</w:t>
-      </w:r>
-      <w:r>
-        <w:rPr>
-          <w:rStyle w:val="NormalTok"/>
-        </w:rPr>
-        <w:t xml:space="preserve"> </w:t>
-      </w:r>
-      <w:r>
-        <w:rPr>
-          <w:rStyle w:val="OperatorTok"/>
-        </w:rPr>
-        <w:t>=</w:t>
-      </w:r>
-      <w:r>
-        <w:rPr>
-          <w:rStyle w:val="NormalTok"/>
-        </w:rPr>
-        <w:t xml:space="preserve"> </w:t>
-      </w:r>
-      <w:r>
-        <w:rPr>
-          <w:rStyle w:val="DecValTok"/>
-        </w:rPr>
-        <w:t>1</w:t>
-      </w:r>
-      <w:r>
-        <w:rPr/>
-        <w:br/>
-      </w:r>
-      <w:r>
-        <w:rPr>
-          <w:rStyle w:val="DataTypeTok"/>
-        </w:rPr>
-        <w:t>interface</w:t>
-      </w:r>
-      <w:r>
-        <w:rPr>
-          <w:rStyle w:val="NormalTok"/>
-        </w:rPr>
-        <w:t xml:space="preserve"> </w:t>
-      </w:r>
-      <w:r>
-        <w:rPr>
-          <w:rStyle w:val="OperatorTok"/>
-        </w:rPr>
-        <w:t>=</w:t>
-      </w:r>
-      <w:r>
-        <w:rPr>
-          <w:rStyle w:val="NormalTok"/>
-        </w:rPr>
-        <w:t xml:space="preserve"> </w:t>
-      </w:r>
-      <w:r>
-        <w:rPr>
-          <w:rStyle w:val="OperatorTok"/>
-        </w:rPr>
-        <w:t>{</w:t>
-      </w:r>
-      <w:r>
-        <w:rPr>
-          <w:rStyle w:val="DataTypeTok"/>
-        </w:rPr>
-        <w:t>type</w:t>
-      </w:r>
-      <w:r>
-        <w:rPr>
-          <w:rStyle w:val="OperatorTok"/>
-        </w:rPr>
-        <w:t xml:space="preserve"> =</w:t>
-      </w:r>
-      <w:r>
-        <w:rPr>
-          <w:rStyle w:val="NormalTok"/>
-        </w:rPr>
-        <w:t xml:space="preserve"> </w:t>
-      </w:r>
-      <w:r>
-        <w:rPr>
-          <w:rStyle w:val="StringTok"/>
-        </w:rPr>
-        <w:t>"axi4_master"</w:t>
-      </w:r>
-      <w:r>
-        <w:rPr>
-          <w:rStyle w:val="OperatorTok"/>
-        </w:rPr>
-        <w:t xml:space="preserve">, </w:t>
-      </w:r>
-      <w:r>
-        <w:rPr>
-          <w:rStyle w:val="DataTypeTok"/>
-        </w:rPr>
-        <w:t>skid_depths</w:t>
-      </w:r>
-      <w:r>
-        <w:rPr>
-          <w:rStyle w:val="OperatorTok"/>
-        </w:rPr>
-        <w:t xml:space="preserve"> =</w:t>
-      </w:r>
-      <w:r>
-        <w:rPr>
-          <w:rStyle w:val="NormalTok"/>
-        </w:rPr>
-        <w:t xml:space="preserve"> </w:t>
-      </w:r>
-      <w:r>
-        <w:rPr>
-          <w:rStyle w:val="OperatorTok"/>
-        </w:rPr>
-        <w:t>{</w:t>
-      </w:r>
-      <w:r>
-        <w:rPr>
-          <w:rStyle w:val="DataTypeTok"/>
-        </w:rPr>
-        <w:t>ar</w:t>
-      </w:r>
-      <w:r>
-        <w:rPr>
-          <w:rStyle w:val="OperatorTok"/>
-        </w:rPr>
-        <w:t xml:space="preserve"> =</w:t>
-      </w:r>
-      <w:r>
-        <w:rPr>
-          <w:rStyle w:val="NormalTok"/>
-        </w:rPr>
-        <w:t xml:space="preserve"> </w:t>
-      </w:r>
-      <w:r>
-        <w:rPr>
-          <w:rStyle w:val="DecValTok"/>
-        </w:rPr>
-        <w:t>4</w:t>
-      </w:r>
-      <w:r>
-        <w:rPr>
-          <w:rStyle w:val="OperatorTok"/>
-        </w:rPr>
-        <w:t xml:space="preserve">, </w:t>
-      </w:r>
-      <w:r>
-        <w:rPr>
-          <w:rStyle w:val="DataTypeTok"/>
-        </w:rPr>
-        <w:t>r</w:t>
-      </w:r>
-      <w:r>
-        <w:rPr>
-          <w:rStyle w:val="OperatorTok"/>
-        </w:rPr>
-        <w:t xml:space="preserve"> =</w:t>
-      </w:r>
-      <w:r>
-        <w:rPr>
-          <w:rStyle w:val="NormalTok"/>
-        </w:rPr>
-        <w:t xml:space="preserve"> </w:t>
-      </w:r>
-      <w:r>
-        <w:rPr>
-          <w:rStyle w:val="DecValTok"/>
-        </w:rPr>
-        <w:t>8</w:t>
-      </w:r>
-      <w:r>
-        <w:rPr>
-          <w:rStyle w:val="OperatorTok"/>
-        </w:rPr>
-        <w:t xml:space="preserve">, </w:t>
-      </w:r>
-      <w:r>
-        <w:rPr>
-          <w:rStyle w:val="DataTypeTok"/>
-        </w:rPr>
-        <w:t>aw</w:t>
-      </w:r>
-      <w:r>
-        <w:rPr>
-          <w:rStyle w:val="OperatorTok"/>
-        </w:rPr>
-        <w:t xml:space="preserve"> =</w:t>
-      </w:r>
-      <w:r>
-        <w:rPr>
-          <w:rStyle w:val="NormalTok"/>
-        </w:rPr>
-        <w:t xml:space="preserve"> </w:t>
-      </w:r>
-      <w:r>
-        <w:rPr>
-          <w:rStyle w:val="DecValTok"/>
-        </w:rPr>
-        <w:t>4</w:t>
-      </w:r>
-      <w:r>
-        <w:rPr>
-          <w:rStyle w:val="OperatorTok"/>
-        </w:rPr>
-        <w:t xml:space="preserve">, </w:t>
-      </w:r>
-      <w:r>
-        <w:rPr>
-          <w:rStyle w:val="DataTypeTok"/>
-        </w:rPr>
-        <w:t>w</w:t>
-      </w:r>
-      <w:r>
-        <w:rPr>
-          <w:rStyle w:val="OperatorTok"/>
-        </w:rPr>
-        <w:t xml:space="preserve"> =</w:t>
-      </w:r>
-      <w:r>
-        <w:rPr>
-          <w:rStyle w:val="NormalTok"/>
-        </w:rPr>
-        <w:t xml:space="preserve"> </w:t>
-      </w:r>
-      <w:r>
-        <w:rPr>
-          <w:rStyle w:val="DecValTok"/>
-        </w:rPr>
-        <w:t>8</w:t>
-      </w:r>
-      <w:r>
-        <w:rPr>
-          <w:rStyle w:val="OperatorTok"/>
-        </w:rPr>
-        <w:t xml:space="preserve">, </w:t>
-      </w:r>
-      <w:r>
-        <w:rPr>
-          <w:rStyle w:val="DataTypeTok"/>
-        </w:rPr>
-        <w:t>b</w:t>
-      </w:r>
-      <w:r>
-        <w:rPr>
-          <w:rStyle w:val="OperatorTok"/>
-        </w:rPr>
-        <w:t xml:space="preserve"> =</w:t>
-      </w:r>
-      <w:r>
-        <w:rPr>
-          <w:rStyle w:val="NormalTok"/>
-        </w:rPr>
-        <w:t xml:space="preserve"> </w:t>
-      </w:r>
-      <w:r>
-        <w:rPr>
-          <w:rStyle w:val="DecValTok"/>
-        </w:rPr>
-        <w:t>4</w:t>
-      </w:r>
-      <w:r>
-        <w:rPr>
-          <w:rStyle w:val="OperatorTok"/>
-        </w:rPr>
-        <w:t>}}</w:t>
-      </w:r>
-      <w:bookmarkEnd w:id="93"/>
-      <w:r>
-        <w:br w:type="page"/>
-      </w:r>
-    </w:p>
     <w:p>
       <w:pPr>
         <w:pStyle w:val="Heading2"/>
@@ -25682,8 +25329,10 @@
         <w:spacing w:before="280" w:after="80"/>
         <w:rPr/>
       </w:pPr>
-      <w:bookmarkStart w:id="95" w:name="__RefHeading___Toc9830_1812932864"/>
-      <w:bookmarkStart w:id="96" w:name="how-the-wrapper-selection-flows"/>
+      <w:r>
+        <w:br w:type="page"/>
+      </w:r>
+      <w:bookmarkStart w:id="95" w:name="__RefHeading___Toc9997_164123138"/>
       <w:bookmarkEnd w:id="95"/>
       <w:r>
         <w:rPr>
@@ -25693,6 +25342,1156 @@
           <w:sz w:val="28"/>
         </w:rPr>
         <w:t>8.3</w:t>
+      </w:r>
+      <w:r>
+        <w:rPr>
+          <w:b/>
+          <w:color w:val="228B22"/>
+          <w:sz w:val="28"/>
+        </w:rPr>
+        <w:tab/>
+      </w:r>
+      <w:r>
+        <w:rPr>
+          <w:rStyle w:val="VerbatimChar"/>
+          <w:b/>
+          <w:color w:val="228B22"/>
+          <w:sz w:val="28"/>
+        </w:rPr>
+        <w:t>latency</w:t>
+      </w:r>
+      <w:r>
+        <w:rPr>
+          <w:b/>
+          <w:color w:val="228B22"/>
+          <w:sz w:val="28"/>
+        </w:rPr>
+        <w:t xml:space="preserve"> (port key)</w:t>
+      </w:r>
+    </w:p>
+    <w:p>
+      <w:pPr>
+        <w:pStyle w:val="FirstParagraph"/>
+        <w:rPr/>
+      </w:pPr>
+      <w:r>
+        <w:rPr>
+          <w:rStyle w:val="VerbatimChar"/>
+          <w:sz w:val="20"/>
+        </w:rPr>
+        <w:t>latency</w:t>
+      </w:r>
+      <w:r>
+        <w:rPr>
+          <w:sz w:val="20"/>
+        </w:rPr>
+        <w:t xml:space="preserve"> selects which channels of the port’s timing wrapper are registered (GitHub #119 L7). A cut channel’s skid depth becomes 0, which </w:t>
+      </w:r>
+      <w:r>
+        <w:rPr>
+          <w:rStyle w:val="VerbatimChar"/>
+          <w:sz w:val="20"/>
+        </w:rPr>
+        <w:t>gaxi_skid_buffer</w:t>
+      </w:r>
+      <w:r>
+        <w:rPr>
+          <w:sz w:val="20"/>
+        </w:rPr>
+        <w:t xml:space="preserve"> builds as a combinational pass-through.</w:t>
+      </w:r>
+    </w:p>
+    <w:p>
+      <w:pPr>
+        <w:pStyle w:val="TableCaption"/>
+        <w:rPr/>
+      </w:pPr>
+      <w:bookmarkStart w:id="96" w:name="_Tab_18_latency_modes"/>
+      <w:r>
+        <w:rPr/>
+        <w:t>latency modes</w:t>
+      </w:r>
+      <w:bookmarkEnd w:id="96"/>
+    </w:p>
+    <w:tbl>
+      <w:tblPr>
+        <w:tblStyle w:val="Table"/>
+        <w:tblW w:w="7920" w:type="dxa"/>
+        <w:jc w:val="left"/>
+        <w:tblInd w:w="108" w:type="dxa"/>
+        <w:tblLayout w:type="fixed"/>
+        <w:tblCellMar>
+          <w:top w:w="0" w:type="dxa"/>
+          <w:left w:w="108" w:type="dxa"/>
+          <w:bottom w:w="0" w:type="dxa"/>
+          <w:right w:w="108" w:type="dxa"/>
+        </w:tblCellMar>
+        <w:tblLook w:val="0020" w:noHBand="0" w:noVBand="0" w:firstColumn="0" w:lastRow="0" w:lastColumn="0" w:firstRow="1"/>
+      </w:tblPr>
+      <w:tblGrid>
+        <w:gridCol w:w="2640"/>
+        <w:gridCol w:w="2640"/>
+        <w:gridCol w:w="2640"/>
+      </w:tblGrid>
+      <w:tr>
+        <w:trPr>
+          <w:tblHeader w:val="true"/>
+        </w:trPr>
+        <w:tc>
+          <w:tcPr>
+            <w:tcW w:w="2640" w:type="dxa"/>
+            <w:tcBorders>
+              <w:bottom w:val="single" w:sz="6" w:space="0" w:color="000000"/>
+            </w:tcBorders>
+            <w:shd w:color="auto" w:fill="E0E0E0" w:val="clear"/>
+            <w:vAlign w:val="bottom"/>
+          </w:tcPr>
+          <w:p>
+            <w:pPr>
+              <w:pStyle w:val="Compact"/>
+              <w:widowControl/>
+              <w:spacing w:before="36" w:after="36"/>
+              <w:jc w:val="left"/>
+              <w:rPr>
+                <w:rFonts w:ascii="Cambria" w:hAnsi="Cambria" w:eastAsia="Cambria" w:cs=""/>
+                <w:kern w:val="0"/>
+                <w:sz w:val="24"/>
+                <w:szCs w:val="24"/>
+                <w:lang w:val="en-US" w:eastAsia="en-US" w:bidi="ar-SA"/>
+              </w:rPr>
+            </w:pPr>
+            <w:r>
+              <w:rPr>
+                <w:rFonts w:eastAsia="Cambria" w:cs=""/>
+                <w:b/>
+                <w:kern w:val="0"/>
+                <w:sz w:val="20"/>
+                <w:szCs w:val="24"/>
+                <w:lang w:val="en-US" w:eastAsia="en-US" w:bidi="ar-SA"/>
+              </w:rPr>
+              <w:t>Value</w:t>
+            </w:r>
+          </w:p>
+        </w:tc>
+        <w:tc>
+          <w:tcPr>
+            <w:tcW w:w="2640" w:type="dxa"/>
+            <w:tcBorders>
+              <w:bottom w:val="single" w:sz="6" w:space="0" w:color="000000"/>
+            </w:tcBorders>
+            <w:shd w:color="auto" w:fill="E0E0E0" w:val="clear"/>
+            <w:vAlign w:val="bottom"/>
+          </w:tcPr>
+          <w:p>
+            <w:pPr>
+              <w:pStyle w:val="Compact"/>
+              <w:widowControl/>
+              <w:spacing w:before="36" w:after="36"/>
+              <w:jc w:val="left"/>
+              <w:rPr>
+                <w:rFonts w:ascii="Cambria" w:hAnsi="Cambria" w:eastAsia="Cambria" w:cs=""/>
+                <w:kern w:val="0"/>
+                <w:sz w:val="24"/>
+                <w:szCs w:val="24"/>
+                <w:lang w:val="en-US" w:eastAsia="en-US" w:bidi="ar-SA"/>
+              </w:rPr>
+            </w:pPr>
+            <w:r>
+              <w:rPr>
+                <w:rFonts w:eastAsia="Cambria" w:cs=""/>
+                <w:b/>
+                <w:kern w:val="0"/>
+                <w:sz w:val="20"/>
+                <w:szCs w:val="24"/>
+                <w:lang w:val="en-US" w:eastAsia="en-US" w:bidi="ar-SA"/>
+              </w:rPr>
+              <w:t>Registered channels</w:t>
+            </w:r>
+          </w:p>
+        </w:tc>
+        <w:tc>
+          <w:tcPr>
+            <w:tcW w:w="2640" w:type="dxa"/>
+            <w:tcBorders>
+              <w:bottom w:val="single" w:sz="6" w:space="0" w:color="000000"/>
+            </w:tcBorders>
+            <w:shd w:color="auto" w:fill="E0E0E0" w:val="clear"/>
+            <w:vAlign w:val="bottom"/>
+          </w:tcPr>
+          <w:p>
+            <w:pPr>
+              <w:pStyle w:val="Compact"/>
+              <w:widowControl/>
+              <w:spacing w:before="36" w:after="36"/>
+              <w:jc w:val="left"/>
+              <w:rPr>
+                <w:rFonts w:ascii="Cambria" w:hAnsi="Cambria" w:eastAsia="Cambria" w:cs=""/>
+                <w:kern w:val="0"/>
+                <w:sz w:val="24"/>
+                <w:szCs w:val="24"/>
+                <w:lang w:val="en-US" w:eastAsia="en-US" w:bidi="ar-SA"/>
+              </w:rPr>
+            </w:pPr>
+            <w:r>
+              <w:rPr>
+                <w:rFonts w:eastAsia="Cambria" w:cs=""/>
+                <w:b/>
+                <w:kern w:val="0"/>
+                <w:sz w:val="20"/>
+                <w:szCs w:val="24"/>
+                <w:lang w:val="en-US" w:eastAsia="en-US" w:bidi="ar-SA"/>
+              </w:rPr>
+              <w:t>Port adds</w:t>
+            </w:r>
+          </w:p>
+        </w:tc>
+      </w:tr>
+      <w:tr>
+        <w:trPr/>
+        <w:tc>
+          <w:tcPr>
+            <w:tcW w:w="2640" w:type="dxa"/>
+            <w:tcBorders/>
+          </w:tcPr>
+          <w:p>
+            <w:pPr>
+              <w:pStyle w:val="Compact"/>
+              <w:widowControl/>
+              <w:spacing w:before="36" w:after="36"/>
+              <w:jc w:val="left"/>
+              <w:rPr>
+                <w:rFonts w:ascii="Cambria" w:hAnsi="Cambria" w:eastAsia="Cambria" w:cs=""/>
+                <w:kern w:val="0"/>
+                <w:sz w:val="24"/>
+                <w:szCs w:val="24"/>
+                <w:lang w:val="en-US" w:eastAsia="en-US" w:bidi="ar-SA"/>
+              </w:rPr>
+            </w:pPr>
+            <w:r>
+              <w:rPr>
+                <w:rStyle w:val="VerbatimChar"/>
+                <w:rFonts w:eastAsia="Cambria" w:cs=""/>
+                <w:kern w:val="0"/>
+                <w:szCs w:val="24"/>
+                <w:lang w:val="en-US" w:eastAsia="en-US" w:bidi="ar-SA"/>
+              </w:rPr>
+              <w:t>cut_all</w:t>
+            </w:r>
+            <w:r>
+              <w:rPr>
+                <w:rFonts w:eastAsia="Cambria" w:cs=""/>
+                <w:kern w:val="0"/>
+                <w:sz w:val="24"/>
+                <w:szCs w:val="24"/>
+                <w:lang w:val="en-US" w:eastAsia="en-US" w:bidi="ar-SA"/>
+              </w:rPr>
+              <w:t xml:space="preserve"> (default)</w:t>
+            </w:r>
+          </w:p>
+        </w:tc>
+        <w:tc>
+          <w:tcPr>
+            <w:tcW w:w="2640" w:type="dxa"/>
+            <w:tcBorders/>
+          </w:tcPr>
+          <w:p>
+            <w:pPr>
+              <w:pStyle w:val="Compact"/>
+              <w:widowControl/>
+              <w:spacing w:before="36" w:after="36"/>
+              <w:jc w:val="left"/>
+              <w:rPr>
+                <w:rFonts w:ascii="Cambria" w:hAnsi="Cambria" w:eastAsia="Cambria" w:cs=""/>
+                <w:kern w:val="0"/>
+                <w:sz w:val="24"/>
+                <w:szCs w:val="24"/>
+                <w:lang w:val="en-US" w:eastAsia="en-US" w:bidi="ar-SA"/>
+              </w:rPr>
+            </w:pPr>
+            <w:r>
+              <w:rPr>
+                <w:rFonts w:eastAsia="Cambria" w:cs=""/>
+                <w:kern w:val="0"/>
+                <w:sz w:val="24"/>
+                <w:szCs w:val="24"/>
+                <w:lang w:val="en-US" w:eastAsia="en-US" w:bidi="ar-SA"/>
+              </w:rPr>
+              <w:t>AW, W, B, AR, R</w:t>
+            </w:r>
+          </w:p>
+        </w:tc>
+        <w:tc>
+          <w:tcPr>
+            <w:tcW w:w="2640" w:type="dxa"/>
+            <w:tcBorders/>
+          </w:tcPr>
+          <w:p>
+            <w:pPr>
+              <w:pStyle w:val="Compact"/>
+              <w:widowControl/>
+              <w:spacing w:before="36" w:after="36"/>
+              <w:jc w:val="left"/>
+              <w:rPr>
+                <w:rFonts w:ascii="Cambria" w:hAnsi="Cambria" w:eastAsia="Cambria" w:cs=""/>
+                <w:kern w:val="0"/>
+                <w:sz w:val="24"/>
+                <w:szCs w:val="24"/>
+                <w:lang w:val="en-US" w:eastAsia="en-US" w:bidi="ar-SA"/>
+              </w:rPr>
+            </w:pPr>
+            <w:r>
+              <w:rPr>
+                <w:rFonts w:eastAsia="Cambria" w:cs=""/>
+                <w:kern w:val="0"/>
+                <w:sz w:val="24"/>
+                <w:szCs w:val="24"/>
+                <w:lang w:val="en-US" w:eastAsia="en-US" w:bidi="ar-SA"/>
+              </w:rPr>
+              <w:t>1 cycle per direction</w:t>
+            </w:r>
+          </w:p>
+        </w:tc>
+      </w:tr>
+      <w:tr>
+        <w:trPr/>
+        <w:tc>
+          <w:tcPr>
+            <w:tcW w:w="2640" w:type="dxa"/>
+            <w:tcBorders/>
+          </w:tcPr>
+          <w:p>
+            <w:pPr>
+              <w:pStyle w:val="Compact"/>
+              <w:widowControl/>
+              <w:spacing w:before="36" w:after="36"/>
+              <w:jc w:val="left"/>
+              <w:rPr>
+                <w:rFonts w:ascii="Cambria" w:hAnsi="Cambria" w:eastAsia="Cambria" w:cs=""/>
+                <w:kern w:val="0"/>
+                <w:sz w:val="24"/>
+                <w:szCs w:val="24"/>
+                <w:lang w:val="en-US" w:eastAsia="en-US" w:bidi="ar-SA"/>
+              </w:rPr>
+            </w:pPr>
+            <w:r>
+              <w:rPr>
+                <w:rStyle w:val="VerbatimChar"/>
+                <w:rFonts w:eastAsia="Cambria" w:cs=""/>
+                <w:kern w:val="0"/>
+                <w:szCs w:val="24"/>
+                <w:lang w:val="en-US" w:eastAsia="en-US" w:bidi="ar-SA"/>
+              </w:rPr>
+              <w:t>cut_ax</w:t>
+            </w:r>
+          </w:p>
+        </w:tc>
+        <w:tc>
+          <w:tcPr>
+            <w:tcW w:w="2640" w:type="dxa"/>
+            <w:tcBorders/>
+          </w:tcPr>
+          <w:p>
+            <w:pPr>
+              <w:pStyle w:val="Compact"/>
+              <w:widowControl/>
+              <w:spacing w:before="36" w:after="36"/>
+              <w:jc w:val="left"/>
+              <w:rPr>
+                <w:rFonts w:ascii="Cambria" w:hAnsi="Cambria" w:eastAsia="Cambria" w:cs=""/>
+                <w:kern w:val="0"/>
+                <w:sz w:val="24"/>
+                <w:szCs w:val="24"/>
+                <w:lang w:val="en-US" w:eastAsia="en-US" w:bidi="ar-SA"/>
+              </w:rPr>
+            </w:pPr>
+            <w:r>
+              <w:rPr>
+                <w:rFonts w:eastAsia="Cambria" w:cs=""/>
+                <w:kern w:val="0"/>
+                <w:sz w:val="24"/>
+                <w:szCs w:val="24"/>
+                <w:lang w:val="en-US" w:eastAsia="en-US" w:bidi="ar-SA"/>
+              </w:rPr>
+              <w:t>AW, AR</w:t>
+            </w:r>
+          </w:p>
+        </w:tc>
+        <w:tc>
+          <w:tcPr>
+            <w:tcW w:w="2640" w:type="dxa"/>
+            <w:tcBorders/>
+          </w:tcPr>
+          <w:p>
+            <w:pPr>
+              <w:pStyle w:val="Compact"/>
+              <w:widowControl/>
+              <w:spacing w:before="36" w:after="36"/>
+              <w:jc w:val="left"/>
+              <w:rPr>
+                <w:rFonts w:ascii="Cambria" w:hAnsi="Cambria" w:eastAsia="Cambria" w:cs=""/>
+                <w:kern w:val="0"/>
+                <w:sz w:val="24"/>
+                <w:szCs w:val="24"/>
+                <w:lang w:val="en-US" w:eastAsia="en-US" w:bidi="ar-SA"/>
+              </w:rPr>
+            </w:pPr>
+            <w:r>
+              <w:rPr>
+                <w:rFonts w:eastAsia="Cambria" w:cs=""/>
+                <w:kern w:val="0"/>
+                <w:sz w:val="24"/>
+                <w:szCs w:val="24"/>
+                <w:lang w:val="en-US" w:eastAsia="en-US" w:bidi="ar-SA"/>
+              </w:rPr>
+              <w:t>1 cycle on requests, 0 on W / B / R</w:t>
+            </w:r>
+          </w:p>
+        </w:tc>
+      </w:tr>
+      <w:tr>
+        <w:trPr/>
+        <w:tc>
+          <w:tcPr>
+            <w:tcW w:w="2640" w:type="dxa"/>
+            <w:tcBorders/>
+          </w:tcPr>
+          <w:p>
+            <w:pPr>
+              <w:pStyle w:val="Compact"/>
+              <w:widowControl/>
+              <w:spacing w:before="36" w:after="36"/>
+              <w:jc w:val="left"/>
+              <w:rPr>
+                <w:rFonts w:ascii="Cambria" w:hAnsi="Cambria" w:eastAsia="Cambria" w:cs=""/>
+                <w:kern w:val="0"/>
+                <w:sz w:val="24"/>
+                <w:szCs w:val="24"/>
+                <w:lang w:val="en-US" w:eastAsia="en-US" w:bidi="ar-SA"/>
+              </w:rPr>
+            </w:pPr>
+            <w:r>
+              <w:rPr>
+                <w:rStyle w:val="VerbatimChar"/>
+                <w:rFonts w:eastAsia="Cambria" w:cs=""/>
+                <w:kern w:val="0"/>
+                <w:szCs w:val="24"/>
+                <w:lang w:val="en-US" w:eastAsia="en-US" w:bidi="ar-SA"/>
+              </w:rPr>
+              <w:t>cut_none</w:t>
+            </w:r>
+          </w:p>
+        </w:tc>
+        <w:tc>
+          <w:tcPr>
+            <w:tcW w:w="2640" w:type="dxa"/>
+            <w:tcBorders/>
+          </w:tcPr>
+          <w:p>
+            <w:pPr>
+              <w:pStyle w:val="Compact"/>
+              <w:widowControl/>
+              <w:spacing w:before="36" w:after="36"/>
+              <w:jc w:val="left"/>
+              <w:rPr>
+                <w:rFonts w:ascii="Cambria" w:hAnsi="Cambria" w:eastAsia="Cambria" w:cs=""/>
+                <w:kern w:val="0"/>
+                <w:sz w:val="24"/>
+                <w:szCs w:val="24"/>
+                <w:lang w:val="en-US" w:eastAsia="en-US" w:bidi="ar-SA"/>
+              </w:rPr>
+            </w:pPr>
+            <w:r>
+              <w:rPr>
+                <w:rFonts w:eastAsia="Cambria" w:cs=""/>
+                <w:kern w:val="0"/>
+                <w:sz w:val="24"/>
+                <w:szCs w:val="24"/>
+                <w:lang w:val="en-US" w:eastAsia="en-US" w:bidi="ar-SA"/>
+              </w:rPr>
+              <w:t>none</w:t>
+            </w:r>
+          </w:p>
+        </w:tc>
+        <w:tc>
+          <w:tcPr>
+            <w:tcW w:w="2640" w:type="dxa"/>
+            <w:tcBorders/>
+          </w:tcPr>
+          <w:p>
+            <w:pPr>
+              <w:pStyle w:val="Compact"/>
+              <w:widowControl/>
+              <w:spacing w:before="36" w:after="36"/>
+              <w:jc w:val="left"/>
+              <w:rPr>
+                <w:rFonts w:ascii="Cambria" w:hAnsi="Cambria" w:eastAsia="Cambria" w:cs=""/>
+                <w:kern w:val="0"/>
+                <w:sz w:val="24"/>
+                <w:szCs w:val="24"/>
+                <w:lang w:val="en-US" w:eastAsia="en-US" w:bidi="ar-SA"/>
+              </w:rPr>
+            </w:pPr>
+            <w:r>
+              <w:rPr>
+                <w:rFonts w:eastAsia="Cambria" w:cs=""/>
+                <w:kern w:val="0"/>
+                <w:sz w:val="24"/>
+                <w:szCs w:val="24"/>
+                <w:lang w:val="en-US" w:eastAsia="en-US" w:bidi="ar-SA"/>
+              </w:rPr>
+              <w:t>0 cycles: the port boundary is wires</w:t>
+            </w:r>
+          </w:p>
+        </w:tc>
+      </w:tr>
+    </w:tbl>
+    <w:p>
+      <w:pPr>
+        <w:pStyle w:val="BodyText"/>
+        <w:rPr/>
+      </w:pPr>
+      <w:r>
+        <w:rPr>
+          <w:sz w:val="20"/>
+        </w:rPr>
+        <w:t xml:space="preserve">Legal only on a same-clock </w:t>
+      </w:r>
+      <w:r>
+        <w:rPr>
+          <w:rStyle w:val="VerbatimChar"/>
+          <w:sz w:val="20"/>
+        </w:rPr>
+        <w:t>axi4</w:t>
+      </w:r>
+      <w:r>
+        <w:rPr>
+          <w:sz w:val="20"/>
+        </w:rPr>
+        <w:t xml:space="preserve"> / </w:t>
+      </w:r>
+      <w:r>
+        <w:rPr>
+          <w:rStyle w:val="VerbatimChar"/>
+          <w:sz w:val="20"/>
+        </w:rPr>
+        <w:t>axi5</w:t>
+      </w:r>
+      <w:r>
+        <w:rPr>
+          <w:sz w:val="20"/>
+        </w:rPr>
+        <w:t xml:space="preserve"> port; a converted port (AXI-Lite, APB, Wishbone, AXI3) or a </w:t>
+      </w:r>
+      <w:r>
+        <w:rPr>
+          <w:rStyle w:val="VerbatimChar"/>
+          <w:sz w:val="20"/>
+        </w:rPr>
+        <w:t>cdc = true</w:t>
+      </w:r>
+      <w:r>
+        <w:rPr>
+          <w:sz w:val="20"/>
+        </w:rPr>
+        <w:t xml:space="preserve"> port has buffers of its own that the mode does not reach, so the loader rejects it there. The master adapter keeps the resolved depths as module parameters (</w:t>
+      </w:r>
+      <w:r>
+        <w:rPr>
+          <w:rStyle w:val="VerbatimChar"/>
+          <w:sz w:val="20"/>
+        </w:rPr>
+        <w:t>SKID_DEPTH_*</w:t>
+      </w:r>
+      <w:r>
+        <w:rPr>
+          <w:sz w:val="20"/>
+        </w:rPr>
+        <w:t xml:space="preserve">), so a single generated adapter can still be re-timed by overriding them at elaboration. Measured on </w:t>
+      </w:r>
+      <w:r>
+        <w:rPr>
+          <w:rStyle w:val="VerbatimChar"/>
+          <w:sz w:val="20"/>
+        </w:rPr>
+        <w:t>bridge_2x2_rw_lat</w:t>
+      </w:r>
+      <w:r>
+        <w:rPr>
+          <w:sz w:val="20"/>
+        </w:rPr>
+        <w:t xml:space="preserve"> by </w:t>
+      </w:r>
+      <w:r>
+        <w:rPr>
+          <w:rStyle w:val="VerbatimChar"/>
+          <w:sz w:val="20"/>
+        </w:rPr>
+        <w:t>test_bridge_2x2_rw_lat_modes</w:t>
+      </w:r>
+      <w:r>
+        <w:rPr>
+          <w:sz w:val="20"/>
+        </w:rPr>
+        <w:t>.</w:t>
+      </w:r>
+    </w:p>
+    <w:p>
+      <w:pPr>
+        <w:pStyle w:val="BodyText"/>
+        <w:rPr/>
+      </w:pPr>
+      <w:r>
+        <w:rPr>
+          <w:sz w:val="20"/>
+        </w:rPr>
+        <w:t>Example:</w:t>
+      </w:r>
+    </w:p>
+    <w:p>
+      <w:pPr>
+        <w:pStyle w:val="SourceCode"/>
+        <w:rPr/>
+      </w:pPr>
+      <w:r>
+        <w:rPr>
+          <w:rStyle w:val="KeywordTok"/>
+        </w:rPr>
+        <w:t>[[bridge.masters]]</w:t>
+      </w:r>
+      <w:r>
+        <w:rPr/>
+        <w:br/>
+      </w:r>
+      <w:r>
+        <w:rPr>
+          <w:rStyle w:val="DataTypeTok"/>
+        </w:rPr>
+        <w:t>name</w:t>
+      </w:r>
+      <w:r>
+        <w:rPr>
+          <w:rStyle w:val="NormalTok"/>
+        </w:rPr>
+        <w:t xml:space="preserve"> </w:t>
+      </w:r>
+      <w:r>
+        <w:rPr>
+          <w:rStyle w:val="OperatorTok"/>
+        </w:rPr>
+        <w:t>=</w:t>
+      </w:r>
+      <w:r>
+        <w:rPr>
+          <w:rStyle w:val="NormalTok"/>
+        </w:rPr>
+        <w:t xml:space="preserve"> </w:t>
+      </w:r>
+      <w:r>
+        <w:rPr>
+          <w:rStyle w:val="StringTok"/>
+        </w:rPr>
+        <w:t>"dma"</w:t>
+      </w:r>
+      <w:r>
+        <w:rPr/>
+        <w:br/>
+      </w:r>
+      <w:r>
+        <w:rPr>
+          <w:rStyle w:val="DataTypeTok"/>
+        </w:rPr>
+        <w:t>prefix</w:t>
+      </w:r>
+      <w:r>
+        <w:rPr>
+          <w:rStyle w:val="NormalTok"/>
+        </w:rPr>
+        <w:t xml:space="preserve"> </w:t>
+      </w:r>
+      <w:r>
+        <w:rPr>
+          <w:rStyle w:val="OperatorTok"/>
+        </w:rPr>
+        <w:t>=</w:t>
+      </w:r>
+      <w:r>
+        <w:rPr>
+          <w:rStyle w:val="NormalTok"/>
+        </w:rPr>
+        <w:t xml:space="preserve"> </w:t>
+      </w:r>
+      <w:r>
+        <w:rPr>
+          <w:rStyle w:val="StringTok"/>
+        </w:rPr>
+        <w:t>"dma_m_axi_"</w:t>
+      </w:r>
+      <w:r>
+        <w:rPr/>
+        <w:br/>
+      </w:r>
+      <w:r>
+        <w:rPr>
+          <w:rStyle w:val="DataTypeTok"/>
+        </w:rPr>
+        <w:t>protocol</w:t>
+      </w:r>
+      <w:r>
+        <w:rPr>
+          <w:rStyle w:val="NormalTok"/>
+        </w:rPr>
+        <w:t xml:space="preserve"> </w:t>
+      </w:r>
+      <w:r>
+        <w:rPr>
+          <w:rStyle w:val="OperatorTok"/>
+        </w:rPr>
+        <w:t>=</w:t>
+      </w:r>
+      <w:r>
+        <w:rPr>
+          <w:rStyle w:val="NormalTok"/>
+        </w:rPr>
+        <w:t xml:space="preserve"> </w:t>
+      </w:r>
+      <w:r>
+        <w:rPr>
+          <w:rStyle w:val="StringTok"/>
+        </w:rPr>
+        <w:t>"axi4"</w:t>
+      </w:r>
+      <w:r>
+        <w:rPr/>
+        <w:br/>
+      </w:r>
+      <w:r>
+        <w:rPr>
+          <w:rStyle w:val="DataTypeTok"/>
+        </w:rPr>
+        <w:t>channels</w:t>
+      </w:r>
+      <w:r>
+        <w:rPr>
+          <w:rStyle w:val="NormalTok"/>
+        </w:rPr>
+        <w:t xml:space="preserve"> </w:t>
+      </w:r>
+      <w:r>
+        <w:rPr>
+          <w:rStyle w:val="OperatorTok"/>
+        </w:rPr>
+        <w:t>=</w:t>
+      </w:r>
+      <w:r>
+        <w:rPr>
+          <w:rStyle w:val="NormalTok"/>
+        </w:rPr>
+        <w:t xml:space="preserve"> </w:t>
+      </w:r>
+      <w:r>
+        <w:rPr>
+          <w:rStyle w:val="StringTok"/>
+        </w:rPr>
+        <w:t>"rw"</w:t>
+      </w:r>
+      <w:r>
+        <w:rPr/>
+        <w:br/>
+      </w:r>
+      <w:r>
+        <w:rPr>
+          <w:rStyle w:val="DataTypeTok"/>
+        </w:rPr>
+        <w:t>id_width</w:t>
+      </w:r>
+      <w:r>
+        <w:rPr>
+          <w:rStyle w:val="NormalTok"/>
+        </w:rPr>
+        <w:t xml:space="preserve"> </w:t>
+      </w:r>
+      <w:r>
+        <w:rPr>
+          <w:rStyle w:val="OperatorTok"/>
+        </w:rPr>
+        <w:t>=</w:t>
+      </w:r>
+      <w:r>
+        <w:rPr>
+          <w:rStyle w:val="NormalTok"/>
+        </w:rPr>
+        <w:t xml:space="preserve"> </w:t>
+      </w:r>
+      <w:r>
+        <w:rPr>
+          <w:rStyle w:val="DecValTok"/>
+        </w:rPr>
+        <w:t>4</w:t>
+      </w:r>
+      <w:r>
+        <w:rPr/>
+        <w:br/>
+      </w:r>
+      <w:r>
+        <w:rPr>
+          <w:rStyle w:val="DataTypeTok"/>
+        </w:rPr>
+        <w:t>addr_width</w:t>
+      </w:r>
+      <w:r>
+        <w:rPr>
+          <w:rStyle w:val="NormalTok"/>
+        </w:rPr>
+        <w:t xml:space="preserve"> </w:t>
+      </w:r>
+      <w:r>
+        <w:rPr>
+          <w:rStyle w:val="OperatorTok"/>
+        </w:rPr>
+        <w:t>=</w:t>
+      </w:r>
+      <w:r>
+        <w:rPr>
+          <w:rStyle w:val="NormalTok"/>
+        </w:rPr>
+        <w:t xml:space="preserve"> </w:t>
+      </w:r>
+      <w:r>
+        <w:rPr>
+          <w:rStyle w:val="DecValTok"/>
+        </w:rPr>
+        <w:t>32</w:t>
+      </w:r>
+      <w:r>
+        <w:rPr/>
+        <w:br/>
+      </w:r>
+      <w:r>
+        <w:rPr>
+          <w:rStyle w:val="DataTypeTok"/>
+        </w:rPr>
+        <w:t>data_width</w:t>
+      </w:r>
+      <w:r>
+        <w:rPr>
+          <w:rStyle w:val="NormalTok"/>
+        </w:rPr>
+        <w:t xml:space="preserve"> </w:t>
+      </w:r>
+      <w:r>
+        <w:rPr>
+          <w:rStyle w:val="OperatorTok"/>
+        </w:rPr>
+        <w:t>=</w:t>
+      </w:r>
+      <w:r>
+        <w:rPr>
+          <w:rStyle w:val="NormalTok"/>
+        </w:rPr>
+        <w:t xml:space="preserve"> </w:t>
+      </w:r>
+      <w:r>
+        <w:rPr>
+          <w:rStyle w:val="DecValTok"/>
+        </w:rPr>
+        <w:t>512</w:t>
+      </w:r>
+      <w:r>
+        <w:rPr/>
+        <w:br/>
+      </w:r>
+      <w:r>
+        <w:rPr>
+          <w:rStyle w:val="DataTypeTok"/>
+        </w:rPr>
+        <w:t>user_width</w:t>
+      </w:r>
+      <w:r>
+        <w:rPr>
+          <w:rStyle w:val="NormalTok"/>
+        </w:rPr>
+        <w:t xml:space="preserve"> </w:t>
+      </w:r>
+      <w:r>
+        <w:rPr>
+          <w:rStyle w:val="OperatorTok"/>
+        </w:rPr>
+        <w:t>=</w:t>
+      </w:r>
+      <w:r>
+        <w:rPr>
+          <w:rStyle w:val="NormalTok"/>
+        </w:rPr>
+        <w:t xml:space="preserve"> </w:t>
+      </w:r>
+      <w:r>
+        <w:rPr>
+          <w:rStyle w:val="DecValTok"/>
+        </w:rPr>
+        <w:t>1</w:t>
+      </w:r>
+      <w:r>
+        <w:rPr/>
+        <w:br/>
+      </w:r>
+      <w:r>
+        <w:rPr>
+          <w:rStyle w:val="DataTypeTok"/>
+        </w:rPr>
+        <w:t>interface</w:t>
+      </w:r>
+      <w:r>
+        <w:rPr>
+          <w:rStyle w:val="NormalTok"/>
+        </w:rPr>
+        <w:t xml:space="preserve"> </w:t>
+      </w:r>
+      <w:r>
+        <w:rPr>
+          <w:rStyle w:val="OperatorTok"/>
+        </w:rPr>
+        <w:t>=</w:t>
+      </w:r>
+      <w:r>
+        <w:rPr>
+          <w:rStyle w:val="NormalTok"/>
+        </w:rPr>
+        <w:t xml:space="preserve"> </w:t>
+      </w:r>
+      <w:r>
+        <w:rPr>
+          <w:rStyle w:val="OperatorTok"/>
+        </w:rPr>
+        <w:t>{</w:t>
+      </w:r>
+      <w:r>
+        <w:rPr>
+          <w:rStyle w:val="DataTypeTok"/>
+        </w:rPr>
+        <w:t>type</w:t>
+      </w:r>
+      <w:r>
+        <w:rPr>
+          <w:rStyle w:val="OperatorTok"/>
+        </w:rPr>
+        <w:t xml:space="preserve"> =</w:t>
+      </w:r>
+      <w:r>
+        <w:rPr>
+          <w:rStyle w:val="NormalTok"/>
+        </w:rPr>
+        <w:t xml:space="preserve"> </w:t>
+      </w:r>
+      <w:r>
+        <w:rPr>
+          <w:rStyle w:val="StringTok"/>
+        </w:rPr>
+        <w:t>"axi4_master"</w:t>
+      </w:r>
+      <w:r>
+        <w:rPr>
+          <w:rStyle w:val="OperatorTok"/>
+        </w:rPr>
+        <w:t xml:space="preserve">, </w:t>
+      </w:r>
+      <w:r>
+        <w:rPr>
+          <w:rStyle w:val="DataTypeTok"/>
+        </w:rPr>
+        <w:t>skid_depths</w:t>
+      </w:r>
+      <w:r>
+        <w:rPr>
+          <w:rStyle w:val="OperatorTok"/>
+        </w:rPr>
+        <w:t xml:space="preserve"> =</w:t>
+      </w:r>
+      <w:r>
+        <w:rPr>
+          <w:rStyle w:val="NormalTok"/>
+        </w:rPr>
+        <w:t xml:space="preserve"> </w:t>
+      </w:r>
+      <w:r>
+        <w:rPr>
+          <w:rStyle w:val="OperatorTok"/>
+        </w:rPr>
+        <w:t>{</w:t>
+      </w:r>
+      <w:r>
+        <w:rPr>
+          <w:rStyle w:val="DataTypeTok"/>
+        </w:rPr>
+        <w:t>ar</w:t>
+      </w:r>
+      <w:r>
+        <w:rPr>
+          <w:rStyle w:val="OperatorTok"/>
+        </w:rPr>
+        <w:t xml:space="preserve"> =</w:t>
+      </w:r>
+      <w:r>
+        <w:rPr>
+          <w:rStyle w:val="NormalTok"/>
+        </w:rPr>
+        <w:t xml:space="preserve"> </w:t>
+      </w:r>
+      <w:r>
+        <w:rPr>
+          <w:rStyle w:val="DecValTok"/>
+        </w:rPr>
+        <w:t>4</w:t>
+      </w:r>
+      <w:r>
+        <w:rPr>
+          <w:rStyle w:val="OperatorTok"/>
+        </w:rPr>
+        <w:t xml:space="preserve">, </w:t>
+      </w:r>
+      <w:r>
+        <w:rPr>
+          <w:rStyle w:val="DataTypeTok"/>
+        </w:rPr>
+        <w:t>r</w:t>
+      </w:r>
+      <w:r>
+        <w:rPr>
+          <w:rStyle w:val="OperatorTok"/>
+        </w:rPr>
+        <w:t xml:space="preserve"> =</w:t>
+      </w:r>
+      <w:r>
+        <w:rPr>
+          <w:rStyle w:val="NormalTok"/>
+        </w:rPr>
+        <w:t xml:space="preserve"> </w:t>
+      </w:r>
+      <w:r>
+        <w:rPr>
+          <w:rStyle w:val="DecValTok"/>
+        </w:rPr>
+        <w:t>8</w:t>
+      </w:r>
+      <w:r>
+        <w:rPr>
+          <w:rStyle w:val="OperatorTok"/>
+        </w:rPr>
+        <w:t xml:space="preserve">, </w:t>
+      </w:r>
+      <w:r>
+        <w:rPr>
+          <w:rStyle w:val="DataTypeTok"/>
+        </w:rPr>
+        <w:t>aw</w:t>
+      </w:r>
+      <w:r>
+        <w:rPr>
+          <w:rStyle w:val="OperatorTok"/>
+        </w:rPr>
+        <w:t xml:space="preserve"> =</w:t>
+      </w:r>
+      <w:r>
+        <w:rPr>
+          <w:rStyle w:val="NormalTok"/>
+        </w:rPr>
+        <w:t xml:space="preserve"> </w:t>
+      </w:r>
+      <w:r>
+        <w:rPr>
+          <w:rStyle w:val="DecValTok"/>
+        </w:rPr>
+        <w:t>4</w:t>
+      </w:r>
+      <w:r>
+        <w:rPr>
+          <w:rStyle w:val="OperatorTok"/>
+        </w:rPr>
+        <w:t xml:space="preserve">, </w:t>
+      </w:r>
+      <w:r>
+        <w:rPr>
+          <w:rStyle w:val="DataTypeTok"/>
+        </w:rPr>
+        <w:t>w</w:t>
+      </w:r>
+      <w:r>
+        <w:rPr>
+          <w:rStyle w:val="OperatorTok"/>
+        </w:rPr>
+        <w:t xml:space="preserve"> =</w:t>
+      </w:r>
+      <w:r>
+        <w:rPr>
+          <w:rStyle w:val="NormalTok"/>
+        </w:rPr>
+        <w:t xml:space="preserve"> </w:t>
+      </w:r>
+      <w:r>
+        <w:rPr>
+          <w:rStyle w:val="DecValTok"/>
+        </w:rPr>
+        <w:t>8</w:t>
+      </w:r>
+      <w:r>
+        <w:rPr>
+          <w:rStyle w:val="OperatorTok"/>
+        </w:rPr>
+        <w:t xml:space="preserve">, </w:t>
+      </w:r>
+      <w:r>
+        <w:rPr>
+          <w:rStyle w:val="DataTypeTok"/>
+        </w:rPr>
+        <w:t>b</w:t>
+      </w:r>
+      <w:r>
+        <w:rPr>
+          <w:rStyle w:val="OperatorTok"/>
+        </w:rPr>
+        <w:t xml:space="preserve"> =</w:t>
+      </w:r>
+      <w:r>
+        <w:rPr>
+          <w:rStyle w:val="NormalTok"/>
+        </w:rPr>
+        <w:t xml:space="preserve"> </w:t>
+      </w:r>
+      <w:r>
+        <w:rPr>
+          <w:rStyle w:val="DecValTok"/>
+        </w:rPr>
+        <w:t>4</w:t>
+      </w:r>
+      <w:r>
+        <w:rPr>
+          <w:rStyle w:val="OperatorTok"/>
+        </w:rPr>
+        <w:t>}}</w:t>
+      </w:r>
+      <w:r>
+        <w:br w:type="page"/>
+      </w:r>
+    </w:p>
+    <w:p>
+      <w:pPr>
+        <w:pStyle w:val="Heading2"/>
+        <w:pBdr>
+          <w:bottom w:val="single" w:sz="12" w:space="0" w:color="228B22"/>
+        </w:pBdr>
+        <w:spacing w:before="280" w:after="80"/>
+        <w:rPr/>
+      </w:pPr>
+      <w:bookmarkStart w:id="97" w:name="__RefHeading___Toc9999_164123138"/>
+      <w:bookmarkStart w:id="98" w:name="how-the-wrapper-selection-flows"/>
+      <w:bookmarkEnd w:id="97"/>
+      <w:r>
+        <w:rPr>
+          <w:rStyle w:val="SectionNumber"/>
+          <w:b/>
+          <w:color w:val="228B22"/>
+          <w:sz w:val="28"/>
+        </w:rPr>
+        <w:t>8.4</w:t>
       </w:r>
       <w:r>
         <w:rPr>
@@ -25857,7 +26656,7 @@
         <w:rPr/>
         <w:t xml:space="preserve"> internal face to the crossbar.</w:t>
       </w:r>
-      <w:bookmarkEnd w:id="96"/>
+      <w:bookmarkEnd w:id="98"/>
       <w:r>
         <w:br w:type="page"/>
       </w:r>
@@ -25871,9 +26670,9 @@
         <w:spacing w:before="280" w:after="80"/>
         <w:rPr/>
       </w:pPr>
-      <w:bookmarkStart w:id="97" w:name="__RefHeading___Toc9832_1812932864"/>
-      <w:bookmarkStart w:id="98" w:name="protocol-specific-wrapper-notes"/>
-      <w:bookmarkEnd w:id="97"/>
+      <w:bookmarkStart w:id="99" w:name="__RefHeading___Toc10001_164123138"/>
+      <w:bookmarkStart w:id="100" w:name="protocol-specific-wrapper-notes"/>
+      <w:bookmarkEnd w:id="99"/>
       <w:r>
         <w:rPr>
           <w:rStyle w:val="SectionNumber"/>
@@ -25881,7 +26680,7 @@
           <w:color w:val="228B22"/>
           <w:sz w:val="28"/>
         </w:rPr>
-        <w:t>8.4</w:t>
+        <w:t>8.5</w:t>
       </w:r>
       <w:r>
         <w:rPr>
@@ -26152,8 +26951,8 @@
         <w:pStyle w:val="Normal"/>
         <w:rPr/>
       </w:pPr>
-      <w:bookmarkStart w:id="99" w:name="interface-wrapper-configuration"/>
-      <w:bookmarkStart w:id="100" w:name="protocol-specific-wrapper-notes"/>
+      <w:bookmarkStart w:id="101" w:name="interface-wrapper-configuration"/>
+      <w:bookmarkStart w:id="102" w:name="protocol-specific-wrapper-notes"/>
       <w:r>
         <w:rPr/>
         <mc:AlternateContent>
@@ -26209,8 +27008,8 @@
           </mc:Fallback>
         </mc:AlternateContent>
       </w:r>
-      <w:bookmarkEnd w:id="99"/>
-      <w:bookmarkEnd w:id="100"/>
+      <w:bookmarkEnd w:id="101"/>
+      <w:bookmarkEnd w:id="102"/>
       <w:r>
         <w:br w:type="page"/>
       </w:r>
@@ -26222,9 +27021,9 @@
         <w:spacing w:before="360" w:after="120"/>
         <w:rPr/>
       </w:pPr>
-      <w:bookmarkStart w:id="101" w:name="__RefHeading___Toc9834_1812932864"/>
-      <w:bookmarkStart w:id="102" w:name="monitor-and-cfg-subsystem-keys-1"/>
-      <w:bookmarkEnd w:id="101"/>
+      <w:bookmarkStart w:id="103" w:name="__RefHeading___Toc10003_164123138"/>
+      <w:bookmarkStart w:id="104" w:name="monitor-and-cfg-subsystem-keys-1"/>
+      <w:bookmarkEnd w:id="103"/>
       <w:r>
         <w:rPr>
           <w:rStyle w:val="SectionNumber"/>
@@ -26268,9 +27067,9 @@
         <w:spacing w:before="280" w:after="80"/>
         <w:rPr/>
       </w:pPr>
-      <w:bookmarkStart w:id="103" w:name="__RefHeading___Toc9836_1812932864"/>
-      <w:bookmarkStart w:id="104" w:name="monitor-subsystem"/>
-      <w:bookmarkEnd w:id="103"/>
+      <w:bookmarkStart w:id="105" w:name="__RefHeading___Toc10005_164123138"/>
+      <w:bookmarkStart w:id="106" w:name="monitor-subsystem"/>
+      <w:bookmarkEnd w:id="105"/>
       <w:r>
         <w:rPr>
           <w:rStyle w:val="SectionNumber"/>
@@ -26373,8 +27172,8 @@
         <w:spacing w:before="200" w:after="80"/>
         <w:rPr/>
       </w:pPr>
-      <w:bookmarkStart w:id="105" w:name="__RefHeading___Toc9838_1812932864"/>
-      <w:bookmarkEnd w:id="105"/>
+      <w:bookmarkStart w:id="107" w:name="__RefHeading___Toc10007_164123138"/>
+      <w:bookmarkEnd w:id="107"/>
       <w:r>
         <w:rPr>
           <w:rStyle w:val="SectionNumber"/>
@@ -26399,12 +27198,12 @@
         <w:pStyle w:val="TableCaption"/>
         <w:rPr/>
       </w:pPr>
-      <w:bookmarkStart w:id="106" w:name="_Tab_18_Bridge_level_monitor"/>
+      <w:bookmarkStart w:id="108" w:name="_Tab_19_Bridge_level_monitor"/>
       <w:r>
         <w:rPr/>
         <w:t>Bridge-level monitor keys</w:t>
       </w:r>
-      <w:bookmarkEnd w:id="106"/>
+      <w:bookmarkEnd w:id="108"/>
     </w:p>
     <w:tbl>
       <w:tblPr>
@@ -27074,8 +27873,8 @@
               </w:rPr>
               <w:t>.</w:t>
             </w:r>
-            <w:bookmarkStart w:id="107" w:name="bridge-level-monitor-keys"/>
-            <w:bookmarkEnd w:id="107"/>
+            <w:bookmarkStart w:id="109" w:name="bridge-level-monitor-keys"/>
+            <w:bookmarkEnd w:id="109"/>
           </w:p>
         </w:tc>
       </w:tr>
@@ -27086,8 +27885,8 @@
         <w:spacing w:before="200" w:after="80"/>
         <w:rPr/>
       </w:pPr>
-      <w:bookmarkStart w:id="108" w:name="__RefHeading___Toc9840_1812932864"/>
-      <w:bookmarkEnd w:id="108"/>
+      <w:bookmarkStart w:id="110" w:name="__RefHeading___Toc10009_164123138"/>
+      <w:bookmarkEnd w:id="110"/>
       <w:r>
         <w:rPr>
           <w:rStyle w:val="SectionNumber"/>
@@ -27112,12 +27911,12 @@
         <w:pStyle w:val="TableCaption"/>
         <w:rPr/>
       </w:pPr>
-      <w:bookmarkStart w:id="109" w:name="_Tab_19_Per_port_monitor_key"/>
+      <w:bookmarkStart w:id="111" w:name="_Tab_20_Per_port_monitor_key"/>
       <w:r>
         <w:rPr/>
         <w:t>Per-port monitor keys</w:t>
       </w:r>
-      <w:bookmarkEnd w:id="109"/>
+      <w:bookmarkEnd w:id="111"/>
     </w:p>
     <w:tbl>
       <w:tblPr>
@@ -27827,9 +28626,9 @@
         <w:spacing w:before="200" w:after="80"/>
         <w:rPr/>
       </w:pPr>
-      <w:bookmarkStart w:id="110" w:name="__RefHeading___Toc9842_1812932864"/>
-      <w:bookmarkStart w:id="111" w:name="bridge.mon_group-table-1"/>
-      <w:bookmarkEnd w:id="110"/>
+      <w:bookmarkStart w:id="112" w:name="__RefHeading___Toc10011_164123138"/>
+      <w:bookmarkStart w:id="113" w:name="bridge.mon_group-table-1"/>
+      <w:bookmarkEnd w:id="112"/>
       <w:r>
         <w:rPr>
           <w:rStyle w:val="SectionNumber"/>
@@ -28025,8 +28824,8 @@
         </w:rPr>
         <w:t xml:space="preserve"> top-level outputs, letting an external consumer provide the AXIL group.</w:t>
       </w:r>
-      <w:bookmarkEnd w:id="104"/>
-      <w:bookmarkEnd w:id="111"/>
+      <w:bookmarkEnd w:id="106"/>
+      <w:bookmarkEnd w:id="113"/>
       <w:r>
         <w:br w:type="page"/>
       </w:r>
@@ -28040,9 +28839,9 @@
         <w:spacing w:before="280" w:after="80"/>
         <w:rPr/>
       </w:pPr>
-      <w:bookmarkStart w:id="112" w:name="__RefHeading___Toc9844_1812932864"/>
-      <w:bookmarkStart w:id="113" w:name="cfg-register-block"/>
-      <w:bookmarkEnd w:id="112"/>
+      <w:bookmarkStart w:id="114" w:name="__RefHeading___Toc10013_164123138"/>
+      <w:bookmarkStart w:id="115" w:name="cfg-register-block"/>
+      <w:bookmarkEnd w:id="114"/>
       <w:r>
         <w:rPr>
           <w:rStyle w:val="SectionNumber"/>
@@ -28106,9 +28905,9 @@
         <w:spacing w:before="200" w:after="80"/>
         <w:rPr/>
       </w:pPr>
-      <w:bookmarkStart w:id="114" w:name="__RefHeading___Toc9846_1812932864"/>
-      <w:bookmarkStart w:id="115" w:name="what-changes"/>
-      <w:bookmarkEnd w:id="114"/>
+      <w:bookmarkStart w:id="116" w:name="__RefHeading___Toc10015_164123138"/>
+      <w:bookmarkStart w:id="117" w:name="what-changes"/>
+      <w:bookmarkEnd w:id="116"/>
       <w:r>
         <w:rPr>
           <w:rStyle w:val="SectionNumber"/>
@@ -28265,7 +29064,7 @@
         <w:rPr/>
         <w:t xml:space="preserve"> warning.</w:t>
       </w:r>
-      <w:bookmarkEnd w:id="115"/>
+      <w:bookmarkEnd w:id="117"/>
     </w:p>
     <w:p>
       <w:pPr>
@@ -28273,9 +29072,9 @@
         <w:spacing w:before="200" w:after="80"/>
         <w:rPr/>
       </w:pPr>
-      <w:bookmarkStart w:id="116" w:name="__RefHeading___Toc9848_1812932864"/>
-      <w:bookmarkStart w:id="117" w:name="per-port-cfg-fields"/>
-      <w:bookmarkEnd w:id="116"/>
+      <w:bookmarkStart w:id="118" w:name="__RefHeading___Toc10017_164123138"/>
+      <w:bookmarkStart w:id="119" w:name="per-port-cfg-fields"/>
+      <w:bookmarkEnd w:id="118"/>
       <w:r>
         <w:rPr>
           <w:rStyle w:val="SectionNumber"/>
@@ -28332,12 +29131,12 @@
         <w:pStyle w:val="TableCaption"/>
         <w:rPr/>
       </w:pPr>
-      <w:bookmarkStart w:id="118" w:name="_Tab_20_Per_port_cfg_fields"/>
+      <w:bookmarkStart w:id="120" w:name="_Tab_21_Per_port_cfg_fields"/>
       <w:r>
         <w:rPr/>
         <w:t>Per-port cfg fields</w:t>
       </w:r>
-      <w:bookmarkEnd w:id="118"/>
+      <w:bookmarkEnd w:id="120"/>
     </w:p>
     <w:tbl>
       <w:tblPr>
@@ -28887,9 +29686,9 @@
         <w:pStyle w:val="Normal"/>
         <w:rPr/>
       </w:pPr>
-      <w:bookmarkStart w:id="119" w:name="monitor-and-cfg-subsystem-keys-1"/>
-      <w:bookmarkStart w:id="120" w:name="cfg-register-block"/>
-      <w:bookmarkStart w:id="121" w:name="per-port-cfg-fields"/>
+      <w:bookmarkStart w:id="121" w:name="monitor-and-cfg-subsystem-keys-1"/>
+      <w:bookmarkStart w:id="122" w:name="cfg-register-block"/>
+      <w:bookmarkStart w:id="123" w:name="per-port-cfg-fields"/>
       <w:r>
         <w:rPr/>
         <mc:AlternateContent>
@@ -28945,9 +29744,9 @@
           </mc:Fallback>
         </mc:AlternateContent>
       </w:r>
-      <w:bookmarkEnd w:id="119"/>
-      <w:bookmarkEnd w:id="120"/>
       <w:bookmarkEnd w:id="121"/>
+      <w:bookmarkEnd w:id="122"/>
+      <w:bookmarkEnd w:id="123"/>
       <w:r>
         <w:br w:type="page"/>
       </w:r>
@@ -28959,9 +29758,9 @@
         <w:spacing w:before="360" w:after="120"/>
         <w:rPr/>
       </w:pPr>
-      <w:bookmarkStart w:id="122" w:name="__RefHeading___Toc9850_1812932864"/>
-      <w:bookmarkStart w:id="123" w:name="validation-rules"/>
-      <w:bookmarkEnd w:id="122"/>
+      <w:bookmarkStart w:id="124" w:name="__RefHeading___Toc10019_164123138"/>
+      <w:bookmarkStart w:id="125" w:name="validation-rules"/>
+      <w:bookmarkEnd w:id="124"/>
       <w:r>
         <w:rPr>
           <w:rStyle w:val="SectionNumber"/>
@@ -29044,9 +29843,9 @@
         <w:spacing w:before="280" w:after="80"/>
         <w:rPr/>
       </w:pPr>
-      <w:bookmarkStart w:id="124" w:name="__RefHeading___Toc9852_1812932864"/>
-      <w:bookmarkStart w:id="125" w:name="Xea64be3efc9962b6440e10f92efcd348d1e0c00"/>
-      <w:bookmarkEnd w:id="124"/>
+      <w:bookmarkStart w:id="126" w:name="__RefHeading___Toc10021_164123138"/>
+      <w:bookmarkStart w:id="127" w:name="Xea64be3efc9962b6440e10f92efcd348d1e0c00"/>
+      <w:bookmarkEnd w:id="126"/>
       <w:r>
         <w:rPr>
           <w:rStyle w:val="SectionNumber"/>
@@ -29344,7 +30143,7 @@
         <w:rPr/>
         <w:t xml:space="preserve"> must be 4 KiB-aligned / a multiple of 4 KiB.</w:t>
       </w:r>
-      <w:bookmarkEnd w:id="125"/>
+      <w:bookmarkEnd w:id="127"/>
       <w:r>
         <w:br w:type="page"/>
       </w:r>
@@ -29358,9 +30157,9 @@
         <w:spacing w:before="280" w:after="80"/>
         <w:rPr/>
       </w:pPr>
-      <w:bookmarkStart w:id="126" w:name="__RefHeading___Toc9854_1812932864"/>
-      <w:bookmarkStart w:id="127" w:name="channel-and-protocol-validation"/>
-      <w:bookmarkEnd w:id="126"/>
+      <w:bookmarkStart w:id="128" w:name="__RefHeading___Toc10023_164123138"/>
+      <w:bookmarkStart w:id="129" w:name="channel-and-protocol-validation"/>
+      <w:bookmarkEnd w:id="128"/>
       <w:r>
         <w:rPr>
           <w:rStyle w:val="SectionNumber"/>
@@ -29583,7 +30382,7 @@
         <w:rPr/>
         <w:t>).</w:t>
       </w:r>
-      <w:bookmarkEnd w:id="127"/>
+      <w:bookmarkEnd w:id="129"/>
       <w:r>
         <w:br w:type="page"/>
       </w:r>
@@ -29597,9 +30396,9 @@
         <w:spacing w:before="280" w:after="80"/>
         <w:rPr/>
       </w:pPr>
-      <w:bookmarkStart w:id="128" w:name="__RefHeading___Toc9856_1812932864"/>
-      <w:bookmarkStart w:id="129" w:name="protocol-specific-constraints"/>
-      <w:bookmarkEnd w:id="128"/>
+      <w:bookmarkStart w:id="130" w:name="__RefHeading___Toc10025_164123138"/>
+      <w:bookmarkStart w:id="131" w:name="protocol-specific-constraints"/>
+      <w:bookmarkEnd w:id="130"/>
       <w:r>
         <w:rPr>
           <w:rStyle w:val="SectionNumber"/>
@@ -29625,9 +30424,9 @@
         <w:spacing w:before="200" w:after="80"/>
         <w:rPr/>
       </w:pPr>
-      <w:bookmarkStart w:id="130" w:name="__RefHeading___Toc9858_1812932864"/>
-      <w:bookmarkStart w:id="131" w:name="apb-apb5-validate_apb_constraints"/>
-      <w:bookmarkEnd w:id="130"/>
+      <w:bookmarkStart w:id="132" w:name="__RefHeading___Toc10027_164123138"/>
+      <w:bookmarkStart w:id="133" w:name="apb-apb5-validate_apb_constraints"/>
+      <w:bookmarkEnd w:id="132"/>
       <w:r>
         <w:rPr>
           <w:rStyle w:val="SectionNumber"/>
@@ -29733,7 +30532,7 @@
         <w:rPr/>
         <w:t xml:space="preserve"> must be 0.</w:t>
       </w:r>
-      <w:bookmarkEnd w:id="131"/>
+      <w:bookmarkEnd w:id="133"/>
     </w:p>
     <w:p>
       <w:pPr>
@@ -29741,9 +30540,9 @@
         <w:spacing w:before="200" w:after="80"/>
         <w:rPr/>
       </w:pPr>
-      <w:bookmarkStart w:id="132" w:name="__RefHeading___Toc9860_1812932864"/>
-      <w:bookmarkStart w:id="133" w:name="wishbone-b4-validate_wb4_constraints"/>
-      <w:bookmarkEnd w:id="132"/>
+      <w:bookmarkStart w:id="134" w:name="__RefHeading___Toc10029_164123138"/>
+      <w:bookmarkStart w:id="135" w:name="wishbone-b4-validate_wb4_constraints"/>
+      <w:bookmarkEnd w:id="134"/>
       <w:r>
         <w:rPr>
           <w:rStyle w:val="SectionNumber"/>
@@ -29849,7 +30648,7 @@
         <w:rPr/>
         <w:t xml:space="preserve"> must be 0.</w:t>
       </w:r>
-      <w:bookmarkEnd w:id="133"/>
+      <w:bookmarkEnd w:id="135"/>
     </w:p>
     <w:p>
       <w:pPr>
@@ -29857,9 +30656,9 @@
         <w:spacing w:before="200" w:after="80"/>
         <w:rPr/>
       </w:pPr>
-      <w:bookmarkStart w:id="134" w:name="__RefHeading___Toc9862_1812932864"/>
-      <w:bookmarkStart w:id="135" w:name="axi3-validate_axi3"/>
-      <w:bookmarkEnd w:id="134"/>
+      <w:bookmarkStart w:id="136" w:name="__RefHeading___Toc10031_164123138"/>
+      <w:bookmarkStart w:id="137" w:name="axi3-validate_axi3"/>
+      <w:bookmarkEnd w:id="136"/>
       <w:r>
         <w:rPr>
           <w:rStyle w:val="SectionNumber"/>
@@ -29949,12 +30748,12 @@
         </w:numPr>
         <w:rPr/>
       </w:pPr>
-      <w:bookmarkStart w:id="136" w:name="axi3-validate_axi3"/>
+      <w:bookmarkStart w:id="138" w:name="axi3-validate_axi3"/>
       <w:r>
         <w:rPr/>
         <w:t>CDC is not supported.</w:t>
       </w:r>
-      <w:bookmarkEnd w:id="136"/>
+      <w:bookmarkEnd w:id="138"/>
     </w:p>
     <w:p>
       <w:pPr>
@@ -29962,9 +30761,9 @@
         <w:spacing w:before="200" w:after="80"/>
         <w:rPr/>
       </w:pPr>
-      <w:bookmarkStart w:id="137" w:name="__RefHeading___Toc9864_1812932864"/>
-      <w:bookmarkStart w:id="138" w:name="axi5-validate_axi5"/>
-      <w:bookmarkEnd w:id="137"/>
+      <w:bookmarkStart w:id="139" w:name="__RefHeading___Toc10033_164123138"/>
+      <w:bookmarkStart w:id="140" w:name="axi5-validate_axi5"/>
+      <w:bookmarkEnd w:id="139"/>
       <w:r>
         <w:rPr>
           <w:rStyle w:val="SectionNumber"/>
@@ -30362,8 +31161,8 @@
         <w:rPr/>
         <w:t>).</w:t>
       </w:r>
-      <w:bookmarkEnd w:id="129"/>
-      <w:bookmarkEnd w:id="138"/>
+      <w:bookmarkEnd w:id="131"/>
+      <w:bookmarkEnd w:id="140"/>
       <w:r>
         <w:br w:type="page"/>
       </w:r>
@@ -30377,9 +31176,9 @@
         <w:spacing w:before="280" w:after="80"/>
         <w:rPr/>
       </w:pPr>
-      <w:bookmarkStart w:id="139" w:name="__RefHeading___Toc9866_1812932864"/>
-      <w:bookmarkStart w:id="140" w:name="X674481331dd095e7a4d8b3b37084e6cc5f24ce1"/>
-      <w:bookmarkEnd w:id="139"/>
+      <w:bookmarkStart w:id="141" w:name="__RefHeading___Toc10035_164123138"/>
+      <w:bookmarkStart w:id="142" w:name="X674481331dd095e7a4d8b3b37084e6cc5f24ce1"/>
+      <w:bookmarkEnd w:id="141"/>
       <w:r>
         <w:rPr>
           <w:rStyle w:val="SectionNumber"/>
@@ -30493,12 +31292,12 @@
         </w:numPr>
         <w:rPr/>
       </w:pPr>
-      <w:bookmarkStart w:id="141" w:name="X674481331dd095e7a4d8b3b37084e6cc5f24ce1"/>
+      <w:bookmarkStart w:id="143" w:name="X674481331dd095e7a4d8b3b37084e6cc5f24ce1"/>
       <w:r>
         <w:rPr/>
         <w:t>Compatibility is checked only for connected pairs (per the CSV connectivity matrix).</w:t>
       </w:r>
-      <w:bookmarkEnd w:id="141"/>
+      <w:bookmarkEnd w:id="143"/>
       <w:r>
         <w:br w:type="page"/>
       </w:r>
@@ -30512,9 +31311,9 @@
         <w:spacing w:before="280" w:after="80"/>
         <w:rPr/>
       </w:pPr>
-      <w:bookmarkStart w:id="142" w:name="__RefHeading___Toc9868_1812932864"/>
-      <w:bookmarkStart w:id="143" w:name="X9b37cb0f4ccdaa210b67588d3166c72d96694af"/>
-      <w:bookmarkEnd w:id="142"/>
+      <w:bookmarkStart w:id="144" w:name="__RefHeading___Toc10037_164123138"/>
+      <w:bookmarkStart w:id="145" w:name="X9b37cb0f4ccdaa210b67588d3166c72d96694af"/>
+      <w:bookmarkEnd w:id="144"/>
       <w:r>
         <w:rPr>
           <w:rStyle w:val="SectionNumber"/>
@@ -30588,7 +31387,7 @@
         <w:rPr/>
         <w:t>) is excluded from overlap checks.</w:t>
       </w:r>
-      <w:bookmarkEnd w:id="143"/>
+      <w:bookmarkEnd w:id="145"/>
       <w:r>
         <w:br w:type="page"/>
       </w:r>
@@ -30602,9 +31401,9 @@
         <w:spacing w:before="280" w:after="80"/>
         <w:rPr/>
       </w:pPr>
-      <w:bookmarkStart w:id="144" w:name="__RefHeading___Toc9870_1812932864"/>
-      <w:bookmarkStart w:id="145" w:name="slave-id-width-validate_slave_id_widths"/>
-      <w:bookmarkEnd w:id="144"/>
+      <w:bookmarkStart w:id="146" w:name="__RefHeading___Toc10039_164123138"/>
+      <w:bookmarkStart w:id="147" w:name="slave-id-width-validate_slave_id_widths"/>
+      <w:bookmarkEnd w:id="146"/>
       <w:r>
         <w:rPr>
           <w:rStyle w:val="SectionNumber"/>
@@ -30702,7 +31501,7 @@
         </w:rPr>
         <w:t xml:space="preserve"> clog2(num_masters)</w:t>
       </w:r>
-      <w:bookmarkEnd w:id="145"/>
+      <w:bookmarkEnd w:id="147"/>
       <w:r>
         <w:br w:type="page"/>
       </w:r>
@@ -30716,9 +31515,9 @@
         <w:spacing w:before="280" w:after="80"/>
         <w:rPr/>
       </w:pPr>
-      <w:bookmarkStart w:id="146" w:name="__RefHeading___Toc9872_1812932864"/>
-      <w:bookmarkStart w:id="147" w:name="cdc-constraints-validate_cdc_constraints"/>
-      <w:bookmarkEnd w:id="146"/>
+      <w:bookmarkStart w:id="148" w:name="__RefHeading___Toc10041_164123138"/>
+      <w:bookmarkStart w:id="149" w:name="cdc-constraints-validate_cdc_constraints"/>
+      <w:bookmarkEnd w:id="148"/>
       <w:r>
         <w:rPr>
           <w:rStyle w:val="SectionNumber"/>
@@ -30784,12 +31583,12 @@
         </w:numPr>
         <w:rPr/>
       </w:pPr>
-      <w:bookmarkStart w:id="148" w:name="cdc-constraints-validate_cdc_constraints"/>
+      <w:bookmarkStart w:id="150" w:name="cdc-constraints-validate_cdc_constraints"/>
       <w:r>
         <w:rPr/>
         <w:t>Internal slaves cannot be CDC ports.</w:t>
       </w:r>
-      <w:bookmarkEnd w:id="148"/>
+      <w:bookmarkEnd w:id="150"/>
       <w:r>
         <w:br w:type="page"/>
       </w:r>
@@ -30803,9 +31602,9 @@
         <w:spacing w:before="280" w:after="80"/>
         <w:rPr/>
       </w:pPr>
-      <w:bookmarkStart w:id="149" w:name="__RefHeading___Toc9874_1812932864"/>
-      <w:bookmarkStart w:id="150" w:name="X6b06fff15fa10e466961e92cacb3b8404184a38"/>
-      <w:bookmarkEnd w:id="149"/>
+      <w:bookmarkStart w:id="151" w:name="__RefHeading___Toc10043_164123138"/>
+      <w:bookmarkStart w:id="152" w:name="X6b06fff15fa10e466961e92cacb3b8404184a38"/>
+      <w:bookmarkEnd w:id="151"/>
       <w:r>
         <w:rPr>
           <w:rStyle w:val="SectionNumber"/>
@@ -30883,8 +31682,8 @@
         <w:pStyle w:val="Normal"/>
         <w:rPr/>
       </w:pPr>
-      <w:bookmarkStart w:id="151" w:name="validation-rules"/>
-      <w:bookmarkStart w:id="152" w:name="X6b06fff15fa10e466961e92cacb3b8404184a38"/>
+      <w:bookmarkStart w:id="153" w:name="validation-rules"/>
+      <w:bookmarkStart w:id="154" w:name="X6b06fff15fa10e466961e92cacb3b8404184a38"/>
       <w:r>
         <w:rPr/>
         <mc:AlternateContent>
@@ -30940,8 +31739,8 @@
           </mc:Fallback>
         </mc:AlternateContent>
       </w:r>
-      <w:bookmarkEnd w:id="151"/>
-      <w:bookmarkEnd w:id="152"/>
+      <w:bookmarkEnd w:id="153"/>
+      <w:bookmarkEnd w:id="154"/>
       <w:r>
         <w:br w:type="page"/>
       </w:r>
@@ -30953,9 +31752,9 @@
         <w:spacing w:before="360" w:after="120"/>
         <w:rPr/>
       </w:pPr>
-      <w:bookmarkStart w:id="153" w:name="__RefHeading___Toc9876_1812932864"/>
-      <w:bookmarkStart w:id="154" w:name="pipeline-overview"/>
-      <w:bookmarkEnd w:id="153"/>
+      <w:bookmarkStart w:id="155" w:name="__RefHeading___Toc10045_164123138"/>
+      <w:bookmarkStart w:id="156" w:name="pipeline-overview"/>
+      <w:bookmarkEnd w:id="155"/>
       <w:r>
         <w:rPr>
           <w:rStyle w:val="SectionNumber"/>
@@ -31192,9 +31991,9 @@
         <w:spacing w:before="280" w:after="80"/>
         <w:rPr/>
       </w:pPr>
-      <w:bookmarkStart w:id="155" w:name="__RefHeading___Toc9878_1812932864"/>
-      <w:bookmarkStart w:id="156" w:name="pipeline-diagram"/>
-      <w:bookmarkEnd w:id="155"/>
+      <w:bookmarkStart w:id="157" w:name="__RefHeading___Toc10047_164123138"/>
+      <w:bookmarkStart w:id="158" w:name="pipeline-diagram"/>
+      <w:bookmarkEnd w:id="157"/>
       <w:r>
         <w:rPr>
           <w:rStyle w:val="SectionNumber"/>
@@ -31220,10 +32019,10 @@
         <w:spacing w:before="200" w:after="80"/>
         <w:rPr/>
       </w:pPr>
-      <w:bookmarkStart w:id="157" w:name="__RefHeading___Toc9880_1812932864"/>
-      <w:bookmarkStart w:id="158" w:name="figure-3.1-bridge-generator-pipeline"/>
-      <w:bookmarkStart w:id="159" w:name="_Fig_1_Bridge_Generator_Pip"/>
-      <w:bookmarkEnd w:id="157"/>
+      <w:bookmarkStart w:id="159" w:name="__RefHeading___Toc10049_164123138"/>
+      <w:bookmarkStart w:id="160" w:name="figure-3.1-bridge-generator-pipeline"/>
+      <w:bookmarkStart w:id="161" w:name="_Fig_1_Bridge_Generator_Pip"/>
+      <w:bookmarkEnd w:id="159"/>
       <w:r>
         <w:rPr>
           <w:rStyle w:val="SectionNumber"/>
@@ -31242,7 +32041,7 @@
         <w:tab/>
         <w:t>Figure 3.1: Bridge Generator Pipeline</w:t>
       </w:r>
-      <w:bookmarkEnd w:id="159"/>
+      <w:bookmarkEnd w:id="161"/>
     </w:p>
     <w:p>
       <w:pPr>
@@ -31350,8 +32149,8 @@
         </w:rPr>
         <w:t xml:space="preserve"> variant. Nothing in the generator arbitrates, so the figure has no trapezium.</w:t>
       </w:r>
-      <w:bookmarkEnd w:id="156"/>
       <w:bookmarkEnd w:id="158"/>
+      <w:bookmarkEnd w:id="160"/>
       <w:r>
         <w:br w:type="page"/>
       </w:r>
@@ -31365,9 +32164,9 @@
         <w:spacing w:before="280" w:after="80"/>
         <w:rPr/>
       </w:pPr>
-      <w:bookmarkStart w:id="160" w:name="__RefHeading___Toc9882_1812932864"/>
-      <w:bookmarkStart w:id="161" w:name="key-files-by-stage"/>
-      <w:bookmarkEnd w:id="160"/>
+      <w:bookmarkStart w:id="162" w:name="__RefHeading___Toc10051_164123138"/>
+      <w:bookmarkStart w:id="163" w:name="key-files-by-stage"/>
+      <w:bookmarkEnd w:id="162"/>
       <w:r>
         <w:rPr>
           <w:rStyle w:val="SectionNumber"/>
@@ -31392,12 +32191,12 @@
         <w:pStyle w:val="TableCaption"/>
         <w:rPr/>
       </w:pPr>
-      <w:bookmarkStart w:id="162" w:name="_Tab_21_Key_files_by_stage"/>
+      <w:bookmarkStart w:id="164" w:name="_Tab_22_Key_files_by_stage"/>
       <w:r>
         <w:rPr/>
         <w:t>Key files by stage</w:t>
       </w:r>
-      <w:bookmarkEnd w:id="162"/>
+      <w:bookmarkEnd w:id="164"/>
     </w:p>
     <w:tbl>
       <w:tblPr>
@@ -32808,8 +33607,8 @@
         <w:pStyle w:val="Normal"/>
         <w:rPr/>
       </w:pPr>
-      <w:bookmarkStart w:id="163" w:name="pipeline-overview"/>
-      <w:bookmarkStart w:id="164" w:name="key-files-by-stage"/>
+      <w:bookmarkStart w:id="165" w:name="pipeline-overview"/>
+      <w:bookmarkStart w:id="166" w:name="key-files-by-stage"/>
       <w:r>
         <w:rPr/>
         <mc:AlternateContent>
@@ -32865,8 +33664,8 @@
           </mc:Fallback>
         </mc:AlternateContent>
       </w:r>
-      <w:bookmarkEnd w:id="163"/>
-      <w:bookmarkEnd w:id="164"/>
+      <w:bookmarkEnd w:id="165"/>
+      <w:bookmarkEnd w:id="166"/>
       <w:r>
         <w:br w:type="page"/>
       </w:r>
@@ -32878,9 +33677,9 @@
         <w:spacing w:before="360" w:after="120"/>
         <w:rPr/>
       </w:pPr>
-      <w:bookmarkStart w:id="165" w:name="__RefHeading___Toc9884_1812932864"/>
-      <w:bookmarkStart w:id="166" w:name="configuration-loading"/>
-      <w:bookmarkEnd w:id="165"/>
+      <w:bookmarkStart w:id="167" w:name="__RefHeading___Toc10053_164123138"/>
+      <w:bookmarkStart w:id="168" w:name="configuration-loading"/>
+      <w:bookmarkEnd w:id="167"/>
       <w:r>
         <w:rPr>
           <w:rStyle w:val="SectionNumber"/>
@@ -32950,9 +33749,9 @@
         <w:spacing w:before="280" w:after="80"/>
         <w:rPr/>
       </w:pPr>
-      <w:bookmarkStart w:id="167" w:name="__RefHeading___Toc9886_1812932864"/>
-      <w:bookmarkStart w:id="168" w:name="toml-parsing"/>
-      <w:bookmarkEnd w:id="167"/>
+      <w:bookmarkStart w:id="169" w:name="__RefHeading___Toc10055_164123138"/>
+      <w:bookmarkStart w:id="170" w:name="toml-parsing"/>
+      <w:bookmarkEnd w:id="169"/>
       <w:r>
         <w:rPr>
           <w:rStyle w:val="SectionNumber"/>
@@ -33162,7 +33961,7 @@
         </w:rPr>
         <w:t>.</w:t>
       </w:r>
-      <w:bookmarkEnd w:id="168"/>
+      <w:bookmarkEnd w:id="170"/>
       <w:r>
         <w:br w:type="page"/>
       </w:r>
@@ -33176,9 +33975,9 @@
         <w:spacing w:before="280" w:after="80"/>
         <w:rPr/>
       </w:pPr>
-      <w:bookmarkStart w:id="169" w:name="__RefHeading___Toc9888_1812932864"/>
-      <w:bookmarkStart w:id="170" w:name="connectivity-csv"/>
-      <w:bookmarkEnd w:id="169"/>
+      <w:bookmarkStart w:id="171" w:name="__RefHeading___Toc10057_164123138"/>
+      <w:bookmarkStart w:id="172" w:name="connectivity-csv"/>
+      <w:bookmarkEnd w:id="171"/>
       <w:r>
         <w:rPr>
           <w:rStyle w:val="SectionNumber"/>
@@ -33343,7 +34142,7 @@
         </w:rPr>
         <w:t>.</w:t>
       </w:r>
-      <w:bookmarkEnd w:id="170"/>
+      <w:bookmarkEnd w:id="172"/>
       <w:r>
         <w:br w:type="page"/>
       </w:r>
@@ -33357,9 +34156,9 @@
         <w:spacing w:before="280" w:after="80"/>
         <w:rPr/>
       </w:pPr>
-      <w:bookmarkStart w:id="171" w:name="__RefHeading___Toc9890_1812932864"/>
-      <w:bookmarkStart w:id="172" w:name="bridgeconfig-construction"/>
-      <w:bookmarkEnd w:id="171"/>
+      <w:bookmarkStart w:id="173" w:name="__RefHeading___Toc10059_164123138"/>
+      <w:bookmarkStart w:id="174" w:name="bridgeconfig-construction"/>
+      <w:bookmarkEnd w:id="173"/>
       <w:r>
         <w:rPr>
           <w:rStyle w:val="SectionNumber"/>
@@ -33628,7 +34427,7 @@
         </w:rPr>
         <w:t xml:space="preserve"> appends it internally during emission.</w:t>
       </w:r>
-      <w:bookmarkEnd w:id="172"/>
+      <w:bookmarkEnd w:id="174"/>
       <w:r>
         <w:br w:type="page"/>
       </w:r>
@@ -33642,9 +34441,9 @@
         <w:spacing w:before="280" w:after="80"/>
         <w:rPr/>
       </w:pPr>
-      <w:bookmarkStart w:id="173" w:name="__RefHeading___Toc9892_1812932864"/>
-      <w:bookmarkStart w:id="174" w:name="normalization"/>
-      <w:bookmarkEnd w:id="173"/>
+      <w:bookmarkStart w:id="175" w:name="__RefHeading___Toc10061_164123138"/>
+      <w:bookmarkStart w:id="176" w:name="normalization"/>
+      <w:bookmarkEnd w:id="175"/>
       <w:r>
         <w:rPr>
           <w:rStyle w:val="SectionNumber"/>
@@ -33818,8 +34617,8 @@
         <w:pStyle w:val="Normal"/>
         <w:rPr/>
       </w:pPr>
-      <w:bookmarkStart w:id="175" w:name="configuration-loading"/>
-      <w:bookmarkStart w:id="176" w:name="normalization"/>
+      <w:bookmarkStart w:id="177" w:name="configuration-loading"/>
+      <w:bookmarkStart w:id="178" w:name="normalization"/>
       <w:r>
         <w:rPr/>
         <mc:AlternateContent>
@@ -33875,8 +34674,8 @@
           </mc:Fallback>
         </mc:AlternateContent>
       </w:r>
-      <w:bookmarkEnd w:id="175"/>
-      <w:bookmarkEnd w:id="176"/>
+      <w:bookmarkEnd w:id="177"/>
+      <w:bookmarkEnd w:id="178"/>
       <w:r>
         <w:br w:type="page"/>
       </w:r>
@@ -33888,9 +34687,9 @@
         <w:spacing w:before="360" w:after="120"/>
         <w:rPr/>
       </w:pPr>
-      <w:bookmarkStart w:id="177" w:name="__RefHeading___Toc9894_1812932864"/>
-      <w:bookmarkStart w:id="178" w:name="validation"/>
-      <w:bookmarkEnd w:id="177"/>
+      <w:bookmarkStart w:id="179" w:name="__RefHeading___Toc10063_164123138"/>
+      <w:bookmarkStart w:id="180" w:name="validation"/>
+      <w:bookmarkEnd w:id="179"/>
       <w:r>
         <w:rPr>
           <w:rStyle w:val="SectionNumber"/>
@@ -33960,9 +34759,9 @@
         <w:spacing w:before="280" w:after="80"/>
         <w:rPr/>
       </w:pPr>
-      <w:bookmarkStart w:id="179" w:name="__RefHeading___Toc9896_1812932864"/>
-      <w:bookmarkStart w:id="180" w:name="validation-order"/>
-      <w:bookmarkEnd w:id="179"/>
+      <w:bookmarkStart w:id="181" w:name="__RefHeading___Toc10065_164123138"/>
+      <w:bookmarkStart w:id="182" w:name="validation-order"/>
+      <w:bookmarkEnd w:id="181"/>
       <w:r>
         <w:rPr>
           <w:rStyle w:val="SectionNumber"/>
@@ -34229,7 +35028,7 @@
         <w:rPr/>
         <w:t xml:space="preserve"> (non-fatal).</w:t>
       </w:r>
-      <w:bookmarkEnd w:id="180"/>
+      <w:bookmarkEnd w:id="182"/>
       <w:r>
         <w:br w:type="page"/>
       </w:r>
@@ -34243,9 +35042,9 @@
         <w:spacing w:before="280" w:after="80"/>
         <w:rPr/>
       </w:pPr>
-      <w:bookmarkStart w:id="181" w:name="__RefHeading___Toc9898_1812932864"/>
-      <w:bookmarkStart w:id="182" w:name="error-behavior"/>
-      <w:bookmarkEnd w:id="181"/>
+      <w:bookmarkStart w:id="183" w:name="__RefHeading___Toc10067_164123138"/>
+      <w:bookmarkStart w:id="184" w:name="error-behavior"/>
+      <w:bookmarkEnd w:id="183"/>
       <w:r>
         <w:rPr>
           <w:rStyle w:val="SectionNumber"/>
@@ -34315,7 +35114,7 @@
         </w:rPr>
         <w:t xml:space="preserve"> so the bulk driver can count the failure.</w:t>
       </w:r>
-      <w:bookmarkEnd w:id="182"/>
+      <w:bookmarkEnd w:id="184"/>
       <w:r>
         <w:br w:type="page"/>
       </w:r>
@@ -34329,8 +35128,8 @@
         <w:spacing w:before="280" w:after="80"/>
         <w:rPr/>
       </w:pPr>
-      <w:bookmarkStart w:id="183" w:name="__RefHeading___Toc9900_1812932864"/>
-      <w:bookmarkEnd w:id="183"/>
+      <w:bookmarkStart w:id="185" w:name="__RefHeading___Toc10069_164123138"/>
+      <w:bookmarkEnd w:id="185"/>
       <w:r>
         <w:rPr>
           <w:rStyle w:val="SectionNumber"/>
@@ -34355,12 +35154,12 @@
         <w:pStyle w:val="TableCaption"/>
         <w:rPr/>
       </w:pPr>
-      <w:bookmarkStart w:id="184" w:name="_Tab_22_Examples_of_validati"/>
+      <w:bookmarkStart w:id="186" w:name="_Tab_23_Examples_of_validati"/>
       <w:r>
         <w:rPr/>
         <w:t>Examples of validation failures</w:t>
       </w:r>
-      <w:bookmarkEnd w:id="184"/>
+      <w:bookmarkEnd w:id="186"/>
     </w:p>
     <w:tbl>
       <w:tblPr>
@@ -35128,8 +35927,8 @@
               </w:rPr>
               <w:t>cannot connect to read-only slave</w:t>
             </w:r>
-            <w:bookmarkStart w:id="185" w:name="examples-of-validation-failures"/>
-            <w:bookmarkEnd w:id="185"/>
+            <w:bookmarkStart w:id="187" w:name="examples-of-validation-failures"/>
+            <w:bookmarkEnd w:id="187"/>
           </w:p>
         </w:tc>
       </w:tr>
@@ -35146,8 +35945,8 @@
       <w:r>
         <w:br w:type="page"/>
       </w:r>
-      <w:bookmarkStart w:id="186" w:name="__RefHeading___Toc9902_1812932864"/>
-      <w:bookmarkEnd w:id="186"/>
+      <w:bookmarkStart w:id="188" w:name="__RefHeading___Toc10071_164123138"/>
+      <w:bookmarkEnd w:id="188"/>
       <w:r>
         <w:rPr>
           <w:rStyle w:val="SectionNumber"/>
@@ -35305,7 +36104,7 @@
         <w:pStyle w:val="Normal"/>
         <w:rPr/>
       </w:pPr>
-      <w:bookmarkStart w:id="187" w:name="validation"/>
+      <w:bookmarkStart w:id="189" w:name="validation"/>
       <w:r>
         <w:rPr/>
         <mc:AlternateContent>
@@ -35361,7 +36160,7 @@
           </mc:Fallback>
         </mc:AlternateContent>
       </w:r>
-      <w:bookmarkEnd w:id="187"/>
+      <w:bookmarkEnd w:id="189"/>
       <w:r>
         <w:br w:type="page"/>
       </w:r>
@@ -35373,9 +36172,9 @@
         <w:spacing w:before="360" w:after="120"/>
         <w:rPr/>
       </w:pPr>
-      <w:bookmarkStart w:id="188" w:name="__RefHeading___Toc9904_1812932864"/>
-      <w:bookmarkStart w:id="189" w:name="adapter-and-crossbar-emission"/>
-      <w:bookmarkEnd w:id="188"/>
+      <w:bookmarkStart w:id="190" w:name="__RefHeading___Toc10073_164123138"/>
+      <w:bookmarkStart w:id="191" w:name="adapter-and-crossbar-emission"/>
+      <w:bookmarkEnd w:id="190"/>
       <w:r>
         <w:rPr>
           <w:rStyle w:val="SectionNumber"/>
@@ -35510,8 +36309,8 @@
         <w:spacing w:before="280" w:after="80"/>
         <w:rPr/>
       </w:pPr>
-      <w:bookmarkStart w:id="190" w:name="__RefHeading___Toc9906_1812932864"/>
-      <w:bookmarkEnd w:id="190"/>
+      <w:bookmarkStart w:id="192" w:name="__RefHeading___Toc10075_164123138"/>
+      <w:bookmarkEnd w:id="192"/>
       <w:r>
         <w:rPr>
           <w:rStyle w:val="SectionNumber"/>
@@ -35568,12 +36367,12 @@
         <w:pStyle w:val="TableCaption"/>
         <w:rPr/>
       </w:pPr>
-      <w:bookmarkStart w:id="191" w:name="_Tab_23_Translation_to_emitt"/>
+      <w:bookmarkStart w:id="193" w:name="_Tab_24_Translation_to_emitt"/>
       <w:r>
         <w:rPr/>
         <w:t>Translation to emitter structs</w:t>
       </w:r>
-      <w:bookmarkEnd w:id="191"/>
+      <w:bookmarkEnd w:id="193"/>
     </w:p>
     <w:tbl>
       <w:tblPr>
@@ -37131,8 +37930,8 @@
               </w:rPr>
               <w:t>bool</w:t>
             </w:r>
-            <w:bookmarkStart w:id="192" w:name="translation-to-emitter-structs"/>
-            <w:bookmarkEnd w:id="192"/>
+            <w:bookmarkStart w:id="194" w:name="translation-to-emitter-structs"/>
+            <w:bookmarkEnd w:id="194"/>
           </w:p>
         </w:tc>
       </w:tr>
@@ -37149,8 +37948,8 @@
       <w:r>
         <w:br w:type="page"/>
       </w:r>
-      <w:bookmarkStart w:id="193" w:name="__RefHeading___Toc9908_1812932864"/>
-      <w:bookmarkEnd w:id="193"/>
+      <w:bookmarkStart w:id="195" w:name="__RefHeading___Toc10077_164123138"/>
+      <w:bookmarkEnd w:id="195"/>
       <w:r>
         <w:rPr>
           <w:rStyle w:val="SectionNumber"/>
@@ -37545,9 +38344,9 @@
         <w:spacing w:before="280" w:after="80"/>
         <w:rPr/>
       </w:pPr>
-      <w:bookmarkStart w:id="194" w:name="__RefHeading___Toc9910_1812932864"/>
-      <w:bookmarkStart w:id="195" w:name="sub-generators"/>
-      <w:bookmarkEnd w:id="194"/>
+      <w:bookmarkStart w:id="196" w:name="__RefHeading___Toc10079_164123138"/>
+      <w:bookmarkStart w:id="197" w:name="sub-generators"/>
+      <w:bookmarkEnd w:id="196"/>
       <w:r>
         <w:rPr>
           <w:rStyle w:val="SectionNumber"/>
@@ -37591,12 +38390,12 @@
         <w:pStyle w:val="TableCaption"/>
         <w:rPr/>
       </w:pPr>
-      <w:bookmarkStart w:id="196" w:name="_Tab_24_Sub_generators"/>
+      <w:bookmarkStart w:id="198" w:name="_Tab_25_Sub_generators"/>
       <w:r>
         <w:rPr/>
         <w:t>Sub-generators</w:t>
       </w:r>
-      <w:bookmarkEnd w:id="196"/>
+      <w:bookmarkEnd w:id="198"/>
     </w:p>
     <w:tbl>
       <w:tblPr>
@@ -38259,7 +39058,7 @@
         </w:rPr>
         <w:t>, not the prefix.</w:t>
       </w:r>
-      <w:bookmarkEnd w:id="195"/>
+      <w:bookmarkEnd w:id="197"/>
       <w:r>
         <w:br w:type="page"/>
       </w:r>
@@ -38273,9 +39072,9 @@
         <w:spacing w:before="280" w:after="80"/>
         <w:rPr/>
       </w:pPr>
-      <w:bookmarkStart w:id="197" w:name="__RefHeading___Toc9912_1812932864"/>
-      <w:bookmarkStart w:id="198" w:name="master-adapter-adaptergenerator"/>
-      <w:bookmarkEnd w:id="197"/>
+      <w:bookmarkStart w:id="199" w:name="__RefHeading___Toc10081_164123138"/>
+      <w:bookmarkStart w:id="200" w:name="master-adapter-adaptergenerator"/>
+      <w:bookmarkEnd w:id="199"/>
       <w:r>
         <w:rPr>
           <w:rStyle w:val="SectionNumber"/>
@@ -38503,7 +39302,7 @@
         <w:rPr/>
         <w:t xml:space="preserve"> sideband.</w:t>
       </w:r>
-      <w:bookmarkEnd w:id="198"/>
+      <w:bookmarkEnd w:id="200"/>
       <w:r>
         <w:br w:type="page"/>
       </w:r>
@@ -38517,9 +39316,9 @@
         <w:spacing w:before="280" w:after="80"/>
         <w:rPr/>
       </w:pPr>
-      <w:bookmarkStart w:id="199" w:name="__RefHeading___Toc9914_1812932864"/>
-      <w:bookmarkStart w:id="200" w:name="slave-adapter-slaveadaptergenerator"/>
-      <w:bookmarkEnd w:id="199"/>
+      <w:bookmarkStart w:id="201" w:name="__RefHeading___Toc10083_164123138"/>
+      <w:bookmarkStart w:id="202" w:name="slave-adapter-slaveadaptergenerator"/>
+      <w:bookmarkEnd w:id="201"/>
       <w:r>
         <w:rPr>
           <w:rStyle w:val="SectionNumber"/>
@@ -38713,7 +39512,7 @@
         <w:rPr/>
         <w:t>.</w:t>
       </w:r>
-      <w:bookmarkEnd w:id="200"/>
+      <w:bookmarkEnd w:id="202"/>
       <w:r>
         <w:br w:type="page"/>
       </w:r>
@@ -38727,9 +39526,9 @@
         <w:spacing w:before="280" w:after="80"/>
         <w:rPr/>
       </w:pPr>
-      <w:bookmarkStart w:id="201" w:name="__RefHeading___Toc9916_1812932864"/>
-      <w:bookmarkStart w:id="202" w:name="crossbar-crossbargenerator"/>
-      <w:bookmarkEnd w:id="201"/>
+      <w:bookmarkStart w:id="203" w:name="__RefHeading___Toc10085_164123138"/>
+      <w:bookmarkStart w:id="204" w:name="crossbar-crossbargenerator"/>
+      <w:bookmarkEnd w:id="203"/>
       <w:r>
         <w:rPr>
           <w:rStyle w:val="SectionNumber"/>
@@ -38893,8 +39692,8 @@
         <w:pStyle w:val="Normal"/>
         <w:rPr/>
       </w:pPr>
-      <w:bookmarkStart w:id="203" w:name="adapter-and-crossbar-emission"/>
-      <w:bookmarkStart w:id="204" w:name="crossbar-crossbargenerator"/>
+      <w:bookmarkStart w:id="205" w:name="adapter-and-crossbar-emission"/>
+      <w:bookmarkStart w:id="206" w:name="crossbar-crossbargenerator"/>
       <w:r>
         <w:rPr/>
         <mc:AlternateContent>
@@ -38950,8 +39749,8 @@
           </mc:Fallback>
         </mc:AlternateContent>
       </w:r>
-      <w:bookmarkEnd w:id="203"/>
-      <w:bookmarkEnd w:id="204"/>
+      <w:bookmarkEnd w:id="205"/>
+      <w:bookmarkEnd w:id="206"/>
       <w:r>
         <w:br w:type="page"/>
       </w:r>
@@ -38963,9 +39762,9 @@
         <w:spacing w:before="360" w:after="120"/>
         <w:rPr/>
       </w:pPr>
-      <w:bookmarkStart w:id="205" w:name="__RefHeading___Toc9918_1812932864"/>
-      <w:bookmarkStart w:id="206" w:name="filelist-and-test-generation"/>
-      <w:bookmarkEnd w:id="205"/>
+      <w:bookmarkStart w:id="207" w:name="__RefHeading___Toc10087_164123138"/>
+      <w:bookmarkStart w:id="208" w:name="filelist-and-test-generation"/>
+      <w:bookmarkEnd w:id="207"/>
       <w:r>
         <w:rPr>
           <w:rStyle w:val="SectionNumber"/>
@@ -39022,9 +39821,9 @@
         <w:spacing w:before="280" w:after="80"/>
         <w:rPr/>
       </w:pPr>
-      <w:bookmarkStart w:id="207" w:name="__RefHeading___Toc9920_1812932864"/>
-      <w:bookmarkStart w:id="208" w:name="filelist-generation"/>
-      <w:bookmarkEnd w:id="207"/>
+      <w:bookmarkStart w:id="209" w:name="__RefHeading___Toc10089_164123138"/>
+      <w:bookmarkStart w:id="210" w:name="filelist-generation"/>
+      <w:bookmarkEnd w:id="209"/>
       <w:r>
         <w:rPr>
           <w:rStyle w:val="SectionNumber"/>
@@ -39088,9 +39887,9 @@
         <w:spacing w:before="200" w:after="80"/>
         <w:rPr/>
       </w:pPr>
-      <w:bookmarkStart w:id="209" w:name="__RefHeading___Toc9922_1812932864"/>
-      <w:bookmarkStart w:id="210" w:name="filelist-sections"/>
-      <w:bookmarkEnd w:id="209"/>
+      <w:bookmarkStart w:id="211" w:name="__RefHeading___Toc10091_164123138"/>
+      <w:bookmarkStart w:id="212" w:name="filelist-sections"/>
+      <w:bookmarkEnd w:id="211"/>
       <w:r>
         <w:rPr>
           <w:rStyle w:val="SectionNumber"/>
@@ -39588,8 +40387,8 @@
         </w:rPr>
         <w:t xml:space="preserve"> files.</w:t>
       </w:r>
-      <w:bookmarkEnd w:id="208"/>
       <w:bookmarkEnd w:id="210"/>
+      <w:bookmarkEnd w:id="212"/>
       <w:r>
         <w:br w:type="page"/>
       </w:r>
@@ -39603,9 +40402,9 @@
         <w:spacing w:before="280" w:after="80"/>
         <w:rPr/>
       </w:pPr>
-      <w:bookmarkStart w:id="211" w:name="__RefHeading___Toc9924_1812932864"/>
-      <w:bookmarkStart w:id="212" w:name="test-generation"/>
-      <w:bookmarkEnd w:id="211"/>
+      <w:bookmarkStart w:id="213" w:name="__RefHeading___Toc10093_164123138"/>
+      <w:bookmarkStart w:id="214" w:name="test-generation"/>
+      <w:bookmarkEnd w:id="213"/>
       <w:r>
         <w:rPr>
           <w:rStyle w:val="SectionNumber"/>
@@ -39768,12 +40567,12 @@
         <w:pStyle w:val="TableCaption"/>
         <w:rPr/>
       </w:pPr>
-      <w:bookmarkStart w:id="213" w:name="_Tab_25_Test_generation"/>
+      <w:bookmarkStart w:id="215" w:name="_Tab_26_Test_generation"/>
       <w:r>
         <w:rPr/>
         <w:t>Test generation</w:t>
       </w:r>
-      <w:bookmarkEnd w:id="213"/>
+      <w:bookmarkEnd w:id="215"/>
     </w:p>
     <w:tbl>
       <w:tblPr>
@@ -40160,8 +40959,8 @@
         <w:pStyle w:val="Normal"/>
         <w:rPr/>
       </w:pPr>
-      <w:bookmarkStart w:id="214" w:name="filelist-and-test-generation"/>
-      <w:bookmarkStart w:id="215" w:name="test-generation"/>
+      <w:bookmarkStart w:id="216" w:name="filelist-and-test-generation"/>
+      <w:bookmarkStart w:id="217" w:name="test-generation"/>
       <w:r>
         <w:rPr/>
         <mc:AlternateContent>
@@ -40217,8 +41016,8 @@
           </mc:Fallback>
         </mc:AlternateContent>
       </w:r>
-      <w:bookmarkEnd w:id="214"/>
-      <w:bookmarkEnd w:id="215"/>
+      <w:bookmarkEnd w:id="216"/>
+      <w:bookmarkEnd w:id="217"/>
       <w:r>
         <w:br w:type="page"/>
       </w:r>
@@ -40230,9 +41029,9 @@
         <w:spacing w:before="360" w:after="120"/>
         <w:rPr/>
       </w:pPr>
-      <w:bookmarkStart w:id="216" w:name="__RefHeading___Toc9926_1812932864"/>
-      <w:bookmarkStart w:id="217" w:name="directory-layout"/>
-      <w:bookmarkEnd w:id="216"/>
+      <w:bookmarkStart w:id="218" w:name="__RefHeading___Toc10095_164123138"/>
+      <w:bookmarkStart w:id="219" w:name="directory-layout"/>
+      <w:bookmarkEnd w:id="218"/>
       <w:r>
         <w:rPr>
           <w:rStyle w:val="SectionNumber"/>
@@ -40544,9 +41343,9 @@
         <w:spacing w:before="280" w:after="80"/>
         <w:rPr/>
       </w:pPr>
-      <w:bookmarkStart w:id="218" w:name="__RefHeading___Toc9928_1812932864"/>
-      <w:bookmarkStart w:id="219" w:name="variant-directories"/>
-      <w:bookmarkEnd w:id="218"/>
+      <w:bookmarkStart w:id="220" w:name="__RefHeading___Toc10097_164123138"/>
+      <w:bookmarkStart w:id="221" w:name="variant-directories"/>
+      <w:bookmarkEnd w:id="220"/>
       <w:r>
         <w:rPr>
           <w:rStyle w:val="SectionNumber"/>
@@ -40829,8 +41628,8 @@
         <w:pStyle w:val="Normal"/>
         <w:rPr/>
       </w:pPr>
-      <w:bookmarkStart w:id="220" w:name="directory-layout"/>
-      <w:bookmarkStart w:id="221" w:name="variant-directories"/>
+      <w:bookmarkStart w:id="222" w:name="directory-layout"/>
+      <w:bookmarkStart w:id="223" w:name="variant-directories"/>
       <w:r>
         <w:rPr/>
         <mc:AlternateContent>
@@ -40886,8 +41685,8 @@
           </mc:Fallback>
         </mc:AlternateContent>
       </w:r>
-      <w:bookmarkEnd w:id="220"/>
-      <w:bookmarkEnd w:id="221"/>
+      <w:bookmarkEnd w:id="222"/>
+      <w:bookmarkEnd w:id="223"/>
       <w:r>
         <w:br w:type="page"/>
       </w:r>
@@ -40899,9 +41698,9 @@
         <w:spacing w:before="360" w:after="120"/>
         <w:rPr/>
       </w:pPr>
-      <w:bookmarkStart w:id="222" w:name="__RefHeading___Toc9930_1812932864"/>
-      <w:bookmarkStart w:id="223" w:name="package-file"/>
-      <w:bookmarkEnd w:id="222"/>
+      <w:bookmarkStart w:id="224" w:name="__RefHeading___Toc10099_164123138"/>
+      <w:bookmarkStart w:id="225" w:name="package-file"/>
+      <w:bookmarkEnd w:id="224"/>
       <w:r>
         <w:rPr>
           <w:rStyle w:val="SectionNumber"/>
@@ -40971,9 +41770,9 @@
         <w:spacing w:before="280" w:after="80"/>
         <w:rPr/>
       </w:pPr>
-      <w:bookmarkStart w:id="224" w:name="__RefHeading___Toc9932_1812932864"/>
-      <w:bookmarkStart w:id="225" w:name="what-it-contains"/>
-      <w:bookmarkEnd w:id="224"/>
+      <w:bookmarkStart w:id="226" w:name="__RefHeading___Toc10101_164123138"/>
+      <w:bookmarkStart w:id="227" w:name="what-it-contains"/>
+      <w:bookmarkEnd w:id="226"/>
       <w:r>
         <w:rPr>
           <w:rStyle w:val="SectionNumber"/>
@@ -41207,7 +42006,7 @@
         </w:rPr>
         <w:t>.</w:t>
       </w:r>
-      <w:bookmarkEnd w:id="225"/>
+      <w:bookmarkEnd w:id="227"/>
       <w:r>
         <w:br w:type="page"/>
       </w:r>
@@ -41221,9 +42020,9 @@
         <w:spacing w:before="280" w:after="80"/>
         <w:rPr/>
       </w:pPr>
-      <w:bookmarkStart w:id="226" w:name="__RefHeading___Toc9934_1812932864"/>
-      <w:bookmarkStart w:id="227" w:name="excerpt-from-a-generated-package"/>
-      <w:bookmarkEnd w:id="226"/>
+      <w:bookmarkStart w:id="228" w:name="__RefHeading___Toc10103_164123138"/>
+      <w:bookmarkStart w:id="229" w:name="excerpt-from-a-generated-package"/>
+      <w:bookmarkEnd w:id="228"/>
       <w:r>
         <w:rPr>
           <w:rStyle w:val="SectionNumber"/>
@@ -41966,7 +42765,7 @@
         </w:rPr>
         <w:t xml:space="preserve"> : bridge_mix_e_pkg</w:t>
       </w:r>
-      <w:bookmarkEnd w:id="227"/>
+      <w:bookmarkEnd w:id="229"/>
       <w:r>
         <w:br w:type="page"/>
       </w:r>
@@ -41980,9 +42779,9 @@
         <w:spacing w:before="280" w:after="80"/>
         <w:rPr/>
       </w:pPr>
-      <w:bookmarkStart w:id="228" w:name="__RefHeading___Toc9936_1812932864"/>
-      <w:bookmarkStart w:id="229" w:name="why-it-matters"/>
-      <w:bookmarkEnd w:id="228"/>
+      <w:bookmarkStart w:id="230" w:name="__RefHeading___Toc10105_164123138"/>
+      <w:bookmarkStart w:id="231" w:name="why-it-matters"/>
+      <w:bookmarkEnd w:id="230"/>
       <w:r>
         <w:rPr>
           <w:rStyle w:val="SectionNumber"/>
@@ -42043,8 +42842,8 @@
         <w:pStyle w:val="Normal"/>
         <w:rPr/>
       </w:pPr>
-      <w:bookmarkStart w:id="230" w:name="package-file"/>
-      <w:bookmarkStart w:id="231" w:name="why-it-matters"/>
+      <w:bookmarkStart w:id="232" w:name="package-file"/>
+      <w:bookmarkStart w:id="233" w:name="why-it-matters"/>
       <w:r>
         <w:rPr/>
         <mc:AlternateContent>
@@ -42100,8 +42899,8 @@
           </mc:Fallback>
         </mc:AlternateContent>
       </w:r>
-      <w:bookmarkEnd w:id="230"/>
-      <w:bookmarkEnd w:id="231"/>
+      <w:bookmarkEnd w:id="232"/>
+      <w:bookmarkEnd w:id="233"/>
       <w:r>
         <w:br w:type="page"/>
       </w:r>
@@ -42113,9 +42912,9 @@
         <w:spacing w:before="360" w:after="120"/>
         <w:rPr/>
       </w:pPr>
-      <w:bookmarkStart w:id="232" w:name="__RefHeading___Toc9938_1812932864"/>
-      <w:bookmarkStart w:id="233" w:name="top-module"/>
-      <w:bookmarkEnd w:id="232"/>
+      <w:bookmarkStart w:id="234" w:name="__RefHeading___Toc10107_164123138"/>
+      <w:bookmarkStart w:id="235" w:name="top-module"/>
+      <w:bookmarkEnd w:id="234"/>
       <w:r>
         <w:rPr>
           <w:rStyle w:val="SectionNumber"/>
@@ -42172,9 +42971,9 @@
         <w:spacing w:before="280" w:after="80"/>
         <w:rPr/>
       </w:pPr>
-      <w:bookmarkStart w:id="234" w:name="__RefHeading___Toc9940_1812932864"/>
-      <w:bookmarkStart w:id="235" w:name="module-signature"/>
-      <w:bookmarkEnd w:id="234"/>
+      <w:bookmarkStart w:id="236" w:name="__RefHeading___Toc10109_164123138"/>
+      <w:bookmarkStart w:id="237" w:name="module-signature"/>
+      <w:bookmarkEnd w:id="236"/>
       <w:r>
         <w:rPr>
           <w:rStyle w:val="SectionNumber"/>
@@ -42794,14 +43593,14 @@
         <w:pStyle w:val="FirstParagraph"/>
         <w:rPr/>
       </w:pPr>
-      <w:bookmarkStart w:id="236" w:name="module-signature"/>
+      <w:bookmarkStart w:id="238" w:name="module-signature"/>
       <w:r>
         <w:rPr>
           <w:sz w:val="20"/>
         </w:rPr>
         <w:t>The exact port list is derived from the port protocol, channel subset, and widths.</w:t>
       </w:r>
-      <w:bookmarkEnd w:id="236"/>
+      <w:bookmarkEnd w:id="238"/>
       <w:r>
         <w:br w:type="page"/>
       </w:r>
@@ -42815,9 +43614,9 @@
         <w:spacing w:before="280" w:after="80"/>
         <w:rPr/>
       </w:pPr>
-      <w:bookmarkStart w:id="237" w:name="__RefHeading___Toc9942_1812932864"/>
-      <w:bookmarkStart w:id="238" w:name="internal-structure"/>
-      <w:bookmarkEnd w:id="237"/>
+      <w:bookmarkStart w:id="239" w:name="__RefHeading___Toc10111_164123138"/>
+      <w:bookmarkStart w:id="240" w:name="internal-structure"/>
+      <w:bookmarkEnd w:id="239"/>
       <w:r>
         <w:rPr>
           <w:rStyle w:val="SectionNumber"/>
@@ -42973,7 +43772,7 @@
         <w:rPr/>
         <w:t xml:space="preserve"> for the catch-all.</w:t>
       </w:r>
-      <w:bookmarkEnd w:id="238"/>
+      <w:bookmarkEnd w:id="240"/>
       <w:r>
         <w:br w:type="page"/>
       </w:r>
@@ -42987,9 +43786,9 @@
         <w:spacing w:before="280" w:after="80"/>
         <w:rPr/>
       </w:pPr>
-      <w:bookmarkStart w:id="239" w:name="__RefHeading___Toc9944_1812932864"/>
-      <w:bookmarkStart w:id="240" w:name="X1c678c800a5f73e7fb790fc1d56e721f8bf5e5c"/>
-      <w:bookmarkEnd w:id="239"/>
+      <w:bookmarkStart w:id="241" w:name="__RefHeading___Toc10113_164123138"/>
+      <w:bookmarkStart w:id="242" w:name="X1c678c800a5f73e7fb790fc1d56e721f8bf5e5c"/>
+      <w:bookmarkEnd w:id="241"/>
       <w:r>
         <w:rPr>
           <w:rStyle w:val="SectionNumber"/>
@@ -43248,7 +44047,7 @@
         </w:rPr>
         <w:t>);</w:t>
       </w:r>
-      <w:bookmarkEnd w:id="240"/>
+      <w:bookmarkEnd w:id="242"/>
       <w:r>
         <w:br w:type="page"/>
       </w:r>
@@ -43262,9 +44061,9 @@
         <w:spacing w:before="280" w:after="80"/>
         <w:rPr/>
       </w:pPr>
-      <w:bookmarkStart w:id="241" w:name="__RefHeading___Toc9946_1812932864"/>
-      <w:bookmarkStart w:id="242" w:name="excerpt-adapter-wiring-pattern"/>
-      <w:bookmarkEnd w:id="241"/>
+      <w:bookmarkStart w:id="243" w:name="__RefHeading___Toc10115_164123138"/>
+      <w:bookmarkStart w:id="244" w:name="excerpt-adapter-wiring-pattern"/>
+      <w:bookmarkEnd w:id="243"/>
       <w:r>
         <w:rPr>
           <w:rStyle w:val="SectionNumber"/>
@@ -43437,8 +44236,8 @@
         <w:pStyle w:val="Normal"/>
         <w:rPr/>
       </w:pPr>
-      <w:bookmarkStart w:id="243" w:name="top-module"/>
-      <w:bookmarkStart w:id="244" w:name="excerpt-adapter-wiring-pattern"/>
+      <w:bookmarkStart w:id="245" w:name="top-module"/>
+      <w:bookmarkStart w:id="246" w:name="excerpt-adapter-wiring-pattern"/>
       <w:r>
         <w:rPr/>
         <mc:AlternateContent>
@@ -43494,8 +44293,8 @@
           </mc:Fallback>
         </mc:AlternateContent>
       </w:r>
-      <w:bookmarkEnd w:id="243"/>
-      <w:bookmarkEnd w:id="244"/>
+      <w:bookmarkEnd w:id="245"/>
+      <w:bookmarkEnd w:id="246"/>
       <w:r>
         <w:br w:type="page"/>
       </w:r>
@@ -43507,9 +44306,9 @@
         <w:spacing w:before="360" w:after="120"/>
         <w:rPr/>
       </w:pPr>
-      <w:bookmarkStart w:id="245" w:name="__RefHeading___Toc9948_1812932864"/>
-      <w:bookmarkStart w:id="246" w:name="adapters-and-crossbar"/>
-      <w:bookmarkEnd w:id="245"/>
+      <w:bookmarkStart w:id="247" w:name="__RefHeading___Toc10117_164123138"/>
+      <w:bookmarkStart w:id="248" w:name="adapters-and-crossbar"/>
+      <w:bookmarkEnd w:id="247"/>
       <w:r>
         <w:rPr>
           <w:rStyle w:val="SectionNumber"/>
@@ -43539,9 +44338,9 @@
         <w:spacing w:before="280" w:after="80"/>
         <w:rPr/>
       </w:pPr>
-      <w:bookmarkStart w:id="247" w:name="__RefHeading___Toc9950_1812932864"/>
-      <w:bookmarkStart w:id="248" w:name="master-adapter-name_adapter.sv"/>
-      <w:bookmarkEnd w:id="247"/>
+      <w:bookmarkStart w:id="249" w:name="__RefHeading___Toc10119_164123138"/>
+      <w:bookmarkStart w:id="250" w:name="master-adapter-name_adapter.sv"/>
+      <w:bookmarkEnd w:id="249"/>
       <w:r>
         <w:rPr>
           <w:rStyle w:val="SectionNumber"/>
@@ -43756,9 +44555,9 @@
         <w:spacing w:before="200" w:after="80"/>
         <w:rPr/>
       </w:pPr>
-      <w:bookmarkStart w:id="249" w:name="__RefHeading___Toc9952_1812932864"/>
-      <w:bookmarkStart w:id="250" w:name="per-width-paths"/>
-      <w:bookmarkEnd w:id="249"/>
+      <w:bookmarkStart w:id="251" w:name="__RefHeading___Toc10121_164123138"/>
+      <w:bookmarkStart w:id="252" w:name="per-width-paths"/>
+      <w:bookmarkEnd w:id="251"/>
       <w:r>
         <w:rPr>
           <w:rStyle w:val="SectionNumber"/>
@@ -43954,8 +44753,8 @@
         </w:rPr>
         <w:t>axi4_w_64b_t  cpu_axi3_64b_w;</w:t>
       </w:r>
-      <w:bookmarkEnd w:id="248"/>
       <w:bookmarkEnd w:id="250"/>
+      <w:bookmarkEnd w:id="252"/>
       <w:r>
         <w:br w:type="page"/>
       </w:r>
@@ -43969,9 +44768,9 @@
         <w:spacing w:before="280" w:after="80"/>
         <w:rPr/>
       </w:pPr>
-      <w:bookmarkStart w:id="251" w:name="__RefHeading___Toc9954_1812932864"/>
-      <w:bookmarkStart w:id="252" w:name="slave-adapter-name_adapter.sv"/>
-      <w:bookmarkEnd w:id="251"/>
+      <w:bookmarkStart w:id="253" w:name="__RefHeading___Toc10123_164123138"/>
+      <w:bookmarkStart w:id="254" w:name="slave-adapter-name_adapter.sv"/>
+      <w:bookmarkEnd w:id="253"/>
       <w:r>
         <w:rPr>
           <w:rStyle w:val="SectionNumber"/>
@@ -44112,9 +44911,9 @@
         <w:spacing w:before="200" w:after="80"/>
         <w:rPr/>
       </w:pPr>
-      <w:bookmarkStart w:id="253" w:name="__RefHeading___Toc9956_1812932864"/>
-      <w:bookmarkStart w:id="254" w:name="response-routing"/>
-      <w:bookmarkEnd w:id="253"/>
+      <w:bookmarkStart w:id="255" w:name="__RefHeading___Toc10125_164123138"/>
+      <w:bookmarkStart w:id="256" w:name="response-routing"/>
+      <w:bookmarkEnd w:id="255"/>
       <w:r>
         <w:rPr>
           <w:rStyle w:val="SectionNumber"/>
@@ -44210,8 +45009,8 @@
         </w:rPr>
         <w:t xml:space="preserve"> bits wider than the master’s.</w:t>
       </w:r>
-      <w:bookmarkEnd w:id="252"/>
       <w:bookmarkEnd w:id="254"/>
+      <w:bookmarkEnd w:id="256"/>
       <w:r>
         <w:br w:type="page"/>
       </w:r>
@@ -44225,9 +45024,9 @@
         <w:spacing w:before="280" w:after="80"/>
         <w:rPr/>
       </w:pPr>
-      <w:bookmarkStart w:id="255" w:name="__RefHeading___Toc9958_1812932864"/>
-      <w:bookmarkStart w:id="256" w:name="crossbar-bridge_name_xbar.sv"/>
-      <w:bookmarkEnd w:id="255"/>
+      <w:bookmarkStart w:id="257" w:name="__RefHeading___Toc10127_164123138"/>
+      <w:bookmarkStart w:id="258" w:name="crossbar-bridge_name_xbar.sv"/>
+      <w:bookmarkEnd w:id="257"/>
       <w:r>
         <w:rPr>
           <w:rStyle w:val="SectionNumber"/>
@@ -44441,8 +45240,8 @@
         <w:pStyle w:val="Normal"/>
         <w:rPr/>
       </w:pPr>
-      <w:bookmarkStart w:id="257" w:name="adapters-and-crossbar"/>
-      <w:bookmarkStart w:id="258" w:name="crossbar-bridge_name_xbar.sv"/>
+      <w:bookmarkStart w:id="259" w:name="adapters-and-crossbar"/>
+      <w:bookmarkStart w:id="260" w:name="crossbar-bridge_name_xbar.sv"/>
       <w:r>
         <w:rPr/>
         <mc:AlternateContent>
@@ -44498,8 +45297,8 @@
           </mc:Fallback>
         </mc:AlternateContent>
       </w:r>
-      <w:bookmarkEnd w:id="257"/>
-      <w:bookmarkEnd w:id="258"/>
+      <w:bookmarkEnd w:id="259"/>
+      <w:bookmarkEnd w:id="260"/>
       <w:r>
         <w:br w:type="page"/>
       </w:r>
@@ -44511,9 +45310,9 @@
         <w:spacing w:before="360" w:after="120"/>
         <w:rPr/>
       </w:pPr>
-      <w:bookmarkStart w:id="259" w:name="__RefHeading___Toc9960_1812932864"/>
-      <w:bookmarkStart w:id="260" w:name="filelist"/>
-      <w:bookmarkEnd w:id="259"/>
+      <w:bookmarkStart w:id="261" w:name="__RefHeading___Toc10129_164123138"/>
+      <w:bookmarkStart w:id="262" w:name="filelist"/>
+      <w:bookmarkEnd w:id="261"/>
       <w:r>
         <w:rPr>
           <w:rStyle w:val="SectionNumber"/>
@@ -44596,9 +45395,9 @@
         <w:spacing w:before="280" w:after="80"/>
         <w:rPr/>
       </w:pPr>
-      <w:bookmarkStart w:id="261" w:name="__RefHeading___Toc9962_1812932864"/>
-      <w:bookmarkStart w:id="262" w:name="path-convention"/>
-      <w:bookmarkEnd w:id="261"/>
+      <w:bookmarkStart w:id="263" w:name="__RefHeading___Toc10131_164123138"/>
+      <w:bookmarkStart w:id="264" w:name="path-convention"/>
+      <w:bookmarkEnd w:id="263"/>
       <w:r>
         <w:rPr>
           <w:rStyle w:val="SectionNumber"/>
@@ -44642,7 +45441,7 @@
         </w:rPr>
         <w:t>. This allows the filelist to be included from another filelist regardless of the including file’s base directory.</w:t>
       </w:r>
-      <w:bookmarkEnd w:id="262"/>
+      <w:bookmarkEnd w:id="264"/>
       <w:r>
         <w:br w:type="page"/>
       </w:r>
@@ -44656,9 +45455,9 @@
         <w:spacing w:before="280" w:after="80"/>
         <w:rPr/>
       </w:pPr>
-      <w:bookmarkStart w:id="263" w:name="__RefHeading___Toc9964_1812932864"/>
-      <w:bookmarkStart w:id="264" w:name="example-filelist-head"/>
-      <w:bookmarkEnd w:id="263"/>
+      <w:bookmarkStart w:id="265" w:name="__RefHeading___Toc10133_164123138"/>
+      <w:bookmarkStart w:id="266" w:name="example-filelist-head"/>
+      <w:bookmarkEnd w:id="265"/>
       <w:r>
         <w:rPr>
           <w:rStyle w:val="SectionNumber"/>
@@ -44925,7 +45724,7 @@
         </w:rPr>
         <w:t>-f $REPO_ROOT/projects/components/utility-ip/converters/rtl/filelists/axi4_dwidth_converter_wr.f</w:t>
       </w:r>
-      <w:bookmarkEnd w:id="264"/>
+      <w:bookmarkEnd w:id="266"/>
       <w:r>
         <w:br w:type="page"/>
       </w:r>
@@ -44939,9 +45738,9 @@
         <w:spacing w:before="280" w:after="80"/>
         <w:rPr/>
       </w:pPr>
-      <w:bookmarkStart w:id="265" w:name="__RefHeading___Toc9966_1812932864"/>
-      <w:bookmarkStart w:id="266" w:name="X25bddf2d57c69b90b80d41369c4215dae407d48"/>
-      <w:bookmarkEnd w:id="265"/>
+      <w:bookmarkStart w:id="267" w:name="__RefHeading___Toc10135_164123138"/>
+      <w:bookmarkStart w:id="268" w:name="X25bddf2d57c69b90b80d41369c4215dae407d48"/>
+      <w:bookmarkEnd w:id="267"/>
       <w:r>
         <w:rPr>
           <w:rStyle w:val="SectionNumber"/>
@@ -45002,8 +45801,8 @@
         <w:pStyle w:val="Normal"/>
         <w:rPr/>
       </w:pPr>
-      <w:bookmarkStart w:id="267" w:name="filelist"/>
-      <w:bookmarkStart w:id="268" w:name="X25bddf2d57c69b90b80d41369c4215dae407d48"/>
+      <w:bookmarkStart w:id="269" w:name="filelist"/>
+      <w:bookmarkStart w:id="270" w:name="X25bddf2d57c69b90b80d41369c4215dae407d48"/>
       <w:r>
         <w:rPr/>
         <mc:AlternateContent>
@@ -45059,8 +45858,8 @@
           </mc:Fallback>
         </mc:AlternateContent>
       </w:r>
-      <w:bookmarkEnd w:id="267"/>
-      <w:bookmarkEnd w:id="268"/>
+      <w:bookmarkEnd w:id="269"/>
+      <w:bookmarkEnd w:id="270"/>
       <w:r>
         <w:br w:type="page"/>
       </w:r>
@@ -45072,9 +45871,9 @@
         <w:spacing w:before="360" w:after="120"/>
         <w:rPr/>
       </w:pPr>
-      <w:bookmarkStart w:id="269" w:name="__RefHeading___Toc9968_1812932864"/>
-      <w:bookmarkStart w:id="270" w:name="generated-tests"/>
-      <w:bookmarkEnd w:id="269"/>
+      <w:bookmarkStart w:id="271" w:name="__RefHeading___Toc10137_164123138"/>
+      <w:bookmarkStart w:id="272" w:name="generated-tests"/>
+      <w:bookmarkEnd w:id="271"/>
       <w:r>
         <w:rPr>
           <w:rStyle w:val="SectionNumber"/>
@@ -45131,9 +45930,9 @@
         <w:spacing w:before="280" w:after="80"/>
         <w:rPr/>
       </w:pPr>
-      <w:bookmarkStart w:id="271" w:name="__RefHeading___Toc9970_1812932864"/>
-      <w:bookmarkStart w:id="272" w:name="tb-class"/>
-      <w:bookmarkEnd w:id="271"/>
+      <w:bookmarkStart w:id="273" w:name="__RefHeading___Toc10139_164123138"/>
+      <w:bookmarkStart w:id="274" w:name="tb-class"/>
+      <w:bookmarkEnd w:id="273"/>
       <w:r>
         <w:rPr>
           <w:rStyle w:val="SectionNumber"/>
@@ -45352,7 +46151,7 @@
         </w:rPr>
         <w:t xml:space="preserve"> BFMs per port using the AXI4 field configs derived from the generated widths.</w:t>
       </w:r>
-      <w:bookmarkEnd w:id="272"/>
+      <w:bookmarkEnd w:id="274"/>
       <w:r>
         <w:br w:type="page"/>
       </w:r>
@@ -45366,9 +46165,9 @@
         <w:spacing w:before="280" w:after="80"/>
         <w:rPr/>
       </w:pPr>
-      <w:bookmarkStart w:id="273" w:name="__RefHeading___Toc9972_1812932864"/>
-      <w:bookmarkStart w:id="274" w:name="test-runner"/>
-      <w:bookmarkEnd w:id="273"/>
+      <w:bookmarkStart w:id="275" w:name="__RefHeading___Toc10141_164123138"/>
+      <w:bookmarkStart w:id="276" w:name="test-runner"/>
+      <w:bookmarkEnd w:id="275"/>
       <w:r>
         <w:rPr>
           <w:rStyle w:val="SectionNumber"/>
@@ -45731,7 +46530,7 @@
         </w:rPr>
         <w:t xml:space="preserve">    )</w:t>
       </w:r>
-      <w:bookmarkEnd w:id="274"/>
+      <w:bookmarkEnd w:id="276"/>
       <w:r>
         <w:br w:type="page"/>
       </w:r>
@@ -45745,9 +46544,9 @@
         <w:spacing w:before="280" w:after="80"/>
         <w:rPr/>
       </w:pPr>
-      <w:bookmarkStart w:id="275" w:name="__RefHeading___Toc9974_1812932864"/>
-      <w:bookmarkStart w:id="276" w:name="monitor-stress-test"/>
-      <w:bookmarkEnd w:id="275"/>
+      <w:bookmarkStart w:id="277" w:name="__RefHeading___Toc10143_164123138"/>
+      <w:bookmarkStart w:id="278" w:name="monitor-stress-test"/>
+      <w:bookmarkEnd w:id="277"/>
       <w:r>
         <w:rPr>
           <w:rStyle w:val="SectionNumber"/>
@@ -45848,7 +46647,7 @@
         <w:rPr/>
         <w:t>.</w:t>
       </w:r>
-      <w:bookmarkEnd w:id="276"/>
+      <w:bookmarkEnd w:id="278"/>
       <w:r>
         <w:br w:type="page"/>
       </w:r>
@@ -45862,9 +46661,9 @@
         <w:spacing w:before="280" w:after="80"/>
         <w:rPr/>
       </w:pPr>
-      <w:bookmarkStart w:id="277" w:name="__RefHeading___Toc9976_1812932864"/>
-      <w:bookmarkStart w:id="278" w:name="regeneration-discipline-for-tests"/>
-      <w:bookmarkEnd w:id="277"/>
+      <w:bookmarkStart w:id="279" w:name="__RefHeading___Toc10145_164123138"/>
+      <w:bookmarkStart w:id="280" w:name="regeneration-discipline-for-tests"/>
+      <w:bookmarkEnd w:id="279"/>
       <w:r>
         <w:rPr>
           <w:rStyle w:val="SectionNumber"/>
@@ -45951,8 +46750,8 @@
         <w:pStyle w:val="Normal"/>
         <w:rPr/>
       </w:pPr>
-      <w:bookmarkStart w:id="279" w:name="generated-tests"/>
-      <w:bookmarkStart w:id="280" w:name="regeneration-discipline-for-tests"/>
+      <w:bookmarkStart w:id="281" w:name="generated-tests"/>
+      <w:bookmarkStart w:id="282" w:name="regeneration-discipline-for-tests"/>
       <w:r>
         <w:rPr/>
         <mc:AlternateContent>
@@ -46008,8 +46807,8 @@
           </mc:Fallback>
         </mc:AlternateContent>
       </w:r>
-      <w:bookmarkEnd w:id="279"/>
-      <w:bookmarkEnd w:id="280"/>
+      <w:bookmarkEnd w:id="281"/>
+      <w:bookmarkEnd w:id="282"/>
       <w:r>
         <w:br w:type="page"/>
       </w:r>
@@ -46021,9 +46820,9 @@
         <w:spacing w:before="360" w:after="120"/>
         <w:rPr/>
       </w:pPr>
-      <w:bookmarkStart w:id="281" w:name="__RefHeading___Toc9978_1812932864"/>
-      <w:bookmarkStart w:id="282" w:name="full-regeneration-rule"/>
-      <w:bookmarkEnd w:id="281"/>
+      <w:bookmarkStart w:id="283" w:name="__RefHeading___Toc10147_164123138"/>
+      <w:bookmarkStart w:id="284" w:name="full-regeneration-rule"/>
+      <w:bookmarkEnd w:id="283"/>
       <w:r>
         <w:rPr>
           <w:rStyle w:val="SectionNumber"/>
@@ -46067,9 +46866,9 @@
         <w:spacing w:before="280" w:after="80"/>
         <w:rPr/>
       </w:pPr>
-      <w:bookmarkStart w:id="283" w:name="__RefHeading___Toc9980_1812932864"/>
-      <w:bookmarkStart w:id="284" w:name="why-partial-regeneration-is-dangerous"/>
-      <w:bookmarkEnd w:id="283"/>
+      <w:bookmarkStart w:id="285" w:name="__RefHeading___Toc10149_164123138"/>
+      <w:bookmarkStart w:id="286" w:name="why-partial-regeneration-is-dangerous"/>
+      <w:bookmarkEnd w:id="285"/>
       <w:r>
         <w:rPr>
           <w:rStyle w:val="SectionNumber"/>
@@ -46150,12 +46949,12 @@
         </w:numPr>
         <w:rPr/>
       </w:pPr>
-      <w:bookmarkStart w:id="285" w:name="why-partial-regeneration-is-dangerous"/>
+      <w:bookmarkStart w:id="287" w:name="why-partial-regeneration-is-dangerous"/>
       <w:r>
         <w:rPr/>
         <w:t>The filelist pulls in external IP closures; an interface change there must be reflected in every generated bridge.</w:t>
       </w:r>
-      <w:bookmarkEnd w:id="285"/>
+      <w:bookmarkEnd w:id="287"/>
       <w:r>
         <w:br w:type="page"/>
       </w:r>
@@ -46169,9 +46968,9 @@
         <w:spacing w:before="280" w:after="80"/>
         <w:rPr/>
       </w:pPr>
-      <w:bookmarkStart w:id="286" w:name="__RefHeading___Toc9982_1812932864"/>
-      <w:bookmarkStart w:id="287" w:name="required-workflow"/>
-      <w:bookmarkEnd w:id="286"/>
+      <w:bookmarkStart w:id="288" w:name="__RefHeading___Toc10151_164123138"/>
+      <w:bookmarkStart w:id="289" w:name="required-workflow"/>
+      <w:bookmarkEnd w:id="288"/>
       <w:r>
         <w:rPr>
           <w:rStyle w:val="SectionNumber"/>
@@ -46344,7 +47143,7 @@
         </w:rPr>
         <w:t xml:space="preserve"> run-all-func</w:t>
       </w:r>
-      <w:bookmarkEnd w:id="287"/>
+      <w:bookmarkEnd w:id="289"/>
       <w:r>
         <w:br w:type="page"/>
       </w:r>
@@ -46358,9 +47157,9 @@
         <w:spacing w:before="280" w:after="80"/>
         <w:rPr/>
       </w:pPr>
-      <w:bookmarkStart w:id="288" w:name="__RefHeading___Toc9984_1812932864"/>
-      <w:bookmarkStart w:id="289" w:name="Xa9a7e3d4eba87ba5705ed8ecbfb283869b1f6de"/>
-      <w:bookmarkEnd w:id="288"/>
+      <w:bookmarkStart w:id="290" w:name="__RefHeading___Toc10153_164123138"/>
+      <w:bookmarkStart w:id="291" w:name="Xa9a7e3d4eba87ba5705ed8ecbfb283869b1f6de"/>
+      <w:bookmarkEnd w:id="290"/>
       <w:r>
         <w:rPr>
           <w:rStyle w:val="SectionNumber"/>
@@ -46445,12 +47244,12 @@
         </w:numPr>
         <w:rPr/>
       </w:pPr>
-      <w:bookmarkStart w:id="290" w:name="Xa9a7e3d4eba87ba5705ed8ecbfb283869b1f6de"/>
+      <w:bookmarkStart w:id="292" w:name="Xa9a7e3d4eba87ba5705ed8ecbfb283869b1f6de"/>
       <w:r>
         <w:rPr/>
         <w:t>Any shared converter/wrapper IP whose interface changed</w:t>
       </w:r>
-      <w:bookmarkEnd w:id="290"/>
+      <w:bookmarkEnd w:id="292"/>
       <w:r>
         <w:br w:type="page"/>
       </w:r>
@@ -46464,9 +47263,9 @@
         <w:spacing w:before="280" w:after="80"/>
         <w:rPr/>
       </w:pPr>
-      <w:bookmarkStart w:id="291" w:name="__RefHeading___Toc9986_1812932864"/>
-      <w:bookmarkStart w:id="292" w:name="files-that-are-never-regenerated"/>
-      <w:bookmarkEnd w:id="291"/>
+      <w:bookmarkStart w:id="293" w:name="__RefHeading___Toc10155_164123138"/>
+      <w:bookmarkStart w:id="294" w:name="files-that-are-never-regenerated"/>
+      <w:bookmarkEnd w:id="293"/>
       <w:r>
         <w:rPr>
           <w:rStyle w:val="SectionNumber"/>
@@ -46539,7 +47338,7 @@
         <w:rPr/>
         <w:t>.</w:t>
       </w:r>
-      <w:bookmarkEnd w:id="292"/>
+      <w:bookmarkEnd w:id="294"/>
       <w:r>
         <w:br w:type="page"/>
       </w:r>
@@ -46553,9 +47352,9 @@
         <w:spacing w:before="280" w:after="80"/>
         <w:rPr/>
       </w:pPr>
-      <w:bookmarkStart w:id="293" w:name="__RefHeading___Toc9988_1812932864"/>
-      <w:bookmarkStart w:id="294" w:name="version-mismatch-symptoms"/>
-      <w:bookmarkEnd w:id="293"/>
+      <w:bookmarkStart w:id="295" w:name="__RefHeading___Toc10157_164123138"/>
+      <w:bookmarkStart w:id="296" w:name="version-mismatch-symptoms"/>
+      <w:bookmarkEnd w:id="295"/>
       <w:r>
         <w:rPr>
           <w:rStyle w:val="SectionNumber"/>
@@ -46685,8 +47484,8 @@
         <w:pStyle w:val="Normal"/>
         <w:rPr/>
       </w:pPr>
-      <w:bookmarkStart w:id="295" w:name="full-regeneration-rule"/>
-      <w:bookmarkStart w:id="296" w:name="version-mismatch-symptoms"/>
+      <w:bookmarkStart w:id="297" w:name="full-regeneration-rule"/>
+      <w:bookmarkStart w:id="298" w:name="version-mismatch-symptoms"/>
       <w:r>
         <w:rPr/>
         <mc:AlternateContent>
@@ -46742,8 +47541,8 @@
           </mc:Fallback>
         </mc:AlternateContent>
       </w:r>
-      <w:bookmarkEnd w:id="295"/>
-      <w:bookmarkEnd w:id="296"/>
+      <w:bookmarkEnd w:id="297"/>
+      <w:bookmarkEnd w:id="298"/>
       <w:r>
         <w:br w:type="page"/>
       </w:r>
@@ -46755,9 +47554,9 @@
         <w:spacing w:before="360" w:after="120"/>
         <w:rPr/>
       </w:pPr>
-      <w:bookmarkStart w:id="297" w:name="__RefHeading___Toc9990_1812932864"/>
-      <w:bookmarkStart w:id="298" w:name="generated-examples"/>
-      <w:bookmarkEnd w:id="297"/>
+      <w:bookmarkStart w:id="299" w:name="__RefHeading___Toc10159_164123138"/>
+      <w:bookmarkStart w:id="300" w:name="generated-examples"/>
+      <w:bookmarkEnd w:id="299"/>
       <w:r>
         <w:rPr>
           <w:rStyle w:val="SectionNumber"/>
@@ -46814,8 +47613,8 @@
         <w:spacing w:before="280" w:after="80"/>
         <w:rPr/>
       </w:pPr>
-      <w:bookmarkStart w:id="299" w:name="__RefHeading___Toc9992_1812932864"/>
-      <w:bookmarkEnd w:id="299"/>
+      <w:bookmarkStart w:id="301" w:name="__RefHeading___Toc10161_164123138"/>
+      <w:bookmarkEnd w:id="301"/>
       <w:r>
         <w:rPr>
           <w:rStyle w:val="SectionNumber"/>
@@ -46840,12 +47639,12 @@
         <w:pStyle w:val="TableCaption"/>
         <w:rPr/>
       </w:pPr>
-      <w:bookmarkStart w:id="300" w:name="_Tab_26_Representative_fixtu"/>
+      <w:bookmarkStart w:id="302" w:name="_Tab_27_Representative_fixtu"/>
       <w:r>
         <w:rPr/>
         <w:t>Representative fixtures</w:t>
       </w:r>
-      <w:bookmarkEnd w:id="300"/>
+      <w:bookmarkEnd w:id="302"/>
     </w:p>
     <w:tbl>
       <w:tblPr>
@@ -47963,8 +48762,8 @@
               </w:rPr>
               <w:t>.</w:t>
             </w:r>
-            <w:bookmarkStart w:id="301" w:name="representative-fixtures"/>
-            <w:bookmarkEnd w:id="301"/>
+            <w:bookmarkStart w:id="303" w:name="representative-fixtures"/>
+            <w:bookmarkEnd w:id="303"/>
           </w:p>
         </w:tc>
       </w:tr>
@@ -47981,8 +48780,8 @@
       <w:r>
         <w:br w:type="page"/>
       </w:r>
-      <w:bookmarkStart w:id="302" w:name="__RefHeading___Toc9994_1812932864"/>
-      <w:bookmarkEnd w:id="302"/>
+      <w:bookmarkStart w:id="304" w:name="__RefHeading___Toc10163_164123138"/>
+      <w:bookmarkEnd w:id="304"/>
       <w:r>
         <w:rPr>
           <w:rStyle w:val="SectionNumber"/>
@@ -48268,9 +49067,9 @@
         <w:spacing w:before="280" w:after="80"/>
         <w:rPr/>
       </w:pPr>
-      <w:bookmarkStart w:id="303" w:name="__RefHeading___Toc9996_1812932864"/>
-      <w:bookmarkStart w:id="304" w:name="fixture-as-documentation"/>
-      <w:bookmarkEnd w:id="303"/>
+      <w:bookmarkStart w:id="305" w:name="__RefHeading___Toc10165_164123138"/>
+      <w:bookmarkStart w:id="306" w:name="fixture-as-documentation"/>
+      <w:bookmarkEnd w:id="305"/>
       <w:r>
         <w:rPr>
           <w:rStyle w:val="SectionNumber"/>
@@ -48344,8 +49143,8 @@
         <w:pStyle w:val="Normal"/>
         <w:rPr/>
       </w:pPr>
-      <w:bookmarkStart w:id="305" w:name="generated-examples"/>
-      <w:bookmarkStart w:id="306" w:name="fixture-as-documentation"/>
+      <w:bookmarkStart w:id="307" w:name="generated-examples"/>
+      <w:bookmarkStart w:id="308" w:name="fixture-as-documentation"/>
       <w:r>
         <w:rPr/>
         <mc:AlternateContent>
@@ -48401,8 +49200,8 @@
           </mc:Fallback>
         </mc:AlternateContent>
       </w:r>
-      <w:bookmarkEnd w:id="305"/>
-      <w:bookmarkEnd w:id="306"/>
+      <w:bookmarkEnd w:id="307"/>
+      <w:bookmarkEnd w:id="308"/>
       <w:r>
         <w:br w:type="page"/>
       </w:r>
@@ -48414,9 +49213,9 @@
         <w:spacing w:before="360" w:after="120"/>
         <w:rPr/>
       </w:pPr>
-      <w:bookmarkStart w:id="307" w:name="__RefHeading___Toc9998_1812932864"/>
-      <w:bookmarkStart w:id="308" w:name="dv-suite"/>
-      <w:bookmarkEnd w:id="307"/>
+      <w:bookmarkStart w:id="309" w:name="__RefHeading___Toc10167_164123138"/>
+      <w:bookmarkStart w:id="310" w:name="dv-suite"/>
+      <w:bookmarkEnd w:id="309"/>
       <w:r>
         <w:rPr>
           <w:rStyle w:val="SectionNumber"/>
@@ -48499,9 +49298,9 @@
         <w:spacing w:before="280" w:after="80"/>
         <w:rPr/>
       </w:pPr>
-      <w:bookmarkStart w:id="309" w:name="__RefHeading___Toc10000_1812932864"/>
-      <w:bookmarkStart w:id="310" w:name="test-structure"/>
-      <w:bookmarkEnd w:id="309"/>
+      <w:bookmarkStart w:id="311" w:name="__RefHeading___Toc10169_164123138"/>
+      <w:bookmarkStart w:id="312" w:name="test-structure"/>
+      <w:bookmarkEnd w:id="311"/>
       <w:r>
         <w:rPr>
           <w:rStyle w:val="SectionNumber"/>
@@ -48642,7 +49441,7 @@
         </w:rPr>
         <w:t xml:space="preserve">    └── ...</w:t>
       </w:r>
-      <w:bookmarkEnd w:id="310"/>
+      <w:bookmarkEnd w:id="312"/>
       <w:r>
         <w:br w:type="page"/>
       </w:r>
@@ -48656,9 +49455,9 @@
         <w:spacing w:before="280" w:after="80"/>
         <w:rPr/>
       </w:pPr>
-      <w:bookmarkStart w:id="311" w:name="__RefHeading___Toc10002_1812932864"/>
-      <w:bookmarkStart w:id="312" w:name="running-tests"/>
-      <w:bookmarkEnd w:id="311"/>
+      <w:bookmarkStart w:id="313" w:name="__RefHeading___Toc10171_164123138"/>
+      <w:bookmarkStart w:id="314" w:name="running-tests"/>
+      <w:bookmarkEnd w:id="313"/>
       <w:r>
         <w:rPr>
           <w:rStyle w:val="SectionNumber"/>
@@ -48842,14 +49641,14 @@
         <w:pStyle w:val="FirstParagraph"/>
         <w:rPr/>
       </w:pPr>
-      <w:bookmarkStart w:id="313" w:name="running-tests"/>
+      <w:bookmarkStart w:id="315" w:name="running-tests"/>
       <w:r>
         <w:rPr>
           <w:sz w:val="20"/>
         </w:rPr>
         <w:t>Bridge tests run serially because each test consumes approximately 1 GB of memory.</w:t>
       </w:r>
-      <w:bookmarkEnd w:id="313"/>
+      <w:bookmarkEnd w:id="315"/>
       <w:r>
         <w:br w:type="page"/>
       </w:r>
@@ -48863,9 +49662,9 @@
         <w:spacing w:before="280" w:after="80"/>
         <w:rPr/>
       </w:pPr>
-      <w:bookmarkStart w:id="314" w:name="__RefHeading___Toc10004_1812932864"/>
-      <w:bookmarkStart w:id="315" w:name="test-levels"/>
-      <w:bookmarkEnd w:id="314"/>
+      <w:bookmarkStart w:id="316" w:name="__RefHeading___Toc10173_164123138"/>
+      <w:bookmarkStart w:id="317" w:name="test-levels"/>
+      <w:bookmarkEnd w:id="316"/>
       <w:r>
         <w:rPr>
           <w:rStyle w:val="SectionNumber"/>
@@ -48915,12 +49714,12 @@
         <w:pStyle w:val="TableCaption"/>
         <w:rPr/>
       </w:pPr>
-      <w:bookmarkStart w:id="316" w:name="_Tab_27_Test_levels"/>
+      <w:bookmarkStart w:id="318" w:name="_Tab_28_Test_levels"/>
       <w:r>
         <w:rPr/>
         <w:t>Test levels</w:t>
       </w:r>
-      <w:bookmarkEnd w:id="316"/>
+      <w:bookmarkEnd w:id="318"/>
     </w:p>
     <w:tbl>
       <w:tblPr>
@@ -49368,7 +50167,7 @@
         </w:rPr>
         <w:t>.</w:t>
       </w:r>
-      <w:bookmarkEnd w:id="315"/>
+      <w:bookmarkEnd w:id="317"/>
       <w:r>
         <w:br w:type="page"/>
       </w:r>
@@ -49382,9 +50181,9 @@
         <w:spacing w:before="280" w:after="80"/>
         <w:rPr/>
       </w:pPr>
-      <w:bookmarkStart w:id="317" w:name="__RefHeading___Toc10006_1812932864"/>
-      <w:bookmarkStart w:id="318" w:name="verification-coverage"/>
-      <w:bookmarkEnd w:id="317"/>
+      <w:bookmarkStart w:id="319" w:name="__RefHeading___Toc10175_164123138"/>
+      <w:bookmarkStart w:id="320" w:name="verification-coverage"/>
+      <w:bookmarkEnd w:id="319"/>
       <w:r>
         <w:rPr>
           <w:rStyle w:val="SectionNumber"/>
@@ -49537,7 +50336,7 @@
         <w:rPr/>
         <w:t>) and cfg regblock programming.</w:t>
       </w:r>
-      <w:bookmarkEnd w:id="318"/>
+      <w:bookmarkEnd w:id="320"/>
       <w:r>
         <w:br w:type="page"/>
       </w:r>
@@ -49551,9 +50350,9 @@
         <w:spacing w:before="280" w:after="80"/>
         <w:rPr/>
       </w:pPr>
-      <w:bookmarkStart w:id="319" w:name="__RefHeading___Toc10008_1812932864"/>
-      <w:bookmarkStart w:id="320" w:name="when-generator-changes-affect-dv"/>
-      <w:bookmarkEnd w:id="319"/>
+      <w:bookmarkStart w:id="321" w:name="__RefHeading___Toc10177_164123138"/>
+      <w:bookmarkStart w:id="322" w:name="when-generator-changes-affect-dv"/>
+      <w:bookmarkEnd w:id="321"/>
       <w:r>
         <w:rPr>
           <w:rStyle w:val="SectionNumber"/>
@@ -49627,8 +50426,8 @@
         <w:pStyle w:val="Normal"/>
         <w:rPr/>
       </w:pPr>
-      <w:bookmarkStart w:id="321" w:name="dv-suite"/>
-      <w:bookmarkStart w:id="322" w:name="when-generator-changes-affect-dv"/>
+      <w:bookmarkStart w:id="323" w:name="dv-suite"/>
+      <w:bookmarkStart w:id="324" w:name="when-generator-changes-affect-dv"/>
       <w:r>
         <w:rPr/>
         <mc:AlternateContent>
@@ -49684,8 +50483,8 @@
           </mc:Fallback>
         </mc:AlternateContent>
       </w:r>
-      <w:bookmarkEnd w:id="321"/>
-      <w:bookmarkEnd w:id="322"/>
+      <w:bookmarkEnd w:id="323"/>
+      <w:bookmarkEnd w:id="324"/>
       <w:r>
         <w:br w:type="page"/>
       </w:r>
@@ -49697,9 +50496,9 @@
         <w:spacing w:before="360" w:after="120"/>
         <w:rPr/>
       </w:pPr>
-      <w:bookmarkStart w:id="323" w:name="__RefHeading___Toc10010_1812932864"/>
-      <w:bookmarkStart w:id="324" w:name="lint-and-synthesis-checks"/>
-      <w:bookmarkEnd w:id="323"/>
+      <w:bookmarkStart w:id="325" w:name="__RefHeading___Toc10179_164123138"/>
+      <w:bookmarkStart w:id="326" w:name="lint-and-synthesis-checks"/>
+      <w:bookmarkEnd w:id="325"/>
       <w:r>
         <w:rPr>
           <w:rStyle w:val="SectionNumber"/>
@@ -49743,9 +50542,9 @@
         <w:spacing w:before="280" w:after="80"/>
         <w:rPr/>
       </w:pPr>
-      <w:bookmarkStart w:id="325" w:name="__RefHeading___Toc10012_1812932864"/>
-      <w:bookmarkStart w:id="326" w:name="verilator-lint"/>
-      <w:bookmarkEnd w:id="325"/>
+      <w:bookmarkStart w:id="327" w:name="__RefHeading___Toc10181_164123138"/>
+      <w:bookmarkStart w:id="328" w:name="verilator-lint"/>
+      <w:bookmarkEnd w:id="327"/>
       <w:r>
         <w:rPr>
           <w:rStyle w:val="SectionNumber"/>
@@ -49829,14 +50628,14 @@
         <w:pStyle w:val="FirstParagraph"/>
         <w:rPr/>
       </w:pPr>
-      <w:bookmarkStart w:id="327" w:name="verilator-lint"/>
+      <w:bookmarkStart w:id="329" w:name="verilator-lint"/>
       <w:r>
         <w:rPr>
           <w:sz w:val="20"/>
         </w:rPr>
         <w:t>This lints every generated fixture using its filelist. The generator aims for lint-clean output; any new warning class must be either fixed in the generator or documented with a scoped waiver.</w:t>
       </w:r>
-      <w:bookmarkEnd w:id="327"/>
+      <w:bookmarkEnd w:id="329"/>
       <w:r>
         <w:br w:type="page"/>
       </w:r>
@@ -49850,9 +50649,9 @@
         <w:spacing w:before="280" w:after="80"/>
         <w:rPr/>
       </w:pPr>
-      <w:bookmarkStart w:id="328" w:name="__RefHeading___Toc10014_1812932864"/>
-      <w:bookmarkStart w:id="329" w:name="out-of-context-synthesis"/>
-      <w:bookmarkEnd w:id="328"/>
+      <w:bookmarkStart w:id="330" w:name="__RefHeading___Toc10183_164123138"/>
+      <w:bookmarkStart w:id="331" w:name="out-of-context-synthesis"/>
+      <w:bookmarkEnd w:id="330"/>
       <w:r>
         <w:rPr>
           <w:rStyle w:val="SectionNumber"/>
@@ -49936,14 +50735,14 @@
         <w:pStyle w:val="FirstParagraph"/>
         <w:rPr/>
       </w:pPr>
-      <w:bookmarkStart w:id="330" w:name="out-of-context-synthesis"/>
+      <w:bookmarkStart w:id="332" w:name="out-of-context-synthesis"/>
       <w:r>
         <w:rPr>
           <w:sz w:val="20"/>
         </w:rPr>
         <w:t>Resource and timing tables in the HAS/MAS are produced by this flow.</w:t>
       </w:r>
-      <w:bookmarkEnd w:id="330"/>
+      <w:bookmarkEnd w:id="332"/>
       <w:r>
         <w:br w:type="page"/>
       </w:r>
@@ -49957,9 +50756,9 @@
         <w:spacing w:before="280" w:after="80"/>
         <w:rPr/>
       </w:pPr>
-      <w:bookmarkStart w:id="331" w:name="__RefHeading___Toc10016_1812932864"/>
-      <w:bookmarkStart w:id="332" w:name="when-to-run-checks"/>
-      <w:bookmarkEnd w:id="331"/>
+      <w:bookmarkStart w:id="333" w:name="__RefHeading___Toc10185_164123138"/>
+      <w:bookmarkStart w:id="334" w:name="when-to-run-checks"/>
+      <w:bookmarkEnd w:id="333"/>
       <w:r>
         <w:rPr>
           <w:rStyle w:val="SectionNumber"/>
@@ -50074,8 +50873,8 @@
         <w:pStyle w:val="Normal"/>
         <w:rPr/>
       </w:pPr>
-      <w:bookmarkStart w:id="333" w:name="lint-and-synthesis-checks"/>
-      <w:bookmarkStart w:id="334" w:name="when-to-run-checks"/>
+      <w:bookmarkStart w:id="335" w:name="lint-and-synthesis-checks"/>
+      <w:bookmarkStart w:id="336" w:name="when-to-run-checks"/>
       <w:r>
         <w:rPr/>
         <mc:AlternateContent>
@@ -50131,8 +50930,8 @@
           </mc:Fallback>
         </mc:AlternateContent>
       </w:r>
-      <w:bookmarkEnd w:id="333"/>
-      <w:bookmarkEnd w:id="334"/>
+      <w:bookmarkEnd w:id="335"/>
+      <w:bookmarkEnd w:id="336"/>
       <w:r>
         <w:br w:type="page"/>
       </w:r>
@@ -50144,9 +50943,9 @@
         <w:spacing w:before="360" w:after="120"/>
         <w:rPr/>
       </w:pPr>
-      <w:bookmarkStart w:id="335" w:name="__RefHeading___Toc10018_1812932864"/>
-      <w:bookmarkStart w:id="336" w:name="adding-a-protocol"/>
-      <w:bookmarkEnd w:id="335"/>
+      <w:bookmarkStart w:id="337" w:name="__RefHeading___Toc10187_164123138"/>
+      <w:bookmarkStart w:id="338" w:name="adding-a-protocol"/>
+      <w:bookmarkEnd w:id="337"/>
       <w:r>
         <w:rPr>
           <w:rStyle w:val="SectionNumber"/>
@@ -50203,9 +51002,9 @@
         <w:spacing w:before="280" w:after="80"/>
         <w:rPr/>
       </w:pPr>
-      <w:bookmarkStart w:id="337" w:name="__RefHeading___Toc10020_1812932864"/>
-      <w:bookmarkStart w:id="338" w:name="step-1-add-the-protocol-to-the-validator"/>
-      <w:bookmarkEnd w:id="337"/>
+      <w:bookmarkStart w:id="339" w:name="__RefHeading___Toc10189_164123138"/>
+      <w:bookmarkStart w:id="340" w:name="step-1-add-the-protocol-to-the-validator"/>
+      <w:bookmarkEnd w:id="339"/>
       <w:r>
         <w:rPr>
           <w:rStyle w:val="SectionNumber"/>
@@ -50331,7 +51130,7 @@
         <w:rPr/>
         <w:t>.</w:t>
       </w:r>
-      <w:bookmarkEnd w:id="338"/>
+      <w:bookmarkEnd w:id="340"/>
       <w:r>
         <w:br w:type="page"/>
       </w:r>
@@ -50345,9 +51144,9 @@
         <w:spacing w:before="280" w:after="80"/>
         <w:rPr/>
       </w:pPr>
-      <w:bookmarkStart w:id="339" w:name="__RefHeading___Toc10022_1812932864"/>
-      <w:bookmarkStart w:id="340" w:name="step-2-add-converterwrapper-selection"/>
-      <w:bookmarkEnd w:id="339"/>
+      <w:bookmarkStart w:id="341" w:name="__RefHeading___Toc10191_164123138"/>
+      <w:bookmarkStart w:id="342" w:name="step-2-add-converterwrapper-selection"/>
+      <w:bookmarkEnd w:id="341"/>
       <w:r>
         <w:rPr>
           <w:rStyle w:val="SectionNumber"/>
@@ -50482,12 +51281,12 @@
         </w:numPr>
         <w:rPr/>
       </w:pPr>
-      <w:bookmarkStart w:id="341" w:name="step-2-add-converterwrapper-selection"/>
+      <w:bookmarkStart w:id="343" w:name="step-2-add-converterwrapper-selection"/>
       <w:r>
         <w:rPr/>
         <w:t>Wire the internal AXI4 face to the shim.</w:t>
       </w:r>
-      <w:bookmarkEnd w:id="341"/>
+      <w:bookmarkEnd w:id="343"/>
       <w:r>
         <w:br w:type="page"/>
       </w:r>
@@ -50501,9 +51300,9 @@
         <w:spacing w:before="280" w:after="80"/>
         <w:rPr/>
       </w:pPr>
-      <w:bookmarkStart w:id="342" w:name="__RefHeading___Toc10024_1812932864"/>
-      <w:bookmarkStart w:id="343" w:name="step-3-update-the-filelist"/>
-      <w:bookmarkEnd w:id="342"/>
+      <w:bookmarkStart w:id="344" w:name="__RefHeading___Toc10193_164123138"/>
+      <w:bookmarkStart w:id="345" w:name="step-3-update-the-filelist"/>
+      <w:bookmarkEnd w:id="344"/>
       <w:r>
         <w:rPr>
           <w:rStyle w:val="SectionNumber"/>
@@ -50636,7 +51435,7 @@
         </w:rPr>
         <w:t xml:space="preserve"> files.</w:t>
       </w:r>
-      <w:bookmarkEnd w:id="343"/>
+      <w:bookmarkEnd w:id="345"/>
       <w:r>
         <w:br w:type="page"/>
       </w:r>
@@ -50650,9 +51449,9 @@
         <w:spacing w:before="280" w:after="80"/>
         <w:rPr/>
       </w:pPr>
-      <w:bookmarkStart w:id="344" w:name="__RefHeading___Toc10026_1812932864"/>
-      <w:bookmarkStart w:id="345" w:name="step-4-add-a-representative-fixture"/>
-      <w:bookmarkEnd w:id="344"/>
+      <w:bookmarkStart w:id="346" w:name="__RefHeading___Toc10195_164123138"/>
+      <w:bookmarkStart w:id="347" w:name="step-4-add-a-representative-fixture"/>
+      <w:bookmarkEnd w:id="346"/>
       <w:r>
         <w:rPr>
           <w:rStyle w:val="SectionNumber"/>
@@ -50709,7 +51508,7 @@
         </w:rPr>
         <w:t xml:space="preserve"> so the new protocol is exercised in regression.</w:t>
       </w:r>
-      <w:bookmarkEnd w:id="345"/>
+      <w:bookmarkEnd w:id="347"/>
       <w:r>
         <w:br w:type="page"/>
       </w:r>
@@ -50723,9 +51522,9 @@
         <w:spacing w:before="280" w:after="80"/>
         <w:rPr/>
       </w:pPr>
-      <w:bookmarkStart w:id="346" w:name="__RefHeading___Toc10028_1812932864"/>
-      <w:bookmarkStart w:id="347" w:name="Xdb1f758fa46aa090d3b7f57ef3cdf42bd973c9f"/>
-      <w:bookmarkEnd w:id="346"/>
+      <w:bookmarkStart w:id="348" w:name="__RefHeading___Toc10197_164123138"/>
+      <w:bookmarkStart w:id="349" w:name="Xdb1f758fa46aa090d3b7f57ef3cdf42bd973c9f"/>
+      <w:bookmarkEnd w:id="348"/>
       <w:r>
         <w:rPr>
           <w:rStyle w:val="SectionNumber"/>
@@ -50916,7 +51715,7 @@
         </w:rPr>
         <w:t>-func</w:t>
       </w:r>
-      <w:bookmarkEnd w:id="347"/>
+      <w:bookmarkEnd w:id="349"/>
       <w:r>
         <w:br w:type="page"/>
       </w:r>
@@ -50930,9 +51729,9 @@
         <w:spacing w:before="280" w:after="80"/>
         <w:rPr/>
       </w:pPr>
-      <w:bookmarkStart w:id="348" w:name="__RefHeading___Toc10030_1812932864"/>
-      <w:bookmarkStart w:id="349" w:name="example-how-apb-was-added"/>
-      <w:bookmarkEnd w:id="348"/>
+      <w:bookmarkStart w:id="350" w:name="__RefHeading___Toc10199_164123138"/>
+      <w:bookmarkStart w:id="351" w:name="example-how-apb-was-added"/>
+      <w:bookmarkEnd w:id="350"/>
       <w:r>
         <w:rPr>
           <w:rStyle w:val="SectionNumber"/>
@@ -51097,8 +51896,8 @@
         <w:pStyle w:val="Normal"/>
         <w:rPr/>
       </w:pPr>
-      <w:bookmarkStart w:id="350" w:name="adding-a-protocol"/>
-      <w:bookmarkStart w:id="351" w:name="example-how-apb-was-added"/>
+      <w:bookmarkStart w:id="352" w:name="adding-a-protocol"/>
+      <w:bookmarkStart w:id="353" w:name="example-how-apb-was-added"/>
       <w:r>
         <w:rPr/>
         <mc:AlternateContent>
@@ -51154,8 +51953,8 @@
           </mc:Fallback>
         </mc:AlternateContent>
       </w:r>
-      <w:bookmarkEnd w:id="350"/>
-      <w:bookmarkEnd w:id="351"/>
+      <w:bookmarkEnd w:id="352"/>
+      <w:bookmarkEnd w:id="353"/>
       <w:r>
         <w:br w:type="page"/>
       </w:r>
@@ -51167,9 +51966,9 @@
         <w:spacing w:before="360" w:after="120"/>
         <w:rPr/>
       </w:pPr>
-      <w:bookmarkStart w:id="352" w:name="__RefHeading___Toc10032_1812932864"/>
-      <w:bookmarkStart w:id="353" w:name="adding-a-bridge-level-option"/>
-      <w:bookmarkEnd w:id="352"/>
+      <w:bookmarkStart w:id="354" w:name="__RefHeading___Toc10201_164123138"/>
+      <w:bookmarkStart w:id="355" w:name="adding-a-bridge-level-option"/>
+      <w:bookmarkEnd w:id="354"/>
       <w:r>
         <w:rPr>
           <w:rStyle w:val="SectionNumber"/>
@@ -51239,9 +52038,9 @@
         <w:spacing w:before="280" w:after="80"/>
         <w:rPr/>
       </w:pPr>
-      <w:bookmarkStart w:id="354" w:name="__RefHeading___Toc10034_1812932864"/>
-      <w:bookmarkStart w:id="355" w:name="step-1-add-the-dataclass-field"/>
-      <w:bookmarkEnd w:id="354"/>
+      <w:bookmarkStart w:id="356" w:name="__RefHeading___Toc10203_164123138"/>
+      <w:bookmarkStart w:id="357" w:name="step-1-add-the-dataclass-field"/>
+      <w:bookmarkEnd w:id="356"/>
       <w:r>
         <w:rPr>
           <w:rStyle w:val="SectionNumber"/>
@@ -51376,7 +52175,7 @@
         </w:rPr>
         <w:t>False</w:t>
       </w:r>
-      <w:bookmarkEnd w:id="355"/>
+      <w:bookmarkEnd w:id="357"/>
       <w:r>
         <w:br w:type="page"/>
       </w:r>
@@ -51390,9 +52189,9 @@
         <w:spacing w:before="280" w:after="80"/>
         <w:rPr/>
       </w:pPr>
-      <w:bookmarkStart w:id="356" w:name="__RefHeading___Toc10036_1812932864"/>
-      <w:bookmarkStart w:id="357" w:name="step-2-add-the-toml-loader-mapping"/>
-      <w:bookmarkEnd w:id="356"/>
+      <w:bookmarkStart w:id="358" w:name="__RefHeading___Toc10205_164123138"/>
+      <w:bookmarkStart w:id="359" w:name="step-2-add-the-toml-loader-mapping"/>
+      <w:bookmarkEnd w:id="358"/>
       <w:r>
         <w:rPr>
           <w:rStyle w:val="SectionNumber"/>
@@ -51449,7 +52248,7 @@
         </w:rPr>
         <w:t xml:space="preserve"> instance.</w:t>
       </w:r>
-      <w:bookmarkEnd w:id="357"/>
+      <w:bookmarkEnd w:id="359"/>
       <w:r>
         <w:br w:type="page"/>
       </w:r>
@@ -51463,9 +52262,9 @@
         <w:spacing w:before="280" w:after="80"/>
         <w:rPr/>
       </w:pPr>
-      <w:bookmarkStart w:id="358" w:name="__RefHeading___Toc10038_1812932864"/>
-      <w:bookmarkStart w:id="359" w:name="step-3-validate-if-necessary"/>
-      <w:bookmarkEnd w:id="358"/>
+      <w:bookmarkStart w:id="360" w:name="__RefHeading___Toc10207_164123138"/>
+      <w:bookmarkStart w:id="361" w:name="step-3-validate-if-necessary"/>
+      <w:bookmarkEnd w:id="360"/>
       <w:r>
         <w:rPr>
           <w:rStyle w:val="SectionNumber"/>
@@ -51522,7 +52321,7 @@
         </w:rPr>
         <w:t>.</w:t>
       </w:r>
-      <w:bookmarkEnd w:id="359"/>
+      <w:bookmarkEnd w:id="361"/>
       <w:r>
         <w:br w:type="page"/>
       </w:r>
@@ -51536,9 +52335,9 @@
         <w:spacing w:before="280" w:after="80"/>
         <w:rPr/>
       </w:pPr>
-      <w:bookmarkStart w:id="360" w:name="__RefHeading___Toc10040_1812932864"/>
-      <w:bookmarkStart w:id="361" w:name="step-4-thread-it-into-the-emitter"/>
-      <w:bookmarkEnd w:id="360"/>
+      <w:bookmarkStart w:id="362" w:name="__RefHeading___Toc10209_164123138"/>
+      <w:bookmarkStart w:id="363" w:name="step-4-thread-it-into-the-emitter"/>
+      <w:bookmarkEnd w:id="362"/>
       <w:r>
         <w:rPr>
           <w:rStyle w:val="SectionNumber"/>
@@ -51704,7 +52503,7 @@
         </w:rPr>
         <w:t>)</w:t>
       </w:r>
-      <w:bookmarkEnd w:id="361"/>
+      <w:bookmarkEnd w:id="363"/>
       <w:r>
         <w:br w:type="page"/>
       </w:r>
@@ -51718,9 +52517,9 @@
         <w:spacing w:before="280" w:after="80"/>
         <w:rPr/>
       </w:pPr>
-      <w:bookmarkStart w:id="362" w:name="__RefHeading___Toc10042_1812932864"/>
-      <w:bookmarkStart w:id="363" w:name="X38802cbcd8c9701d2e1c3411437f0165ff118f2"/>
-      <w:bookmarkEnd w:id="362"/>
+      <w:bookmarkStart w:id="364" w:name="__RefHeading___Toc10211_164123138"/>
+      <w:bookmarkStart w:id="365" w:name="X38802cbcd8c9701d2e1c3411437f0165ff118f2"/>
+      <w:bookmarkEnd w:id="364"/>
       <w:r>
         <w:rPr>
           <w:rStyle w:val="SectionNumber"/>
@@ -51821,12 +52620,12 @@
         </w:numPr>
         <w:rPr/>
       </w:pPr>
-      <w:bookmarkStart w:id="364" w:name="X38802cbcd8c9701d2e1c3411437f0165ff118f2"/>
+      <w:bookmarkStart w:id="366" w:name="X38802cbcd8c9701d2e1c3411437f0165ff118f2"/>
       <w:r>
         <w:rPr/>
         <w:t>Use it to conditionally emit logic, instantiate modules, or modify the port list.</w:t>
       </w:r>
-      <w:bookmarkEnd w:id="364"/>
+      <w:bookmarkEnd w:id="366"/>
       <w:r>
         <w:br w:type="page"/>
       </w:r>
@@ -51840,9 +52639,9 @@
         <w:spacing w:before="280" w:after="80"/>
         <w:rPr/>
       </w:pPr>
-      <w:bookmarkStart w:id="365" w:name="__RefHeading___Toc10044_1812932864"/>
-      <w:bookmarkStart w:id="366" w:name="step-6-document-and-test"/>
-      <w:bookmarkEnd w:id="365"/>
+      <w:bookmarkStart w:id="367" w:name="__RefHeading___Toc10213_164123138"/>
+      <w:bookmarkStart w:id="368" w:name="step-6-document-and-test"/>
+      <w:bookmarkEnd w:id="367"/>
       <w:r>
         <w:rPr>
           <w:rStyle w:val="SectionNumber"/>
@@ -51909,12 +52708,12 @@
         </w:numPr>
         <w:rPr/>
       </w:pPr>
-      <w:bookmarkStart w:id="367" w:name="step-6-document-and-test"/>
+      <w:bookmarkStart w:id="369" w:name="step-6-document-and-test"/>
       <w:r>
         <w:rPr/>
         <w:t>Regenerate and run the DV suite.</w:t>
       </w:r>
-      <w:bookmarkEnd w:id="367"/>
+      <w:bookmarkEnd w:id="369"/>
       <w:r>
         <w:br w:type="page"/>
       </w:r>
@@ -51928,9 +52727,9 @@
         <w:spacing w:before="280" w:after="80"/>
         <w:rPr/>
       </w:pPr>
-      <w:bookmarkStart w:id="368" w:name="__RefHeading___Toc10046_1812932864"/>
-      <w:bookmarkStart w:id="369" w:name="example-xbar_pipeline"/>
-      <w:bookmarkEnd w:id="368"/>
+      <w:bookmarkStart w:id="370" w:name="__RefHeading___Toc10215_164123138"/>
+      <w:bookmarkStart w:id="371" w:name="example-xbar_pipeline"/>
+      <w:bookmarkEnd w:id="370"/>
       <w:r>
         <w:rPr>
           <w:rStyle w:val="SectionNumber"/>
@@ -52046,8 +52845,8 @@
         <w:pStyle w:val="Normal"/>
         <w:rPr/>
       </w:pPr>
-      <w:bookmarkStart w:id="370" w:name="adding-a-bridge-level-option"/>
-      <w:bookmarkStart w:id="371" w:name="example-xbar_pipeline"/>
+      <w:bookmarkStart w:id="372" w:name="adding-a-bridge-level-option"/>
+      <w:bookmarkStart w:id="373" w:name="example-xbar_pipeline"/>
       <w:r>
         <w:rPr/>
         <mc:AlternateContent>
@@ -52103,8 +52902,8 @@
           </mc:Fallback>
         </mc:AlternateContent>
       </w:r>
-      <w:bookmarkEnd w:id="370"/>
-      <w:bookmarkEnd w:id="371"/>
+      <w:bookmarkEnd w:id="372"/>
+      <w:bookmarkEnd w:id="373"/>
       <w:r>
         <w:br w:type="page"/>
       </w:r>
@@ -52116,9 +52915,9 @@
         <w:spacing w:before="360" w:after="120"/>
         <w:rPr/>
       </w:pPr>
-      <w:bookmarkStart w:id="372" w:name="__RefHeading___Toc10048_1812932864"/>
-      <w:bookmarkStart w:id="373" w:name="adding-a-port-level-option"/>
-      <w:bookmarkEnd w:id="372"/>
+      <w:bookmarkStart w:id="374" w:name="__RefHeading___Toc10217_164123138"/>
+      <w:bookmarkStart w:id="375" w:name="adding-a-port-level-option"/>
+      <w:bookmarkEnd w:id="374"/>
       <w:r>
         <w:rPr>
           <w:rStyle w:val="SectionNumber"/>
@@ -52175,9 +52974,9 @@
         <w:spacing w:before="280" w:after="80"/>
         <w:rPr/>
       </w:pPr>
-      <w:bookmarkStart w:id="374" w:name="__RefHeading___Toc10050_1812932864"/>
-      <w:bookmarkStart w:id="375" w:name="step-1-add-the-portspec-field"/>
-      <w:bookmarkEnd w:id="374"/>
+      <w:bookmarkStart w:id="376" w:name="__RefHeading___Toc10219_164123138"/>
+      <w:bookmarkStart w:id="377" w:name="step-1-add-the-portspec-field"/>
+      <w:bookmarkEnd w:id="376"/>
       <w:r>
         <w:rPr>
           <w:rStyle w:val="SectionNumber"/>
@@ -52329,7 +53128,7 @@
         </w:rPr>
         <w:t>False</w:t>
       </w:r>
-      <w:bookmarkEnd w:id="375"/>
+      <w:bookmarkEnd w:id="377"/>
       <w:r>
         <w:br w:type="page"/>
       </w:r>
@@ -52343,9 +53142,9 @@
         <w:spacing w:before="280" w:after="80"/>
         <w:rPr/>
       </w:pPr>
-      <w:bookmarkStart w:id="376" w:name="__RefHeading___Toc10052_1812932864"/>
-      <w:bookmarkStart w:id="377" w:name="step-2-load-it-from-toml"/>
-      <w:bookmarkEnd w:id="376"/>
+      <w:bookmarkStart w:id="378" w:name="__RefHeading___Toc10221_164123138"/>
+      <w:bookmarkStart w:id="379" w:name="step-2-load-it-from-toml"/>
+      <w:bookmarkEnd w:id="378"/>
       <w:r>
         <w:rPr>
           <w:rStyle w:val="SectionNumber"/>
@@ -52402,7 +53201,7 @@
         </w:rPr>
         <w:t xml:space="preserve"> constructor for both masters and slaves.</w:t>
       </w:r>
-      <w:bookmarkEnd w:id="377"/>
+      <w:bookmarkEnd w:id="379"/>
       <w:r>
         <w:br w:type="page"/>
       </w:r>
@@ -52416,9 +53215,9 @@
         <w:spacing w:before="280" w:after="80"/>
         <w:rPr/>
       </w:pPr>
-      <w:bookmarkStart w:id="378" w:name="__RefHeading___Toc10054_1812932864"/>
-      <w:bookmarkStart w:id="379" w:name="step-3-validate-it"/>
-      <w:bookmarkEnd w:id="378"/>
+      <w:bookmarkStart w:id="380" w:name="__RefHeading___Toc10223_164123138"/>
+      <w:bookmarkStart w:id="381" w:name="step-3-validate-it"/>
+      <w:bookmarkEnd w:id="380"/>
       <w:r>
         <w:rPr>
           <w:rStyle w:val="SectionNumber"/>
@@ -52488,7 +53287,7 @@
         </w:rPr>
         <w:t xml:space="preserve"> to ensure it is only used on AXI4 slave ports.</w:t>
       </w:r>
-      <w:bookmarkEnd w:id="379"/>
+      <w:bookmarkEnd w:id="381"/>
       <w:r>
         <w:br w:type="page"/>
       </w:r>
@@ -52502,9 +53301,9 @@
         <w:spacing w:before="280" w:after="80"/>
         <w:rPr/>
       </w:pPr>
-      <w:bookmarkStart w:id="380" w:name="__RefHeading___Toc10056_1812932864"/>
-      <w:bookmarkStart w:id="381" w:name="Xfa649a4f64247dbb5e090fa9fbf17ca345d006f"/>
-      <w:bookmarkEnd w:id="380"/>
+      <w:bookmarkStart w:id="382" w:name="__RefHeading___Toc10225_164123138"/>
+      <w:bookmarkStart w:id="383" w:name="Xfa649a4f64247dbb5e090fa9fbf17ca345d006f"/>
+      <w:bookmarkEnd w:id="382"/>
       <w:r>
         <w:rPr>
           <w:rStyle w:val="SectionNumber"/>
@@ -52709,7 +53508,7 @@
         </w:rPr>
         <w:t>)</w:t>
       </w:r>
-      <w:bookmarkEnd w:id="381"/>
+      <w:bookmarkEnd w:id="383"/>
       <w:r>
         <w:br w:type="page"/>
       </w:r>
@@ -52723,9 +53522,9 @@
         <w:spacing w:before="280" w:after="80"/>
         <w:rPr/>
       </w:pPr>
-      <w:bookmarkStart w:id="382" w:name="__RefHeading___Toc10058_1812932864"/>
-      <w:bookmarkStart w:id="383" w:name="step-5-use-it-in-the-adapter-generator"/>
-      <w:bookmarkEnd w:id="382"/>
+      <w:bookmarkStart w:id="384" w:name="__RefHeading___Toc10227_164123138"/>
+      <w:bookmarkStart w:id="385" w:name="step-5-use-it-in-the-adapter-generator"/>
+      <w:bookmarkEnd w:id="384"/>
       <w:r>
         <w:rPr>
           <w:rStyle w:val="SectionNumber"/>
@@ -52782,7 +53581,7 @@
         </w:rPr>
         <w:t>, read the option from the config struct and emit conditional logic.</w:t>
       </w:r>
-      <w:bookmarkEnd w:id="383"/>
+      <w:bookmarkEnd w:id="385"/>
       <w:r>
         <w:br w:type="page"/>
       </w:r>
@@ -52796,9 +53595,9 @@
         <w:spacing w:before="280" w:after="80"/>
         <w:rPr/>
       </w:pPr>
-      <w:bookmarkStart w:id="384" w:name="__RefHeading___Toc10060_1812932864"/>
-      <w:bookmarkStart w:id="385" w:name="step-6-update-the-filelist-if-needed"/>
-      <w:bookmarkEnd w:id="384"/>
+      <w:bookmarkStart w:id="386" w:name="__RefHeading___Toc10229_164123138"/>
+      <w:bookmarkStart w:id="387" w:name="step-6-update-the-filelist-if-needed"/>
+      <w:bookmarkEnd w:id="386"/>
       <w:r>
         <w:rPr>
           <w:rStyle w:val="SectionNumber"/>
@@ -52842,7 +53641,7 @@
         </w:rPr>
         <w:t>.</w:t>
       </w:r>
-      <w:bookmarkEnd w:id="385"/>
+      <w:bookmarkEnd w:id="387"/>
       <w:r>
         <w:br w:type="page"/>
       </w:r>
@@ -52856,9 +53655,9 @@
         <w:spacing w:before="280" w:after="80"/>
         <w:rPr/>
       </w:pPr>
-      <w:bookmarkStart w:id="386" w:name="__RefHeading___Toc10062_1812932864"/>
-      <w:bookmarkStart w:id="387" w:name="example-cdc"/>
-      <w:bookmarkEnd w:id="386"/>
+      <w:bookmarkStart w:id="388" w:name="__RefHeading___Toc10231_164123138"/>
+      <w:bookmarkStart w:id="389" w:name="example-cdc"/>
+      <w:bookmarkEnd w:id="388"/>
       <w:r>
         <w:rPr>
           <w:rStyle w:val="SectionNumber"/>
@@ -53019,8 +53818,8 @@
         <w:pStyle w:val="Normal"/>
         <w:rPr/>
       </w:pPr>
-      <w:bookmarkStart w:id="388" w:name="adding-a-port-level-option"/>
-      <w:bookmarkStart w:id="389" w:name="example-cdc"/>
+      <w:bookmarkStart w:id="390" w:name="adding-a-port-level-option"/>
+      <w:bookmarkStart w:id="391" w:name="example-cdc"/>
       <w:r>
         <w:rPr/>
         <mc:AlternateContent>
@@ -53076,8 +53875,8 @@
           </mc:Fallback>
         </mc:AlternateContent>
       </w:r>
-      <w:bookmarkEnd w:id="388"/>
-      <w:bookmarkEnd w:id="389"/>
+      <w:bookmarkEnd w:id="390"/>
+      <w:bookmarkEnd w:id="391"/>
       <w:r>
         <w:br w:type="page"/>
       </w:r>
@@ -53089,9 +53888,9 @@
         <w:spacing w:before="360" w:after="120"/>
         <w:rPr/>
       </w:pPr>
-      <w:bookmarkStart w:id="390" w:name="__RefHeading___Toc10064_1812932864"/>
-      <w:bookmarkStart w:id="391" w:name="testing-an-extension"/>
-      <w:bookmarkEnd w:id="390"/>
+      <w:bookmarkStart w:id="392" w:name="__RefHeading___Toc10233_164123138"/>
+      <w:bookmarkStart w:id="393" w:name="testing-an-extension"/>
+      <w:bookmarkEnd w:id="392"/>
       <w:r>
         <w:rPr>
           <w:rStyle w:val="SectionNumber"/>
@@ -53135,9 +53934,9 @@
         <w:spacing w:before="280" w:after="80"/>
         <w:rPr/>
       </w:pPr>
-      <w:bookmarkStart w:id="392" w:name="__RefHeading___Toc10066_1812932864"/>
-      <w:bookmarkStart w:id="393" w:name="minimum-test-plan"/>
-      <w:bookmarkEnd w:id="392"/>
+      <w:bookmarkStart w:id="394" w:name="__RefHeading___Toc10235_164123138"/>
+      <w:bookmarkStart w:id="395" w:name="minimum-test-plan"/>
+      <w:bookmarkEnd w:id="394"/>
       <w:r>
         <w:rPr>
           <w:rStyle w:val="SectionNumber"/>
@@ -53560,14 +54359,14 @@
         </w:numPr>
         <w:rPr/>
       </w:pPr>
-      <w:bookmarkStart w:id="394" w:name="minimum-test-plan"/>
+      <w:bookmarkStart w:id="396" w:name="minimum-test-plan"/>
       <w:r>
         <w:rPr>
           <w:sz w:val="20"/>
         </w:rPr>
         <w:t>For area-sensitive options, run out-of-context synthesis on the smallest fixture that exercises the option.</w:t>
       </w:r>
-      <w:bookmarkEnd w:id="394"/>
+      <w:bookmarkEnd w:id="396"/>
       <w:r>
         <w:br w:type="page"/>
       </w:r>
@@ -53581,9 +54380,9 @@
         <w:spacing w:before="280" w:after="80"/>
         <w:rPr/>
       </w:pPr>
-      <w:bookmarkStart w:id="395" w:name="__RefHeading___Toc10068_1812932864"/>
-      <w:bookmarkStart w:id="396" w:name="regression-fixtures"/>
-      <w:bookmarkEnd w:id="395"/>
+      <w:bookmarkStart w:id="397" w:name="__RefHeading___Toc10237_164123138"/>
+      <w:bookmarkStart w:id="398" w:name="regression-fixtures"/>
+      <w:bookmarkEnd w:id="397"/>
       <w:r>
         <w:rPr>
           <w:rStyle w:val="SectionNumber"/>
@@ -53627,7 +54426,7 @@
         </w:rPr>
         <w:t xml:space="preserve"> that exercises the new protocol or option. If the option is off by default, also add a fixture with the option enabled.</w:t>
       </w:r>
-      <w:bookmarkEnd w:id="396"/>
+      <w:bookmarkEnd w:id="398"/>
       <w:r>
         <w:br w:type="page"/>
       </w:r>
@@ -53641,9 +54440,9 @@
         <w:spacing w:before="280" w:after="80"/>
         <w:rPr/>
       </w:pPr>
-      <w:bookmarkStart w:id="397" w:name="__RefHeading___Toc10070_1812932864"/>
-      <w:bookmarkStart w:id="398" w:name="documentation"/>
-      <w:bookmarkEnd w:id="397"/>
+      <w:bookmarkStart w:id="399" w:name="__RefHeading___Toc10239_164123138"/>
+      <w:bookmarkStart w:id="400" w:name="documentation"/>
+      <w:bookmarkEnd w:id="399"/>
       <w:r>
         <w:rPr>
           <w:rStyle w:val="SectionNumber"/>
@@ -53688,8 +54487,8 @@
         </w:rPr>
         <w:t xml:space="preserve"> if the extension changes the way users configure or extend the generator. Keep the validator rule list, the configuration tables, and the extension-guide steps in sync.</w:t>
       </w:r>
-      <w:bookmarkEnd w:id="391"/>
-      <w:bookmarkEnd w:id="398"/>
+      <w:bookmarkEnd w:id="393"/>
+      <w:bookmarkEnd w:id="400"/>
     </w:p>
     <w:sectPr>
       <w:footerReference w:type="even" r:id="rId4"/>
@@ -53829,7 +54628,7 @@
           </w:r>
           <w:r>
             <w:rPr/>
-            <w:t>162</w:t>
+            <w:t>163</w:t>
           </w:r>
           <w:r>
             <w:rPr/>
@@ -53856,7 +54655,7 @@
           </w:r>
           <w:r>
             <w:rPr/>
-            <w:t>162</w:t>
+            <w:t>163</w:t>
           </w:r>
           <w:r>
             <w:rPr/>
@@ -53976,7 +54775,7 @@
           </w:r>
           <w:r>
             <w:rPr/>
-            <w:t>162</w:t>
+            <w:t>163</w:t>
           </w:r>
           <w:r>
             <w:rPr/>
@@ -54003,7 +54802,7 @@
           </w:r>
           <w:r>
             <w:rPr/>
-            <w:t>162</w:t>
+            <w:t>163</w:t>
           </w:r>
           <w:r>
             <w:rPr/>
